--- a/reports/双人分工与复现实验计划.docx
+++ b/reports/双人分工与复现实验计划.docx
@@ -29,6 +29,21 @@
           <w:sz w:val="22"/>
         </w:rPr>
         <w:t>Wikidata 电影知识图谱问答  2026年10月19日</w:t>
+      </w:r>
+    </w:p>
+    <w:p>
+      <w:pPr>
+        <w:widowControl/>
+        <w:ind w:firstLine="0"/>
+      </w:pPr>
+      <w:r>
+        <w:rPr>
+          <w:rFonts w:ascii="Arial" w:hAnsi="Arial" w:cs="Arial" w:eastAsia="宋体"/>
+          <w:b w:val="0"/>
+          <w:color w:val="000000"/>
+          <w:sz w:val="21"/>
+        </w:rPr>
+        <w:t>A 本人：周新永；学号：M202674502。班级：________________。</w:t>
       </w:r>
     </w:p>
     <w:p>
@@ -530,7 +545,7 @@
                 <w:color w:val="000000"/>
                 <w:sz w:val="17"/>
               </w:rPr>
-              <w:t>主观评价尚未评分；个人信息与截图待补</w:t>
+              <w:t>主观评价尚未评分；班级与截图待补</w:t>
             </w:r>
           </w:p>
         </w:tc>
@@ -596,6 +611,20 @@
           <w:sz w:val="21"/>
         </w:rPr>
         <w:t>运行 A0_personal_20261019 的状态为 complete；训练 1 次，每个配置测试推理 3 次，共 15 次。关系阈值仅根据 valid 选择，固定 0.30、0.70、0.90、0.99 只作测试诊断。已有 161 项通过的自动测试及真实数值文件；手写 44 例链接回归只作补充。</w:t>
+      </w:r>
+    </w:p>
+    <w:p>
+      <w:pPr>
+        <w:widowControl/>
+      </w:pPr>
+      <w:r>
+        <w:rPr>
+          <w:rFonts w:ascii="Arial" w:hAnsi="Arial" w:cs="Arial" w:eastAsia="宋体"/>
+          <w:b w:val="0"/>
+          <w:color w:val="000000"/>
+          <w:sz w:val="19"/>
+        </w:rPr>
+        <w:t>2026年10月24日交付升级：新增离线端到端验收和个人模型演示参数，修复未知数字续集误命中原片并加入回归测试。 2026年10月24日在全新隔离CPU环境、仅代码副本中执行，181项测试通过，耗时14.57秒；语法与致命代码检查通过。python -m kgqa.acceptance --output-dir output/acceptance/review 实际返回PASS；13项检查全部通过。10部虚构电影按6/2/2划分，150道题，完整测试30题；四种关系、多答案、别名、拒答、模型重载及15次参数对照已通过。个人模型路径演示成功。该夹具只验证代码行为，不计入200部Wikidata电影的实验成绩。 验收使用合成小夹具，只检查软件流程，不计入10月19日的 Wikidata 实验，也不替代真实截图或人工评分。</w:t>
       </w:r>
     </w:p>
     <w:p>
@@ -1312,7 +1341,7 @@
           <w:color w:val="000000"/>
           <w:sz w:val="17"/>
         </w:rPr>
-        <w:t>.\scripts\run_experiment.ps1 -Mode smoke -Target 50</w:t>
+        <w:t>python -m kgqa.acceptance --output-dir output/acceptance/review</w:t>
       </w:r>
     </w:p>
     <w:p>
@@ -1960,7 +1989,7 @@
                 <w:color w:val="000000"/>
                 <w:sz w:val="17"/>
               </w:rPr>
-              <w:t>阅读 diff 与个人运行证据；补身份信息和真实 A0 截图</w:t>
+              <w:t>阅读 diff 与个人运行证据；补班级和真实 A0 截图</w:t>
             </w:r>
           </w:p>
         </w:tc>
@@ -2315,7 +2344,7 @@
           <w:color w:val="000000"/>
           <w:sz w:val="21"/>
         </w:rPr>
-        <w:t>个人姓名学号班级和完成日期；环境真实终端截图 1 张；基础运行真实截图至少 2 张；基线参数与结果；参数变化并额外运行 3 次；对比图；两系统同数据比较及消融；两份真实人工评分与分歧记录；四问分析；代码运行说明。代码提交不携带完整数据、模型缓存或个人凭据。</w:t>
+        <w:t>个人班级和实际完成日期；环境真实终端截图 1 张；基础运行真实截图至少 2 张；基线参数与结果；参数变化并额外运行 3 次；对比图；两系统同数据比较及消融；两份真实人工评分与分歧记录；四问分析；代码运行说明。代码提交不携带完整数据、模型缓存或个人凭据。</w:t>
       </w:r>
     </w:p>
     <w:p>

--- a/reports/双人分工与复现实验计划.docx
+++ b/reports/双人分工与复现实验计划.docx
@@ -4,74 +4,251 @@
   <w:body>
     <w:p>
       <w:pPr>
-        <w:pStyle w:val="Title"/>
+        <w:spacing w:line="360" w:lineRule="auto" w:after="560" w:before="1100"/>
+        <w:ind w:firstLine="0"/>
         <w:jc w:val="center"/>
       </w:pPr>
       <w:r>
         <w:rPr>
-          <w:rFonts w:ascii="Arial" w:hAnsi="Arial" w:cs="Arial" w:eastAsia="黑体"/>
+          <w:rFonts w:ascii="Times New Roman" w:hAnsi="Times New Roman" w:cs="Times New Roman" w:eastAsia="黑体"/>
           <w:b/>
           <w:color w:val="000000"/>
-          <w:sz w:val="40"/>
+          <w:sz w:val="32"/>
+        </w:rPr>
+        <w:t>人工智能 I 课程实验</w:t>
+      </w:r>
+    </w:p>
+    <w:p>
+      <w:pPr>
+        <w:pStyle w:val="Title"/>
+        <w:spacing w:line="360" w:lineRule="auto" w:after="800"/>
+        <w:ind w:firstLine="0"/>
+        <w:jc w:val="center"/>
+      </w:pPr>
+      <w:r>
+        <w:rPr>
+          <w:rFonts w:ascii="Times New Roman" w:hAnsi="Times New Roman" w:cs="Times New Roman" w:eastAsia="黑体"/>
+          <w:b/>
+          <w:color w:val="000000"/>
+          <w:sz w:val="44"/>
         </w:rPr>
         <w:t>双人分工与复现实验计划</w:t>
       </w:r>
     </w:p>
     <w:p>
       <w:pPr>
+        <w:spacing w:line="360" w:lineRule="auto" w:after="200"/>
         <w:ind w:firstLine="0"/>
         <w:jc w:val="center"/>
       </w:pPr>
       <w:r>
         <w:rPr>
-          <w:rFonts w:ascii="Arial" w:hAnsi="Arial" w:cs="Arial" w:eastAsia="宋体"/>
+          <w:rFonts w:ascii="Times New Roman" w:hAnsi="Times New Roman" w:cs="Times New Roman" w:eastAsia="宋体"/>
+          <w:b w:val="0"/>
           <w:color w:val="000000"/>
-          <w:sz w:val="22"/>
+          <w:sz w:val="24"/>
         </w:rPr>
-        <w:t>Wikidata 电影知识图谱问答  2026年10月19日</w:t>
+        <w:t>成员 A    周新永  M202674502</w:t>
+      </w:r>
+    </w:p>
+    <w:p>
+      <w:pPr>
+        <w:spacing w:line="360" w:lineRule="auto" w:after="200"/>
+        <w:ind w:firstLine="0"/>
+        <w:jc w:val="center"/>
+      </w:pPr>
+      <w:r>
+        <w:rPr>
+          <w:rFonts w:ascii="Times New Roman" w:hAnsi="Times New Roman" w:cs="Times New Roman" w:eastAsia="宋体"/>
+          <w:b w:val="0"/>
+          <w:color w:val="000000"/>
+          <w:sz w:val="24"/>
+        </w:rPr>
+        <w:t>成员 B    夏俊杰  ________________</w:t>
+      </w:r>
+    </w:p>
+    <w:p>
+      <w:pPr>
+        <w:spacing w:line="360" w:lineRule="auto" w:after="200"/>
+        <w:ind w:firstLine="0"/>
+        <w:jc w:val="center"/>
+      </w:pPr>
+      <w:r>
+        <w:rPr>
+          <w:rFonts w:ascii="Times New Roman" w:hAnsi="Times New Roman" w:cs="Times New Roman" w:eastAsia="宋体"/>
+          <w:b w:val="0"/>
+          <w:color w:val="000000"/>
+          <w:sz w:val="24"/>
+        </w:rPr>
+        <w:t>职责划分    问答与评测  数据与神经模型</w:t>
+      </w:r>
+    </w:p>
+    <w:p>
+      <w:pPr>
+        <w:spacing w:line="360" w:lineRule="auto" w:after="200"/>
+        <w:ind w:firstLine="0"/>
+        <w:jc w:val="center"/>
+      </w:pPr>
+      <w:r>
+        <w:rPr>
+          <w:rFonts w:ascii="Times New Roman" w:hAnsi="Times New Roman" w:cs="Times New Roman" w:eastAsia="宋体"/>
+          <w:b w:val="0"/>
+          <w:color w:val="000000"/>
+          <w:sz w:val="24"/>
+        </w:rPr>
+        <w:t>整理日期    2026年10月29日</w:t>
+      </w:r>
+    </w:p>
+    <w:p>
+      <w:pPr>
+        <w:spacing w:line="360" w:lineRule="auto" w:after="200"/>
+        <w:ind w:firstLine="0"/>
+        <w:jc w:val="center"/>
+      </w:pPr>
+      <w:r>
+        <w:rPr>
+          <w:rFonts w:ascii="Times New Roman" w:hAnsi="Times New Roman" w:cs="Times New Roman" w:eastAsia="宋体"/>
+          <w:b w:val="0"/>
+          <w:color w:val="000000"/>
+          <w:sz w:val="24"/>
+        </w:rPr>
+        <w:t>课程实验完成日期    ________________</w:t>
+      </w:r>
+    </w:p>
+    <w:p>
+      <w:r>
+        <w:br w:type="page"/>
+      </w:r>
+    </w:p>
+    <w:p>
+      <w:pPr>
+        <w:spacing w:line="360" w:lineRule="auto" w:after="360"/>
+        <w:ind w:firstLine="0"/>
+        <w:jc w:val="center"/>
+      </w:pPr>
+      <w:r>
+        <w:rPr>
+          <w:rFonts w:ascii="Times New Roman" w:hAnsi="Times New Roman" w:cs="Times New Roman" w:eastAsia="黑体"/>
+          <w:b/>
+          <w:color w:val="000000"/>
+          <w:sz w:val="36"/>
+        </w:rPr>
+        <w:t>章节导航</w:t>
+      </w:r>
+    </w:p>
+    <w:p>
+      <w:pPr>
+        <w:spacing w:after="160" w:line="336" w:lineRule="auto"/>
+        <w:ind w:firstLine="0"/>
+      </w:pPr>
+      <w:hyperlink w:anchor="s1">
+        <w:r>
+          <w:rPr>
+            <w:rFonts w:ascii="Times New Roman" w:hAnsi="Times New Roman" w:eastAsia="宋体"/>
+            <w:color w:val="000000"/>
+            <w:sz w:val="24"/>
+          </w:rPr>
+          <w:t>一 责任与协作接口</w:t>
+        </w:r>
+      </w:hyperlink>
+    </w:p>
+    <w:p>
+      <w:pPr>
+        <w:spacing w:after="160" w:line="336" w:lineRule="auto"/>
+        <w:ind w:firstLine="0"/>
+      </w:pPr>
+      <w:hyperlink w:anchor="s2">
+        <w:r>
+          <w:rPr>
+            <w:rFonts w:ascii="Times New Roman" w:hAnsi="Times New Roman" w:eastAsia="宋体"/>
+            <w:color w:val="000000"/>
+            <w:sz w:val="24"/>
+          </w:rPr>
+          <w:t>二 后续复现步骤与验收</w:t>
+        </w:r>
+      </w:hyperlink>
+    </w:p>
+    <w:p>
+      <w:pPr>
+        <w:spacing w:after="160" w:line="336" w:lineRule="auto"/>
+        <w:ind w:firstLine="0"/>
+      </w:pPr>
+      <w:hyperlink w:anchor="s3">
+        <w:r>
+          <w:rPr>
+            <w:rFonts w:ascii="Times New Roman" w:hAnsi="Times New Roman" w:eastAsia="宋体"/>
+            <w:color w:val="000000"/>
+            <w:sz w:val="24"/>
+          </w:rPr>
+          <w:t>三 人工评价与提交安排</w:t>
+        </w:r>
+      </w:hyperlink>
+    </w:p>
+    <w:p>
+      <w:pPr>
+        <w:widowControl/>
+        <w:spacing w:line="360" w:lineRule="auto" w:after="120"/>
+        <w:ind w:firstLine="0"/>
+      </w:pPr>
+      <w:r>
+        <w:rPr>
+          <w:rFonts w:ascii="Times New Roman" w:hAnsi="Times New Roman" w:cs="Times New Roman" w:eastAsia="宋体"/>
+          <w:b w:val="0"/>
+          <w:color w:val="000000"/>
+          <w:sz w:val="21"/>
+        </w:rPr>
+        <w:t>点击章节名称可跳转至正文。数据、结果和待补材料在相应章节说明。</w:t>
       </w:r>
     </w:p>
     <w:p>
       <w:pPr>
         <w:widowControl/>
+        <w:spacing w:line="360" w:lineRule="auto" w:after="120"/>
+        <w:ind w:firstLine="482"/>
+      </w:pPr>
+      <w:r>
+        <w:rPr>
+          <w:rFonts w:ascii="Times New Roman" w:hAnsi="Times New Roman" w:cs="Times New Roman" w:eastAsia="宋体"/>
+          <w:b w:val="0"/>
+          <w:color w:val="000000"/>
+          <w:sz w:val="24"/>
+        </w:rPr>
+        <w:t>本项目以10月19日的小组共享Wikidata电影快照为统一数据版本。两人的报告分别围绕问答与评价、数据核验与神经生成组织，实验记录通过问题ID、数据哈希和运行名对应。</w:t>
+      </w:r>
+    </w:p>
+    <w:p>
+      <w:bookmarkStart w:id="264" w:name="s1"/>
+      <w:pPr>
+        <w:pStyle w:val="Heading1"/>
+        <w:pageBreakBefore w:val="0"/>
+        <w:spacing w:line="312" w:lineRule="auto" w:before="320" w:after="160"/>
+      </w:pPr>
+      <w:r>
+        <w:rPr>
+          <w:rFonts w:ascii="Times New Roman" w:hAnsi="Times New Roman" w:cs="Times New Roman" w:eastAsia="黑体"/>
+          <w:b/>
+          <w:color w:val="000000"/>
+          <w:sz w:val="32"/>
+        </w:rPr>
+        <w:t>一 责任与协作接口</w:t>
+      </w:r>
+      <w:bookmarkEnd w:id="264"/>
+    </w:p>
+    <w:p>
+      <w:pPr>
+        <w:keepNext/>
+        <w:widowControl/>
+        <w:spacing w:line="288" w:lineRule="auto" w:after="120"/>
         <w:ind w:firstLine="0"/>
       </w:pPr>
       <w:r>
         <w:rPr>
-          <w:rFonts w:ascii="Arial" w:hAnsi="Arial" w:cs="Arial" w:eastAsia="宋体"/>
+          <w:rFonts w:ascii="Times New Roman" w:hAnsi="Times New Roman" w:cs="Times New Roman" w:eastAsia="宋体"/>
           <w:b w:val="0"/>
           <w:color w:val="000000"/>
           <w:sz w:val="21"/>
         </w:rPr>
-        <w:t>A 本人：周新永；学号：M202674502。班级：________________。</w:t>
-      </w:r>
-    </w:p>
-    <w:p>
-      <w:pPr>
-        <w:widowControl/>
-      </w:pPr>
-      <w:r>
-        <w:rPr>
-          <w:rFonts w:ascii="Arial" w:hAnsi="Arial" w:cs="Arial" w:eastAsia="宋体"/>
-          <w:b w:val="0"/>
-          <w:color w:val="000000"/>
-          <w:sz w:val="21"/>
-        </w:rPr>
-        <w:t>项目按可核验成果分工：A 由本人负责问答与评价，B 由队友负责数据及神经方法。A 已在新 200 部电影快照上完成 A0 真实训练、验证选阈值、测试与参数诊断；B 的神经训练仍待执行。既有仓库按共同基础处理，不以本计划追认历史独立贡献。</w:t>
-      </w:r>
-    </w:p>
-    <w:p>
-      <w:pPr>
-        <w:pStyle w:val="Heading1"/>
-      </w:pPr>
-      <w:r>
-        <w:rPr>
-          <w:rFonts w:ascii="Arial" w:hAnsi="Arial" w:cs="Arial" w:eastAsia="黑体"/>
-          <w:b/>
-          <w:color w:val="000000"/>
-          <w:sz w:val="30"/>
-        </w:rPr>
-        <w:t>一 责任与协作接口</w:t>
+        <w:t>表 1  两人分工与实验记录</w:t>
       </w:r>
     </w:p>
     <w:tbl>
@@ -89,10 +266,9 @@
         </w:tblBorders>
       </w:tblPr>
       <w:tblGrid>
-        <w:gridCol w:w="1020"/>
-        <w:gridCol w:w="2835"/>
-        <w:gridCol w:w="3572"/>
-        <w:gridCol w:w="2098"/>
+        <w:gridCol w:w="1757"/>
+        <w:gridCol w:w="3912"/>
+        <w:gridCol w:w="3628"/>
       </w:tblGrid>
       <w:tr>
         <w:trPr>
@@ -101,7 +277,7 @@
         </w:trPr>
         <w:tc>
           <w:tcPr>
-            <w:tcW w:type="dxa" w:w="1020"/>
+            <w:tcW w:type="dxa" w:w="1757"/>
             <w:vAlign w:val="center"/>
             <w:tcMar>
               <w:top w:w="85" w:type="dxa"/>
@@ -109,28 +285,29 @@
               <w:bottom w:w="85" w:type="dxa"/>
               <w:right w:w="85" w:type="dxa"/>
             </w:tcMar>
-            <w:shd w:fill="DCE6EF"/>
+            <w:shd w:fill="E7E7E7"/>
           </w:tcPr>
           <w:p>
             <w:pPr>
+              <w:keepNext/>
               <w:spacing w:after="40" w:before="40" w:line="276" w:lineRule="auto"/>
               <w:ind w:firstLine="0"/>
               <w:jc w:val="center"/>
             </w:pPr>
             <w:r>
               <w:rPr>
-                <w:rFonts w:ascii="Arial" w:hAnsi="Arial" w:cs="Arial" w:eastAsia="宋体"/>
+                <w:rFonts w:ascii="Times New Roman" w:hAnsi="Times New Roman" w:cs="Times New Roman" w:eastAsia="黑体"/>
                 <w:b/>
                 <w:color w:val="000000"/>
-                <w:sz w:val="17"/>
+                <w:sz w:val="22"/>
               </w:rPr>
-              <w:t>负责人</w:t>
+              <w:t>成员</w:t>
             </w:r>
           </w:p>
         </w:tc>
         <w:tc>
           <w:tcPr>
-            <w:tcW w:type="dxa" w:w="2835"/>
+            <w:tcW w:type="dxa" w:w="3912"/>
             <w:vAlign w:val="center"/>
             <w:tcMar>
               <w:top w:w="85" w:type="dxa"/>
@@ -138,28 +315,29 @@
               <w:bottom w:w="85" w:type="dxa"/>
               <w:right w:w="85" w:type="dxa"/>
             </w:tcMar>
-            <w:shd w:fill="DCE6EF"/>
+            <w:shd w:fill="E7E7E7"/>
           </w:tcPr>
           <w:p>
             <w:pPr>
+              <w:keepNext/>
               <w:spacing w:after="40" w:before="40" w:line="276" w:lineRule="auto"/>
               <w:ind w:firstLine="0"/>
               <w:jc w:val="center"/>
             </w:pPr>
             <w:r>
               <w:rPr>
-                <w:rFonts w:ascii="Arial" w:hAnsi="Arial" w:cs="Arial" w:eastAsia="宋体"/>
+                <w:rFonts w:ascii="Times New Roman" w:hAnsi="Times New Roman" w:cs="Times New Roman" w:eastAsia="黑体"/>
                 <w:b/>
                 <w:color w:val="000000"/>
-                <w:sz w:val="17"/>
+                <w:sz w:val="22"/>
               </w:rPr>
-              <w:t>主责范围</w:t>
+              <w:t>主要职责</w:t>
             </w:r>
           </w:p>
         </w:tc>
         <w:tc>
           <w:tcPr>
-            <w:tcW w:type="dxa" w:w="3572"/>
+            <w:tcW w:type="dxa" w:w="3628"/>
             <w:vAlign w:val="center"/>
             <w:tcMar>
               <w:top w:w="85" w:type="dxa"/>
@@ -167,51 +345,23 @@
               <w:bottom w:w="85" w:type="dxa"/>
               <w:right w:w="85" w:type="dxa"/>
             </w:tcMar>
-            <w:shd w:fill="DCE6EF"/>
+            <w:shd w:fill="E7E7E7"/>
           </w:tcPr>
           <w:p>
             <w:pPr>
+              <w:keepNext/>
               <w:spacing w:after="40" w:before="40" w:line="276" w:lineRule="auto"/>
               <w:ind w:firstLine="0"/>
               <w:jc w:val="center"/>
             </w:pPr>
             <w:r>
               <w:rPr>
-                <w:rFonts w:ascii="Arial" w:hAnsi="Arial" w:cs="Arial" w:eastAsia="宋体"/>
+                <w:rFonts w:ascii="Times New Roman" w:hAnsi="Times New Roman" w:cs="Times New Roman" w:eastAsia="黑体"/>
                 <w:b/>
                 <w:color w:val="000000"/>
-                <w:sz w:val="17"/>
+                <w:sz w:val="22"/>
               </w:rPr>
-              <w:t>已完成或待交付</w:t>
-            </w:r>
-          </w:p>
-        </w:tc>
-        <w:tc>
-          <w:tcPr>
-            <w:tcW w:type="dxa" w:w="2098"/>
-            <w:vAlign w:val="center"/>
-            <w:tcMar>
-              <w:top w:w="85" w:type="dxa"/>
-              <w:left w:w="85" w:type="dxa"/>
-              <w:bottom w:w="85" w:type="dxa"/>
-              <w:right w:w="85" w:type="dxa"/>
-            </w:tcMar>
-            <w:shd w:fill="DCE6EF"/>
-          </w:tcPr>
-          <w:p>
-            <w:pPr>
-              <w:spacing w:after="40" w:before="40" w:line="276" w:lineRule="auto"/>
-              <w:ind w:firstLine="0"/>
-              <w:jc w:val="center"/>
-            </w:pPr>
-            <w:r>
-              <w:rPr>
-                <w:rFonts w:ascii="Arial" w:hAnsi="Arial" w:cs="Arial" w:eastAsia="宋体"/>
-                <w:b/>
-                <w:color w:val="000000"/>
-                <w:sz w:val="17"/>
-              </w:rPr>
-              <w:t>同伴验收</w:t>
+              <w:t>对应实验记录</w:t>
             </w:r>
           </w:p>
         </w:tc>
@@ -222,7 +372,7 @@
         </w:trPr>
         <w:tc>
           <w:tcPr>
-            <w:tcW w:type="dxa" w:w="1020"/>
+            <w:tcW w:type="dxa" w:w="1757"/>
             <w:vAlign w:val="center"/>
             <w:tcMar>
               <w:top w:w="85" w:type="dxa"/>
@@ -234,24 +384,27 @@
           </w:tcPr>
           <w:p>
             <w:pPr>
+              <w:keepNext w:val="0"/>
               <w:spacing w:after="40" w:before="40" w:line="276" w:lineRule="auto"/>
               <w:ind w:firstLine="0"/>
-              <w:jc w:val="center"/>
+              <w:jc w:val="left"/>
             </w:pPr>
             <w:r>
               <w:rPr>
-                <w:rFonts w:ascii="Arial" w:hAnsi="Arial" w:cs="Arial" w:eastAsia="宋体"/>
+                <w:rFonts w:ascii="Times New Roman" w:hAnsi="Times New Roman" w:cs="Times New Roman" w:eastAsia="宋体"/>
                 <w:b w:val="0"/>
                 <w:color w:val="000000"/>
-                <w:sz w:val="17"/>
+                <w:sz w:val="22"/>
               </w:rPr>
-              <w:t>A 本人</w:t>
+              <w:t>周新永</w:t>
+              <w:br/>
+              <w:t>M202674502</w:t>
             </w:r>
           </w:p>
         </w:tc>
         <w:tc>
           <w:tcPr>
-            <w:tcW w:type="dxa" w:w="2835"/>
+            <w:tcW w:type="dxa" w:w="3912"/>
             <w:vAlign w:val="center"/>
             <w:tcMar>
               <w:top w:w="85" w:type="dxa"/>
@@ -263,24 +416,25 @@
           </w:tcPr>
           <w:p>
             <w:pPr>
+              <w:keepNext w:val="0"/>
               <w:spacing w:after="40" w:before="40" w:line="276" w:lineRule="auto"/>
               <w:ind w:firstLine="0"/>
               <w:jc w:val="left"/>
             </w:pPr>
             <w:r>
               <w:rPr>
-                <w:rFonts w:ascii="Arial" w:hAnsi="Arial" w:cs="Arial" w:eastAsia="宋体"/>
+                <w:rFonts w:ascii="Times New Roman" w:hAnsi="Times New Roman" w:cs="Times New Roman" w:eastAsia="宋体"/>
                 <w:b w:val="0"/>
                 <w:color w:val="000000"/>
-                <w:sz w:val="17"/>
+                <w:sz w:val="22"/>
               </w:rPr>
-              <w:t>实体链接、A0、指标、配对鲁棒性、个人报告</w:t>
+              <w:t>A0实体链接与关系分类、阈值实验、严格评价、配对鲁棒性和程序验证</w:t>
             </w:r>
           </w:p>
         </w:tc>
         <w:tc>
           <w:tcPr>
-            <w:tcW w:type="dxa" w:w="3572"/>
+            <w:tcW w:type="dxa" w:w="3628"/>
             <w:vAlign w:val="center"/>
             <w:tcMar>
               <w:top w:w="85" w:type="dxa"/>
@@ -292,24 +446,30 @@
           </w:tcPr>
           <w:p>
             <w:pPr>
+              <w:keepNext w:val="0"/>
               <w:spacing w:after="40" w:before="40" w:line="276" w:lineRule="auto"/>
               <w:ind w:firstLine="0"/>
               <w:jc w:val="left"/>
             </w:pPr>
             <w:r>
               <w:rPr>
-                <w:rFonts w:ascii="Arial" w:hAnsi="Arial" w:cs="Arial" w:eastAsia="宋体"/>
+                <w:rFonts w:ascii="Times New Roman" w:hAnsi="Times New Roman" w:cs="Times New Roman" w:eastAsia="宋体"/>
                 <w:b w:val="0"/>
                 <w:color w:val="000000"/>
-                <w:sz w:val="17"/>
+                <w:sz w:val="22"/>
               </w:rPr>
-              <w:t>A0 独立运行、五组三次推理、指标与错误案例已完成</w:t>
+              <w:t>10月19日个人A0；10月24日离线验收；10月29日同快照A0复核</w:t>
             </w:r>
           </w:p>
         </w:tc>
+      </w:tr>
+      <w:tr>
+        <w:trPr>
+          <w:cantSplit/>
+        </w:trPr>
         <w:tc>
           <w:tcPr>
-            <w:tcW w:type="dxa" w:w="2098"/>
+            <w:tcW w:type="dxa" w:w="1757"/>
             <w:vAlign w:val="center"/>
             <w:tcMar>
               <w:top w:w="85" w:type="dxa"/>
@@ -321,150 +481,27 @@
           </w:tcPr>
           <w:p>
             <w:pPr>
-              <w:spacing w:after="40" w:before="40" w:line="276" w:lineRule="auto"/>
-              <w:ind w:firstLine="0"/>
-              <w:jc w:val="left"/>
-            </w:pPr>
-            <w:r>
-              <w:rPr>
-                <w:rFonts w:ascii="Arial" w:hAnsi="Arial" w:cs="Arial" w:eastAsia="宋体"/>
-                <w:b w:val="0"/>
-                <w:color w:val="000000"/>
-                <w:sz w:val="17"/>
-              </w:rPr>
-              <w:t>B 抽查预测、拒答口径与分母</w:t>
-            </w:r>
-          </w:p>
-        </w:tc>
-      </w:tr>
-      <w:tr>
-        <w:trPr>
-          <w:cantSplit/>
-        </w:trPr>
-        <w:tc>
-          <w:tcPr>
-            <w:tcW w:type="dxa" w:w="1020"/>
-            <w:vAlign w:val="center"/>
-            <w:tcMar>
-              <w:top w:w="85" w:type="dxa"/>
-              <w:left w:w="85" w:type="dxa"/>
-              <w:bottom w:w="85" w:type="dxa"/>
-              <w:right w:w="85" w:type="dxa"/>
-            </w:tcMar>
-            <w:shd w:fill="F6F7F8"/>
-          </w:tcPr>
-          <w:p>
-            <w:pPr>
+              <w:keepNext w:val="0"/>
               <w:spacing w:after="40" w:before="40" w:line="276" w:lineRule="auto"/>
               <w:ind w:firstLine="0"/>
               <w:jc w:val="center"/>
             </w:pPr>
             <w:r>
               <w:rPr>
-                <w:rFonts w:ascii="Arial" w:hAnsi="Arial" w:cs="Arial" w:eastAsia="宋体"/>
+                <w:rFonts w:ascii="Times New Roman" w:hAnsi="Times New Roman" w:cs="Times New Roman" w:eastAsia="宋体"/>
                 <w:b w:val="0"/>
                 <w:color w:val="000000"/>
-                <w:sz w:val="17"/>
+                <w:sz w:val="22"/>
               </w:rPr>
-              <w:t>B 队友</w:t>
+              <w:t>夏俊杰</w:t>
+              <w:br/>
+              <w:t>学号留空</w:t>
             </w:r>
           </w:p>
         </w:tc>
         <w:tc>
           <w:tcPr>
-            <w:tcW w:type="dxa" w:w="2835"/>
-            <w:vAlign w:val="center"/>
-            <w:tcMar>
-              <w:top w:w="85" w:type="dxa"/>
-              <w:left w:w="85" w:type="dxa"/>
-              <w:bottom w:w="85" w:type="dxa"/>
-              <w:right w:w="85" w:type="dxa"/>
-            </w:tcMar>
-            <w:shd w:fill="F6F7F8"/>
-          </w:tcPr>
-          <w:p>
-            <w:pPr>
-              <w:spacing w:after="40" w:before="40" w:line="276" w:lineRule="auto"/>
-              <w:ind w:firstLine="0"/>
-              <w:jc w:val="left"/>
-            </w:pPr>
-            <w:r>
-              <w:rPr>
-                <w:rFonts w:ascii="Arial" w:hAnsi="Arial" w:cs="Arial" w:eastAsia="宋体"/>
-                <w:b w:val="0"/>
-                <w:color w:val="000000"/>
-                <w:sz w:val="17"/>
-              </w:rPr>
-              <w:t>数据版本复核、TransE、FLAN-T5、学习率和 C0</w:t>
-            </w:r>
-          </w:p>
-        </w:tc>
-        <w:tc>
-          <w:tcPr>
-            <w:tcW w:type="dxa" w:w="3572"/>
-            <w:vAlign w:val="center"/>
-            <w:tcMar>
-              <w:top w:w="85" w:type="dxa"/>
-              <w:left w:w="85" w:type="dxa"/>
-              <w:bottom w:w="85" w:type="dxa"/>
-              <w:right w:w="85" w:type="dxa"/>
-            </w:tcMar>
-            <w:shd w:fill="F6F7F8"/>
-          </w:tcPr>
-          <w:p>
-            <w:pPr>
-              <w:spacing w:after="40" w:before="40" w:line="276" w:lineRule="auto"/>
-              <w:ind w:firstLine="0"/>
-              <w:jc w:val="left"/>
-            </w:pPr>
-            <w:r>
-              <w:rPr>
-                <w:rFonts w:ascii="Arial" w:hAnsi="Arial" w:cs="Arial" w:eastAsia="宋体"/>
-                <w:b w:val="0"/>
-                <w:color w:val="000000"/>
-                <w:sz w:val="17"/>
-              </w:rPr>
-              <w:t>同一新快照上训练、checkpoint、曲线及逐题预测待完成</w:t>
-            </w:r>
-          </w:p>
-        </w:tc>
-        <w:tc>
-          <w:tcPr>
-            <w:tcW w:type="dxa" w:w="2098"/>
-            <w:vAlign w:val="center"/>
-            <w:tcMar>
-              <w:top w:w="85" w:type="dxa"/>
-              <w:left w:w="85" w:type="dxa"/>
-              <w:bottom w:w="85" w:type="dxa"/>
-              <w:right w:w="85" w:type="dxa"/>
-            </w:tcMar>
-            <w:shd w:fill="F6F7F8"/>
-          </w:tcPr>
-          <w:p>
-            <w:pPr>
-              <w:spacing w:after="40" w:before="40" w:line="276" w:lineRule="auto"/>
-              <w:ind w:firstLine="0"/>
-              <w:jc w:val="left"/>
-            </w:pPr>
-            <w:r>
-              <w:rPr>
-                <w:rFonts w:ascii="Arial" w:hAnsi="Arial" w:cs="Arial" w:eastAsia="宋体"/>
-                <w:b w:val="0"/>
-                <w:color w:val="000000"/>
-                <w:sz w:val="17"/>
-              </w:rPr>
-              <w:t>A 检查数据、覆盖及验证选模</w:t>
-            </w:r>
-          </w:p>
-        </w:tc>
-      </w:tr>
-      <w:tr>
-        <w:trPr>
-          <w:cantSplit/>
-        </w:trPr>
-        <w:tc>
-          <w:tcPr>
-            <w:tcW w:type="dxa" w:w="1020"/>
+            <w:tcW w:type="dxa" w:w="3912"/>
             <w:vAlign w:val="center"/>
             <w:tcMar>
               <w:top w:w="85" w:type="dxa"/>
@@ -476,24 +513,25 @@
           </w:tcPr>
           <w:p>
             <w:pPr>
+              <w:keepNext w:val="0"/>
               <w:spacing w:after="40" w:before="40" w:line="276" w:lineRule="auto"/>
               <w:ind w:firstLine="0"/>
-              <w:jc w:val="center"/>
+              <w:jc w:val="left"/>
             </w:pPr>
             <w:r>
               <w:rPr>
-                <w:rFonts w:ascii="Arial" w:hAnsi="Arial" w:cs="Arial" w:eastAsia="宋体"/>
+                <w:rFonts w:ascii="Times New Roman" w:hAnsi="Times New Roman" w:cs="Times New Roman" w:eastAsia="宋体"/>
                 <w:b w:val="0"/>
                 <w:color w:val="000000"/>
-                <w:sz w:val="17"/>
+                <w:sz w:val="22"/>
               </w:rPr>
-              <w:t>两人</w:t>
+              <w:t>共享快照核验、TransE向量化、FLAN-T5学习率与前缀消融</w:t>
             </w:r>
           </w:p>
         </w:tc>
         <w:tc>
           <w:tcPr>
-            <w:tcW w:type="dxa" w:w="2835"/>
+            <w:tcW w:type="dxa" w:w="3628"/>
             <w:vAlign w:val="center"/>
             <w:tcMar>
               <w:top w:w="85" w:type="dxa"/>
@@ -505,24 +543,30 @@
           </w:tcPr>
           <w:p>
             <w:pPr>
+              <w:keepNext w:val="0"/>
               <w:spacing w:after="40" w:before="40" w:line="276" w:lineRule="auto"/>
               <w:ind w:firstLine="0"/>
               <w:jc w:val="left"/>
             </w:pPr>
             <w:r>
               <w:rPr>
-                <w:rFonts w:ascii="Arial" w:hAnsi="Arial" w:cs="Arial" w:eastAsia="宋体"/>
+                <w:rFonts w:ascii="Times New Roman" w:hAnsi="Times New Roman" w:cs="Times New Roman" w:eastAsia="宋体"/>
                 <w:b w:val="0"/>
                 <w:color w:val="000000"/>
-                <w:sz w:val="17"/>
+                <w:sz w:val="22"/>
               </w:rPr>
-              <w:t>独立人工评分、真实截图、结果讨论和答辩</w:t>
+              <w:t>10月29日TransE与B0—B3/C0，训练曲线、checkpoint与逐题生成</w:t>
             </w:r>
           </w:p>
         </w:tc>
+      </w:tr>
+      <w:tr>
+        <w:trPr>
+          <w:cantSplit/>
+        </w:trPr>
         <w:tc>
           <w:tcPr>
-            <w:tcW w:type="dxa" w:w="3572"/>
+            <w:tcW w:type="dxa" w:w="1757"/>
             <w:vAlign w:val="center"/>
             <w:tcMar>
               <w:top w:w="85" w:type="dxa"/>
@@ -534,24 +578,25 @@
           </w:tcPr>
           <w:p>
             <w:pPr>
+              <w:keepNext w:val="0"/>
               <w:spacing w:after="40" w:before="40" w:line="276" w:lineRule="auto"/>
               <w:ind w:firstLine="0"/>
-              <w:jc w:val="left"/>
+              <w:jc w:val="center"/>
             </w:pPr>
             <w:r>
               <w:rPr>
-                <w:rFonts w:ascii="Arial" w:hAnsi="Arial" w:cs="Arial" w:eastAsia="宋体"/>
+                <w:rFonts w:ascii="Times New Roman" w:hAnsi="Times New Roman" w:cs="Times New Roman" w:eastAsia="宋体"/>
                 <w:b w:val="0"/>
                 <w:color w:val="000000"/>
-                <w:sz w:val="17"/>
+                <w:sz w:val="22"/>
               </w:rPr>
-              <w:t>主观评价尚未评分；班级与截图待补</w:t>
+              <w:t>共同</w:t>
             </w:r>
           </w:p>
         </w:tc>
         <w:tc>
           <w:tcPr>
-            <w:tcW w:type="dxa" w:w="2098"/>
+            <w:tcW w:type="dxa" w:w="3912"/>
             <w:vAlign w:val="center"/>
             <w:tcMar>
               <w:top w:w="85" w:type="dxa"/>
@@ -563,18 +608,49 @@
           </w:tcPr>
           <w:p>
             <w:pPr>
+              <w:keepNext w:val="0"/>
               <w:spacing w:after="40" w:before="40" w:line="276" w:lineRule="auto"/>
               <w:ind w:firstLine="0"/>
               <w:jc w:val="left"/>
             </w:pPr>
             <w:r>
               <w:rPr>
-                <w:rFonts w:ascii="Arial" w:hAnsi="Arial" w:cs="Arial" w:eastAsia="宋体"/>
+                <w:rFonts w:ascii="Times New Roman" w:hAnsi="Times New Roman" w:cs="Times New Roman" w:eastAsia="宋体"/>
                 <w:b w:val="0"/>
                 <w:color w:val="000000"/>
-                <w:sz w:val="17"/>
+                <w:sz w:val="22"/>
               </w:rPr>
-              <w:t>两份原表与讨论记录分开保留</w:t>
+              <w:t>两份独立人工评分、分歧讨论、结果解释与答辩</w:t>
+            </w:r>
+          </w:p>
+        </w:tc>
+        <w:tc>
+          <w:tcPr>
+            <w:tcW w:type="dxa" w:w="3628"/>
+            <w:vAlign w:val="center"/>
+            <w:tcMar>
+              <w:top w:w="85" w:type="dxa"/>
+              <w:left w:w="85" w:type="dxa"/>
+              <w:bottom w:w="85" w:type="dxa"/>
+              <w:right w:w="85" w:type="dxa"/>
+            </w:tcMar>
+            <w:shd w:fill="FFFFFF"/>
+          </w:tcPr>
+          <w:p>
+            <w:pPr>
+              <w:keepNext w:val="0"/>
+              <w:spacing w:after="40" w:before="40" w:line="276" w:lineRule="auto"/>
+              <w:ind w:firstLine="0"/>
+              <w:jc w:val="left"/>
+            </w:pPr>
+            <w:r>
+              <w:rPr>
+                <w:rFonts w:ascii="Times New Roman" w:hAnsi="Times New Roman" w:cs="Times New Roman" w:eastAsia="宋体"/>
+                <w:b w:val="0"/>
+                <w:color w:val="000000"/>
+                <w:sz w:val="22"/>
+              </w:rPr>
+              <w:t>同题盲评表、原始评分及讨论记录</w:t>
             </w:r>
           </w:p>
         </w:tc>
@@ -587,107 +663,50 @@
     </w:p>
     <w:p>
       <w:pPr>
-        <w:pStyle w:val="Heading2"/>
+        <w:widowControl/>
+        <w:spacing w:line="360" w:lineRule="auto" w:after="120"/>
+        <w:ind w:firstLine="482"/>
       </w:pPr>
       <w:r>
         <w:rPr>
-          <w:rFonts w:ascii="Arial" w:hAnsi="Arial" w:cs="Arial" w:eastAsia="黑体"/>
-          <w:b/>
+          <w:rFonts w:ascii="Times New Roman" w:hAnsi="Times New Roman" w:cs="Times New Roman" w:eastAsia="宋体"/>
+          <w:b w:val="0"/>
           <w:color w:val="000000"/>
           <w:sz w:val="24"/>
         </w:rPr>
-        <w:t>当前已经完成的 A 交付</w:t>
+        <w:t>原始数据采集与既有仓库为小组共同基础；夏俊杰本轮工作从冻结版本核验、图嵌入和神经实验开始。计算记录按各自分工呈现，不追加未经记录的个人历史贡献。</w:t>
       </w:r>
     </w:p>
     <w:p>
       <w:pPr>
-        <w:widowControl/>
+        <w:pStyle w:val="Heading2"/>
+        <w:spacing w:line="312" w:lineRule="auto" w:before="240" w:after="160"/>
       </w:pPr>
       <w:r>
         <w:rPr>
-          <w:rFonts w:ascii="Arial" w:hAnsi="Arial" w:cs="Arial" w:eastAsia="宋体"/>
+          <w:rFonts w:ascii="Times New Roman" w:hAnsi="Times New Roman" w:cs="Times New Roman" w:eastAsia="黑体"/>
+          <w:b/>
+          <w:color w:val="000000"/>
+          <w:sz w:val="28"/>
+        </w:rPr>
+        <w:t>已完成的计算与程序验证</w:t>
+      </w:r>
+    </w:p>
+    <w:p>
+      <w:pPr>
+        <w:keepNext/>
+        <w:widowControl/>
+        <w:spacing w:line="288" w:lineRule="auto" w:after="120"/>
+        <w:ind w:firstLine="0"/>
+      </w:pPr>
+      <w:r>
+        <w:rPr>
+          <w:rFonts w:ascii="Times New Roman" w:hAnsi="Times New Roman" w:cs="Times New Roman" w:eastAsia="宋体"/>
           <w:b w:val="0"/>
           <w:color w:val="000000"/>
           <w:sz w:val="21"/>
         </w:rPr>
-        <w:t>运行 A0_personal_20261019 的状态为 complete；训练 1 次，每个配置测试推理 3 次，共 15 次。关系阈值仅根据 valid 选择，固定 0.30、0.70、0.90、0.99 只作测试诊断。已有 161 项通过的自动测试及真实数值文件；手写 44 例链接回归只作补充。</w:t>
-      </w:r>
-    </w:p>
-    <w:p>
-      <w:pPr>
-        <w:widowControl/>
-      </w:pPr>
-      <w:r>
-        <w:rPr>
-          <w:rFonts w:ascii="Arial" w:hAnsi="Arial" w:cs="Arial" w:eastAsia="宋体"/>
-          <w:b w:val="0"/>
-          <w:color w:val="000000"/>
-          <w:sz w:val="19"/>
-        </w:rPr>
-        <w:t>2026年10月24日交付升级：新增离线端到端验收和个人模型演示参数，修复未知数字续集误命中原片并加入回归测试。 2026年10月24日在全新隔离CPU环境、仅代码副本中执行，181项测试通过，耗时14.57秒；语法与致命代码检查通过。python -m kgqa.acceptance --output-dir output/acceptance/review 实际返回PASS；13项检查全部通过。10部虚构电影按6/2/2划分，150道题，完整测试30题；四种关系、多答案、别名、拒答、模型重载及15次参数对照已通过。个人模型路径演示成功。该夹具只验证代码行为，不计入200部Wikidata电影的实验成绩。 验收使用合成小夹具，只检查软件流程，不计入10月19日的 Wikidata 实验，也不替代真实截图或人工评分。</w:t>
-      </w:r>
-    </w:p>
-    <w:p>
-      <w:pPr>
-        <w:widowControl/>
-      </w:pPr>
-      <w:r>
-        <w:rPr>
-          <w:rFonts w:ascii="Arial" w:hAnsi="Arial" w:cs="Arial" w:eastAsia="宋体"/>
-          <w:b w:val="0"/>
-          <w:color w:val="000000"/>
-          <w:sz w:val="21"/>
-        </w:rPr>
-        <w:t>本次数据为 200 部电影、552 实体、1264 三元组、2492 问答。B 应优先复用这一已冻结版本；若恢复历史 1000 部电影快照，应另立运行版本并为 A0 同步重跑，不能混用新旧数据成绩。</w:t>
-      </w:r>
-    </w:p>
-    <w:p>
-      <w:pPr>
-        <w:widowControl/>
-        <w:spacing w:line="252" w:lineRule="auto"/>
-        <w:ind w:firstLine="0"/>
-      </w:pPr>
-      <w:r>
-        <w:rPr>
-          <w:rFonts w:ascii="Consolas" w:hAnsi="Consolas" w:cs="Arial" w:eastAsia="宋体"/>
-          <w:b w:val="0"/>
-          <w:color w:val="000000"/>
-          <w:sz w:val="17"/>
-        </w:rPr>
-        <w:t>本次快照 SHA-256  5b02443928ef5503c280c9422376cf5efb8849f13e02ee92f03aca917c47ed38</w:t>
-      </w:r>
-    </w:p>
-    <w:p>
-      <w:pPr>
-        <w:widowControl/>
-      </w:pPr>
-      <w:r>
-        <w:rPr>
-          <w:rFonts w:ascii="Arial" w:hAnsi="Arial" w:cs="Arial" w:eastAsia="宋体"/>
-          <w:b w:val="0"/>
-          <w:color w:val="000000"/>
-          <w:sz w:val="21"/>
-        </w:rPr>
-        <w:t>A 向 B 交付题目清单、评价口径与完整运行目录。B 向 A 交付每模型全覆盖逐题预测、配置、checkpoint 和验证选择记录。更换数据、模型或代码时使用新运行名，并保留旧证据。</w:t>
-      </w:r>
-    </w:p>
-    <w:p>
-      <w:r>
-        <w:br w:type="page"/>
-      </w:r>
-    </w:p>
-    <w:p>
-      <w:pPr>
-        <w:pStyle w:val="Heading1"/>
-      </w:pPr>
-      <w:r>
-        <w:rPr>
-          <w:rFonts w:ascii="Arial" w:hAnsi="Arial" w:cs="Arial" w:eastAsia="黑体"/>
-          <w:b/>
-          <w:color w:val="000000"/>
-          <w:sz w:val="30"/>
-        </w:rPr>
-        <w:t>二 后续复现步骤与验收</w:t>
+        <w:t>表 2  计算记录的日期与范围</w:t>
       </w:r>
     </w:p>
     <w:tbl>
@@ -705,9 +724,9 @@
         </w:tblBorders>
       </w:tblPr>
       <w:tblGrid>
-        <w:gridCol w:w="1871"/>
-        <w:gridCol w:w="4365"/>
-        <w:gridCol w:w="3288"/>
+        <w:gridCol w:w="1191"/>
+        <w:gridCol w:w="4592"/>
+        <w:gridCol w:w="3515"/>
       </w:tblGrid>
       <w:tr>
         <w:trPr>
@@ -716,7 +735,7 @@
         </w:trPr>
         <w:tc>
           <w:tcPr>
-            <w:tcW w:type="dxa" w:w="1871"/>
+            <w:tcW w:type="dxa" w:w="1191"/>
             <w:vAlign w:val="center"/>
             <w:tcMar>
               <w:top w:w="85" w:type="dxa"/>
@@ -724,28 +743,29 @@
               <w:bottom w:w="85" w:type="dxa"/>
               <w:right w:w="85" w:type="dxa"/>
             </w:tcMar>
-            <w:shd w:fill="DCE6EF"/>
+            <w:shd w:fill="E7E7E7"/>
           </w:tcPr>
           <w:p>
             <w:pPr>
+              <w:keepNext/>
               <w:spacing w:after="40" w:before="40" w:line="276" w:lineRule="auto"/>
               <w:ind w:firstLine="0"/>
               <w:jc w:val="center"/>
             </w:pPr>
             <w:r>
               <w:rPr>
-                <w:rFonts w:ascii="Arial" w:hAnsi="Arial" w:cs="Arial" w:eastAsia="宋体"/>
+                <w:rFonts w:ascii="Times New Roman" w:hAnsi="Times New Roman" w:cs="Times New Roman" w:eastAsia="黑体"/>
                 <w:b/>
                 <w:color w:val="000000"/>
-                <w:sz w:val="17"/>
+                <w:sz w:val="22"/>
               </w:rPr>
-              <w:t>步骤与负责人</w:t>
+              <w:t>日期</w:t>
             </w:r>
           </w:p>
         </w:tc>
         <w:tc>
           <w:tcPr>
-            <w:tcW w:type="dxa" w:w="4365"/>
+            <w:tcW w:type="dxa" w:w="4592"/>
             <w:vAlign w:val="center"/>
             <w:tcMar>
               <w:top w:w="85" w:type="dxa"/>
@@ -753,28 +773,29 @@
               <w:bottom w:w="85" w:type="dxa"/>
               <w:right w:w="85" w:type="dxa"/>
             </w:tcMar>
-            <w:shd w:fill="DCE6EF"/>
+            <w:shd w:fill="E7E7E7"/>
           </w:tcPr>
           <w:p>
             <w:pPr>
+              <w:keepNext/>
               <w:spacing w:after="40" w:before="40" w:line="276" w:lineRule="auto"/>
               <w:ind w:firstLine="0"/>
               <w:jc w:val="center"/>
             </w:pPr>
             <w:r>
               <w:rPr>
-                <w:rFonts w:ascii="Arial" w:hAnsi="Arial" w:cs="Arial" w:eastAsia="宋体"/>
+                <w:rFonts w:ascii="Times New Roman" w:hAnsi="Times New Roman" w:cs="Times New Roman" w:eastAsia="黑体"/>
                 <w:b/>
                 <w:color w:val="000000"/>
-                <w:sz w:val="17"/>
+                <w:sz w:val="22"/>
               </w:rPr>
-              <w:t>执行与交付</w:t>
+              <w:t>内容</w:t>
             </w:r>
           </w:p>
         </w:tc>
         <w:tc>
           <w:tcPr>
-            <w:tcW w:type="dxa" w:w="3288"/>
+            <w:tcW w:type="dxa" w:w="3515"/>
             <w:vAlign w:val="center"/>
             <w:tcMar>
               <w:top w:w="85" w:type="dxa"/>
@@ -782,22 +803,23 @@
               <w:bottom w:w="85" w:type="dxa"/>
               <w:right w:w="85" w:type="dxa"/>
             </w:tcMar>
-            <w:shd w:fill="DCE6EF"/>
+            <w:shd w:fill="E7E7E7"/>
           </w:tcPr>
           <w:p>
             <w:pPr>
+              <w:keepNext/>
               <w:spacing w:after="40" w:before="40" w:line="276" w:lineRule="auto"/>
               <w:ind w:firstLine="0"/>
               <w:jc w:val="center"/>
             </w:pPr>
             <w:r>
               <w:rPr>
-                <w:rFonts w:ascii="Arial" w:hAnsi="Arial" w:cs="Arial" w:eastAsia="宋体"/>
+                <w:rFonts w:ascii="Times New Roman" w:hAnsi="Times New Roman" w:cs="Times New Roman" w:eastAsia="黑体"/>
                 <w:b/>
                 <w:color w:val="000000"/>
-                <w:sz w:val="17"/>
+                <w:sz w:val="22"/>
               </w:rPr>
-              <w:t>验收条件</w:t>
+              <w:t>结果来源</w:t>
             </w:r>
           </w:p>
         </w:tc>
@@ -808,7 +830,7 @@
         </w:trPr>
         <w:tc>
           <w:tcPr>
-            <w:tcW w:type="dxa" w:w="1871"/>
+            <w:tcW w:type="dxa" w:w="1191"/>
             <w:vAlign w:val="center"/>
             <w:tcMar>
               <w:top w:w="85" w:type="dxa"/>
@@ -820,24 +842,25 @@
           </w:tcPr>
           <w:p>
             <w:pPr>
+              <w:keepNext w:val="0"/>
               <w:spacing w:after="40" w:before="40" w:line="276" w:lineRule="auto"/>
               <w:ind w:firstLine="0"/>
               <w:jc w:val="center"/>
             </w:pPr>
             <w:r>
               <w:rPr>
-                <w:rFonts w:ascii="Arial" w:hAnsi="Arial" w:cs="Arial" w:eastAsia="宋体"/>
+                <w:rFonts w:ascii="Times New Roman" w:hAnsi="Times New Roman" w:cs="Times New Roman" w:eastAsia="宋体"/>
                 <w:b w:val="0"/>
                 <w:color w:val="000000"/>
-                <w:sz w:val="17"/>
+                <w:sz w:val="22"/>
               </w:rPr>
-              <w:t>1 B 数据与环境复核</w:t>
+              <w:t>10月19日</w:t>
             </w:r>
           </w:p>
         </w:tc>
         <w:tc>
           <w:tcPr>
-            <w:tcW w:type="dxa" w:w="4365"/>
+            <w:tcW w:type="dxa" w:w="4592"/>
             <w:vAlign w:val="center"/>
             <w:tcMar>
               <w:top w:w="85" w:type="dxa"/>
@@ -849,24 +872,25 @@
           </w:tcPr>
           <w:p>
             <w:pPr>
+              <w:keepNext w:val="0"/>
               <w:spacing w:after="40" w:before="40" w:line="276" w:lineRule="auto"/>
               <w:ind w:firstLine="0"/>
               <w:jc w:val="left"/>
             </w:pPr>
             <w:r>
               <w:rPr>
-                <w:rFonts w:ascii="Arial" w:hAnsi="Arial" w:cs="Arial" w:eastAsia="宋体"/>
+                <w:rFonts w:ascii="Times New Roman" w:hAnsi="Times New Roman" w:cs="Times New Roman" w:eastAsia="宋体"/>
                 <w:b w:val="0"/>
                 <w:color w:val="000000"/>
-                <w:sz w:val="17"/>
+                <w:sz w:val="22"/>
               </w:rPr>
-              <w:t>核对本次快照、哈希、关系和电影划分；建立实际 GPU 环境</w:t>
+              <w:t>200电影、552实体、1264三元组、2492问答；A0训练与验证阈值、370题测试、15次参数推理</w:t>
             </w:r>
           </w:p>
         </w:tc>
         <w:tc>
           <w:tcPr>
-            <w:tcW w:type="dxa" w:w="3288"/>
+            <w:tcW w:type="dxa" w:w="3515"/>
             <w:vAlign w:val="center"/>
             <w:tcMar>
               <w:top w:w="85" w:type="dxa"/>
@@ -878,18 +902,19 @@
           </w:tcPr>
           <w:p>
             <w:pPr>
+              <w:keepNext w:val="0"/>
               <w:spacing w:after="40" w:before="40" w:line="276" w:lineRule="auto"/>
               <w:ind w:firstLine="0"/>
               <w:jc w:val="left"/>
             </w:pPr>
             <w:r>
               <w:rPr>
-                <w:rFonts w:ascii="Arial" w:hAnsi="Arial" w:cs="Arial" w:eastAsia="宋体"/>
+                <w:rFonts w:ascii="Times New Roman" w:hAnsi="Times New Roman" w:cs="Times New Roman" w:eastAsia="宋体"/>
                 <w:b w:val="0"/>
                 <w:color w:val="000000"/>
-                <w:sz w:val="17"/>
+                <w:sz w:val="22"/>
               </w:rPr>
-              <w:t>无电影跨划分；软件版本与硬件真实记录</w:t>
+              <w:t>verification/2026-10-19/</w:t>
             </w:r>
           </w:p>
         </w:tc>
@@ -900,99 +925,7 @@
         </w:trPr>
         <w:tc>
           <w:tcPr>
-            <w:tcW w:type="dxa" w:w="1871"/>
-            <w:vAlign w:val="center"/>
-            <w:tcMar>
-              <w:top w:w="85" w:type="dxa"/>
-              <w:left w:w="85" w:type="dxa"/>
-              <w:bottom w:w="85" w:type="dxa"/>
-              <w:right w:w="85" w:type="dxa"/>
-            </w:tcMar>
-            <w:shd w:fill="F6F7F8"/>
-          </w:tcPr>
-          <w:p>
-            <w:pPr>
-              <w:spacing w:after="40" w:before="40" w:line="276" w:lineRule="auto"/>
-              <w:ind w:firstLine="0"/>
-              <w:jc w:val="center"/>
-            </w:pPr>
-            <w:r>
-              <w:rPr>
-                <w:rFonts w:ascii="Arial" w:hAnsi="Arial" w:cs="Arial" w:eastAsia="宋体"/>
-                <w:b w:val="0"/>
-                <w:color w:val="000000"/>
-                <w:sz w:val="17"/>
-              </w:rPr>
-              <w:t>2 B 小样本神经预检</w:t>
-            </w:r>
-          </w:p>
-        </w:tc>
-        <w:tc>
-          <w:tcPr>
-            <w:tcW w:type="dxa" w:w="4365"/>
-            <w:vAlign w:val="center"/>
-            <w:tcMar>
-              <w:top w:w="85" w:type="dxa"/>
-              <w:left w:w="85" w:type="dxa"/>
-              <w:bottom w:w="85" w:type="dxa"/>
-              <w:right w:w="85" w:type="dxa"/>
-            </w:tcMar>
-            <w:shd w:fill="F6F7F8"/>
-          </w:tcPr>
-          <w:p>
-            <w:pPr>
-              <w:spacing w:after="40" w:before="40" w:line="276" w:lineRule="auto"/>
-              <w:ind w:firstLine="0"/>
-              <w:jc w:val="left"/>
-            </w:pPr>
-            <w:r>
-              <w:rPr>
-                <w:rFonts w:ascii="Arial" w:hAnsi="Arial" w:cs="Arial" w:eastAsia="宋体"/>
-                <w:b w:val="0"/>
-                <w:color w:val="000000"/>
-                <w:sz w:val="17"/>
-              </w:rPr>
-              <w:t>先跑 TransE 与少量 FLAN-T5 训练和生成</w:t>
-            </w:r>
-          </w:p>
-        </w:tc>
-        <w:tc>
-          <w:tcPr>
-            <w:tcW w:type="dxa" w:w="3288"/>
-            <w:vAlign w:val="center"/>
-            <w:tcMar>
-              <w:top w:w="85" w:type="dxa"/>
-              <w:left w:w="85" w:type="dxa"/>
-              <w:bottom w:w="85" w:type="dxa"/>
-              <w:right w:w="85" w:type="dxa"/>
-            </w:tcMar>
-            <w:shd w:fill="F6F7F8"/>
-          </w:tcPr>
-          <w:p>
-            <w:pPr>
-              <w:spacing w:after="40" w:before="40" w:line="276" w:lineRule="auto"/>
-              <w:ind w:firstLine="0"/>
-              <w:jc w:val="left"/>
-            </w:pPr>
-            <w:r>
-              <w:rPr>
-                <w:rFonts w:ascii="Arial" w:hAnsi="Arial" w:cs="Arial" w:eastAsia="宋体"/>
-                <w:b w:val="0"/>
-                <w:color w:val="000000"/>
-                <w:sz w:val="17"/>
-              </w:rPr>
-              <w:t>损失有限、能生成、checkpoint 可加载</w:t>
-            </w:r>
-          </w:p>
-        </w:tc>
-      </w:tr>
-      <w:tr>
-        <w:trPr>
-          <w:cantSplit/>
-        </w:trPr>
-        <w:tc>
-          <w:tcPr>
-            <w:tcW w:type="dxa" w:w="1871"/>
+            <w:tcW w:type="dxa" w:w="1191"/>
             <w:vAlign w:val="center"/>
             <w:tcMar>
               <w:top w:w="85" w:type="dxa"/>
@@ -1004,24 +937,25 @@
           </w:tcPr>
           <w:p>
             <w:pPr>
+              <w:keepNext w:val="0"/>
               <w:spacing w:after="40" w:before="40" w:line="276" w:lineRule="auto"/>
               <w:ind w:firstLine="0"/>
               <w:jc w:val="center"/>
             </w:pPr>
             <w:r>
               <w:rPr>
-                <w:rFonts w:ascii="Arial" w:hAnsi="Arial" w:cs="Arial" w:eastAsia="宋体"/>
+                <w:rFonts w:ascii="Times New Roman" w:hAnsi="Times New Roman" w:cs="Times New Roman" w:eastAsia="宋体"/>
                 <w:b w:val="0"/>
                 <w:color w:val="000000"/>
-                <w:sz w:val="17"/>
+                <w:sz w:val="22"/>
               </w:rPr>
-              <w:t>3 B 正式模型与消融</w:t>
+              <w:t>10月24日</w:t>
             </w:r>
           </w:p>
         </w:tc>
         <w:tc>
           <w:tcPr>
-            <w:tcW w:type="dxa" w:w="4365"/>
+            <w:tcW w:type="dxa" w:w="4592"/>
             <w:vAlign w:val="center"/>
             <w:tcMar>
               <w:top w:w="85" w:type="dxa"/>
@@ -1033,24 +967,25 @@
           </w:tcPr>
           <w:p>
             <w:pPr>
+              <w:keepNext w:val="0"/>
               <w:spacing w:after="40" w:before="40" w:line="276" w:lineRule="auto"/>
               <w:ind w:firstLine="0"/>
               <w:jc w:val="left"/>
             </w:pPr>
             <w:r>
               <w:rPr>
-                <w:rFonts w:ascii="Arial" w:hAnsi="Arial" w:cs="Arial" w:eastAsia="宋体"/>
+                <w:rFonts w:ascii="Times New Roman" w:hAnsi="Times New Roman" w:cs="Times New Roman" w:eastAsia="宋体"/>
                 <w:b w:val="0"/>
                 <w:color w:val="000000"/>
-                <w:sz w:val="17"/>
+                <w:sz w:val="22"/>
               </w:rPr>
-              <w:t>B0—B3 依学习率分别重训；C0 移除结构前缀</w:t>
+              <w:t>仅代码副本的181项测试；13项合成夹具验收；个人模型演示及未知数字续集拒答回归</w:t>
             </w:r>
           </w:p>
         </w:tc>
         <w:tc>
           <w:tcPr>
-            <w:tcW w:type="dxa" w:w="3288"/>
+            <w:tcW w:type="dxa" w:w="3515"/>
             <w:vAlign w:val="center"/>
             <w:tcMar>
               <w:top w:w="85" w:type="dxa"/>
@@ -1062,18 +997,19 @@
           </w:tcPr>
           <w:p>
             <w:pPr>
+              <w:keepNext w:val="0"/>
               <w:spacing w:after="40" w:before="40" w:line="276" w:lineRule="auto"/>
               <w:ind w:firstLine="0"/>
               <w:jc w:val="left"/>
             </w:pPr>
             <w:r>
               <w:rPr>
-                <w:rFonts w:ascii="Arial" w:hAnsi="Arial" w:cs="Arial" w:eastAsia="宋体"/>
+                <w:rFonts w:ascii="Times New Roman" w:hAnsi="Times New Roman" w:cs="Times New Roman" w:eastAsia="宋体"/>
                 <w:b w:val="0"/>
                 <w:color w:val="000000"/>
-                <w:sz w:val="17"/>
+                <w:sz w:val="22"/>
               </w:rPr>
-              <w:t>其余条件一致；仅验证集选模型</w:t>
+              <w:t>docs/提交验收说明.md</w:t>
             </w:r>
           </w:p>
         </w:tc>
@@ -1084,99 +1020,7 @@
         </w:trPr>
         <w:tc>
           <w:tcPr>
-            <w:tcW w:type="dxa" w:w="1871"/>
-            <w:vAlign w:val="center"/>
-            <w:tcMar>
-              <w:top w:w="85" w:type="dxa"/>
-              <w:left w:w="85" w:type="dxa"/>
-              <w:bottom w:w="85" w:type="dxa"/>
-              <w:right w:w="85" w:type="dxa"/>
-            </w:tcMar>
-            <w:shd w:fill="F6F7F8"/>
-          </w:tcPr>
-          <w:p>
-            <w:pPr>
-              <w:spacing w:after="40" w:before="40" w:line="276" w:lineRule="auto"/>
-              <w:ind w:firstLine="0"/>
-              <w:jc w:val="center"/>
-            </w:pPr>
-            <w:r>
-              <w:rPr>
-                <w:rFonts w:ascii="Arial" w:hAnsi="Arial" w:cs="Arial" w:eastAsia="宋体"/>
-                <w:b w:val="0"/>
-                <w:color w:val="000000"/>
-                <w:sz w:val="17"/>
-              </w:rPr>
-              <w:t>4 A 接收并统一评价</w:t>
-            </w:r>
-          </w:p>
-        </w:tc>
-        <w:tc>
-          <w:tcPr>
-            <w:tcW w:type="dxa" w:w="4365"/>
-            <w:vAlign w:val="center"/>
-            <w:tcMar>
-              <w:top w:w="85" w:type="dxa"/>
-              <w:left w:w="85" w:type="dxa"/>
-              <w:bottom w:w="85" w:type="dxa"/>
-              <w:right w:w="85" w:type="dxa"/>
-            </w:tcMar>
-            <w:shd w:fill="F6F7F8"/>
-          </w:tcPr>
-          <w:p>
-            <w:pPr>
-              <w:spacing w:after="40" w:before="40" w:line="276" w:lineRule="auto"/>
-              <w:ind w:firstLine="0"/>
-              <w:jc w:val="left"/>
-            </w:pPr>
-            <w:r>
-              <w:rPr>
-                <w:rFonts w:ascii="Arial" w:hAnsi="Arial" w:cs="Arial" w:eastAsia="宋体"/>
-                <w:b w:val="0"/>
-                <w:color w:val="000000"/>
-                <w:sz w:val="17"/>
-              </w:rPr>
-              <w:t>严格 ID 和覆盖检查；分关系、有答案、拒答、配对鲁棒性</w:t>
-            </w:r>
-          </w:p>
-        </w:tc>
-        <w:tc>
-          <w:tcPr>
-            <w:tcW w:type="dxa" w:w="3288"/>
-            <w:vAlign w:val="center"/>
-            <w:tcMar>
-              <w:top w:w="85" w:type="dxa"/>
-              <w:left w:w="85" w:type="dxa"/>
-              <w:bottom w:w="85" w:type="dxa"/>
-              <w:right w:w="85" w:type="dxa"/>
-            </w:tcMar>
-            <w:shd w:fill="F6F7F8"/>
-          </w:tcPr>
-          <w:p>
-            <w:pPr>
-              <w:spacing w:after="40" w:before="40" w:line="276" w:lineRule="auto"/>
-              <w:ind w:firstLine="0"/>
-              <w:jc w:val="left"/>
-            </w:pPr>
-            <w:r>
-              <w:rPr>
-                <w:rFonts w:ascii="Arial" w:hAnsi="Arial" w:cs="Arial" w:eastAsia="宋体"/>
-                <w:b w:val="0"/>
-                <w:color w:val="000000"/>
-                <w:sz w:val="17"/>
-              </w:rPr>
-              <w:t>每题可追溯；计时范围一致并单独说明</w:t>
-            </w:r>
-          </w:p>
-        </w:tc>
-      </w:tr>
-      <w:tr>
-        <w:trPr>
-          <w:cantSplit/>
-        </w:trPr>
-        <w:tc>
-          <w:tcPr>
-            <w:tcW w:type="dxa" w:w="1871"/>
+            <w:tcW w:type="dxa" w:w="1191"/>
             <w:vAlign w:val="center"/>
             <w:tcMar>
               <w:top w:w="85" w:type="dxa"/>
@@ -1188,24 +1032,25 @@
           </w:tcPr>
           <w:p>
             <w:pPr>
+              <w:keepNext w:val="0"/>
               <w:spacing w:after="40" w:before="40" w:line="276" w:lineRule="auto"/>
               <w:ind w:firstLine="0"/>
               <w:jc w:val="center"/>
             </w:pPr>
             <w:r>
               <w:rPr>
-                <w:rFonts w:ascii="Arial" w:hAnsi="Arial" w:cs="Arial" w:eastAsia="宋体"/>
+                <w:rFonts w:ascii="Times New Roman" w:hAnsi="Times New Roman" w:cs="Times New Roman" w:eastAsia="宋体"/>
                 <w:b w:val="0"/>
                 <w:color w:val="000000"/>
-                <w:sz w:val="17"/>
+                <w:sz w:val="22"/>
               </w:rPr>
-              <w:t>5 两人 完成人工与报告</w:t>
+              <w:t>10月29日</w:t>
             </w:r>
           </w:p>
         </w:tc>
         <w:tc>
           <w:tcPr>
-            <w:tcW w:type="dxa" w:w="4365"/>
+            <w:tcW w:type="dxa" w:w="4592"/>
             <w:vAlign w:val="center"/>
             <w:tcMar>
               <w:top w:w="85" w:type="dxa"/>
@@ -1217,24 +1062,25 @@
           </w:tcPr>
           <w:p>
             <w:pPr>
+              <w:keepNext w:val="0"/>
               <w:spacing w:after="40" w:before="40" w:line="276" w:lineRule="auto"/>
               <w:ind w:firstLine="0"/>
               <w:jc w:val="left"/>
             </w:pPr>
             <w:r>
               <w:rPr>
-                <w:rFonts w:ascii="Arial" w:hAnsi="Arial" w:cs="Arial" w:eastAsia="宋体"/>
+                <w:rFonts w:ascii="Times New Roman" w:hAnsi="Times New Roman" w:cs="Times New Roman" w:eastAsia="宋体"/>
                 <w:b w:val="0"/>
                 <w:color w:val="000000"/>
-                <w:sz w:val="17"/>
+                <w:sz w:val="22"/>
               </w:rPr>
-              <w:t>同题独立盲评、真实截图、各自个人报告与答辩</w:t>
+              <w:t>同快照A0复核、TransE100轮、五组神经模型、配对鲁棒性与错误分析</w:t>
             </w:r>
           </w:p>
         </w:tc>
         <w:tc>
           <w:tcPr>
-            <w:tcW w:type="dxa" w:w="3288"/>
+            <w:tcW w:type="dxa" w:w="3515"/>
             <w:vAlign w:val="center"/>
             <w:tcMar>
               <w:top w:w="85" w:type="dxa"/>
@@ -1246,541 +1092,19 @@
           </w:tcPr>
           <w:p>
             <w:pPr>
+              <w:keepNext w:val="0"/>
               <w:spacing w:after="40" w:before="40" w:line="276" w:lineRule="auto"/>
               <w:ind w:firstLine="0"/>
               <w:jc w:val="left"/>
             </w:pPr>
             <w:r>
               <w:rPr>
-                <w:rFonts w:ascii="Arial" w:hAnsi="Arial" w:cs="Arial" w:eastAsia="宋体"/>
+                <w:rFonts w:ascii="Times New Roman" w:hAnsi="Times New Roman" w:cs="Times New Roman" w:eastAsia="宋体"/>
                 <w:b w:val="0"/>
                 <w:color w:val="000000"/>
-                <w:sz w:val="17"/>
+                <w:sz w:val="22"/>
               </w:rPr>
-              <w:t>原始评分保留；所有数值有来源</w:t>
-            </w:r>
-          </w:p>
-        </w:tc>
-      </w:tr>
-    </w:tbl>
-    <w:p>
-      <w:pPr>
-        <w:spacing w:after="40" w:line="120" w:lineRule="auto"/>
-      </w:pPr>
-    </w:p>
-    <w:p>
-      <w:pPr>
-        <w:pStyle w:val="Heading2"/>
-      </w:pPr>
-      <w:r>
-        <w:rPr>
-          <w:rFonts w:ascii="Arial" w:hAnsi="Arial" w:cs="Arial" w:eastAsia="黑体"/>
-          <w:b/>
-          <w:color w:val="000000"/>
-          <w:sz w:val="24"/>
-        </w:rPr>
-        <w:t>可复用命令与证据入口</w:t>
-      </w:r>
-    </w:p>
-    <w:p>
-      <w:pPr>
-        <w:widowControl/>
-      </w:pPr>
-      <w:r>
-        <w:rPr>
-          <w:rFonts w:ascii="Arial" w:hAnsi="Arial" w:cs="Arial" w:eastAsia="宋体"/>
-          <w:b w:val="0"/>
-          <w:color w:val="000000"/>
-          <w:sz w:val="21"/>
-        </w:rPr>
-        <w:t>以下命令从项目根目录执行。A0 个人实验使用轻量 qa-env；神经训练应在 B 实际配置好的独立环境中运行，先 smoke，再决定正式规模。</w:t>
-      </w:r>
-    </w:p>
-    <w:p>
-      <w:pPr>
-        <w:widowControl/>
-        <w:spacing w:line="252" w:lineRule="auto"/>
-        <w:ind w:firstLine="0"/>
-      </w:pPr>
-      <w:r>
-        <w:rPr>
-          <w:rFonts w:ascii="Consolas" w:hAnsi="Consolas" w:cs="Arial" w:eastAsia="宋体"/>
-          <w:b w:val="0"/>
-          <w:color w:val="000000"/>
-          <w:sz w:val="17"/>
-        </w:rPr>
-        <w:t>..\qa-env\Scripts\python.exe -m pytest -q</w:t>
-      </w:r>
-    </w:p>
-    <w:p>
-      <w:pPr>
-        <w:widowControl/>
-        <w:spacing w:line="252" w:lineRule="auto"/>
-        <w:ind w:firstLine="0"/>
-      </w:pPr>
-      <w:r>
-        <w:rPr>
-          <w:rFonts w:ascii="Consolas" w:hAnsi="Consolas" w:cs="Arial" w:eastAsia="宋体"/>
-          <w:b w:val="0"/>
-          <w:color w:val="000000"/>
-          <w:sz w:val="17"/>
-        </w:rPr>
-        <w:t>..\qa-env\Scripts\python.exe -m kgqa.personal_experiment --run-id A0_personal_review</w:t>
-      </w:r>
-    </w:p>
-    <w:p>
-      <w:pPr>
-        <w:widowControl/>
-        <w:spacing w:line="252" w:lineRule="auto"/>
-        <w:ind w:firstLine="0"/>
-      </w:pPr>
-      <w:r>
-        <w:rPr>
-          <w:rFonts w:ascii="Consolas" w:hAnsi="Consolas" w:cs="Arial" w:eastAsia="宋体"/>
-          <w:b w:val="0"/>
-          <w:color w:val="000000"/>
-          <w:sz w:val="17"/>
-        </w:rPr>
-        <w:t>python -m kgqa.acceptance --output-dir output/acceptance/review</w:t>
-      </w:r>
-    </w:p>
-    <w:p>
-      <w:pPr>
-        <w:widowControl/>
-        <w:spacing w:line="252" w:lineRule="auto"/>
-        <w:ind w:firstLine="0"/>
-      </w:pPr>
-      <w:r>
-        <w:rPr>
-          <w:rFonts w:ascii="Consolas" w:hAnsi="Consolas" w:cs="Arial" w:eastAsia="宋体"/>
-          <w:b w:val="0"/>
-          <w:color w:val="000000"/>
-          <w:sz w:val="17"/>
-        </w:rPr>
-        <w:t>.\.venv\Scripts\python.exe -m kgqa.human_eval `</w:t>
-        <w:br/>
-        <w:t xml:space="preserve">    --neural-run &lt;本次验证选中的模型&gt; --limit 100 --seed 42</w:t>
-      </w:r>
-    </w:p>
-    <w:p>
-      <w:pPr>
-        <w:widowControl/>
-      </w:pPr>
-      <w:r>
-        <w:rPr>
-          <w:rFonts w:ascii="Arial" w:hAnsi="Arial" w:cs="Arial" w:eastAsia="宋体"/>
-          <w:b w:val="0"/>
-          <w:color w:val="000000"/>
-          <w:sz w:val="21"/>
-        </w:rPr>
-        <w:t>个人脚本拒绝覆盖已有运行。团队完整脚本可能重新采集或生成资产，正式执行前先保存本次新快照和已完成的个人目录。神经模型应使用本次冻结数据；若脚本另建数据，需明确建立新版本并让 A0 同步重跑。</w:t>
-      </w:r>
-    </w:p>
-    <w:p>
-      <w:pPr>
-        <w:pStyle w:val="Heading2"/>
-      </w:pPr>
-      <w:r>
-        <w:rPr>
-          <w:rFonts w:ascii="Arial" w:hAnsi="Arial" w:cs="Arial" w:eastAsia="黑体"/>
-          <w:b/>
-          <w:color w:val="000000"/>
-          <w:sz w:val="24"/>
-        </w:rPr>
-        <w:t>评价口径与交接检查</w:t>
-      </w:r>
-    </w:p>
-    <w:p>
-      <w:pPr>
-        <w:widowControl/>
-      </w:pPr>
-      <w:r>
-        <w:rPr>
-          <w:rFonts w:ascii="Arial" w:hAnsi="Arial" w:cs="Arial" w:eastAsia="宋体"/>
-          <w:b w:val="0"/>
-          <w:color w:val="000000"/>
-          <w:sz w:val="21"/>
-        </w:rPr>
-        <w:t>基线阈值来自验证集，不能依据测试成绩改选。三次相同模型前向推理不是三次独立重训。别名组只与其配对原题比较，各组列出分母；无法生成的别名不补造。神经回答的实体名称抽取需人工复核未知错误名称和关系说法。</w:t>
-      </w:r>
-    </w:p>
-    <w:p>
-      <w:pPr>
-        <w:widowControl/>
-      </w:pPr>
-      <w:r>
-        <w:rPr>
-          <w:rFonts w:ascii="Arial" w:hAnsi="Arial" w:cs="Arial" w:eastAsia="宋体"/>
-          <w:b w:val="0"/>
-          <w:color w:val="000000"/>
-          <w:sz w:val="21"/>
-        </w:rPr>
-        <w:t>延迟若比较两系统，应统一 batch1、硬件、预热、输入与计时范围；另测吞吐时独立报告 batch 大小。历史 batch16 摊销时间与本次 CPU 单题 A0 时间不直接相除。</w:t>
-      </w:r>
-    </w:p>
-    <w:p>
-      <w:r>
-        <w:br w:type="page"/>
-      </w:r>
-    </w:p>
-    <w:p>
-      <w:pPr>
-        <w:pStyle w:val="Heading1"/>
-      </w:pPr>
-      <w:r>
-        <w:rPr>
-          <w:rFonts w:ascii="Arial" w:hAnsi="Arial" w:cs="Arial" w:eastAsia="黑体"/>
-          <w:b/>
-          <w:color w:val="000000"/>
-          <w:sz w:val="30"/>
-        </w:rPr>
-        <w:t>三 人工评价与提交安排</w:t>
-      </w:r>
-    </w:p>
-    <w:p>
-      <w:pPr>
-        <w:widowControl/>
-      </w:pPr>
-      <w:r>
-        <w:rPr>
-          <w:rFonts w:ascii="Arial" w:hAnsi="Arial" w:cs="Arial" w:eastAsia="宋体"/>
-          <w:b w:val="0"/>
-          <w:color w:val="000000"/>
-          <w:sz w:val="21"/>
-        </w:rPr>
-        <w:t>A 在新神经模型结果齐备后导出两系统相同题目的盲评表，保存题目清单、种子与覆盖。由组织者保管系统对应密钥。两位评审先各自独立填写，再讨论分歧；任何实际未评的答案保持空白。</w:t>
-      </w:r>
-    </w:p>
-    <w:tbl>
-      <w:tblPr>
-        <w:tblW w:type="auto" w:w="0"/>
-        <w:tblLayout w:type="fixed"/>
-        <w:tblLook w:firstColumn="1" w:firstRow="1" w:lastColumn="0" w:lastRow="0" w:noHBand="0" w:noVBand="1" w:val="04A0"/>
-        <w:tblBorders>
-          <w:top w:val="single" w:sz="4" w:color="D9D9D9"/>
-          <w:left w:val="single" w:sz="4" w:color="D9D9D9"/>
-          <w:bottom w:val="single" w:sz="4" w:color="D9D9D9"/>
-          <w:right w:val="single" w:sz="4" w:color="D9D9D9"/>
-          <w:insideH w:val="single" w:sz="4" w:color="D9D9D9"/>
-          <w:insideV w:val="single" w:sz="4" w:color="D9D9D9"/>
-        </w:tblBorders>
-      </w:tblPr>
-      <w:tblGrid>
-        <w:gridCol w:w="2381"/>
-        <w:gridCol w:w="7143"/>
-      </w:tblGrid>
-      <w:tr>
-        <w:trPr>
-          <w:tblHeader/>
-          <w:cantSplit/>
-        </w:trPr>
-        <w:tc>
-          <w:tcPr>
-            <w:tcW w:type="dxa" w:w="2381"/>
-            <w:vAlign w:val="center"/>
-            <w:tcMar>
-              <w:top w:w="85" w:type="dxa"/>
-              <w:left w:w="85" w:type="dxa"/>
-              <w:bottom w:w="85" w:type="dxa"/>
-              <w:right w:w="85" w:type="dxa"/>
-            </w:tcMar>
-            <w:shd w:fill="DCE6EF"/>
-          </w:tcPr>
-          <w:p>
-            <w:pPr>
-              <w:spacing w:after="40" w:before="40" w:line="276" w:lineRule="auto"/>
-              <w:ind w:firstLine="0"/>
-              <w:jc w:val="center"/>
-            </w:pPr>
-            <w:r>
-              <w:rPr>
-                <w:rFonts w:ascii="Arial" w:hAnsi="Arial" w:cs="Arial" w:eastAsia="宋体"/>
-                <w:b/>
-                <w:color w:val="000000"/>
-                <w:sz w:val="18"/>
-              </w:rPr>
-              <w:t>评价项</w:t>
-            </w:r>
-          </w:p>
-        </w:tc>
-        <w:tc>
-          <w:tcPr>
-            <w:tcW w:type="dxa" w:w="7143"/>
-            <w:vAlign w:val="center"/>
-            <w:tcMar>
-              <w:top w:w="85" w:type="dxa"/>
-              <w:left w:w="85" w:type="dxa"/>
-              <w:bottom w:w="85" w:type="dxa"/>
-              <w:right w:w="85" w:type="dxa"/>
-            </w:tcMar>
-            <w:shd w:fill="DCE6EF"/>
-          </w:tcPr>
-          <w:p>
-            <w:pPr>
-              <w:spacing w:after="40" w:before="40" w:line="276" w:lineRule="auto"/>
-              <w:ind w:firstLine="0"/>
-              <w:jc w:val="center"/>
-            </w:pPr>
-            <w:r>
-              <w:rPr>
-                <w:rFonts w:ascii="Arial" w:hAnsi="Arial" w:cs="Arial" w:eastAsia="宋体"/>
-                <w:b/>
-                <w:color w:val="000000"/>
-                <w:sz w:val="18"/>
-              </w:rPr>
-              <w:t>评分含义</w:t>
-            </w:r>
-          </w:p>
-        </w:tc>
-      </w:tr>
-      <w:tr>
-        <w:trPr>
-          <w:cantSplit/>
-        </w:trPr>
-        <w:tc>
-          <w:tcPr>
-            <w:tcW w:type="dxa" w:w="2381"/>
-            <w:vAlign w:val="center"/>
-            <w:tcMar>
-              <w:top w:w="85" w:type="dxa"/>
-              <w:left w:w="85" w:type="dxa"/>
-              <w:bottom w:w="85" w:type="dxa"/>
-              <w:right w:w="85" w:type="dxa"/>
-            </w:tcMar>
-            <w:shd w:fill="FFFFFF"/>
-          </w:tcPr>
-          <w:p>
-            <w:pPr>
-              <w:spacing w:after="40" w:before="40" w:line="276" w:lineRule="auto"/>
-              <w:ind w:firstLine="0"/>
-              <w:jc w:val="center"/>
-            </w:pPr>
-            <w:r>
-              <w:rPr>
-                <w:rFonts w:ascii="Arial" w:hAnsi="Arial" w:cs="Arial" w:eastAsia="宋体"/>
-                <w:b w:val="0"/>
-                <w:color w:val="000000"/>
-                <w:sz w:val="18"/>
-              </w:rPr>
-              <w:t>准确性 0—2</w:t>
-            </w:r>
-          </w:p>
-        </w:tc>
-        <w:tc>
-          <w:tcPr>
-            <w:tcW w:type="dxa" w:w="7143"/>
-            <w:vAlign w:val="center"/>
-            <w:tcMar>
-              <w:top w:w="85" w:type="dxa"/>
-              <w:left w:w="85" w:type="dxa"/>
-              <w:bottom w:w="85" w:type="dxa"/>
-              <w:right w:w="85" w:type="dxa"/>
-            </w:tcMar>
-            <w:shd w:fill="FFFFFF"/>
-          </w:tcPr>
-          <w:p>
-            <w:pPr>
-              <w:spacing w:after="40" w:before="40" w:line="276" w:lineRule="auto"/>
-              <w:ind w:firstLine="0"/>
-              <w:jc w:val="left"/>
-            </w:pPr>
-            <w:r>
-              <w:rPr>
-                <w:rFonts w:ascii="Arial" w:hAnsi="Arial" w:cs="Arial" w:eastAsia="宋体"/>
-                <w:b w:val="0"/>
-                <w:color w:val="000000"/>
-                <w:sz w:val="18"/>
-              </w:rPr>
-              <w:t>0 错误或无证据；1 部分正确；2 全部正确</w:t>
-            </w:r>
-          </w:p>
-        </w:tc>
-      </w:tr>
-      <w:tr>
-        <w:trPr>
-          <w:cantSplit/>
-        </w:trPr>
-        <w:tc>
-          <w:tcPr>
-            <w:tcW w:type="dxa" w:w="2381"/>
-            <w:vAlign w:val="center"/>
-            <w:tcMar>
-              <w:top w:w="85" w:type="dxa"/>
-              <w:left w:w="85" w:type="dxa"/>
-              <w:bottom w:w="85" w:type="dxa"/>
-              <w:right w:w="85" w:type="dxa"/>
-            </w:tcMar>
-            <w:shd w:fill="F6F7F8"/>
-          </w:tcPr>
-          <w:p>
-            <w:pPr>
-              <w:spacing w:after="40" w:before="40" w:line="276" w:lineRule="auto"/>
-              <w:ind w:firstLine="0"/>
-              <w:jc w:val="center"/>
-            </w:pPr>
-            <w:r>
-              <w:rPr>
-                <w:rFonts w:ascii="Arial" w:hAnsi="Arial" w:cs="Arial" w:eastAsia="宋体"/>
-                <w:b w:val="0"/>
-                <w:color w:val="000000"/>
-                <w:sz w:val="18"/>
-              </w:rPr>
-              <w:t>完整性 0—2</w:t>
-            </w:r>
-          </w:p>
-        </w:tc>
-        <w:tc>
-          <w:tcPr>
-            <w:tcW w:type="dxa" w:w="7143"/>
-            <w:vAlign w:val="center"/>
-            <w:tcMar>
-              <w:top w:w="85" w:type="dxa"/>
-              <w:left w:w="85" w:type="dxa"/>
-              <w:bottom w:w="85" w:type="dxa"/>
-              <w:right w:w="85" w:type="dxa"/>
-            </w:tcMar>
-            <w:shd w:fill="F6F7F8"/>
-          </w:tcPr>
-          <w:p>
-            <w:pPr>
-              <w:spacing w:after="40" w:before="40" w:line="276" w:lineRule="auto"/>
-              <w:ind w:firstLine="0"/>
-              <w:jc w:val="left"/>
-            </w:pPr>
-            <w:r>
-              <w:rPr>
-                <w:rFonts w:ascii="Arial" w:hAnsi="Arial" w:cs="Arial" w:eastAsia="宋体"/>
-                <w:b w:val="0"/>
-                <w:color w:val="000000"/>
-                <w:sz w:val="18"/>
-              </w:rPr>
-              <w:t>0 缺失；1 部分覆盖；2 完整覆盖当前标准答案</w:t>
-            </w:r>
-          </w:p>
-        </w:tc>
-      </w:tr>
-      <w:tr>
-        <w:trPr>
-          <w:cantSplit/>
-        </w:trPr>
-        <w:tc>
-          <w:tcPr>
-            <w:tcW w:type="dxa" w:w="2381"/>
-            <w:vAlign w:val="center"/>
-            <w:tcMar>
-              <w:top w:w="85" w:type="dxa"/>
-              <w:left w:w="85" w:type="dxa"/>
-              <w:bottom w:w="85" w:type="dxa"/>
-              <w:right w:w="85" w:type="dxa"/>
-            </w:tcMar>
-            <w:shd w:fill="FFFFFF"/>
-          </w:tcPr>
-          <w:p>
-            <w:pPr>
-              <w:spacing w:after="40" w:before="40" w:line="276" w:lineRule="auto"/>
-              <w:ind w:firstLine="0"/>
-              <w:jc w:val="center"/>
-            </w:pPr>
-            <w:r>
-              <w:rPr>
-                <w:rFonts w:ascii="Arial" w:hAnsi="Arial" w:cs="Arial" w:eastAsia="宋体"/>
-                <w:b w:val="0"/>
-                <w:color w:val="000000"/>
-                <w:sz w:val="18"/>
-              </w:rPr>
-              <w:t>流畅度 1—5</w:t>
-            </w:r>
-          </w:p>
-        </w:tc>
-        <w:tc>
-          <w:tcPr>
-            <w:tcW w:type="dxa" w:w="7143"/>
-            <w:vAlign w:val="center"/>
-            <w:tcMar>
-              <w:top w:w="85" w:type="dxa"/>
-              <w:left w:w="85" w:type="dxa"/>
-              <w:bottom w:w="85" w:type="dxa"/>
-              <w:right w:w="85" w:type="dxa"/>
-            </w:tcMar>
-            <w:shd w:fill="FFFFFF"/>
-          </w:tcPr>
-          <w:p>
-            <w:pPr>
-              <w:spacing w:after="40" w:before="40" w:line="276" w:lineRule="auto"/>
-              <w:ind w:firstLine="0"/>
-              <w:jc w:val="left"/>
-            </w:pPr>
-            <w:r>
-              <w:rPr>
-                <w:rFonts w:ascii="Arial" w:hAnsi="Arial" w:cs="Arial" w:eastAsia="宋体"/>
-                <w:b w:val="0"/>
-                <w:color w:val="000000"/>
-                <w:sz w:val="18"/>
-              </w:rPr>
-              <w:t>1 难以理解；3 基本可读；5 自然清楚</w:t>
-            </w:r>
-          </w:p>
-        </w:tc>
-      </w:tr>
-      <w:tr>
-        <w:trPr>
-          <w:cantSplit/>
-        </w:trPr>
-        <w:tc>
-          <w:tcPr>
-            <w:tcW w:type="dxa" w:w="2381"/>
-            <w:vAlign w:val="center"/>
-            <w:tcMar>
-              <w:top w:w="85" w:type="dxa"/>
-              <w:left w:w="85" w:type="dxa"/>
-              <w:bottom w:w="85" w:type="dxa"/>
-              <w:right w:w="85" w:type="dxa"/>
-            </w:tcMar>
-            <w:shd w:fill="F6F7F8"/>
-          </w:tcPr>
-          <w:p>
-            <w:pPr>
-              <w:spacing w:after="40" w:before="40" w:line="276" w:lineRule="auto"/>
-              <w:ind w:firstLine="0"/>
-              <w:jc w:val="center"/>
-            </w:pPr>
-            <w:r>
-              <w:rPr>
-                <w:rFonts w:ascii="Arial" w:hAnsi="Arial" w:cs="Arial" w:eastAsia="宋体"/>
-                <w:b w:val="0"/>
-                <w:color w:val="000000"/>
-                <w:sz w:val="18"/>
-              </w:rPr>
-              <w:t>无依据断言 0/1</w:t>
-            </w:r>
-          </w:p>
-        </w:tc>
-        <w:tc>
-          <w:tcPr>
-            <w:tcW w:type="dxa" w:w="7143"/>
-            <w:vAlign w:val="center"/>
-            <w:tcMar>
-              <w:top w:w="85" w:type="dxa"/>
-              <w:left w:w="85" w:type="dxa"/>
-              <w:bottom w:w="85" w:type="dxa"/>
-              <w:right w:w="85" w:type="dxa"/>
-            </w:tcMar>
-            <w:shd w:fill="F6F7F8"/>
-          </w:tcPr>
-          <w:p>
-            <w:pPr>
-              <w:spacing w:after="40" w:before="40" w:line="276" w:lineRule="auto"/>
-              <w:ind w:firstLine="0"/>
-              <w:jc w:val="left"/>
-            </w:pPr>
-            <w:r>
-              <w:rPr>
-                <w:rFonts w:ascii="Arial" w:hAnsi="Arial" w:cs="Arial" w:eastAsia="宋体"/>
-                <w:b w:val="0"/>
-                <w:color w:val="000000"/>
-                <w:sz w:val="18"/>
-              </w:rPr>
-              <w:t>0 未发现；1 发现，notes 写明具体断言</w:t>
+              <w:t>verification/2026-10-29/</w:t>
             </w:r>
           </w:p>
         </w:tc>
@@ -1794,29 +1118,68 @@
     <w:p>
       <w:pPr>
         <w:widowControl/>
+        <w:spacing w:line="360" w:lineRule="auto" w:after="120"/>
+        <w:ind w:firstLine="482"/>
       </w:pPr>
       <w:r>
         <w:rPr>
-          <w:rFonts w:ascii="Arial" w:hAnsi="Arial" w:cs="Arial" w:eastAsia="宋体"/>
+          <w:rFonts w:ascii="Times New Roman" w:hAnsi="Times New Roman" w:cs="Times New Roman" w:eastAsia="宋体"/>
+          <w:b w:val="0"/>
+          <w:color w:val="000000"/>
+          <w:sz w:val="24"/>
+        </w:rPr>
+        <w:t>主神经系统在B0—B3中按验证实体F1选择B0（99.20%）；C0仅用于消融。10月24日的10部虚构电影夹具只用于验证程序流程，不计入Wikidata实验成绩。</w:t>
+      </w:r>
+    </w:p>
+    <w:p>
+      <w:bookmarkStart w:id="265" w:name="s2"/>
+      <w:pPr>
+        <w:pStyle w:val="Heading1"/>
+        <w:pageBreakBefore w:val="0"/>
+        <w:spacing w:line="312" w:lineRule="auto" w:before="320" w:after="160"/>
+      </w:pPr>
+      <w:r>
+        <w:rPr>
+          <w:rFonts w:ascii="Times New Roman" w:hAnsi="Times New Roman" w:cs="Times New Roman" w:eastAsia="黑体"/>
+          <w:b/>
+          <w:color w:val="000000"/>
+          <w:sz w:val="32"/>
+        </w:rPr>
+        <w:t>二 后续复现步骤与验收</w:t>
+      </w:r>
+      <w:bookmarkEnd w:id="265"/>
+    </w:p>
+    <w:p>
+      <w:pPr>
+        <w:widowControl/>
+        <w:spacing w:line="360" w:lineRule="auto" w:after="120"/>
+        <w:ind w:firstLine="482"/>
+      </w:pPr>
+      <w:r>
+        <w:rPr>
+          <w:rFonts w:ascii="Times New Roman" w:hAnsi="Times New Roman" w:cs="Times New Roman" w:eastAsia="宋体"/>
+          <w:b w:val="0"/>
+          <w:color w:val="000000"/>
+          <w:sz w:val="24"/>
+        </w:rPr>
+        <w:t>本轮数据、源码、环境和模型修订号均保留哈希或版本记录。下载的代码包省略完整数据、模型权重和缓存；程序验证可使用独立合成夹具，复核正式成绩则使用相应快照与本地模型。</w:t>
+      </w:r>
+    </w:p>
+    <w:p>
+      <w:pPr>
+        <w:keepNext/>
+        <w:widowControl/>
+        <w:spacing w:line="288" w:lineRule="auto" w:after="120"/>
+        <w:ind w:firstLine="0"/>
+      </w:pPr>
+      <w:r>
+        <w:rPr>
+          <w:rFonts w:ascii="Times New Roman" w:hAnsi="Times New Roman" w:cs="Times New Roman" w:eastAsia="宋体"/>
           <w:b w:val="0"/>
           <w:color w:val="000000"/>
           <w:sz w:val="21"/>
         </w:rPr>
-        <w:t>保留 A、B 两份原始评分，讨论结果另存；只对实际已评答案计算统计。A 已完成计算实验并不意味着主观评分已经完成。两人各自的报告只写本人参与、理解并能解释的工作。</w:t>
-      </w:r>
-    </w:p>
-    <w:p>
-      <w:pPr>
-        <w:pStyle w:val="Heading2"/>
-      </w:pPr>
-      <w:r>
-        <w:rPr>
-          <w:rFonts w:ascii="Arial" w:hAnsi="Arial" w:cs="Arial" w:eastAsia="黑体"/>
-          <w:b/>
-          <w:color w:val="000000"/>
-          <w:sz w:val="24"/>
-        </w:rPr>
-        <w:t>按依赖推进的安排</w:t>
+        <w:t>表 3  正式实验复核条件</w:t>
       </w:r>
     </w:p>
     <w:tbl>
@@ -1835,8 +1198,8 @@
       </w:tblPr>
       <w:tblGrid>
         <w:gridCol w:w="1814"/>
-        <w:gridCol w:w="3855"/>
-        <w:gridCol w:w="3855"/>
+        <w:gridCol w:w="3288"/>
+        <w:gridCol w:w="4195"/>
       </w:tblGrid>
       <w:tr>
         <w:trPr>
@@ -1853,28 +1216,29 @@
               <w:bottom w:w="85" w:type="dxa"/>
               <w:right w:w="85" w:type="dxa"/>
             </w:tcMar>
-            <w:shd w:fill="DCE6EF"/>
+            <w:shd w:fill="E7E7E7"/>
           </w:tcPr>
           <w:p>
             <w:pPr>
+              <w:keepNext/>
               <w:spacing w:after="40" w:before="40" w:line="276" w:lineRule="auto"/>
               <w:ind w:firstLine="0"/>
               <w:jc w:val="center"/>
             </w:pPr>
             <w:r>
               <w:rPr>
-                <w:rFonts w:ascii="Arial" w:hAnsi="Arial" w:cs="Arial" w:eastAsia="宋体"/>
+                <w:rFonts w:ascii="Times New Roman" w:hAnsi="Times New Roman" w:cs="Times New Roman" w:eastAsia="黑体"/>
                 <w:b/>
                 <w:color w:val="000000"/>
-                <w:sz w:val="17"/>
+                <w:sz w:val="22"/>
               </w:rPr>
-              <w:t>阶段</w:t>
+              <w:t>复核内容</w:t>
             </w:r>
           </w:p>
         </w:tc>
         <w:tc>
           <w:tcPr>
-            <w:tcW w:type="dxa" w:w="3855"/>
+            <w:tcW w:type="dxa" w:w="3288"/>
             <w:vAlign w:val="center"/>
             <w:tcMar>
               <w:top w:w="85" w:type="dxa"/>
@@ -1882,28 +1246,29 @@
               <w:bottom w:w="85" w:type="dxa"/>
               <w:right w:w="85" w:type="dxa"/>
             </w:tcMar>
-            <w:shd w:fill="DCE6EF"/>
+            <w:shd w:fill="E7E7E7"/>
           </w:tcPr>
           <w:p>
             <w:pPr>
+              <w:keepNext/>
               <w:spacing w:after="40" w:before="40" w:line="276" w:lineRule="auto"/>
               <w:ind w:firstLine="0"/>
               <w:jc w:val="center"/>
             </w:pPr>
             <w:r>
               <w:rPr>
-                <w:rFonts w:ascii="Arial" w:hAnsi="Arial" w:cs="Arial" w:eastAsia="宋体"/>
+                <w:rFonts w:ascii="Times New Roman" w:hAnsi="Times New Roman" w:cs="Times New Roman" w:eastAsia="黑体"/>
                 <w:b/>
                 <w:color w:val="000000"/>
-                <w:sz w:val="17"/>
+                <w:sz w:val="22"/>
               </w:rPr>
-              <w:t>A 本人</w:t>
+              <w:t>核查位置</w:t>
             </w:r>
           </w:p>
         </w:tc>
         <w:tc>
           <w:tcPr>
-            <w:tcW w:type="dxa" w:w="3855"/>
+            <w:tcW w:type="dxa" w:w="4195"/>
             <w:vAlign w:val="center"/>
             <w:tcMar>
               <w:top w:w="85" w:type="dxa"/>
@@ -1911,22 +1276,23 @@
               <w:bottom w:w="85" w:type="dxa"/>
               <w:right w:w="85" w:type="dxa"/>
             </w:tcMar>
-            <w:shd w:fill="DCE6EF"/>
+            <w:shd w:fill="E7E7E7"/>
           </w:tcPr>
           <w:p>
             <w:pPr>
+              <w:keepNext/>
               <w:spacing w:after="40" w:before="40" w:line="276" w:lineRule="auto"/>
               <w:ind w:firstLine="0"/>
               <w:jc w:val="center"/>
             </w:pPr>
             <w:r>
               <w:rPr>
-                <w:rFonts w:ascii="Arial" w:hAnsi="Arial" w:cs="Arial" w:eastAsia="宋体"/>
+                <w:rFonts w:ascii="Times New Roman" w:hAnsi="Times New Roman" w:cs="Times New Roman" w:eastAsia="黑体"/>
                 <w:b/>
                 <w:color w:val="000000"/>
-                <w:sz w:val="17"/>
+                <w:sz w:val="22"/>
               </w:rPr>
-              <w:t>B 队友</w:t>
+              <w:t>通过条件</w:t>
             </w:r>
           </w:p>
         </w:tc>
@@ -1949,24 +1315,25 @@
           </w:tcPr>
           <w:p>
             <w:pPr>
+              <w:keepNext w:val="0"/>
               <w:spacing w:after="40" w:before="40" w:line="276" w:lineRule="auto"/>
               <w:ind w:firstLine="0"/>
               <w:jc w:val="center"/>
             </w:pPr>
             <w:r>
               <w:rPr>
-                <w:rFonts w:ascii="Arial" w:hAnsi="Arial" w:cs="Arial" w:eastAsia="宋体"/>
+                <w:rFonts w:ascii="Times New Roman" w:hAnsi="Times New Roman" w:cs="Times New Roman" w:eastAsia="宋体"/>
                 <w:b w:val="0"/>
                 <w:color w:val="000000"/>
-                <w:sz w:val="17"/>
+                <w:sz w:val="22"/>
               </w:rPr>
-              <w:t>当前</w:t>
+              <w:t>数据一致性</w:t>
             </w:r>
           </w:p>
         </w:tc>
         <w:tc>
           <w:tcPr>
-            <w:tcW w:type="dxa" w:w="3855"/>
+            <w:tcW w:type="dxa" w:w="3288"/>
             <w:vAlign w:val="center"/>
             <w:tcMar>
               <w:top w:w="85" w:type="dxa"/>
@@ -1978,24 +1345,25 @@
           </w:tcPr>
           <w:p>
             <w:pPr>
+              <w:keepNext w:val="0"/>
               <w:spacing w:after="40" w:before="40" w:line="276" w:lineRule="auto"/>
               <w:ind w:firstLine="0"/>
               <w:jc w:val="left"/>
             </w:pPr>
             <w:r>
               <w:rPr>
-                <w:rFonts w:ascii="Arial" w:hAnsi="Arial" w:cs="Arial" w:eastAsia="宋体"/>
+                <w:rFonts w:ascii="Times New Roman" w:hAnsi="Times New Roman" w:cs="Times New Roman" w:eastAsia="宋体"/>
                 <w:b w:val="0"/>
                 <w:color w:val="000000"/>
-                <w:sz w:val="17"/>
+                <w:sz w:val="22"/>
               </w:rPr>
-              <w:t>阅读 diff 与个人运行证据；补班级和真实 A0 截图</w:t>
+              <w:t>数据manifest、source_manifest与电影划分</w:t>
             </w:r>
           </w:p>
         </w:tc>
         <w:tc>
           <w:tcPr>
-            <w:tcW w:type="dxa" w:w="3855"/>
+            <w:tcW w:type="dxa" w:w="4195"/>
             <w:vAlign w:val="center"/>
             <w:tcMar>
               <w:top w:w="85" w:type="dxa"/>
@@ -2007,110 +1375,19 @@
           </w:tcPr>
           <w:p>
             <w:pPr>
+              <w:keepNext w:val="0"/>
               <w:spacing w:after="40" w:before="40" w:line="276" w:lineRule="auto"/>
               <w:ind w:firstLine="0"/>
               <w:jc w:val="left"/>
             </w:pPr>
             <w:r>
               <w:rPr>
-                <w:rFonts w:ascii="Arial" w:hAnsi="Arial" w:cs="Arial" w:eastAsia="宋体"/>
+                <w:rFonts w:ascii="Times New Roman" w:hAnsi="Times New Roman" w:cs="Times New Roman" w:eastAsia="宋体"/>
                 <w:b w:val="0"/>
                 <w:color w:val="000000"/>
-                <w:sz w:val="17"/>
+                <w:sz w:val="22"/>
               </w:rPr>
-              <w:t>复核冻结数据并建立实际神经环境</w:t>
-            </w:r>
-          </w:p>
-        </w:tc>
-      </w:tr>
-      <w:tr>
-        <w:trPr>
-          <w:cantSplit/>
-        </w:trPr>
-        <w:tc>
-          <w:tcPr>
-            <w:tcW w:type="dxa" w:w="1814"/>
-            <w:vAlign w:val="center"/>
-            <w:tcMar>
-              <w:top w:w="85" w:type="dxa"/>
-              <w:left w:w="85" w:type="dxa"/>
-              <w:bottom w:w="85" w:type="dxa"/>
-              <w:right w:w="85" w:type="dxa"/>
-            </w:tcMar>
-            <w:shd w:fill="F6F7F8"/>
-          </w:tcPr>
-          <w:p>
-            <w:pPr>
-              <w:spacing w:after="40" w:before="40" w:line="276" w:lineRule="auto"/>
-              <w:ind w:firstLine="0"/>
-              <w:jc w:val="center"/>
-            </w:pPr>
-            <w:r>
-              <w:rPr>
-                <w:rFonts w:ascii="Arial" w:hAnsi="Arial" w:cs="Arial" w:eastAsia="宋体"/>
-                <w:b w:val="0"/>
-                <w:color w:val="000000"/>
-                <w:sz w:val="17"/>
-              </w:rPr>
-              <w:t>模型训练期间</w:t>
-            </w:r>
-          </w:p>
-        </w:tc>
-        <w:tc>
-          <w:tcPr>
-            <w:tcW w:type="dxa" w:w="3855"/>
-            <w:vAlign w:val="center"/>
-            <w:tcMar>
-              <w:top w:w="85" w:type="dxa"/>
-              <w:left w:w="85" w:type="dxa"/>
-              <w:bottom w:w="85" w:type="dxa"/>
-              <w:right w:w="85" w:type="dxa"/>
-            </w:tcMar>
-            <w:shd w:fill="F6F7F8"/>
-          </w:tcPr>
-          <w:p>
-            <w:pPr>
-              <w:spacing w:after="40" w:before="40" w:line="276" w:lineRule="auto"/>
-              <w:ind w:firstLine="0"/>
-              <w:jc w:val="left"/>
-            </w:pPr>
-            <w:r>
-              <w:rPr>
-                <w:rFonts w:ascii="Arial" w:hAnsi="Arial" w:cs="Arial" w:eastAsia="宋体"/>
-                <w:b w:val="0"/>
-                <w:color w:val="000000"/>
-                <w:sz w:val="17"/>
-              </w:rPr>
-              <w:t>核查错误案例、准备盲评和统一评价</w:t>
-            </w:r>
-          </w:p>
-        </w:tc>
-        <w:tc>
-          <w:tcPr>
-            <w:tcW w:type="dxa" w:w="3855"/>
-            <w:vAlign w:val="center"/>
-            <w:tcMar>
-              <w:top w:w="85" w:type="dxa"/>
-              <w:left w:w="85" w:type="dxa"/>
-              <w:bottom w:w="85" w:type="dxa"/>
-              <w:right w:w="85" w:type="dxa"/>
-            </w:tcMar>
-            <w:shd w:fill="F6F7F8"/>
-          </w:tcPr>
-          <w:p>
-            <w:pPr>
-              <w:spacing w:after="40" w:before="40" w:line="276" w:lineRule="auto"/>
-              <w:ind w:firstLine="0"/>
-              <w:jc w:val="left"/>
-            </w:pPr>
-            <w:r>
-              <w:rPr>
-                <w:rFonts w:ascii="Arial" w:hAnsi="Arial" w:cs="Arial" w:eastAsia="宋体"/>
-                <w:b w:val="0"/>
-                <w:color w:val="000000"/>
-                <w:sz w:val="17"/>
-              </w:rPr>
-              <w:t>完成 TransE、B0—B3、C0 与验证选模</w:t>
+              <w:t>输入哈希一致，电影划分无交集</w:t>
             </w:r>
           </w:p>
         </w:tc>
@@ -2133,24 +1410,25 @@
           </w:tcPr>
           <w:p>
             <w:pPr>
+              <w:keepNext w:val="0"/>
               <w:spacing w:after="40" w:before="40" w:line="276" w:lineRule="auto"/>
               <w:ind w:firstLine="0"/>
               <w:jc w:val="center"/>
             </w:pPr>
             <w:r>
               <w:rPr>
-                <w:rFonts w:ascii="Arial" w:hAnsi="Arial" w:cs="Arial" w:eastAsia="宋体"/>
+                <w:rFonts w:ascii="Times New Roman" w:hAnsi="Times New Roman" w:cs="Times New Roman" w:eastAsia="宋体"/>
                 <w:b w:val="0"/>
                 <w:color w:val="000000"/>
-                <w:sz w:val="17"/>
+                <w:sz w:val="22"/>
               </w:rPr>
-              <w:t>模型完成之后</w:t>
+              <w:t>模型与参数</w:t>
             </w:r>
           </w:p>
         </w:tc>
         <w:tc>
           <w:tcPr>
-            <w:tcW w:type="dxa" w:w="3855"/>
+            <w:tcW w:type="dxa" w:w="3288"/>
             <w:vAlign w:val="center"/>
             <w:tcMar>
               <w:top w:w="85" w:type="dxa"/>
@@ -2162,24 +1440,25 @@
           </w:tcPr>
           <w:p>
             <w:pPr>
+              <w:keepNext w:val="0"/>
               <w:spacing w:after="40" w:before="40" w:line="276" w:lineRule="auto"/>
               <w:ind w:firstLine="0"/>
               <w:jc w:val="left"/>
             </w:pPr>
             <w:r>
               <w:rPr>
-                <w:rFonts w:ascii="Arial" w:hAnsi="Arial" w:cs="Arial" w:eastAsia="宋体"/>
+                <w:rFonts w:ascii="Times New Roman" w:hAnsi="Times New Roman" w:cs="Times New Roman" w:eastAsia="宋体"/>
                 <w:b w:val="0"/>
                 <w:color w:val="000000"/>
-                <w:sz w:val="17"/>
+                <w:sz w:val="22"/>
               </w:rPr>
-              <w:t>接收预测、统一评价并独立评分</w:t>
+              <w:t>config、history、selection和checkpoint</w:t>
             </w:r>
           </w:p>
         </w:tc>
         <w:tc>
           <w:tcPr>
-            <w:tcW w:type="dxa" w:w="3855"/>
+            <w:tcW w:type="dxa" w:w="4195"/>
             <w:vAlign w:val="center"/>
             <w:tcMar>
               <w:top w:w="85" w:type="dxa"/>
@@ -2191,18 +1470,19 @@
           </w:tcPr>
           <w:p>
             <w:pPr>
+              <w:keepNext w:val="0"/>
               <w:spacing w:after="40" w:before="40" w:line="276" w:lineRule="auto"/>
               <w:ind w:firstLine="0"/>
-              <w:jc w:val="center"/>
+              <w:jc w:val="left"/>
             </w:pPr>
             <w:r>
               <w:rPr>
-                <w:rFonts w:ascii="Arial" w:hAnsi="Arial" w:cs="Arial" w:eastAsia="宋体"/>
+                <w:rFonts w:ascii="Times New Roman" w:hAnsi="Times New Roman" w:cs="Times New Roman" w:eastAsia="宋体"/>
                 <w:b w:val="0"/>
                 <w:color w:val="000000"/>
-                <w:sz w:val="17"/>
+                <w:sz w:val="22"/>
               </w:rPr>
-              <w:t>复核指标并独立评分</w:t>
+              <w:t>各学习率从相同初始模型训练；实际batch、累积、精度可查</w:t>
             </w:r>
           </w:p>
         </w:tc>
@@ -2221,28 +1501,29 @@
               <w:bottom w:w="85" w:type="dxa"/>
               <w:right w:w="85" w:type="dxa"/>
             </w:tcMar>
-            <w:shd w:fill="F6F7F8"/>
+            <w:shd w:fill="FFFFFF"/>
           </w:tcPr>
           <w:p>
             <w:pPr>
+              <w:keepNext w:val="0"/>
               <w:spacing w:after="40" w:before="40" w:line="276" w:lineRule="auto"/>
               <w:ind w:firstLine="0"/>
               <w:jc w:val="center"/>
             </w:pPr>
             <w:r>
               <w:rPr>
-                <w:rFonts w:ascii="Arial" w:hAnsi="Arial" w:cs="Arial" w:eastAsia="宋体"/>
+                <w:rFonts w:ascii="Times New Roman" w:hAnsi="Times New Roman" w:cs="Times New Roman" w:eastAsia="宋体"/>
                 <w:b w:val="0"/>
                 <w:color w:val="000000"/>
-                <w:sz w:val="17"/>
+                <w:sz w:val="22"/>
               </w:rPr>
-              <w:t>提交与答辩之前</w:t>
+              <w:t>预测与指标</w:t>
             </w:r>
           </w:p>
         </w:tc>
         <w:tc>
           <w:tcPr>
-            <w:tcW w:type="dxa" w:w="3855"/>
+            <w:tcW w:type="dxa" w:w="3288"/>
             <w:vAlign w:val="center"/>
             <w:tcMar>
               <w:top w:w="85" w:type="dxa"/>
@@ -2250,28 +1531,29 @@
               <w:bottom w:w="85" w:type="dxa"/>
               <w:right w:w="85" w:type="dxa"/>
             </w:tcMar>
-            <w:shd w:fill="F6F7F8"/>
+            <w:shd w:fill="FFFFFF"/>
           </w:tcPr>
           <w:p>
             <w:pPr>
+              <w:keepNext w:val="0"/>
               <w:spacing w:after="40" w:before="40" w:line="276" w:lineRule="auto"/>
               <w:ind w:firstLine="0"/>
               <w:jc w:val="left"/>
             </w:pPr>
             <w:r>
               <w:rPr>
-                <w:rFonts w:ascii="Arial" w:hAnsi="Arial" w:cs="Arial" w:eastAsia="宋体"/>
+                <w:rFonts w:ascii="Times New Roman" w:hAnsi="Times New Roman" w:cs="Times New Roman" w:eastAsia="宋体"/>
                 <w:b w:val="0"/>
                 <w:color w:val="000000"/>
-                <w:sz w:val="17"/>
+                <w:sz w:val="22"/>
               </w:rPr>
-              <w:t>讨论分歧、更新个人报告、说明个人贡献</w:t>
+              <w:t>predictions、metrics与配对清单</w:t>
             </w:r>
           </w:p>
         </w:tc>
         <w:tc>
           <w:tcPr>
-            <w:tcW w:type="dxa" w:w="3855"/>
+            <w:tcW w:type="dxa" w:w="4195"/>
             <w:vAlign w:val="center"/>
             <w:tcMar>
               <w:top w:w="85" w:type="dxa"/>
@@ -2279,22 +1561,584 @@
               <w:bottom w:w="85" w:type="dxa"/>
               <w:right w:w="85" w:type="dxa"/>
             </w:tcMar>
-            <w:shd w:fill="F6F7F8"/>
+            <w:shd w:fill="FFFFFF"/>
           </w:tcPr>
           <w:p>
             <w:pPr>
+              <w:keepNext w:val="0"/>
               <w:spacing w:after="40" w:before="40" w:line="276" w:lineRule="auto"/>
               <w:ind w:firstLine="0"/>
               <w:jc w:val="left"/>
             </w:pPr>
             <w:r>
               <w:rPr>
-                <w:rFonts w:ascii="Arial" w:hAnsi="Arial" w:cs="Arial" w:eastAsia="宋体"/>
+                <w:rFonts w:ascii="Times New Roman" w:hAnsi="Times New Roman" w:cs="Times New Roman" w:eastAsia="宋体"/>
                 <w:b w:val="0"/>
                 <w:color w:val="000000"/>
-                <w:sz w:val="17"/>
+                <w:sz w:val="22"/>
               </w:rPr>
-              <w:t>更新同伴报告、打包训练证据并准备答辩</w:t>
+              <w:t>ID唯一、完整覆盖；别名仅与同源47题比较</w:t>
+            </w:r>
+          </w:p>
+        </w:tc>
+      </w:tr>
+      <w:tr>
+        <w:trPr>
+          <w:cantSplit/>
+        </w:trPr>
+        <w:tc>
+          <w:tcPr>
+            <w:tcW w:type="dxa" w:w="1814"/>
+            <w:vAlign w:val="center"/>
+            <w:tcMar>
+              <w:top w:w="85" w:type="dxa"/>
+              <w:left w:w="85" w:type="dxa"/>
+              <w:bottom w:w="85" w:type="dxa"/>
+              <w:right w:w="85" w:type="dxa"/>
+            </w:tcMar>
+            <w:shd w:fill="FFFFFF"/>
+          </w:tcPr>
+          <w:p>
+            <w:pPr>
+              <w:keepNext w:val="0"/>
+              <w:spacing w:after="40" w:before="40" w:line="276" w:lineRule="auto"/>
+              <w:ind w:firstLine="0"/>
+              <w:jc w:val="center"/>
+            </w:pPr>
+            <w:r>
+              <w:rPr>
+                <w:rFonts w:ascii="Times New Roman" w:hAnsi="Times New Roman" w:cs="Times New Roman" w:eastAsia="宋体"/>
+                <w:b w:val="0"/>
+                <w:color w:val="000000"/>
+                <w:sz w:val="22"/>
+              </w:rPr>
+              <w:t>结果解释</w:t>
+            </w:r>
+          </w:p>
+        </w:tc>
+        <w:tc>
+          <w:tcPr>
+            <w:tcW w:type="dxa" w:w="3288"/>
+            <w:vAlign w:val="center"/>
+            <w:tcMar>
+              <w:top w:w="85" w:type="dxa"/>
+              <w:left w:w="85" w:type="dxa"/>
+              <w:bottom w:w="85" w:type="dxa"/>
+              <w:right w:w="85" w:type="dxa"/>
+            </w:tcMar>
+            <w:shd w:fill="FFFFFF"/>
+          </w:tcPr>
+          <w:p>
+            <w:pPr>
+              <w:keepNext w:val="0"/>
+              <w:spacing w:after="40" w:before="40" w:line="276" w:lineRule="auto"/>
+              <w:ind w:firstLine="0"/>
+              <w:jc w:val="left"/>
+            </w:pPr>
+            <w:r>
+              <w:rPr>
+                <w:rFonts w:ascii="Times New Roman" w:hAnsi="Times New Roman" w:cs="Times New Roman" w:eastAsia="宋体"/>
+                <w:b w:val="0"/>
+                <w:color w:val="000000"/>
+                <w:sz w:val="22"/>
+              </w:rPr>
+              <w:t>个人报告第5.1—5.5节</w:t>
+            </w:r>
+          </w:p>
+        </w:tc>
+        <w:tc>
+          <w:tcPr>
+            <w:tcW w:type="dxa" w:w="4195"/>
+            <w:vAlign w:val="center"/>
+            <w:tcMar>
+              <w:top w:w="85" w:type="dxa"/>
+              <w:left w:w="85" w:type="dxa"/>
+              <w:bottom w:w="85" w:type="dxa"/>
+              <w:right w:w="85" w:type="dxa"/>
+            </w:tcMar>
+            <w:shd w:fill="FFFFFF"/>
+          </w:tcPr>
+          <w:p>
+            <w:pPr>
+              <w:keepNext w:val="0"/>
+              <w:spacing w:after="40" w:before="40" w:line="276" w:lineRule="auto"/>
+              <w:ind w:firstLine="0"/>
+              <w:jc w:val="left"/>
+            </w:pPr>
+            <w:r>
+              <w:rPr>
+                <w:rFonts w:ascii="Times New Roman" w:hAnsi="Times New Roman" w:cs="Times New Roman" w:eastAsia="宋体"/>
+                <w:b w:val="0"/>
+                <w:color w:val="000000"/>
+                <w:sz w:val="22"/>
+              </w:rPr>
+              <w:t>参数、过程、数值耗时、对比图和四问分析相互对应</w:t>
+            </w:r>
+          </w:p>
+        </w:tc>
+      </w:tr>
+    </w:tbl>
+    <w:p>
+      <w:pPr>
+        <w:spacing w:after="40" w:line="120" w:lineRule="auto"/>
+      </w:pPr>
+    </w:p>
+    <w:p>
+      <w:pPr>
+        <w:pStyle w:val="Heading2"/>
+        <w:spacing w:line="312" w:lineRule="auto" w:before="240" w:after="160"/>
+      </w:pPr>
+      <w:r>
+        <w:rPr>
+          <w:rFonts w:ascii="Times New Roman" w:hAnsi="Times New Roman" w:cs="Times New Roman" w:eastAsia="黑体"/>
+          <w:b/>
+          <w:color w:val="000000"/>
+          <w:sz w:val="28"/>
+        </w:rPr>
+        <w:t>可运行的程序验证入口</w:t>
+      </w:r>
+    </w:p>
+    <w:p>
+      <w:pPr>
+        <w:keepNext w:val="0"/>
+        <w:widowControl/>
+        <w:spacing w:line="276" w:lineRule="auto" w:after="120"/>
+        <w:ind w:firstLine="0"/>
+      </w:pPr>
+      <w:r>
+        <w:rPr>
+          <w:rFonts w:ascii="Times New Roman" w:hAnsi="Times New Roman" w:cs="Times New Roman" w:eastAsia="宋体"/>
+          <w:b w:val="0"/>
+          <w:color w:val="000000"/>
+          <w:sz w:val="21"/>
+        </w:rPr>
+        <w:t>python -m pytest -q</w:t>
+      </w:r>
+    </w:p>
+    <w:p>
+      <w:pPr>
+        <w:keepNext w:val="0"/>
+        <w:widowControl/>
+        <w:spacing w:line="276" w:lineRule="auto" w:after="120"/>
+        <w:ind w:firstLine="0"/>
+      </w:pPr>
+      <w:r>
+        <w:rPr>
+          <w:rFonts w:ascii="Times New Roman" w:hAnsi="Times New Roman" w:cs="Times New Roman" w:eastAsia="宋体"/>
+          <w:b w:val="0"/>
+          <w:color w:val="000000"/>
+          <w:sz w:val="21"/>
+        </w:rPr>
+        <w:t>python -m kgqa.acceptance --output-dir output/acceptance/review</w:t>
+      </w:r>
+    </w:p>
+    <w:p>
+      <w:pPr>
+        <w:widowControl/>
+        <w:spacing w:line="360" w:lineRule="auto" w:after="120"/>
+        <w:ind w:firstLine="482"/>
+      </w:pPr>
+      <w:r>
+        <w:rPr>
+          <w:rFonts w:ascii="Times New Roman" w:hAnsi="Times New Roman" w:cs="Times New Roman" w:eastAsia="宋体"/>
+          <w:b w:val="0"/>
+          <w:color w:val="000000"/>
+          <w:sz w:val="24"/>
+        </w:rPr>
+        <w:t>首次验收使用新输出目录，成功时显示PASS并保存summary和实际问答示例。复核时使用新的目录名，操作见 docs/提交验收说明.md。完整神经复现的参数见夏俊杰报告第5.1节。</w:t>
+      </w:r>
+    </w:p>
+    <w:p>
+      <w:bookmarkStart w:id="266" w:name="s3"/>
+      <w:pPr>
+        <w:pStyle w:val="Heading1"/>
+        <w:pageBreakBefore w:val="0"/>
+        <w:spacing w:line="312" w:lineRule="auto" w:before="320" w:after="160"/>
+      </w:pPr>
+      <w:r>
+        <w:rPr>
+          <w:rFonts w:ascii="Times New Roman" w:hAnsi="Times New Roman" w:cs="Times New Roman" w:eastAsia="黑体"/>
+          <w:b/>
+          <w:color w:val="000000"/>
+          <w:sz w:val="32"/>
+        </w:rPr>
+        <w:t>三 人工评价与提交安排</w:t>
+      </w:r>
+      <w:bookmarkEnd w:id="266"/>
+    </w:p>
+    <w:p>
+      <w:pPr>
+        <w:widowControl/>
+        <w:spacing w:line="360" w:lineRule="auto" w:after="120"/>
+        <w:ind w:firstLine="482"/>
+      </w:pPr>
+      <w:r>
+        <w:rPr>
+          <w:rFonts w:ascii="Times New Roman" w:hAnsi="Times New Roman" w:cs="Times New Roman" w:eastAsia="宋体"/>
+          <w:b w:val="0"/>
+          <w:color w:val="000000"/>
+          <w:sz w:val="24"/>
+        </w:rPr>
+        <w:t>当前已为两位评价者分别导出200条答案的评分表，四项评分尚为空。每人先填写自己的原始表，再讨论差异；对照密钥由组织者保管。</w:t>
+      </w:r>
+    </w:p>
+    <w:p>
+      <w:pPr>
+        <w:keepNext/>
+        <w:widowControl/>
+        <w:spacing w:line="288" w:lineRule="auto" w:after="120"/>
+        <w:ind w:firstLine="0"/>
+      </w:pPr>
+      <w:r>
+        <w:rPr>
+          <w:rFonts w:ascii="Times New Roman" w:hAnsi="Times New Roman" w:cs="Times New Roman" w:eastAsia="宋体"/>
+          <w:b w:val="0"/>
+          <w:color w:val="000000"/>
+          <w:sz w:val="21"/>
+        </w:rPr>
+        <w:t>表 4  人工评价口径</w:t>
+      </w:r>
+    </w:p>
+    <w:tbl>
+      <w:tblPr>
+        <w:tblW w:type="auto" w:w="0"/>
+        <w:tblLayout w:type="fixed"/>
+        <w:tblLook w:firstColumn="1" w:firstRow="1" w:lastColumn="0" w:lastRow="0" w:noHBand="0" w:noVBand="1" w:val="04A0"/>
+        <w:tblBorders>
+          <w:top w:val="single" w:sz="4" w:color="D9D9D9"/>
+          <w:left w:val="single" w:sz="4" w:color="D9D9D9"/>
+          <w:bottom w:val="single" w:sz="4" w:color="D9D9D9"/>
+          <w:right w:val="single" w:sz="4" w:color="D9D9D9"/>
+          <w:insideH w:val="single" w:sz="4" w:color="D9D9D9"/>
+          <w:insideV w:val="single" w:sz="4" w:color="D9D9D9"/>
+        </w:tblBorders>
+      </w:tblPr>
+      <w:tblGrid>
+        <w:gridCol w:w="2438"/>
+        <w:gridCol w:w="6860"/>
+      </w:tblGrid>
+      <w:tr>
+        <w:trPr>
+          <w:tblHeader/>
+          <w:cantSplit/>
+        </w:trPr>
+        <w:tc>
+          <w:tcPr>
+            <w:tcW w:type="dxa" w:w="2438"/>
+            <w:vAlign w:val="center"/>
+            <w:tcMar>
+              <w:top w:w="85" w:type="dxa"/>
+              <w:left w:w="85" w:type="dxa"/>
+              <w:bottom w:w="85" w:type="dxa"/>
+              <w:right w:w="85" w:type="dxa"/>
+            </w:tcMar>
+            <w:shd w:fill="E7E7E7"/>
+          </w:tcPr>
+          <w:p>
+            <w:pPr>
+              <w:keepNext/>
+              <w:spacing w:after="40" w:before="40" w:line="276" w:lineRule="auto"/>
+              <w:ind w:firstLine="0"/>
+              <w:jc w:val="center"/>
+            </w:pPr>
+            <w:r>
+              <w:rPr>
+                <w:rFonts w:ascii="Times New Roman" w:hAnsi="Times New Roman" w:cs="Times New Roman" w:eastAsia="黑体"/>
+                <w:b/>
+                <w:color w:val="000000"/>
+                <w:sz w:val="22"/>
+              </w:rPr>
+              <w:t>评价项</w:t>
+            </w:r>
+          </w:p>
+        </w:tc>
+        <w:tc>
+          <w:tcPr>
+            <w:tcW w:type="dxa" w:w="6860"/>
+            <w:vAlign w:val="center"/>
+            <w:tcMar>
+              <w:top w:w="85" w:type="dxa"/>
+              <w:left w:w="85" w:type="dxa"/>
+              <w:bottom w:w="85" w:type="dxa"/>
+              <w:right w:w="85" w:type="dxa"/>
+            </w:tcMar>
+            <w:shd w:fill="E7E7E7"/>
+          </w:tcPr>
+          <w:p>
+            <w:pPr>
+              <w:keepNext/>
+              <w:spacing w:after="40" w:before="40" w:line="276" w:lineRule="auto"/>
+              <w:ind w:firstLine="0"/>
+              <w:jc w:val="center"/>
+            </w:pPr>
+            <w:r>
+              <w:rPr>
+                <w:rFonts w:ascii="Times New Roman" w:hAnsi="Times New Roman" w:cs="Times New Roman" w:eastAsia="黑体"/>
+                <w:b/>
+                <w:color w:val="000000"/>
+                <w:sz w:val="22"/>
+              </w:rPr>
+              <w:t>评分含义</w:t>
+            </w:r>
+          </w:p>
+        </w:tc>
+      </w:tr>
+      <w:tr>
+        <w:trPr>
+          <w:cantSplit/>
+        </w:trPr>
+        <w:tc>
+          <w:tcPr>
+            <w:tcW w:type="dxa" w:w="2438"/>
+            <w:vAlign w:val="center"/>
+            <w:tcMar>
+              <w:top w:w="85" w:type="dxa"/>
+              <w:left w:w="85" w:type="dxa"/>
+              <w:bottom w:w="85" w:type="dxa"/>
+              <w:right w:w="85" w:type="dxa"/>
+            </w:tcMar>
+            <w:shd w:fill="FFFFFF"/>
+          </w:tcPr>
+          <w:p>
+            <w:pPr>
+              <w:keepNext w:val="0"/>
+              <w:spacing w:after="40" w:before="40" w:line="276" w:lineRule="auto"/>
+              <w:ind w:firstLine="0"/>
+              <w:jc w:val="center"/>
+            </w:pPr>
+            <w:r>
+              <w:rPr>
+                <w:rFonts w:ascii="Times New Roman" w:hAnsi="Times New Roman" w:cs="Times New Roman" w:eastAsia="宋体"/>
+                <w:b w:val="0"/>
+                <w:color w:val="000000"/>
+                <w:sz w:val="22"/>
+              </w:rPr>
+              <w:t>准确性 0—2</w:t>
+            </w:r>
+          </w:p>
+        </w:tc>
+        <w:tc>
+          <w:tcPr>
+            <w:tcW w:type="dxa" w:w="6860"/>
+            <w:vAlign w:val="center"/>
+            <w:tcMar>
+              <w:top w:w="85" w:type="dxa"/>
+              <w:left w:w="85" w:type="dxa"/>
+              <w:bottom w:w="85" w:type="dxa"/>
+              <w:right w:w="85" w:type="dxa"/>
+            </w:tcMar>
+            <w:shd w:fill="FFFFFF"/>
+          </w:tcPr>
+          <w:p>
+            <w:pPr>
+              <w:keepNext w:val="0"/>
+              <w:spacing w:after="40" w:before="40" w:line="276" w:lineRule="auto"/>
+              <w:ind w:firstLine="0"/>
+              <w:jc w:val="left"/>
+            </w:pPr>
+            <w:r>
+              <w:rPr>
+                <w:rFonts w:ascii="Times New Roman" w:hAnsi="Times New Roman" w:cs="Times New Roman" w:eastAsia="宋体"/>
+                <w:b w:val="0"/>
+                <w:color w:val="000000"/>
+                <w:sz w:val="22"/>
+              </w:rPr>
+              <w:t>错误或无证据／部分正确／全部正确</w:t>
+            </w:r>
+          </w:p>
+        </w:tc>
+      </w:tr>
+      <w:tr>
+        <w:trPr>
+          <w:cantSplit/>
+        </w:trPr>
+        <w:tc>
+          <w:tcPr>
+            <w:tcW w:type="dxa" w:w="2438"/>
+            <w:vAlign w:val="center"/>
+            <w:tcMar>
+              <w:top w:w="85" w:type="dxa"/>
+              <w:left w:w="85" w:type="dxa"/>
+              <w:bottom w:w="85" w:type="dxa"/>
+              <w:right w:w="85" w:type="dxa"/>
+            </w:tcMar>
+            <w:shd w:fill="FFFFFF"/>
+          </w:tcPr>
+          <w:p>
+            <w:pPr>
+              <w:keepNext w:val="0"/>
+              <w:spacing w:after="40" w:before="40" w:line="276" w:lineRule="auto"/>
+              <w:ind w:firstLine="0"/>
+              <w:jc w:val="center"/>
+            </w:pPr>
+            <w:r>
+              <w:rPr>
+                <w:rFonts w:ascii="Times New Roman" w:hAnsi="Times New Roman" w:cs="Times New Roman" w:eastAsia="宋体"/>
+                <w:b w:val="0"/>
+                <w:color w:val="000000"/>
+                <w:sz w:val="22"/>
+              </w:rPr>
+              <w:t>完整性 0—2</w:t>
+            </w:r>
+          </w:p>
+        </w:tc>
+        <w:tc>
+          <w:tcPr>
+            <w:tcW w:type="dxa" w:w="6860"/>
+            <w:vAlign w:val="center"/>
+            <w:tcMar>
+              <w:top w:w="85" w:type="dxa"/>
+              <w:left w:w="85" w:type="dxa"/>
+              <w:bottom w:w="85" w:type="dxa"/>
+              <w:right w:w="85" w:type="dxa"/>
+            </w:tcMar>
+            <w:shd w:fill="FFFFFF"/>
+          </w:tcPr>
+          <w:p>
+            <w:pPr>
+              <w:keepNext w:val="0"/>
+              <w:spacing w:after="40" w:before="40" w:line="276" w:lineRule="auto"/>
+              <w:ind w:firstLine="0"/>
+              <w:jc w:val="left"/>
+            </w:pPr>
+            <w:r>
+              <w:rPr>
+                <w:rFonts w:ascii="Times New Roman" w:hAnsi="Times New Roman" w:cs="Times New Roman" w:eastAsia="宋体"/>
+                <w:b w:val="0"/>
+                <w:color w:val="000000"/>
+                <w:sz w:val="22"/>
+              </w:rPr>
+              <w:t>未覆盖／部分覆盖／完整覆盖标准答案</w:t>
+            </w:r>
+          </w:p>
+        </w:tc>
+      </w:tr>
+      <w:tr>
+        <w:trPr>
+          <w:cantSplit/>
+        </w:trPr>
+        <w:tc>
+          <w:tcPr>
+            <w:tcW w:type="dxa" w:w="2438"/>
+            <w:vAlign w:val="center"/>
+            <w:tcMar>
+              <w:top w:w="85" w:type="dxa"/>
+              <w:left w:w="85" w:type="dxa"/>
+              <w:bottom w:w="85" w:type="dxa"/>
+              <w:right w:w="85" w:type="dxa"/>
+            </w:tcMar>
+            <w:shd w:fill="FFFFFF"/>
+          </w:tcPr>
+          <w:p>
+            <w:pPr>
+              <w:keepNext w:val="0"/>
+              <w:spacing w:after="40" w:before="40" w:line="276" w:lineRule="auto"/>
+              <w:ind w:firstLine="0"/>
+              <w:jc w:val="center"/>
+            </w:pPr>
+            <w:r>
+              <w:rPr>
+                <w:rFonts w:ascii="Times New Roman" w:hAnsi="Times New Roman" w:cs="Times New Roman" w:eastAsia="宋体"/>
+                <w:b w:val="0"/>
+                <w:color w:val="000000"/>
+                <w:sz w:val="22"/>
+              </w:rPr>
+              <w:t>流畅度 1—5</w:t>
+            </w:r>
+          </w:p>
+        </w:tc>
+        <w:tc>
+          <w:tcPr>
+            <w:tcW w:type="dxa" w:w="6860"/>
+            <w:vAlign w:val="center"/>
+            <w:tcMar>
+              <w:top w:w="85" w:type="dxa"/>
+              <w:left w:w="85" w:type="dxa"/>
+              <w:bottom w:w="85" w:type="dxa"/>
+              <w:right w:w="85" w:type="dxa"/>
+            </w:tcMar>
+            <w:shd w:fill="FFFFFF"/>
+          </w:tcPr>
+          <w:p>
+            <w:pPr>
+              <w:keepNext w:val="0"/>
+              <w:spacing w:after="40" w:before="40" w:line="276" w:lineRule="auto"/>
+              <w:ind w:firstLine="0"/>
+              <w:jc w:val="center"/>
+            </w:pPr>
+            <w:r>
+              <w:rPr>
+                <w:rFonts w:ascii="Times New Roman" w:hAnsi="Times New Roman" w:cs="Times New Roman" w:eastAsia="宋体"/>
+                <w:b w:val="0"/>
+                <w:color w:val="000000"/>
+                <w:sz w:val="22"/>
+              </w:rPr>
+              <w:t>从难以理解到自然流畅</w:t>
+            </w:r>
+          </w:p>
+        </w:tc>
+      </w:tr>
+      <w:tr>
+        <w:trPr>
+          <w:cantSplit/>
+        </w:trPr>
+        <w:tc>
+          <w:tcPr>
+            <w:tcW w:type="dxa" w:w="2438"/>
+            <w:vAlign w:val="center"/>
+            <w:tcMar>
+              <w:top w:w="85" w:type="dxa"/>
+              <w:left w:w="85" w:type="dxa"/>
+              <w:bottom w:w="85" w:type="dxa"/>
+              <w:right w:w="85" w:type="dxa"/>
+            </w:tcMar>
+            <w:shd w:fill="FFFFFF"/>
+          </w:tcPr>
+          <w:p>
+            <w:pPr>
+              <w:keepNext w:val="0"/>
+              <w:spacing w:after="40" w:before="40" w:line="276" w:lineRule="auto"/>
+              <w:ind w:firstLine="0"/>
+              <w:jc w:val="center"/>
+            </w:pPr>
+            <w:r>
+              <w:rPr>
+                <w:rFonts w:ascii="Times New Roman" w:hAnsi="Times New Roman" w:cs="Times New Roman" w:eastAsia="宋体"/>
+                <w:b w:val="0"/>
+                <w:color w:val="000000"/>
+                <w:sz w:val="22"/>
+              </w:rPr>
+              <w:t>无依据断言 0/1</w:t>
+            </w:r>
+          </w:p>
+        </w:tc>
+        <w:tc>
+          <w:tcPr>
+            <w:tcW w:type="dxa" w:w="6860"/>
+            <w:vAlign w:val="center"/>
+            <w:tcMar>
+              <w:top w:w="85" w:type="dxa"/>
+              <w:left w:w="85" w:type="dxa"/>
+              <w:bottom w:w="85" w:type="dxa"/>
+              <w:right w:w="85" w:type="dxa"/>
+            </w:tcMar>
+            <w:shd w:fill="FFFFFF"/>
+          </w:tcPr>
+          <w:p>
+            <w:pPr>
+              <w:keepNext w:val="0"/>
+              <w:spacing w:after="40" w:before="40" w:line="276" w:lineRule="auto"/>
+              <w:ind w:firstLine="0"/>
+              <w:jc w:val="left"/>
+            </w:pPr>
+            <w:r>
+              <w:rPr>
+                <w:rFonts w:ascii="Times New Roman" w:hAnsi="Times New Roman" w:cs="Times New Roman" w:eastAsia="宋体"/>
+                <w:b w:val="0"/>
+                <w:color w:val="000000"/>
+                <w:sz w:val="22"/>
+              </w:rPr>
+              <w:t>未发现／发现；在备注中写明具体内容</w:t>
             </w:r>
           </w:p>
         </w:tc>
@@ -2308,64 +2152,654 @@
     <w:p>
       <w:pPr>
         <w:widowControl/>
+        <w:spacing w:line="360" w:lineRule="auto" w:after="120"/>
+        <w:ind w:firstLine="482"/>
       </w:pPr>
       <w:r>
         <w:rPr>
-          <w:rFonts w:ascii="Arial" w:hAnsi="Arial" w:cs="Arial" w:eastAsia="宋体"/>
+          <w:rFonts w:ascii="Times New Roman" w:hAnsi="Times New Roman" w:cs="Times New Roman" w:eastAsia="宋体"/>
+          <w:b w:val="0"/>
+          <w:color w:val="000000"/>
+          <w:sz w:val="24"/>
+        </w:rPr>
+        <w:t>未评分行保持空白。只有两份表全部答案行的四项评分完整且合法，公开统计入口才生成分系统汇总；评分分歧和讨论记录另存。自动BLEU、ROUGE和实体F1分别保留。</w:t>
+      </w:r>
+    </w:p>
+    <w:p>
+      <w:pPr>
+        <w:keepNext/>
+        <w:widowControl/>
+        <w:spacing w:line="288" w:lineRule="auto" w:after="120"/>
+        <w:ind w:firstLine="0"/>
+      </w:pPr>
+      <w:r>
+        <w:rPr>
+          <w:rFonts w:ascii="Times New Roman" w:hAnsi="Times New Roman" w:cs="Times New Roman" w:eastAsia="宋体"/>
           <w:b w:val="0"/>
           <w:color w:val="000000"/>
           <w:sz w:val="21"/>
         </w:rPr>
-        <w:t>训练耗时取决于设备与下载条件，以上为任务顺序而非承诺工期。工时开始后据实记录，不预填虚构耗时。</w:t>
+        <w:t>表 5  提交材料核对</w:t>
       </w:r>
     </w:p>
+    <w:tbl>
+      <w:tblPr>
+        <w:tblW w:type="auto" w:w="0"/>
+        <w:tblLayout w:type="fixed"/>
+        <w:tblLook w:firstColumn="1" w:firstRow="1" w:lastColumn="0" w:lastRow="0" w:noHBand="0" w:noVBand="1" w:val="04A0"/>
+        <w:tblBorders>
+          <w:top w:val="single" w:sz="4" w:color="D9D9D9"/>
+          <w:left w:val="single" w:sz="4" w:color="D9D9D9"/>
+          <w:bottom w:val="single" w:sz="4" w:color="D9D9D9"/>
+          <w:right w:val="single" w:sz="4" w:color="D9D9D9"/>
+          <w:insideH w:val="single" w:sz="4" w:color="D9D9D9"/>
+          <w:insideV w:val="single" w:sz="4" w:color="D9D9D9"/>
+        </w:tblBorders>
+      </w:tblPr>
+      <w:tblGrid>
+        <w:gridCol w:w="1814"/>
+        <w:gridCol w:w="5102"/>
+        <w:gridCol w:w="2381"/>
+      </w:tblGrid>
+      <w:tr>
+        <w:trPr>
+          <w:tblHeader/>
+          <w:cantSplit/>
+        </w:trPr>
+        <w:tc>
+          <w:tcPr>
+            <w:tcW w:type="dxa" w:w="1814"/>
+            <w:vAlign w:val="center"/>
+            <w:tcMar>
+              <w:top w:w="85" w:type="dxa"/>
+              <w:left w:w="85" w:type="dxa"/>
+              <w:bottom w:w="85" w:type="dxa"/>
+              <w:right w:w="85" w:type="dxa"/>
+            </w:tcMar>
+            <w:shd w:fill="E7E7E7"/>
+          </w:tcPr>
+          <w:p>
+            <w:pPr>
+              <w:keepNext/>
+              <w:spacing w:after="40" w:before="40" w:line="276" w:lineRule="auto"/>
+              <w:ind w:firstLine="0"/>
+              <w:jc w:val="center"/>
+            </w:pPr>
+            <w:r>
+              <w:rPr>
+                <w:rFonts w:ascii="Times New Roman" w:hAnsi="Times New Roman" w:cs="Times New Roman" w:eastAsia="黑体"/>
+                <w:b/>
+                <w:color w:val="000000"/>
+                <w:sz w:val="22"/>
+              </w:rPr>
+              <w:t>提交材料</w:t>
+            </w:r>
+          </w:p>
+        </w:tc>
+        <w:tc>
+          <w:tcPr>
+            <w:tcW w:type="dxa" w:w="5102"/>
+            <w:vAlign w:val="center"/>
+            <w:tcMar>
+              <w:top w:w="85" w:type="dxa"/>
+              <w:left w:w="85" w:type="dxa"/>
+              <w:bottom w:w="85" w:type="dxa"/>
+              <w:right w:w="85" w:type="dxa"/>
+            </w:tcMar>
+            <w:shd w:fill="E7E7E7"/>
+          </w:tcPr>
+          <w:p>
+            <w:pPr>
+              <w:keepNext/>
+              <w:spacing w:after="40" w:before="40" w:line="276" w:lineRule="auto"/>
+              <w:ind w:firstLine="0"/>
+              <w:jc w:val="center"/>
+            </w:pPr>
+            <w:r>
+              <w:rPr>
+                <w:rFonts w:ascii="Times New Roman" w:hAnsi="Times New Roman" w:cs="Times New Roman" w:eastAsia="黑体"/>
+                <w:b/>
+                <w:color w:val="000000"/>
+                <w:sz w:val="22"/>
+              </w:rPr>
+              <w:t>当前状态</w:t>
+            </w:r>
+          </w:p>
+        </w:tc>
+        <w:tc>
+          <w:tcPr>
+            <w:tcW w:type="dxa" w:w="2381"/>
+            <w:vAlign w:val="center"/>
+            <w:tcMar>
+              <w:top w:w="85" w:type="dxa"/>
+              <w:left w:w="85" w:type="dxa"/>
+              <w:bottom w:w="85" w:type="dxa"/>
+              <w:right w:w="85" w:type="dxa"/>
+            </w:tcMar>
+            <w:shd w:fill="E7E7E7"/>
+          </w:tcPr>
+          <w:p>
+            <w:pPr>
+              <w:keepNext/>
+              <w:spacing w:after="40" w:before="40" w:line="276" w:lineRule="auto"/>
+              <w:ind w:firstLine="0"/>
+              <w:jc w:val="center"/>
+            </w:pPr>
+            <w:r>
+              <w:rPr>
+                <w:rFonts w:ascii="Times New Roman" w:hAnsi="Times New Roman" w:cs="Times New Roman" w:eastAsia="黑体"/>
+                <w:b/>
+                <w:color w:val="000000"/>
+                <w:sz w:val="22"/>
+              </w:rPr>
+              <w:t>责任</w:t>
+            </w:r>
+          </w:p>
+        </w:tc>
+      </w:tr>
+      <w:tr>
+        <w:trPr>
+          <w:cantSplit/>
+        </w:trPr>
+        <w:tc>
+          <w:tcPr>
+            <w:tcW w:type="dxa" w:w="1814"/>
+            <w:vAlign w:val="center"/>
+            <w:tcMar>
+              <w:top w:w="85" w:type="dxa"/>
+              <w:left w:w="85" w:type="dxa"/>
+              <w:bottom w:w="85" w:type="dxa"/>
+              <w:right w:w="85" w:type="dxa"/>
+            </w:tcMar>
+            <w:shd w:fill="FFFFFF"/>
+          </w:tcPr>
+          <w:p>
+            <w:pPr>
+              <w:keepNext w:val="0"/>
+              <w:spacing w:after="40" w:before="40" w:line="276" w:lineRule="auto"/>
+              <w:ind w:firstLine="0"/>
+              <w:jc w:val="center"/>
+            </w:pPr>
+            <w:r>
+              <w:rPr>
+                <w:rFonts w:ascii="Times New Roman" w:hAnsi="Times New Roman" w:cs="Times New Roman" w:eastAsia="宋体"/>
+                <w:b w:val="0"/>
+                <w:color w:val="000000"/>
+                <w:sz w:val="22"/>
+              </w:rPr>
+              <w:t>个人信息</w:t>
+            </w:r>
+          </w:p>
+        </w:tc>
+        <w:tc>
+          <w:tcPr>
+            <w:tcW w:type="dxa" w:w="5102"/>
+            <w:vAlign w:val="center"/>
+            <w:tcMar>
+              <w:top w:w="85" w:type="dxa"/>
+              <w:left w:w="85" w:type="dxa"/>
+              <w:bottom w:w="85" w:type="dxa"/>
+              <w:right w:w="85" w:type="dxa"/>
+            </w:tcMar>
+            <w:shd w:fill="FFFFFF"/>
+          </w:tcPr>
+          <w:p>
+            <w:pPr>
+              <w:keepNext w:val="0"/>
+              <w:spacing w:after="40" w:before="40" w:line="276" w:lineRule="auto"/>
+              <w:ind w:firstLine="0"/>
+              <w:jc w:val="left"/>
+            </w:pPr>
+            <w:r>
+              <w:rPr>
+                <w:rFonts w:ascii="Times New Roman" w:hAnsi="Times New Roman" w:cs="Times New Roman" w:eastAsia="宋体"/>
+                <w:b w:val="0"/>
+                <w:color w:val="000000"/>
+                <w:sz w:val="22"/>
+              </w:rPr>
+              <w:t>周新永姓名学号已填；夏俊杰学号、两人班级及课程完成日期留空</w:t>
+            </w:r>
+          </w:p>
+        </w:tc>
+        <w:tc>
+          <w:tcPr>
+            <w:tcW w:type="dxa" w:w="2381"/>
+            <w:vAlign w:val="center"/>
+            <w:tcMar>
+              <w:top w:w="85" w:type="dxa"/>
+              <w:left w:w="85" w:type="dxa"/>
+              <w:bottom w:w="85" w:type="dxa"/>
+              <w:right w:w="85" w:type="dxa"/>
+            </w:tcMar>
+            <w:shd w:fill="FFFFFF"/>
+          </w:tcPr>
+          <w:p>
+            <w:pPr>
+              <w:keepNext w:val="0"/>
+              <w:spacing w:after="40" w:before="40" w:line="276" w:lineRule="auto"/>
+              <w:ind w:firstLine="0"/>
+              <w:jc w:val="center"/>
+            </w:pPr>
+            <w:r>
+              <w:rPr>
+                <w:rFonts w:ascii="Times New Roman" w:hAnsi="Times New Roman" w:cs="Times New Roman" w:eastAsia="宋体"/>
+                <w:b w:val="0"/>
+                <w:color w:val="000000"/>
+                <w:sz w:val="22"/>
+              </w:rPr>
+              <w:t>各人据实填写</w:t>
+            </w:r>
+          </w:p>
+        </w:tc>
+      </w:tr>
+      <w:tr>
+        <w:trPr>
+          <w:cantSplit/>
+        </w:trPr>
+        <w:tc>
+          <w:tcPr>
+            <w:tcW w:type="dxa" w:w="1814"/>
+            <w:vAlign w:val="center"/>
+            <w:tcMar>
+              <w:top w:w="85" w:type="dxa"/>
+              <w:left w:w="85" w:type="dxa"/>
+              <w:bottom w:w="85" w:type="dxa"/>
+              <w:right w:w="85" w:type="dxa"/>
+            </w:tcMar>
+            <w:shd w:fill="FFFFFF"/>
+          </w:tcPr>
+          <w:p>
+            <w:pPr>
+              <w:keepNext w:val="0"/>
+              <w:spacing w:after="40" w:before="40" w:line="276" w:lineRule="auto"/>
+              <w:ind w:firstLine="0"/>
+              <w:jc w:val="center"/>
+            </w:pPr>
+            <w:r>
+              <w:rPr>
+                <w:rFonts w:ascii="Times New Roman" w:hAnsi="Times New Roman" w:cs="Times New Roman" w:eastAsia="宋体"/>
+                <w:b w:val="0"/>
+                <w:color w:val="000000"/>
+                <w:sz w:val="22"/>
+              </w:rPr>
+              <w:t>真实终端环境截图</w:t>
+            </w:r>
+          </w:p>
+        </w:tc>
+        <w:tc>
+          <w:tcPr>
+            <w:tcW w:type="dxa" w:w="5102"/>
+            <w:vAlign w:val="center"/>
+            <w:tcMar>
+              <w:top w:w="85" w:type="dxa"/>
+              <w:left w:w="85" w:type="dxa"/>
+              <w:bottom w:w="85" w:type="dxa"/>
+              <w:right w:w="85" w:type="dxa"/>
+            </w:tcMar>
+            <w:shd w:fill="FFFFFF"/>
+          </w:tcPr>
+          <w:p>
+            <w:pPr>
+              <w:keepNext w:val="0"/>
+              <w:spacing w:after="40" w:before="40" w:line="276" w:lineRule="auto"/>
+              <w:ind w:firstLine="0"/>
+              <w:jc w:val="left"/>
+            </w:pPr>
+            <w:r>
+              <w:rPr>
+                <w:rFonts w:ascii="Times New Roman" w:hAnsi="Times New Roman" w:cs="Times New Roman" w:eastAsia="宋体"/>
+                <w:b w:val="0"/>
+                <w:color w:val="000000"/>
+                <w:sz w:val="22"/>
+              </w:rPr>
+              <w:t>尚缺1张，含解释器、Python与依赖版本、项目目录、硬件</w:t>
+            </w:r>
+          </w:p>
+        </w:tc>
+        <w:tc>
+          <w:tcPr>
+            <w:tcW w:type="dxa" w:w="2381"/>
+            <w:vAlign w:val="center"/>
+            <w:tcMar>
+              <w:top w:w="85" w:type="dxa"/>
+              <w:left w:w="85" w:type="dxa"/>
+              <w:bottom w:w="85" w:type="dxa"/>
+              <w:right w:w="85" w:type="dxa"/>
+            </w:tcMar>
+            <w:shd w:fill="FFFFFF"/>
+          </w:tcPr>
+          <w:p>
+            <w:pPr>
+              <w:keepNext w:val="0"/>
+              <w:spacing w:after="40" w:before="40" w:line="276" w:lineRule="auto"/>
+              <w:ind w:firstLine="0"/>
+              <w:jc w:val="center"/>
+            </w:pPr>
+            <w:r>
+              <w:rPr>
+                <w:rFonts w:ascii="Times New Roman" w:hAnsi="Times New Roman" w:cs="Times New Roman" w:eastAsia="宋体"/>
+                <w:b w:val="0"/>
+                <w:color w:val="000000"/>
+                <w:sz w:val="22"/>
+              </w:rPr>
+              <w:t>两人采集实际使用环境</w:t>
+            </w:r>
+          </w:p>
+        </w:tc>
+      </w:tr>
+      <w:tr>
+        <w:trPr>
+          <w:cantSplit/>
+        </w:trPr>
+        <w:tc>
+          <w:tcPr>
+            <w:tcW w:type="dxa" w:w="1814"/>
+            <w:vAlign w:val="center"/>
+            <w:tcMar>
+              <w:top w:w="85" w:type="dxa"/>
+              <w:left w:w="85" w:type="dxa"/>
+              <w:bottom w:w="85" w:type="dxa"/>
+              <w:right w:w="85" w:type="dxa"/>
+            </w:tcMar>
+            <w:shd w:fill="FFFFFF"/>
+          </w:tcPr>
+          <w:p>
+            <w:pPr>
+              <w:keepNext w:val="0"/>
+              <w:spacing w:after="40" w:before="40" w:line="276" w:lineRule="auto"/>
+              <w:ind w:firstLine="0"/>
+              <w:jc w:val="center"/>
+            </w:pPr>
+            <w:r>
+              <w:rPr>
+                <w:rFonts w:ascii="Times New Roman" w:hAnsi="Times New Roman" w:cs="Times New Roman" w:eastAsia="宋体"/>
+                <w:b w:val="0"/>
+                <w:color w:val="000000"/>
+                <w:sz w:val="22"/>
+              </w:rPr>
+              <w:t>真实运行截图</w:t>
+            </w:r>
+          </w:p>
+        </w:tc>
+        <w:tc>
+          <w:tcPr>
+            <w:tcW w:type="dxa" w:w="5102"/>
+            <w:vAlign w:val="center"/>
+            <w:tcMar>
+              <w:top w:w="85" w:type="dxa"/>
+              <w:left w:w="85" w:type="dxa"/>
+              <w:bottom w:w="85" w:type="dxa"/>
+              <w:right w:w="85" w:type="dxa"/>
+            </w:tcMar>
+            <w:shd w:fill="FFFFFF"/>
+          </w:tcPr>
+          <w:p>
+            <w:pPr>
+              <w:keepNext w:val="0"/>
+              <w:spacing w:after="40" w:before="40" w:line="276" w:lineRule="auto"/>
+              <w:ind w:firstLine="0"/>
+              <w:jc w:val="left"/>
+            </w:pPr>
+            <w:r>
+              <w:rPr>
+                <w:rFonts w:ascii="Times New Roman" w:hAnsi="Times New Roman" w:cs="Times New Roman" w:eastAsia="宋体"/>
+                <w:b w:val="0"/>
+                <w:color w:val="000000"/>
+                <w:sz w:val="22"/>
+              </w:rPr>
+              <w:t>尚缺至少2张，保留命令与过程上下文</w:t>
+            </w:r>
+          </w:p>
+        </w:tc>
+        <w:tc>
+          <w:tcPr>
+            <w:tcW w:type="dxa" w:w="2381"/>
+            <w:vAlign w:val="center"/>
+            <w:tcMar>
+              <w:top w:w="85" w:type="dxa"/>
+              <w:left w:w="85" w:type="dxa"/>
+              <w:bottom w:w="85" w:type="dxa"/>
+              <w:right w:w="85" w:type="dxa"/>
+            </w:tcMar>
+            <w:shd w:fill="FFFFFF"/>
+          </w:tcPr>
+          <w:p>
+            <w:pPr>
+              <w:keepNext w:val="0"/>
+              <w:spacing w:after="40" w:before="40" w:line="276" w:lineRule="auto"/>
+              <w:ind w:firstLine="0"/>
+              <w:jc w:val="center"/>
+            </w:pPr>
+            <w:r>
+              <w:rPr>
+                <w:rFonts w:ascii="Times New Roman" w:hAnsi="Times New Roman" w:cs="Times New Roman" w:eastAsia="宋体"/>
+                <w:b w:val="0"/>
+                <w:color w:val="000000"/>
+                <w:sz w:val="22"/>
+              </w:rPr>
+              <w:t>按各自正式实验补入</w:t>
+            </w:r>
+          </w:p>
+        </w:tc>
+      </w:tr>
+      <w:tr>
+        <w:trPr>
+          <w:cantSplit/>
+        </w:trPr>
+        <w:tc>
+          <w:tcPr>
+            <w:tcW w:type="dxa" w:w="1814"/>
+            <w:vAlign w:val="center"/>
+            <w:tcMar>
+              <w:top w:w="85" w:type="dxa"/>
+              <w:left w:w="85" w:type="dxa"/>
+              <w:bottom w:w="85" w:type="dxa"/>
+              <w:right w:w="85" w:type="dxa"/>
+            </w:tcMar>
+            <w:shd w:fill="FFFFFF"/>
+          </w:tcPr>
+          <w:p>
+            <w:pPr>
+              <w:keepNext w:val="0"/>
+              <w:spacing w:after="40" w:before="40" w:line="276" w:lineRule="auto"/>
+              <w:ind w:firstLine="0"/>
+              <w:jc w:val="center"/>
+            </w:pPr>
+            <w:r>
+              <w:rPr>
+                <w:rFonts w:ascii="Times New Roman" w:hAnsi="Times New Roman" w:cs="Times New Roman" w:eastAsia="宋体"/>
+                <w:b w:val="0"/>
+                <w:color w:val="000000"/>
+                <w:sz w:val="22"/>
+              </w:rPr>
+              <w:t>人工评分</w:t>
+            </w:r>
+          </w:p>
+        </w:tc>
+        <w:tc>
+          <w:tcPr>
+            <w:tcW w:type="dxa" w:w="5102"/>
+            <w:vAlign w:val="center"/>
+            <w:tcMar>
+              <w:top w:w="85" w:type="dxa"/>
+              <w:left w:w="85" w:type="dxa"/>
+              <w:bottom w:w="85" w:type="dxa"/>
+              <w:right w:w="85" w:type="dxa"/>
+            </w:tcMar>
+            <w:shd w:fill="FFFFFF"/>
+          </w:tcPr>
+          <w:p>
+            <w:pPr>
+              <w:keepNext w:val="0"/>
+              <w:spacing w:after="40" w:before="40" w:line="276" w:lineRule="auto"/>
+              <w:ind w:firstLine="0"/>
+              <w:jc w:val="center"/>
+            </w:pPr>
+            <w:r>
+              <w:rPr>
+                <w:rFonts w:ascii="Times New Roman" w:hAnsi="Times New Roman" w:cs="Times New Roman" w:eastAsia="宋体"/>
+                <w:b w:val="0"/>
+                <w:color w:val="000000"/>
+                <w:sz w:val="22"/>
+              </w:rPr>
+              <w:t>两人原始表均待填写</w:t>
+            </w:r>
+          </w:p>
+        </w:tc>
+        <w:tc>
+          <w:tcPr>
+            <w:tcW w:type="dxa" w:w="2381"/>
+            <w:vAlign w:val="center"/>
+            <w:tcMar>
+              <w:top w:w="85" w:type="dxa"/>
+              <w:left w:w="85" w:type="dxa"/>
+              <w:bottom w:w="85" w:type="dxa"/>
+              <w:right w:w="85" w:type="dxa"/>
+            </w:tcMar>
+            <w:shd w:fill="FFFFFF"/>
+          </w:tcPr>
+          <w:p>
+            <w:pPr>
+              <w:keepNext w:val="0"/>
+              <w:spacing w:after="40" w:before="40" w:line="276" w:lineRule="auto"/>
+              <w:ind w:firstLine="0"/>
+              <w:jc w:val="center"/>
+            </w:pPr>
+            <w:r>
+              <w:rPr>
+                <w:rFonts w:ascii="Times New Roman" w:hAnsi="Times New Roman" w:cs="Times New Roman" w:eastAsia="宋体"/>
+                <w:b w:val="0"/>
+                <w:color w:val="000000"/>
+                <w:sz w:val="22"/>
+              </w:rPr>
+              <w:t>各自独立完成，之后讨论</w:t>
+            </w:r>
+          </w:p>
+        </w:tc>
+      </w:tr>
+      <w:tr>
+        <w:trPr>
+          <w:cantSplit/>
+        </w:trPr>
+        <w:tc>
+          <w:tcPr>
+            <w:tcW w:type="dxa" w:w="1814"/>
+            <w:vAlign w:val="center"/>
+            <w:tcMar>
+              <w:top w:w="85" w:type="dxa"/>
+              <w:left w:w="85" w:type="dxa"/>
+              <w:bottom w:w="85" w:type="dxa"/>
+              <w:right w:w="85" w:type="dxa"/>
+            </w:tcMar>
+            <w:shd w:fill="FFFFFF"/>
+          </w:tcPr>
+          <w:p>
+            <w:pPr>
+              <w:keepNext w:val="0"/>
+              <w:spacing w:after="40" w:before="40" w:line="276" w:lineRule="auto"/>
+              <w:ind w:firstLine="0"/>
+              <w:jc w:val="center"/>
+            </w:pPr>
+            <w:r>
+              <w:rPr>
+                <w:rFonts w:ascii="Times New Roman" w:hAnsi="Times New Roman" w:cs="Times New Roman" w:eastAsia="宋体"/>
+                <w:b w:val="0"/>
+                <w:color w:val="000000"/>
+                <w:sz w:val="22"/>
+              </w:rPr>
+              <w:t>代码与报告</w:t>
+            </w:r>
+          </w:p>
+        </w:tc>
+        <w:tc>
+          <w:tcPr>
+            <w:tcW w:type="dxa" w:w="5102"/>
+            <w:vAlign w:val="center"/>
+            <w:tcMar>
+              <w:top w:w="85" w:type="dxa"/>
+              <w:left w:w="85" w:type="dxa"/>
+              <w:bottom w:w="85" w:type="dxa"/>
+              <w:right w:w="85" w:type="dxa"/>
+            </w:tcMar>
+            <w:shd w:fill="FFFFFF"/>
+          </w:tcPr>
+          <w:p>
+            <w:pPr>
+              <w:keepNext w:val="0"/>
+              <w:spacing w:after="40" w:before="40" w:line="276" w:lineRule="auto"/>
+              <w:ind w:firstLine="0"/>
+              <w:jc w:val="left"/>
+            </w:pPr>
+            <w:r>
+              <w:rPr>
+                <w:rFonts w:ascii="Times New Roman" w:hAnsi="Times New Roman" w:cs="Times New Roman" w:eastAsia="宋体"/>
+                <w:b w:val="0"/>
+                <w:color w:val="000000"/>
+                <w:sz w:val="22"/>
+              </w:rPr>
+              <w:t>三份统一格式Word及可运行代码，数值指向运行证据</w:t>
+            </w:r>
+          </w:p>
+        </w:tc>
+        <w:tc>
+          <w:tcPr>
+            <w:tcW w:type="dxa" w:w="2381"/>
+            <w:vAlign w:val="center"/>
+            <w:tcMar>
+              <w:top w:w="85" w:type="dxa"/>
+              <w:left w:w="85" w:type="dxa"/>
+              <w:bottom w:w="85" w:type="dxa"/>
+              <w:right w:w="85" w:type="dxa"/>
+            </w:tcMar>
+            <w:shd w:fill="FFFFFF"/>
+          </w:tcPr>
+          <w:p>
+            <w:pPr>
+              <w:keepNext w:val="0"/>
+              <w:spacing w:after="40" w:before="40" w:line="276" w:lineRule="auto"/>
+              <w:ind w:firstLine="0"/>
+              <w:jc w:val="center"/>
+            </w:pPr>
+            <w:r>
+              <w:rPr>
+                <w:rFonts w:ascii="Times New Roman" w:hAnsi="Times New Roman" w:cs="Times New Roman" w:eastAsia="宋体"/>
+                <w:b w:val="0"/>
+                <w:color w:val="000000"/>
+                <w:sz w:val="22"/>
+              </w:rPr>
+              <w:t>共同核对后提交</w:t>
+            </w:r>
+          </w:p>
+        </w:tc>
+      </w:tr>
+    </w:tbl>
     <w:p>
       <w:pPr>
-        <w:pStyle w:val="Heading2"/>
+        <w:spacing w:after="40" w:line="120" w:lineRule="auto"/>
       </w:pPr>
-      <w:r>
-        <w:rPr>
-          <w:rFonts w:ascii="Arial" w:hAnsi="Arial" w:cs="Arial" w:eastAsia="黑体"/>
-          <w:b/>
-          <w:color w:val="000000"/>
-          <w:sz w:val="24"/>
-        </w:rPr>
-        <w:t>课程提交前检查</w:t>
-      </w:r>
     </w:p>
     <w:p>
       <w:pPr>
         <w:widowControl/>
+        <w:spacing w:line="360" w:lineRule="auto" w:after="120"/>
+        <w:ind w:firstLine="482"/>
       </w:pPr>
       <w:r>
         <w:rPr>
-          <w:rFonts w:ascii="Arial" w:hAnsi="Arial" w:cs="Arial" w:eastAsia="宋体"/>
+          <w:rFonts w:ascii="Times New Roman" w:hAnsi="Times New Roman" w:cs="Times New Roman" w:eastAsia="宋体"/>
           <w:b w:val="0"/>
           <w:color w:val="000000"/>
-          <w:sz w:val="21"/>
+          <w:sz w:val="24"/>
         </w:rPr>
-        <w:t>个人班级和实际完成日期；环境真实终端截图 1 张；基础运行真实截图至少 2 张；基线参数与结果；参数变化并额外运行 3 次；对比图；两系统同数据比较及消融；两份真实人工评分与分歧记录；四问分析；代码运行说明。代码提交不携带完整数据、模型缓存或个人凭据。</w:t>
-      </w:r>
-    </w:p>
-    <w:p>
-      <w:pPr>
-        <w:widowControl/>
-      </w:pPr>
-      <w:r>
-        <w:rPr>
-          <w:rFonts w:ascii="Arial" w:hAnsi="Arial" w:cs="Arial" w:eastAsia="宋体"/>
-          <w:b w:val="0"/>
-          <w:color w:val="000000"/>
-          <w:sz w:val="21"/>
-        </w:rPr>
-        <w:t>贡献清单按“日期、任务、实际操作、文件或运行 ID、结果、同伴复核”填写。A 当前代码与计算证据可以先提交评审；神经训练和人工评价完成后再补充团队最终结果。</w:t>
+        <w:t>正式实验截图应对应200电影运行；合成夹具截图只能说明程序验证。上述人工材料齐备后，两份个人报告填写真实课程完成日期，并将原始评分与讨论记录一同归档。</w:t>
       </w:r>
     </w:p>
     <w:sectPr>
       <w:footerReference w:type="default" r:id="rId9"/>
       <w:pgSz w:w="11906" w:h="16838"/>
-      <w:pgMar w:top="1020" w:right="1191" w:bottom="1020" w:left="1191" w:header="397" w:footer="454" w:gutter="0"/>
+      <w:pgMar w:top="1304" w:right="1247" w:bottom="1247" w:left="1361" w:header="397" w:footer="454" w:gutter="0"/>
       <w:cols w:space="720"/>
+      <w:titlePg/>
       <w:docGrid w:linePitch="360"/>
     </w:sectPr>
   </w:body>
@@ -2381,9 +2815,10 @@
     </w:pPr>
     <w:r>
       <w:rPr>
-        <w:rFonts w:ascii="Arial" w:hAnsi="Arial" w:cs="Arial" w:eastAsia="宋体"/>
+        <w:rFonts w:ascii="Times New Roman" w:hAnsi="Times New Roman" w:cs="Times New Roman" w:eastAsia="宋体"/>
+        <w:b w:val="0"/>
         <w:color w:val="000000"/>
-        <w:sz w:val="18"/>
+        <w:sz w:val="21"/>
       </w:rPr>
     </w:r>
     <w:fldSimple w:instr="PAGE"/>
@@ -2755,13 +3190,13 @@
     <w:qFormat/>
     <w:rsid w:val="00FC693F"/>
     <w:pPr>
-      <w:spacing w:line="300" w:lineRule="auto" w:after="120"/>
+      <w:spacing w:line="360" w:lineRule="auto" w:after="120"/>
       <w:ind w:firstLine="369"/>
     </w:pPr>
     <w:rPr>
-      <w:rFonts w:ascii="Arial" w:hAnsi="Arial" w:eastAsia="宋体"/>
+      <w:rFonts w:ascii="Times New Roman" w:hAnsi="Times New Roman" w:eastAsia="宋体" w:cs="Times New Roman"/>
       <w:color w:val="000000"/>
-      <w:sz w:val="21"/>
+      <w:sz w:val="24"/>
     </w:rPr>
   </w:style>
   <w:style w:type="paragraph" w:styleId="Header">
@@ -2823,11 +3258,11 @@
       <w:outlineLvl w:val="0"/>
     </w:pPr>
     <w:rPr>
-      <w:rFonts w:asciiTheme="majorHAnsi" w:eastAsiaTheme="majorEastAsia" w:hAnsiTheme="majorHAnsi" w:cstheme="majorBidi" w:ascii="Arial" w:hAnsi="Arial" w:eastAsia="黑体"/>
+      <w:rFonts w:asciiTheme="majorHAnsi" w:eastAsiaTheme="majorEastAsia" w:hAnsiTheme="majorHAnsi" w:cstheme="majorBidi" w:ascii="Times New Roman" w:hAnsi="Times New Roman" w:eastAsia="黑体" w:cs="Times New Roman"/>
       <w:b/>
       <w:bCs/>
       <w:color w:val="000000"/>
-      <w:sz w:val="30"/>
+      <w:sz w:val="24"/>
       <w:szCs w:val="28"/>
     </w:rPr>
   </w:style>
@@ -2847,7 +3282,7 @@
       <w:outlineLvl w:val="1"/>
     </w:pPr>
     <w:rPr>
-      <w:rFonts w:asciiTheme="majorHAnsi" w:eastAsiaTheme="majorEastAsia" w:hAnsiTheme="majorHAnsi" w:cstheme="majorBidi" w:ascii="Arial" w:hAnsi="Arial" w:eastAsia="黑体"/>
+      <w:rFonts w:asciiTheme="majorHAnsi" w:eastAsiaTheme="majorEastAsia" w:hAnsiTheme="majorHAnsi" w:cstheme="majorBidi" w:ascii="Times New Roman" w:hAnsi="Times New Roman" w:eastAsia="黑体" w:cs="Times New Roman"/>
       <w:b/>
       <w:bCs/>
       <w:color w:val="000000"/>
@@ -2871,11 +3306,11 @@
       <w:outlineLvl w:val="2"/>
     </w:pPr>
     <w:rPr>
-      <w:rFonts w:asciiTheme="majorHAnsi" w:eastAsiaTheme="majorEastAsia" w:hAnsiTheme="majorHAnsi" w:cstheme="majorBidi" w:ascii="Arial" w:hAnsi="Arial" w:eastAsia="黑体"/>
+      <w:rFonts w:asciiTheme="majorHAnsi" w:eastAsiaTheme="majorEastAsia" w:hAnsiTheme="majorHAnsi" w:cstheme="majorBidi" w:ascii="Times New Roman" w:hAnsi="Times New Roman" w:eastAsia="黑体" w:cs="Times New Roman"/>
       <w:b/>
       <w:bCs/>
       <w:color w:val="000000"/>
-      <w:sz w:val="22"/>
+      <w:sz w:val="24"/>
     </w:rPr>
   </w:style>
   <w:style w:type="paragraph" w:styleId="Heading4">
@@ -3110,11 +3545,11 @@
       <w:contextualSpacing/>
     </w:pPr>
     <w:rPr>
-      <w:rFonts w:asciiTheme="majorHAnsi" w:eastAsiaTheme="majorEastAsia" w:hAnsiTheme="majorHAnsi" w:cstheme="majorBidi" w:ascii="Arial" w:hAnsi="Arial" w:eastAsia="黑体"/>
+      <w:rFonts w:asciiTheme="majorHAnsi" w:eastAsiaTheme="majorEastAsia" w:hAnsiTheme="majorHAnsi" w:cstheme="majorBidi" w:ascii="Times New Roman" w:hAnsi="Times New Roman" w:eastAsia="黑体" w:cs="Times New Roman"/>
       <w:color w:val="000000"/>
       <w:spacing w:val="5"/>
       <w:kern w:val="28"/>
-      <w:sz w:val="40"/>
+      <w:sz w:val="24"/>
       <w:szCs w:val="52"/>
     </w:rPr>
   </w:style>
@@ -3148,12 +3583,12 @@
       <w:spacing w:line="300" w:lineRule="auto" w:after="120"/>
     </w:pPr>
     <w:rPr>
-      <w:rFonts w:asciiTheme="majorHAnsi" w:eastAsiaTheme="majorEastAsia" w:hAnsiTheme="majorHAnsi" w:cstheme="majorBidi" w:ascii="Arial" w:hAnsi="Arial" w:eastAsia="宋体"/>
+      <w:rFonts w:asciiTheme="majorHAnsi" w:eastAsiaTheme="majorEastAsia" w:hAnsiTheme="majorHAnsi" w:cstheme="majorBidi" w:ascii="Times New Roman" w:hAnsi="Times New Roman" w:eastAsia="宋体" w:cs="Times New Roman"/>
       <w:i/>
       <w:iCs/>
       <w:color w:val="000000"/>
       <w:spacing w:val="15"/>
-      <w:sz w:val="22"/>
+      <w:sz w:val="24"/>
       <w:szCs w:val="24"/>
     </w:rPr>
   </w:style>

--- a/reports/双人分工与复现实验计划.docx
+++ b/reports/双人分工与复现实验计划.docx
@@ -4,251 +4,83 @@
   <w:body>
     <w:p>
       <w:pPr>
-        <w:spacing w:line="360" w:lineRule="auto" w:after="560" w:before="1100"/>
-        <w:ind w:firstLine="0"/>
+        <w:pStyle w:val="Title"/>
+        <w:keepNext/>
+        <w:keepLines w:val="0"/>
+        <w:pageBreakBefore w:val="0"/>
+        <w:widowControl/>
+        <w:spacing w:line="300" w:lineRule="auto" w:before="0" w:after="200"/>
         <w:jc w:val="center"/>
       </w:pPr>
       <w:r>
         <w:rPr>
-          <w:rFonts w:ascii="Times New Roman" w:hAnsi="Times New Roman" w:cs="Times New Roman" w:eastAsia="黑体"/>
+          <w:rFonts w:ascii="Times New Roman" w:hAnsi="Times New Roman" w:eastAsia="宋体"/>
           <w:b/>
+          <w:i w:val="0"/>
           <w:color w:val="000000"/>
-          <w:sz w:val="32"/>
-        </w:rPr>
-        <w:t>人工智能 I 课程实验</w:t>
-      </w:r>
-    </w:p>
-    <w:p>
-      <w:pPr>
-        <w:pStyle w:val="Title"/>
-        <w:spacing w:line="360" w:lineRule="auto" w:after="800"/>
-        <w:ind w:firstLine="0"/>
-        <w:jc w:val="center"/>
-      </w:pPr>
-      <w:r>
-        <w:rPr>
-          <w:rFonts w:ascii="Times New Roman" w:hAnsi="Times New Roman" w:cs="Times New Roman" w:eastAsia="黑体"/>
-          <w:b/>
-          <w:color w:val="000000"/>
-          <w:sz w:val="44"/>
+          <w:sz w:val="36"/>
         </w:rPr>
         <w:t>双人分工与复现实验计划</w:t>
       </w:r>
     </w:p>
     <w:p>
       <w:pPr>
-        <w:spacing w:line="360" w:lineRule="auto" w:after="200"/>
-        <w:ind w:firstLine="0"/>
+        <w:pStyle w:val="Subtitle"/>
+        <w:keepNext w:val="0"/>
+        <w:keepLines w:val="0"/>
+        <w:pageBreakBefore w:val="0"/>
+        <w:widowControl/>
+        <w:spacing w:line="300" w:lineRule="auto" w:before="0" w:after="80"/>
         <w:jc w:val="center"/>
       </w:pPr>
       <w:r>
         <w:rPr>
-          <w:rFonts w:ascii="Times New Roman" w:hAnsi="Times New Roman" w:cs="Times New Roman" w:eastAsia="宋体"/>
+          <w:rFonts w:ascii="Times New Roman" w:hAnsi="Times New Roman" w:eastAsia="宋体"/>
           <w:b w:val="0"/>
+          <w:i w:val="0"/>
           <w:color w:val="000000"/>
-          <w:sz w:val="24"/>
+          <w:sz w:val="21"/>
         </w:rPr>
-        <w:t>成员 A    周新永  M202674502</w:t>
+        <w:t>人工智能 I 课程实验  2026年10月31日</w:t>
       </w:r>
     </w:p>
     <w:p>
       <w:pPr>
-        <w:spacing w:line="360" w:lineRule="auto" w:after="200"/>
-        <w:ind w:firstLine="0"/>
-        <w:jc w:val="center"/>
+        <w:keepNext w:val="0"/>
+        <w:keepLines w:val="0"/>
+        <w:pageBreakBefore w:val="0"/>
+        <w:widowControl/>
+        <w:spacing w:line="300" w:lineRule="auto" w:before="0" w:after="80"/>
+        <w:jc w:val="both"/>
       </w:pPr>
       <w:r>
         <w:rPr>
-          <w:rFonts w:ascii="Times New Roman" w:hAnsi="Times New Roman" w:cs="Times New Roman" w:eastAsia="宋体"/>
-          <w:b w:val="0"/>
+          <w:rFonts w:ascii="Times New Roman" w:hAnsi="Times New Roman" w:eastAsia="宋体"/>
           <w:color w:val="000000"/>
-          <w:sz w:val="24"/>
+          <w:sz w:val="21"/>
         </w:rPr>
-        <w:t>成员 B    夏俊杰  ________________</w:t>
+        <w:t>本计划按最新模块与可复核交付物分配两人的报告、复现和答辩责任，工作量约各一半，不追溯原始贡献。项目已完成5000电影主实验与若干扩展；P0真实链路已运行，但开发验收仍暴露语义规划不足。两份个人报告使用统一结构，各自深入不同实验重点，共享事实及指标口径。</w:t>
       </w:r>
     </w:p>
     <w:p>
       <w:pPr>
-        <w:spacing w:line="360" w:lineRule="auto" w:after="200"/>
-        <w:ind w:firstLine="0"/>
-        <w:jc w:val="center"/>
+        <w:pStyle w:val="Heading1"/>
+        <w:keepNext/>
+        <w:keepLines w:val="0"/>
+        <w:pageBreakBefore w:val="0"/>
+        <w:widowControl/>
+        <w:spacing w:line="300" w:lineRule="auto" w:before="200" w:after="100"/>
+        <w:jc w:val="left"/>
       </w:pPr>
       <w:r>
         <w:rPr>
-          <w:rFonts w:ascii="Times New Roman" w:hAnsi="Times New Roman" w:cs="Times New Roman" w:eastAsia="宋体"/>
-          <w:b w:val="0"/>
+          <w:rFonts w:ascii="Times New Roman" w:hAnsi="Times New Roman" w:eastAsia="宋体"/>
+          <w:b/>
+          <w:i w:val="0"/>
           <w:color w:val="000000"/>
-          <w:sz w:val="24"/>
+          <w:sz w:val="26"/>
         </w:rPr>
-        <w:t>职责划分    问答与评测  数据与神经模型</w:t>
-      </w:r>
-    </w:p>
-    <w:p>
-      <w:pPr>
-        <w:spacing w:line="360" w:lineRule="auto" w:after="200"/>
-        <w:ind w:firstLine="0"/>
-        <w:jc w:val="center"/>
-      </w:pPr>
-      <w:r>
-        <w:rPr>
-          <w:rFonts w:ascii="Times New Roman" w:hAnsi="Times New Roman" w:cs="Times New Roman" w:eastAsia="宋体"/>
-          <w:b w:val="0"/>
-          <w:color w:val="000000"/>
-          <w:sz w:val="24"/>
-        </w:rPr>
-        <w:t>整理日期    2026年10月29日</w:t>
-      </w:r>
-    </w:p>
-    <w:p>
-      <w:pPr>
-        <w:spacing w:line="360" w:lineRule="auto" w:after="200"/>
-        <w:ind w:firstLine="0"/>
-        <w:jc w:val="center"/>
-      </w:pPr>
-      <w:r>
-        <w:rPr>
-          <w:rFonts w:ascii="Times New Roman" w:hAnsi="Times New Roman" w:cs="Times New Roman" w:eastAsia="宋体"/>
-          <w:b w:val="0"/>
-          <w:color w:val="000000"/>
-          <w:sz w:val="24"/>
-        </w:rPr>
-        <w:t>课程实验完成日期    ________________</w:t>
-      </w:r>
-    </w:p>
-    <w:p>
-      <w:r>
-        <w:br w:type="page"/>
-      </w:r>
-    </w:p>
-    <w:p>
-      <w:pPr>
-        <w:spacing w:line="360" w:lineRule="auto" w:after="360"/>
-        <w:ind w:firstLine="0"/>
-        <w:jc w:val="center"/>
-      </w:pPr>
-      <w:r>
-        <w:rPr>
-          <w:rFonts w:ascii="Times New Roman" w:hAnsi="Times New Roman" w:cs="Times New Roman" w:eastAsia="黑体"/>
-          <w:b/>
-          <w:color w:val="000000"/>
-          <w:sz w:val="36"/>
-        </w:rPr>
-        <w:t>章节导航</w:t>
-      </w:r>
-    </w:p>
-    <w:p>
-      <w:pPr>
-        <w:spacing w:after="160" w:line="336" w:lineRule="auto"/>
-        <w:ind w:firstLine="0"/>
-      </w:pPr>
-      <w:hyperlink w:anchor="s1">
-        <w:r>
-          <w:rPr>
-            <w:rFonts w:ascii="Times New Roman" w:hAnsi="Times New Roman" w:eastAsia="宋体"/>
-            <w:color w:val="000000"/>
-            <w:sz w:val="24"/>
-          </w:rPr>
-          <w:t>一 责任与协作接口</w:t>
-        </w:r>
-      </w:hyperlink>
-    </w:p>
-    <w:p>
-      <w:pPr>
-        <w:spacing w:after="160" w:line="336" w:lineRule="auto"/>
-        <w:ind w:firstLine="0"/>
-      </w:pPr>
-      <w:hyperlink w:anchor="s2">
-        <w:r>
-          <w:rPr>
-            <w:rFonts w:ascii="Times New Roman" w:hAnsi="Times New Roman" w:eastAsia="宋体"/>
-            <w:color w:val="000000"/>
-            <w:sz w:val="24"/>
-          </w:rPr>
-          <w:t>二 后续复现步骤与验收</w:t>
-        </w:r>
-      </w:hyperlink>
-    </w:p>
-    <w:p>
-      <w:pPr>
-        <w:spacing w:after="160" w:line="336" w:lineRule="auto"/>
-        <w:ind w:firstLine="0"/>
-      </w:pPr>
-      <w:hyperlink w:anchor="s3">
-        <w:r>
-          <w:rPr>
-            <w:rFonts w:ascii="Times New Roman" w:hAnsi="Times New Roman" w:eastAsia="宋体"/>
-            <w:color w:val="000000"/>
-            <w:sz w:val="24"/>
-          </w:rPr>
-          <w:t>三 人工评价与提交安排</w:t>
-        </w:r>
-      </w:hyperlink>
-    </w:p>
-    <w:p>
-      <w:pPr>
-        <w:widowControl/>
-        <w:spacing w:line="360" w:lineRule="auto" w:after="120"/>
-        <w:ind w:firstLine="0"/>
-      </w:pPr>
-      <w:r>
-        <w:rPr>
-          <w:rFonts w:ascii="Times New Roman" w:hAnsi="Times New Roman" w:cs="Times New Roman" w:eastAsia="宋体"/>
-          <w:b w:val="0"/>
-          <w:color w:val="000000"/>
-          <w:sz w:val="21"/>
-        </w:rPr>
-        <w:t>点击章节名称可跳转至正文。数据、结果和待补材料在相应章节说明。</w:t>
-      </w:r>
-    </w:p>
-    <w:p>
-      <w:pPr>
-        <w:widowControl/>
-        <w:spacing w:line="360" w:lineRule="auto" w:after="120"/>
-        <w:ind w:firstLine="482"/>
-      </w:pPr>
-      <w:r>
-        <w:rPr>
-          <w:rFonts w:ascii="Times New Roman" w:hAnsi="Times New Roman" w:cs="Times New Roman" w:eastAsia="宋体"/>
-          <w:b w:val="0"/>
-          <w:color w:val="000000"/>
-          <w:sz w:val="24"/>
-        </w:rPr>
-        <w:t>本项目以10月19日的小组共享Wikidata电影快照为统一数据版本。两人的报告分别围绕问答与评价、数据核验与神经生成组织，实验记录通过问题ID、数据哈希和运行名对应。</w:t>
-      </w:r>
-    </w:p>
-    <w:p>
-      <w:bookmarkStart w:id="264" w:name="s1"/>
-      <w:pPr>
-        <w:pStyle w:val="Heading1"/>
-        <w:pageBreakBefore w:val="0"/>
-        <w:spacing w:line="312" w:lineRule="auto" w:before="320" w:after="160"/>
-      </w:pPr>
-      <w:r>
-        <w:rPr>
-          <w:rFonts w:ascii="Times New Roman" w:hAnsi="Times New Roman" w:cs="Times New Roman" w:eastAsia="黑体"/>
-          <w:b/>
-          <w:color w:val="000000"/>
-          <w:sz w:val="32"/>
-        </w:rPr>
-        <w:t>一 责任与协作接口</w:t>
-      </w:r>
-      <w:bookmarkEnd w:id="264"/>
-    </w:p>
-    <w:p>
-      <w:pPr>
-        <w:keepNext/>
-        <w:widowControl/>
-        <w:spacing w:line="288" w:lineRule="auto" w:after="120"/>
-        <w:ind w:firstLine="0"/>
-      </w:pPr>
-      <w:r>
-        <w:rPr>
-          <w:rFonts w:ascii="Times New Roman" w:hAnsi="Times New Roman" w:cs="Times New Roman" w:eastAsia="宋体"/>
-          <w:b w:val="0"/>
-          <w:color w:val="000000"/>
-          <w:sz w:val="21"/>
-        </w:rPr>
-        <w:t>表 1  两人分工与实验记录</w:t>
+        <w:t>1 成员与均衡分工</w:t>
       </w:r>
     </w:p>
     <w:tbl>
@@ -266,9 +98,9 @@
         </w:tblBorders>
       </w:tblPr>
       <w:tblGrid>
-        <w:gridCol w:w="1757"/>
+        <w:gridCol w:w="1587"/>
         <w:gridCol w:w="3912"/>
-        <w:gridCol w:w="3628"/>
+        <w:gridCol w:w="3912"/>
       </w:tblGrid>
       <w:tr>
         <w:trPr>
@@ -277,29 +109,28 @@
         </w:trPr>
         <w:tc>
           <w:tcPr>
-            <w:tcW w:type="dxa" w:w="1757"/>
+            <w:tcW w:type="dxa" w:w="1587"/>
             <w:vAlign w:val="center"/>
             <w:tcMar>
-              <w:top w:w="85" w:type="dxa"/>
-              <w:left w:w="85" w:type="dxa"/>
-              <w:bottom w:w="85" w:type="dxa"/>
-              <w:right w:w="85" w:type="dxa"/>
+              <w:top w:w="70" w:type="dxa"/>
+              <w:left w:w="70" w:type="dxa"/>
+              <w:bottom w:w="70" w:type="dxa"/>
+              <w:right w:w="70" w:type="dxa"/>
             </w:tcMar>
-            <w:shd w:fill="E7E7E7"/>
+            <w:shd w:fill="E7E6E6"/>
           </w:tcPr>
           <w:p>
             <w:pPr>
               <w:keepNext/>
-              <w:spacing w:after="40" w:before="40" w:line="276" w:lineRule="auto"/>
-              <w:ind w:firstLine="0"/>
-              <w:jc w:val="center"/>
+              <w:spacing w:line="276" w:lineRule="auto" w:before="0" w:after="40"/>
+              <w:jc w:val="left"/>
             </w:pPr>
             <w:r>
               <w:rPr>
-                <w:rFonts w:ascii="Times New Roman" w:hAnsi="Times New Roman" w:cs="Times New Roman" w:eastAsia="黑体"/>
+                <w:rFonts w:ascii="Times New Roman" w:hAnsi="Times New Roman" w:eastAsia="宋体"/>
                 <w:b/>
                 <w:color w:val="000000"/>
-                <w:sz w:val="22"/>
+                <w:sz w:val="19"/>
               </w:rPr>
               <w:t>成员</w:t>
             </w:r>
@@ -310,58 +141,56 @@
             <w:tcW w:type="dxa" w:w="3912"/>
             <w:vAlign w:val="center"/>
             <w:tcMar>
-              <w:top w:w="85" w:type="dxa"/>
-              <w:left w:w="85" w:type="dxa"/>
-              <w:bottom w:w="85" w:type="dxa"/>
-              <w:right w:w="85" w:type="dxa"/>
+              <w:top w:w="70" w:type="dxa"/>
+              <w:left w:w="70" w:type="dxa"/>
+              <w:bottom w:w="70" w:type="dxa"/>
+              <w:right w:w="70" w:type="dxa"/>
             </w:tcMar>
-            <w:shd w:fill="E7E7E7"/>
+            <w:shd w:fill="E7E6E6"/>
           </w:tcPr>
           <w:p>
             <w:pPr>
               <w:keepNext/>
-              <w:spacing w:after="40" w:before="40" w:line="276" w:lineRule="auto"/>
-              <w:ind w:firstLine="0"/>
-              <w:jc w:val="center"/>
+              <w:spacing w:line="276" w:lineRule="auto" w:before="0" w:after="40"/>
+              <w:jc w:val="left"/>
             </w:pPr>
             <w:r>
               <w:rPr>
-                <w:rFonts w:ascii="Times New Roman" w:hAnsi="Times New Roman" w:cs="Times New Roman" w:eastAsia="黑体"/>
+                <w:rFonts w:ascii="Times New Roman" w:hAnsi="Times New Roman" w:eastAsia="宋体"/>
                 <w:b/>
                 <w:color w:val="000000"/>
-                <w:sz w:val="22"/>
+                <w:sz w:val="19"/>
               </w:rPr>
-              <w:t>主要职责</w:t>
+              <w:t>责任模块</w:t>
             </w:r>
           </w:p>
         </w:tc>
         <w:tc>
           <w:tcPr>
-            <w:tcW w:type="dxa" w:w="3628"/>
+            <w:tcW w:type="dxa" w:w="3912"/>
             <w:vAlign w:val="center"/>
             <w:tcMar>
-              <w:top w:w="85" w:type="dxa"/>
-              <w:left w:w="85" w:type="dxa"/>
-              <w:bottom w:w="85" w:type="dxa"/>
-              <w:right w:w="85" w:type="dxa"/>
+              <w:top w:w="70" w:type="dxa"/>
+              <w:left w:w="70" w:type="dxa"/>
+              <w:bottom w:w="70" w:type="dxa"/>
+              <w:right w:w="70" w:type="dxa"/>
             </w:tcMar>
-            <w:shd w:fill="E7E7E7"/>
+            <w:shd w:fill="E7E6E6"/>
           </w:tcPr>
           <w:p>
             <w:pPr>
               <w:keepNext/>
-              <w:spacing w:after="40" w:before="40" w:line="276" w:lineRule="auto"/>
-              <w:ind w:firstLine="0"/>
-              <w:jc w:val="center"/>
+              <w:spacing w:line="276" w:lineRule="auto" w:before="0" w:after="40"/>
+              <w:jc w:val="left"/>
             </w:pPr>
             <w:r>
               <w:rPr>
-                <w:rFonts w:ascii="Times New Roman" w:hAnsi="Times New Roman" w:cs="Times New Roman" w:eastAsia="黑体"/>
+                <w:rFonts w:ascii="Times New Roman" w:hAnsi="Times New Roman" w:eastAsia="宋体"/>
                 <w:b/>
                 <w:color w:val="000000"/>
-                <w:sz w:val="22"/>
+                <w:sz w:val="19"/>
               </w:rPr>
-              <w:t>对应实验记录</w:t>
+              <w:t>交付与报告重点</w:t>
             </w:r>
           </w:p>
         </w:tc>
@@ -372,33 +201,33 @@
         </w:trPr>
         <w:tc>
           <w:tcPr>
-            <w:tcW w:type="dxa" w:w="1757"/>
+            <w:tcW w:type="dxa" w:w="1587"/>
             <w:vAlign w:val="center"/>
             <w:tcMar>
-              <w:top w:w="85" w:type="dxa"/>
-              <w:left w:w="85" w:type="dxa"/>
-              <w:bottom w:w="85" w:type="dxa"/>
-              <w:right w:w="85" w:type="dxa"/>
+              <w:top w:w="70" w:type="dxa"/>
+              <w:left w:w="70" w:type="dxa"/>
+              <w:bottom w:w="70" w:type="dxa"/>
+              <w:right w:w="70" w:type="dxa"/>
             </w:tcMar>
-            <w:shd w:fill="FFFFFF"/>
           </w:tcPr>
           <w:p>
             <w:pPr>
-              <w:keepNext w:val="0"/>
-              <w:spacing w:after="40" w:before="40" w:line="276" w:lineRule="auto"/>
-              <w:ind w:firstLine="0"/>
+              <w:keepNext/>
+              <w:spacing w:line="276" w:lineRule="auto" w:before="0" w:after="40"/>
               <w:jc w:val="left"/>
             </w:pPr>
             <w:r>
               <w:rPr>
-                <w:rFonts w:ascii="Times New Roman" w:hAnsi="Times New Roman" w:cs="Times New Roman" w:eastAsia="宋体"/>
+                <w:rFonts w:ascii="Times New Roman" w:hAnsi="Times New Roman" w:eastAsia="宋体"/>
                 <w:b w:val="0"/>
                 <w:color w:val="000000"/>
-                <w:sz w:val="22"/>
+                <w:sz w:val="19"/>
               </w:rPr>
               <w:t>周新永</w:t>
               <w:br/>
               <w:t>M202674502</w:t>
+              <w:br/>
+              <w:t>硕2609班</w:t>
             </w:r>
           </w:p>
         </w:tc>
@@ -407,58 +236,54 @@
             <w:tcW w:type="dxa" w:w="3912"/>
             <w:vAlign w:val="center"/>
             <w:tcMar>
-              <w:top w:w="85" w:type="dxa"/>
-              <w:left w:w="85" w:type="dxa"/>
-              <w:bottom w:w="85" w:type="dxa"/>
-              <w:right w:w="85" w:type="dxa"/>
+              <w:top w:w="70" w:type="dxa"/>
+              <w:left w:w="70" w:type="dxa"/>
+              <w:bottom w:w="70" w:type="dxa"/>
+              <w:right w:w="70" w:type="dxa"/>
             </w:tcMar>
-            <w:shd w:fill="FFFFFF"/>
           </w:tcPr>
           <w:p>
             <w:pPr>
-              <w:keepNext w:val="0"/>
-              <w:spacing w:after="40" w:before="40" w:line="276" w:lineRule="auto"/>
-              <w:ind w:firstLine="0"/>
+              <w:keepNext/>
+              <w:spacing w:line="276" w:lineRule="auto" w:before="0" w:after="40"/>
               <w:jc w:val="left"/>
             </w:pPr>
             <w:r>
               <w:rPr>
-                <w:rFonts w:ascii="Times New Roman" w:hAnsi="Times New Roman" w:cs="Times New Roman" w:eastAsia="宋体"/>
+                <w:rFonts w:ascii="Times New Roman" w:hAnsi="Times New Roman" w:eastAsia="宋体"/>
                 <w:b w:val="0"/>
                 <w:color w:val="000000"/>
-                <w:sz w:val="22"/>
+                <w:sz w:val="19"/>
               </w:rPr>
-              <w:t>A0实体链接与关系分类、阈值实验、严格评价、配对鲁棒性和程序验证</w:t>
+              <w:t>A0与关系阈值；电影链接、候选确认；P0计划校验与执行；评价与错误诊断；证据和澄清交互</w:t>
             </w:r>
           </w:p>
         </w:tc>
         <w:tc>
           <w:tcPr>
-            <w:tcW w:type="dxa" w:w="3628"/>
+            <w:tcW w:type="dxa" w:w="3912"/>
             <w:vAlign w:val="center"/>
             <w:tcMar>
-              <w:top w:w="85" w:type="dxa"/>
-              <w:left w:w="85" w:type="dxa"/>
-              <w:bottom w:w="85" w:type="dxa"/>
-              <w:right w:w="85" w:type="dxa"/>
+              <w:top w:w="70" w:type="dxa"/>
+              <w:left w:w="70" w:type="dxa"/>
+              <w:bottom w:w="70" w:type="dxa"/>
+              <w:right w:w="70" w:type="dxa"/>
             </w:tcMar>
-            <w:shd w:fill="FFFFFF"/>
           </w:tcPr>
           <w:p>
             <w:pPr>
-              <w:keepNext w:val="0"/>
-              <w:spacing w:after="40" w:before="40" w:line="276" w:lineRule="auto"/>
-              <w:ind w:firstLine="0"/>
+              <w:keepNext/>
+              <w:spacing w:line="276" w:lineRule="auto" w:before="0" w:after="40"/>
               <w:jc w:val="left"/>
             </w:pPr>
             <w:r>
               <w:rPr>
-                <w:rFonts w:ascii="Times New Roman" w:hAnsi="Times New Roman" w:cs="Times New Roman" w:eastAsia="宋体"/>
+                <w:rFonts w:ascii="Times New Roman" w:hAnsi="Times New Roman" w:eastAsia="宋体"/>
                 <w:b w:val="0"/>
                 <w:color w:val="000000"/>
-                <w:sz w:val="22"/>
+                <w:sz w:val="19"/>
               </w:rPr>
-              <w:t>10月19日个人A0；10月24日离线验收；10月29日同快照A0复核</w:t>
+              <w:t>问答流程和阈值三次修改；严格实体评价；439题鲁棒性；48题保护/回退；20题D0/P0开发验收</w:t>
             </w:r>
           </w:p>
         </w:tc>
@@ -469,33 +294,33 @@
         </w:trPr>
         <w:tc>
           <w:tcPr>
-            <w:tcW w:type="dxa" w:w="1757"/>
+            <w:tcW w:type="dxa" w:w="1587"/>
             <w:vAlign w:val="center"/>
             <w:tcMar>
-              <w:top w:w="85" w:type="dxa"/>
-              <w:left w:w="85" w:type="dxa"/>
-              <w:bottom w:w="85" w:type="dxa"/>
-              <w:right w:w="85" w:type="dxa"/>
+              <w:top w:w="70" w:type="dxa"/>
+              <w:left w:w="70" w:type="dxa"/>
+              <w:bottom w:w="70" w:type="dxa"/>
+              <w:right w:w="70" w:type="dxa"/>
             </w:tcMar>
-            <w:shd w:fill="FFFFFF"/>
           </w:tcPr>
           <w:p>
             <w:pPr>
-              <w:keepNext w:val="0"/>
-              <w:spacing w:after="40" w:before="40" w:line="276" w:lineRule="auto"/>
-              <w:ind w:firstLine="0"/>
-              <w:jc w:val="center"/>
+              <w:keepNext/>
+              <w:spacing w:line="276" w:lineRule="auto" w:before="0" w:after="40"/>
+              <w:jc w:val="left"/>
             </w:pPr>
             <w:r>
               <w:rPr>
-                <w:rFonts w:ascii="Times New Roman" w:hAnsi="Times New Roman" w:cs="Times New Roman" w:eastAsia="宋体"/>
+                <w:rFonts w:ascii="Times New Roman" w:hAnsi="Times New Roman" w:eastAsia="宋体"/>
                 <w:b w:val="0"/>
                 <w:color w:val="000000"/>
-                <w:sz w:val="22"/>
+                <w:sz w:val="19"/>
               </w:rPr>
               <w:t>夏俊杰</w:t>
               <w:br/>
-              <w:t>学号留空</w:t>
+              <w:t>M202674534</w:t>
+              <w:br/>
+              <w:t>硕2610班</w:t>
             </w:r>
           </w:p>
         </w:tc>
@@ -504,58 +329,54 @@
             <w:tcW w:type="dxa" w:w="3912"/>
             <w:vAlign w:val="center"/>
             <w:tcMar>
-              <w:top w:w="85" w:type="dxa"/>
-              <w:left w:w="85" w:type="dxa"/>
-              <w:bottom w:w="85" w:type="dxa"/>
-              <w:right w:w="85" w:type="dxa"/>
+              <w:top w:w="70" w:type="dxa"/>
+              <w:left w:w="70" w:type="dxa"/>
+              <w:bottom w:w="70" w:type="dxa"/>
+              <w:right w:w="70" w:type="dxa"/>
             </w:tcMar>
-            <w:shd w:fill="FFFFFF"/>
           </w:tcPr>
           <w:p>
             <w:pPr>
-              <w:keepNext w:val="0"/>
-              <w:spacing w:after="40" w:before="40" w:line="276" w:lineRule="auto"/>
-              <w:ind w:firstLine="0"/>
+              <w:keepNext/>
+              <w:spacing w:line="276" w:lineRule="auto" w:before="0" w:after="40"/>
               <w:jc w:val="left"/>
             </w:pPr>
             <w:r>
               <w:rPr>
-                <w:rFonts w:ascii="Times New Roman" w:hAnsi="Times New Roman" w:cs="Times New Roman" w:eastAsia="宋体"/>
+                <w:rFonts w:ascii="Times New Roman" w:hAnsi="Times New Roman" w:eastAsia="宋体"/>
                 <w:b w:val="0"/>
                 <w:color w:val="000000"/>
-                <w:sz w:val="22"/>
+                <w:sz w:val="19"/>
               </w:rPr>
-              <w:t>共享快照核验、TransE向量化、FLAN-T5学习率与前缀消融</w:t>
+              <w:t>V1/V2数据来源；TransE；B0—B3/C0；自由问法微调；冻结Qwen服务；生成、脚本和环境</w:t>
             </w:r>
           </w:p>
         </w:tc>
         <w:tc>
           <w:tcPr>
-            <w:tcW w:type="dxa" w:w="3628"/>
+            <w:tcW w:type="dxa" w:w="3912"/>
             <w:vAlign w:val="center"/>
             <w:tcMar>
-              <w:top w:w="85" w:type="dxa"/>
-              <w:left w:w="85" w:type="dxa"/>
-              <w:bottom w:w="85" w:type="dxa"/>
-              <w:right w:w="85" w:type="dxa"/>
+              <w:top w:w="70" w:type="dxa"/>
+              <w:left w:w="70" w:type="dxa"/>
+              <w:bottom w:w="70" w:type="dxa"/>
+              <w:right w:w="70" w:type="dxa"/>
             </w:tcMar>
-            <w:shd w:fill="FFFFFF"/>
           </w:tcPr>
           <w:p>
             <w:pPr>
-              <w:keepNext w:val="0"/>
-              <w:spacing w:after="40" w:before="40" w:line="276" w:lineRule="auto"/>
-              <w:ind w:firstLine="0"/>
+              <w:keepNext/>
+              <w:spacing w:line="276" w:lineRule="auto" w:before="0" w:after="40"/>
               <w:jc w:val="left"/>
             </w:pPr>
             <w:r>
               <w:rPr>
-                <w:rFonts w:ascii="Times New Roman" w:hAnsi="Times New Roman" w:cs="Times New Roman" w:eastAsia="宋体"/>
+                <w:rFonts w:ascii="Times New Roman" w:hAnsi="Times New Roman" w:eastAsia="宋体"/>
                 <w:b w:val="0"/>
                 <w:color w:val="000000"/>
-                <w:sz w:val="22"/>
+                <w:sz w:val="19"/>
               </w:rPr>
-              <w:t>10月29日TransE与B0—B3/C0，训练曲线、checkpoint与逐题生成</w:t>
+              <w:t>数据/模型参数与学习率三次修改；结构前缀消融；训练曲线；服务器资源与部署；生成和模板回退</w:t>
             </w:r>
           </w:p>
         </w:tc>
@@ -566,29 +387,27 @@
         </w:trPr>
         <w:tc>
           <w:tcPr>
-            <w:tcW w:type="dxa" w:w="1757"/>
+            <w:tcW w:type="dxa" w:w="1587"/>
             <w:vAlign w:val="center"/>
             <w:tcMar>
-              <w:top w:w="85" w:type="dxa"/>
-              <w:left w:w="85" w:type="dxa"/>
-              <w:bottom w:w="85" w:type="dxa"/>
-              <w:right w:w="85" w:type="dxa"/>
+              <w:top w:w="70" w:type="dxa"/>
+              <w:left w:w="70" w:type="dxa"/>
+              <w:bottom w:w="70" w:type="dxa"/>
+              <w:right w:w="70" w:type="dxa"/>
             </w:tcMar>
-            <w:shd w:fill="FFFFFF"/>
           </w:tcPr>
           <w:p>
             <w:pPr>
               <w:keepNext w:val="0"/>
-              <w:spacing w:after="40" w:before="40" w:line="276" w:lineRule="auto"/>
-              <w:ind w:firstLine="0"/>
-              <w:jc w:val="center"/>
+              <w:spacing w:line="276" w:lineRule="auto" w:before="0" w:after="40"/>
+              <w:jc w:val="left"/>
             </w:pPr>
             <w:r>
               <w:rPr>
-                <w:rFonts w:ascii="Times New Roman" w:hAnsi="Times New Roman" w:cs="Times New Roman" w:eastAsia="宋体"/>
+                <w:rFonts w:ascii="Times New Roman" w:hAnsi="Times New Roman" w:eastAsia="宋体"/>
                 <w:b w:val="0"/>
                 <w:color w:val="000000"/>
-                <w:sz w:val="22"/>
+                <w:sz w:val="19"/>
               </w:rPr>
               <w:t>共同</w:t>
             </w:r>
@@ -599,58 +418,54 @@
             <w:tcW w:type="dxa" w:w="3912"/>
             <w:vAlign w:val="center"/>
             <w:tcMar>
-              <w:top w:w="85" w:type="dxa"/>
-              <w:left w:w="85" w:type="dxa"/>
-              <w:bottom w:w="85" w:type="dxa"/>
-              <w:right w:w="85" w:type="dxa"/>
+              <w:top w:w="70" w:type="dxa"/>
+              <w:left w:w="70" w:type="dxa"/>
+              <w:bottom w:w="70" w:type="dxa"/>
+              <w:right w:w="70" w:type="dxa"/>
             </w:tcMar>
-            <w:shd w:fill="FFFFFF"/>
           </w:tcPr>
           <w:p>
             <w:pPr>
               <w:keepNext w:val="0"/>
-              <w:spacing w:after="40" w:before="40" w:line="276" w:lineRule="auto"/>
-              <w:ind w:firstLine="0"/>
+              <w:spacing w:line="276" w:lineRule="auto" w:before="0" w:after="40"/>
               <w:jc w:val="left"/>
             </w:pPr>
             <w:r>
               <w:rPr>
-                <w:rFonts w:ascii="Times New Roman" w:hAnsi="Times New Roman" w:cs="Times New Roman" w:eastAsia="宋体"/>
+                <w:rFonts w:ascii="Times New Roman" w:hAnsi="Times New Roman" w:eastAsia="宋体"/>
                 <w:b w:val="0"/>
                 <w:color w:val="000000"/>
-                <w:sz w:val="22"/>
+                <w:sz w:val="19"/>
               </w:rPr>
-              <w:t>两份独立人工评分、分歧讨论、结果解释与答辩</w:t>
+              <w:t>划分与种子；实验协议；CI与复现；结果核查；报告与答辩</w:t>
             </w:r>
           </w:p>
         </w:tc>
         <w:tc>
           <w:tcPr>
-            <w:tcW w:type="dxa" w:w="3628"/>
+            <w:tcW w:type="dxa" w:w="3912"/>
             <w:vAlign w:val="center"/>
             <w:tcMar>
-              <w:top w:w="85" w:type="dxa"/>
-              <w:left w:w="85" w:type="dxa"/>
-              <w:bottom w:w="85" w:type="dxa"/>
-              <w:right w:w="85" w:type="dxa"/>
+              <w:top w:w="70" w:type="dxa"/>
+              <w:left w:w="70" w:type="dxa"/>
+              <w:bottom w:w="70" w:type="dxa"/>
+              <w:right w:w="70" w:type="dxa"/>
             </w:tcMar>
-            <w:shd w:fill="FFFFFF"/>
           </w:tcPr>
           <w:p>
             <w:pPr>
               <w:keepNext w:val="0"/>
-              <w:spacing w:after="40" w:before="40" w:line="276" w:lineRule="auto"/>
-              <w:ind w:firstLine="0"/>
+              <w:spacing w:line="276" w:lineRule="auto" w:before="0" w:after="40"/>
               <w:jc w:val="left"/>
             </w:pPr>
             <w:r>
               <w:rPr>
-                <w:rFonts w:ascii="Times New Roman" w:hAnsi="Times New Roman" w:cs="Times New Roman" w:eastAsia="宋体"/>
+                <w:rFonts w:ascii="Times New Roman" w:hAnsi="Times New Roman" w:eastAsia="宋体"/>
                 <w:b w:val="0"/>
                 <w:color w:val="000000"/>
-                <w:sz w:val="22"/>
+                <w:sz w:val="19"/>
               </w:rPr>
-              <w:t>同题盲评表、原始评分及讨论记录</w:t>
+              <w:t>统一系统命名、分母、时间范围和结论；核对课程提交材料；独立人工评分如实补做</w:t>
             </w:r>
           </w:p>
         </w:tc>
@@ -658,55 +473,59 @@
     </w:tbl>
     <w:p>
       <w:pPr>
-        <w:spacing w:after="40" w:line="120" w:lineRule="auto"/>
-      </w:pPr>
-    </w:p>
-    <w:p>
-      <w:pPr>
+        <w:keepNext w:val="0"/>
+        <w:keepLines w:val="0"/>
+        <w:pageBreakBefore w:val="0"/>
         <w:widowControl/>
-        <w:spacing w:line="360" w:lineRule="auto" w:after="120"/>
-        <w:ind w:firstLine="482"/>
+        <w:spacing w:line="300" w:lineRule="auto" w:before="0" w:after="80"/>
+        <w:jc w:val="both"/>
       </w:pPr>
       <w:r>
         <w:rPr>
-          <w:rFonts w:ascii="Times New Roman" w:hAnsi="Times New Roman" w:cs="Times New Roman" w:eastAsia="宋体"/>
-          <w:b w:val="0"/>
+          <w:rFonts w:ascii="Times New Roman" w:hAnsi="Times New Roman" w:eastAsia="宋体"/>
           <w:color w:val="000000"/>
-          <w:sz w:val="24"/>
+          <w:sz w:val="21"/>
         </w:rPr>
-        <w:t>原始数据采集与既有仓库为小组共同基础；夏俊杰本轮工作从冻结版本核验、图嵌入和神经实验开始。计算记录按各自分工呈现，不追加未经记录的个人历史贡献。</w:t>
+        <w:t>各成员对负责模块的原理、配置、逐题结果和局限承担解释与复现责任。共享日志不据此改写为个人独立执行历史，既有冻结数据、旧模型和同伴任务保持不变。</w:t>
       </w:r>
     </w:p>
     <w:p>
       <w:pPr>
-        <w:pStyle w:val="Heading2"/>
-        <w:spacing w:line="312" w:lineRule="auto" w:before="240" w:after="160"/>
+        <w:keepNext w:val="0"/>
+        <w:keepLines w:val="0"/>
+        <w:pageBreakBefore w:val="0"/>
+        <w:widowControl/>
+        <w:spacing w:line="300" w:lineRule="auto" w:before="0" w:after="80"/>
+        <w:jc w:val="both"/>
       </w:pPr>
       <w:r>
         <w:rPr>
-          <w:rFonts w:ascii="Times New Roman" w:hAnsi="Times New Roman" w:cs="Times New Roman" w:eastAsia="黑体"/>
-          <w:b/>
+          <w:rFonts w:ascii="Times New Roman" w:hAnsi="Times New Roman" w:eastAsia="宋体"/>
           <w:color w:val="000000"/>
-          <w:sz w:val="28"/>
+          <w:sz w:val="21"/>
         </w:rPr>
-        <w:t>已完成的计算与程序验证</w:t>
+        <w:t>工作量按模块复杂度和交付责任平衡，接口整合及最终复核共同完成。两份报告的完成日期均为2026年10月30日，10月31日扩展按实际日期列为补充记录。</w:t>
       </w:r>
     </w:p>
     <w:p>
       <w:pPr>
+        <w:pStyle w:val="Heading1"/>
         <w:keepNext/>
+        <w:keepLines w:val="0"/>
+        <w:pageBreakBefore w:val="0"/>
         <w:widowControl/>
-        <w:spacing w:line="288" w:lineRule="auto" w:after="120"/>
-        <w:ind w:firstLine="0"/>
+        <w:spacing w:line="300" w:lineRule="auto" w:before="200" w:after="100"/>
+        <w:jc w:val="left"/>
       </w:pPr>
       <w:r>
         <w:rPr>
-          <w:rFonts w:ascii="Times New Roman" w:hAnsi="Times New Roman" w:cs="Times New Roman" w:eastAsia="宋体"/>
-          <w:b w:val="0"/>
+          <w:rFonts w:ascii="Times New Roman" w:hAnsi="Times New Roman" w:eastAsia="宋体"/>
+          <w:b/>
+          <w:i w:val="0"/>
           <w:color w:val="000000"/>
-          <w:sz w:val="21"/>
+          <w:sz w:val="26"/>
         </w:rPr>
-        <w:t>表 2  计算记录的日期与范围</w:t>
+        <w:t>2 当前实验完成情况</w:t>
       </w:r>
     </w:p>
     <w:tbl>
@@ -724,9 +543,9 @@
         </w:tblBorders>
       </w:tblPr>
       <w:tblGrid>
-        <w:gridCol w:w="1191"/>
-        <w:gridCol w:w="4592"/>
-        <w:gridCol w:w="3515"/>
+        <w:gridCol w:w="1417"/>
+        <w:gridCol w:w="4989"/>
+        <w:gridCol w:w="3005"/>
       </w:tblGrid>
       <w:tr>
         <w:trPr>
@@ -735,91 +554,88 @@
         </w:trPr>
         <w:tc>
           <w:tcPr>
-            <w:tcW w:type="dxa" w:w="1191"/>
+            <w:tcW w:type="dxa" w:w="1417"/>
             <w:vAlign w:val="center"/>
             <w:tcMar>
-              <w:top w:w="85" w:type="dxa"/>
-              <w:left w:w="85" w:type="dxa"/>
-              <w:bottom w:w="85" w:type="dxa"/>
-              <w:right w:w="85" w:type="dxa"/>
+              <w:top w:w="70" w:type="dxa"/>
+              <w:left w:w="70" w:type="dxa"/>
+              <w:bottom w:w="70" w:type="dxa"/>
+              <w:right w:w="70" w:type="dxa"/>
             </w:tcMar>
-            <w:shd w:fill="E7E7E7"/>
+            <w:shd w:fill="E7E6E6"/>
           </w:tcPr>
           <w:p>
             <w:pPr>
-              <w:keepNext/>
-              <w:spacing w:after="40" w:before="40" w:line="276" w:lineRule="auto"/>
-              <w:ind w:firstLine="0"/>
-              <w:jc w:val="center"/>
+              <w:keepNext w:val="0"/>
+              <w:spacing w:line="276" w:lineRule="auto" w:before="0" w:after="40"/>
+              <w:jc w:val="left"/>
             </w:pPr>
             <w:r>
               <w:rPr>
-                <w:rFonts w:ascii="Times New Roman" w:hAnsi="Times New Roman" w:cs="Times New Roman" w:eastAsia="黑体"/>
+                <w:rFonts w:ascii="Times New Roman" w:hAnsi="Times New Roman" w:eastAsia="宋体"/>
                 <w:b/>
                 <w:color w:val="000000"/>
-                <w:sz w:val="22"/>
+                <w:sz w:val="19"/>
               </w:rPr>
-              <w:t>日期</w:t>
+              <w:t>模块</w:t>
             </w:r>
           </w:p>
         </w:tc>
         <w:tc>
           <w:tcPr>
-            <w:tcW w:type="dxa" w:w="4592"/>
+            <w:tcW w:type="dxa" w:w="4989"/>
             <w:vAlign w:val="center"/>
             <w:tcMar>
-              <w:top w:w="85" w:type="dxa"/>
-              <w:left w:w="85" w:type="dxa"/>
-              <w:bottom w:w="85" w:type="dxa"/>
-              <w:right w:w="85" w:type="dxa"/>
+              <w:top w:w="70" w:type="dxa"/>
+              <w:left w:w="70" w:type="dxa"/>
+              <w:bottom w:w="70" w:type="dxa"/>
+              <w:right w:w="70" w:type="dxa"/>
             </w:tcMar>
-            <w:shd w:fill="E7E7E7"/>
+            <w:shd w:fill="E7E6E6"/>
           </w:tcPr>
           <w:p>
             <w:pPr>
-              <w:keepNext/>
-              <w:spacing w:after="40" w:before="40" w:line="276" w:lineRule="auto"/>
-              <w:ind w:firstLine="0"/>
-              <w:jc w:val="center"/>
+              <w:keepNext w:val="0"/>
+              <w:spacing w:line="276" w:lineRule="auto" w:before="0" w:after="40"/>
+              <w:jc w:val="left"/>
             </w:pPr>
             <w:r>
               <w:rPr>
-                <w:rFonts w:ascii="Times New Roman" w:hAnsi="Times New Roman" w:cs="Times New Roman" w:eastAsia="黑体"/>
+                <w:rFonts w:ascii="Times New Roman" w:hAnsi="Times New Roman" w:eastAsia="宋体"/>
                 <w:b/>
                 <w:color w:val="000000"/>
-                <w:sz w:val="22"/>
+                <w:sz w:val="19"/>
               </w:rPr>
-              <w:t>内容</w:t>
+              <w:t>当前状态</w:t>
             </w:r>
           </w:p>
         </w:tc>
         <w:tc>
           <w:tcPr>
-            <w:tcW w:type="dxa" w:w="3515"/>
+            <w:tcW w:type="dxa" w:w="3005"/>
             <w:vAlign w:val="center"/>
             <w:tcMar>
-              <w:top w:w="85" w:type="dxa"/>
-              <w:left w:w="85" w:type="dxa"/>
-              <w:bottom w:w="85" w:type="dxa"/>
-              <w:right w:w="85" w:type="dxa"/>
+              <w:top w:w="70" w:type="dxa"/>
+              <w:left w:w="70" w:type="dxa"/>
+              <w:bottom w:w="70" w:type="dxa"/>
+              <w:right w:w="70" w:type="dxa"/>
             </w:tcMar>
-            <w:shd w:fill="E7E7E7"/>
+            <w:shd w:fill="E7E6E6"/>
           </w:tcPr>
           <w:p>
             <w:pPr>
-              <w:keepNext/>
-              <w:spacing w:after="40" w:before="40" w:line="276" w:lineRule="auto"/>
-              <w:ind w:firstLine="0"/>
-              <w:jc w:val="center"/>
+              <w:keepNext w:val="0"/>
+              <w:spacing w:line="276" w:lineRule="auto" w:before="0" w:after="40"/>
+              <w:jc w:val="left"/>
             </w:pPr>
             <w:r>
               <w:rPr>
-                <w:rFonts w:ascii="Times New Roman" w:hAnsi="Times New Roman" w:cs="Times New Roman" w:eastAsia="黑体"/>
+                <w:rFonts w:ascii="Times New Roman" w:hAnsi="Times New Roman" w:eastAsia="宋体"/>
                 <w:b/>
                 <w:color w:val="000000"/>
-                <w:sz w:val="22"/>
+                <w:sz w:val="19"/>
               </w:rPr>
-              <w:t>结果来源</w:t>
+              <w:t>证据位置</w:t>
             </w:r>
           </w:p>
         </w:tc>
@@ -830,91 +646,85 @@
         </w:trPr>
         <w:tc>
           <w:tcPr>
-            <w:tcW w:type="dxa" w:w="1191"/>
+            <w:tcW w:type="dxa" w:w="1417"/>
             <w:vAlign w:val="center"/>
             <w:tcMar>
-              <w:top w:w="85" w:type="dxa"/>
-              <w:left w:w="85" w:type="dxa"/>
-              <w:bottom w:w="85" w:type="dxa"/>
-              <w:right w:w="85" w:type="dxa"/>
+              <w:top w:w="70" w:type="dxa"/>
+              <w:left w:w="70" w:type="dxa"/>
+              <w:bottom w:w="70" w:type="dxa"/>
+              <w:right w:w="70" w:type="dxa"/>
             </w:tcMar>
-            <w:shd w:fill="FFFFFF"/>
           </w:tcPr>
           <w:p>
             <w:pPr>
               <w:keepNext w:val="0"/>
-              <w:spacing w:after="40" w:before="40" w:line="276" w:lineRule="auto"/>
-              <w:ind w:firstLine="0"/>
-              <w:jc w:val="center"/>
+              <w:spacing w:line="276" w:lineRule="auto" w:before="0" w:after="40"/>
+              <w:jc w:val="left"/>
             </w:pPr>
             <w:r>
               <w:rPr>
-                <w:rFonts w:ascii="Times New Roman" w:hAnsi="Times New Roman" w:cs="Times New Roman" w:eastAsia="宋体"/>
+                <w:rFonts w:ascii="Times New Roman" w:hAnsi="Times New Roman" w:eastAsia="宋体"/>
                 <w:b w:val="0"/>
                 <w:color w:val="000000"/>
-                <w:sz w:val="22"/>
+                <w:sz w:val="19"/>
               </w:rPr>
-              <w:t>10月19日</w:t>
+              <w:t>V1数据</w:t>
             </w:r>
           </w:p>
         </w:tc>
         <w:tc>
           <w:tcPr>
-            <w:tcW w:type="dxa" w:w="4592"/>
+            <w:tcW w:type="dxa" w:w="4989"/>
             <w:vAlign w:val="center"/>
             <w:tcMar>
-              <w:top w:w="85" w:type="dxa"/>
-              <w:left w:w="85" w:type="dxa"/>
-              <w:bottom w:w="85" w:type="dxa"/>
-              <w:right w:w="85" w:type="dxa"/>
+              <w:top w:w="70" w:type="dxa"/>
+              <w:left w:w="70" w:type="dxa"/>
+              <w:bottom w:w="70" w:type="dxa"/>
+              <w:right w:w="70" w:type="dxa"/>
             </w:tcMar>
-            <w:shd w:fill="FFFFFF"/>
           </w:tcPr>
           <w:p>
             <w:pPr>
               <w:keepNext w:val="0"/>
-              <w:spacing w:after="40" w:before="40" w:line="276" w:lineRule="auto"/>
-              <w:ind w:firstLine="0"/>
+              <w:spacing w:line="276" w:lineRule="auto" w:before="0" w:after="40"/>
               <w:jc w:val="left"/>
             </w:pPr>
             <w:r>
               <w:rPr>
-                <w:rFonts w:ascii="Times New Roman" w:hAnsi="Times New Roman" w:cs="Times New Roman" w:eastAsia="宋体"/>
+                <w:rFonts w:ascii="Times New Roman" w:hAnsi="Times New Roman" w:eastAsia="宋体"/>
                 <w:b w:val="0"/>
                 <w:color w:val="000000"/>
-                <w:sz w:val="22"/>
+                <w:sz w:val="19"/>
               </w:rPr>
-              <w:t>200电影、552实体、1264三元组、2492问答；A0训练与验证阈值、370题测试、15次参数推理</w:t>
+              <w:t>5000电影；7864实体；35485三元组；58994问答；电影3500/750/750，问答41220/8857/8917；seed42</w:t>
             </w:r>
           </w:p>
         </w:tc>
         <w:tc>
           <w:tcPr>
-            <w:tcW w:type="dxa" w:w="3515"/>
+            <w:tcW w:type="dxa" w:w="3005"/>
             <w:vAlign w:val="center"/>
             <w:tcMar>
-              <w:top w:w="85" w:type="dxa"/>
-              <w:left w:w="85" w:type="dxa"/>
-              <w:bottom w:w="85" w:type="dxa"/>
-              <w:right w:w="85" w:type="dxa"/>
+              <w:top w:w="70" w:type="dxa"/>
+              <w:left w:w="70" w:type="dxa"/>
+              <w:bottom w:w="70" w:type="dxa"/>
+              <w:right w:w="70" w:type="dxa"/>
             </w:tcMar>
-            <w:shd w:fill="FFFFFF"/>
           </w:tcPr>
           <w:p>
             <w:pPr>
               <w:keepNext w:val="0"/>
-              <w:spacing w:after="40" w:before="40" w:line="276" w:lineRule="auto"/>
-              <w:ind w:firstLine="0"/>
+              <w:spacing w:line="276" w:lineRule="auto" w:before="0" w:after="40"/>
               <w:jc w:val="left"/>
             </w:pPr>
             <w:r>
               <w:rPr>
-                <w:rFonts w:ascii="Times New Roman" w:hAnsi="Times New Roman" w:cs="Times New Roman" w:eastAsia="宋体"/>
+                <w:rFonts w:ascii="Times New Roman" w:hAnsi="Times New Roman" w:eastAsia="宋体"/>
                 <w:b w:val="0"/>
                 <w:color w:val="000000"/>
-                <w:sz w:val="22"/>
+                <w:sz w:val="19"/>
               </w:rPr>
-              <w:t>verification/2026-10-19/</w:t>
+              <w:t>datasets/movies-5000-20261029/manifest.json</w:t>
             </w:r>
           </w:p>
         </w:tc>
@@ -925,91 +735,85 @@
         </w:trPr>
         <w:tc>
           <w:tcPr>
-            <w:tcW w:type="dxa" w:w="1191"/>
+            <w:tcW w:type="dxa" w:w="1417"/>
             <w:vAlign w:val="center"/>
             <w:tcMar>
-              <w:top w:w="85" w:type="dxa"/>
-              <w:left w:w="85" w:type="dxa"/>
-              <w:bottom w:w="85" w:type="dxa"/>
-              <w:right w:w="85" w:type="dxa"/>
+              <w:top w:w="70" w:type="dxa"/>
+              <w:left w:w="70" w:type="dxa"/>
+              <w:bottom w:w="70" w:type="dxa"/>
+              <w:right w:w="70" w:type="dxa"/>
             </w:tcMar>
-            <w:shd w:fill="FFFFFF"/>
           </w:tcPr>
           <w:p>
             <w:pPr>
               <w:keepNext w:val="0"/>
-              <w:spacing w:after="40" w:before="40" w:line="276" w:lineRule="auto"/>
-              <w:ind w:firstLine="0"/>
-              <w:jc w:val="center"/>
+              <w:spacing w:line="276" w:lineRule="auto" w:before="0" w:after="40"/>
+              <w:jc w:val="left"/>
             </w:pPr>
             <w:r>
               <w:rPr>
-                <w:rFonts w:ascii="Times New Roman" w:hAnsi="Times New Roman" w:cs="Times New Roman" w:eastAsia="宋体"/>
+                <w:rFonts w:ascii="Times New Roman" w:hAnsi="Times New Roman" w:eastAsia="宋体"/>
                 <w:b w:val="0"/>
                 <w:color w:val="000000"/>
-                <w:sz w:val="22"/>
+                <w:sz w:val="19"/>
               </w:rPr>
-              <w:t>10月24日</w:t>
+              <w:t>A0主实验</w:t>
             </w:r>
           </w:p>
         </w:tc>
         <w:tc>
           <w:tcPr>
-            <w:tcW w:type="dxa" w:w="4592"/>
+            <w:tcW w:type="dxa" w:w="4989"/>
             <w:vAlign w:val="center"/>
             <w:tcMar>
-              <w:top w:w="85" w:type="dxa"/>
-              <w:left w:w="85" w:type="dxa"/>
-              <w:bottom w:w="85" w:type="dxa"/>
-              <w:right w:w="85" w:type="dxa"/>
+              <w:top w:w="70" w:type="dxa"/>
+              <w:left w:w="70" w:type="dxa"/>
+              <w:bottom w:w="70" w:type="dxa"/>
+              <w:right w:w="70" w:type="dxa"/>
             </w:tcMar>
-            <w:shd w:fill="FFFFFF"/>
           </w:tcPr>
           <w:p>
             <w:pPr>
               <w:keepNext w:val="0"/>
-              <w:spacing w:after="40" w:before="40" w:line="276" w:lineRule="auto"/>
-              <w:ind w:firstLine="0"/>
+              <w:spacing w:line="276" w:lineRule="auto" w:before="0" w:after="40"/>
               <w:jc w:val="left"/>
             </w:pPr>
             <w:r>
               <w:rPr>
-                <w:rFonts w:ascii="Times New Roman" w:hAnsi="Times New Roman" w:cs="Times New Roman" w:eastAsia="宋体"/>
+                <w:rFonts w:ascii="Times New Roman" w:hAnsi="Times New Roman" w:eastAsia="宋体"/>
                 <w:b w:val="0"/>
                 <w:color w:val="000000"/>
-                <w:sz w:val="22"/>
+                <w:sz w:val="19"/>
               </w:rPr>
-              <w:t>仅代码副本的181项测试；13项合成夹具验收；个人模型演示及未知数字续集拒答回归</w:t>
+              <w:t>8917题实体F1为100%；0.70/0.90/0.99三次修改无变化；诊断高阈值0.998/0.999触发误拒答</w:t>
             </w:r>
           </w:p>
         </w:tc>
         <w:tc>
           <w:tcPr>
-            <w:tcW w:type="dxa" w:w="3515"/>
+            <w:tcW w:type="dxa" w:w="3005"/>
             <w:vAlign w:val="center"/>
             <w:tcMar>
-              <w:top w:w="85" w:type="dxa"/>
-              <w:left w:w="85" w:type="dxa"/>
-              <w:bottom w:w="85" w:type="dxa"/>
-              <w:right w:w="85" w:type="dxa"/>
+              <w:top w:w="70" w:type="dxa"/>
+              <w:left w:w="70" w:type="dxa"/>
+              <w:bottom w:w="70" w:type="dxa"/>
+              <w:right w:w="70" w:type="dxa"/>
             </w:tcMar>
-            <w:shd w:fill="FFFFFF"/>
           </w:tcPr>
           <w:p>
             <w:pPr>
               <w:keepNext w:val="0"/>
-              <w:spacing w:after="40" w:before="40" w:line="276" w:lineRule="auto"/>
-              <w:ind w:firstLine="0"/>
+              <w:spacing w:line="276" w:lineRule="auto" w:before="0" w:after="40"/>
               <w:jc w:val="left"/>
             </w:pPr>
             <w:r>
               <w:rPr>
-                <w:rFonts w:ascii="Times New Roman" w:hAnsi="Times New Roman" w:cs="Times New Roman" w:eastAsia="宋体"/>
+                <w:rFonts w:ascii="Times New Roman" w:hAnsi="Times New Roman" w:eastAsia="宋体"/>
                 <w:b w:val="0"/>
                 <w:color w:val="000000"/>
-                <w:sz w:val="22"/>
+                <w:sz w:val="19"/>
               </w:rPr>
-              <w:t>docs/提交验收说明.md</w:t>
+              <w:t>verification/2026-10-30/A0_thresholds/；reports/补充阈值运行记录/</w:t>
             </w:r>
           </w:p>
         </w:tc>
@@ -1020,91 +824,619 @@
         </w:trPr>
         <w:tc>
           <w:tcPr>
-            <w:tcW w:type="dxa" w:w="1191"/>
+            <w:tcW w:type="dxa" w:w="1417"/>
             <w:vAlign w:val="center"/>
             <w:tcMar>
-              <w:top w:w="85" w:type="dxa"/>
-              <w:left w:w="85" w:type="dxa"/>
-              <w:bottom w:w="85" w:type="dxa"/>
-              <w:right w:w="85" w:type="dxa"/>
+              <w:top w:w="70" w:type="dxa"/>
+              <w:left w:w="70" w:type="dxa"/>
+              <w:bottom w:w="70" w:type="dxa"/>
+              <w:right w:w="70" w:type="dxa"/>
             </w:tcMar>
-            <w:shd w:fill="FFFFFF"/>
           </w:tcPr>
           <w:p>
             <w:pPr>
               <w:keepNext w:val="0"/>
-              <w:spacing w:after="40" w:before="40" w:line="276" w:lineRule="auto"/>
-              <w:ind w:firstLine="0"/>
-              <w:jc w:val="center"/>
+              <w:spacing w:line="276" w:lineRule="auto" w:before="0" w:after="40"/>
+              <w:jc w:val="left"/>
             </w:pPr>
             <w:r>
               <w:rPr>
-                <w:rFonts w:ascii="Times New Roman" w:hAnsi="Times New Roman" w:cs="Times New Roman" w:eastAsia="宋体"/>
+                <w:rFonts w:ascii="Times New Roman" w:hAnsi="Times New Roman" w:eastAsia="宋体"/>
                 <w:b w:val="0"/>
                 <w:color w:val="000000"/>
-                <w:sz w:val="22"/>
+                <w:sz w:val="19"/>
               </w:rPr>
-              <w:t>10月29日</w:t>
+              <w:t>TransE和B/C</w:t>
             </w:r>
           </w:p>
         </w:tc>
         <w:tc>
           <w:tcPr>
-            <w:tcW w:type="dxa" w:w="4592"/>
+            <w:tcW w:type="dxa" w:w="4989"/>
             <w:vAlign w:val="center"/>
             <w:tcMar>
-              <w:top w:w="85" w:type="dxa"/>
-              <w:left w:w="85" w:type="dxa"/>
-              <w:bottom w:w="85" w:type="dxa"/>
-              <w:right w:w="85" w:type="dxa"/>
+              <w:top w:w="70" w:type="dxa"/>
+              <w:left w:w="70" w:type="dxa"/>
+              <w:bottom w:w="70" w:type="dxa"/>
+              <w:right w:w="70" w:type="dxa"/>
             </w:tcMar>
-            <w:shd w:fill="FFFFFF"/>
           </w:tcPr>
           <w:p>
             <w:pPr>
               <w:keepNext w:val="0"/>
-              <w:spacing w:after="40" w:before="40" w:line="276" w:lineRule="auto"/>
-              <w:ind w:firstLine="0"/>
+              <w:spacing w:line="276" w:lineRule="auto" w:before="0" w:after="40"/>
               <w:jc w:val="left"/>
             </w:pPr>
             <w:r>
               <w:rPr>
-                <w:rFonts w:ascii="Times New Roman" w:hAnsi="Times New Roman" w:cs="Times New Roman" w:eastAsia="宋体"/>
+                <w:rFonts w:ascii="Times New Roman" w:hAnsi="Times New Roman" w:eastAsia="宋体"/>
                 <w:b w:val="0"/>
                 <w:color w:val="000000"/>
-                <w:sz w:val="22"/>
+                <w:sz w:val="19"/>
               </w:rPr>
-              <w:t>同快照A0复核、TransE100轮、五组神经模型、配对鲁棒性与错误分析</w:t>
+              <w:t>TransE100轮；B0—B3、C0各5轮；验证同分规则选B0，测试F1 99.53%；B0/C0本轮F1相同</w:t>
             </w:r>
           </w:p>
         </w:tc>
         <w:tc>
           <w:tcPr>
-            <w:tcW w:type="dxa" w:w="3515"/>
+            <w:tcW w:type="dxa" w:w="3005"/>
             <w:vAlign w:val="center"/>
             <w:tcMar>
-              <w:top w:w="85" w:type="dxa"/>
-              <w:left w:w="85" w:type="dxa"/>
-              <w:bottom w:w="85" w:type="dxa"/>
-              <w:right w:w="85" w:type="dxa"/>
+              <w:top w:w="70" w:type="dxa"/>
+              <w:left w:w="70" w:type="dxa"/>
+              <w:bottom w:w="70" w:type="dxa"/>
+              <w:right w:w="70" w:type="dxa"/>
             </w:tcMar>
-            <w:shd w:fill="FFFFFF"/>
           </w:tcPr>
           <w:p>
             <w:pPr>
               <w:keepNext w:val="0"/>
-              <w:spacing w:after="40" w:before="40" w:line="276" w:lineRule="auto"/>
-              <w:ind w:firstLine="0"/>
+              <w:spacing w:line="276" w:lineRule="auto" w:before="0" w:after="40"/>
               <w:jc w:val="left"/>
             </w:pPr>
             <w:r>
               <w:rPr>
-                <w:rFonts w:ascii="Times New Roman" w:hAnsi="Times New Roman" w:cs="Times New Roman" w:eastAsia="宋体"/>
+                <w:rFonts w:ascii="Times New Roman" w:hAnsi="Times New Roman" w:eastAsia="宋体"/>
                 <w:b w:val="0"/>
                 <w:color w:val="000000"/>
-                <w:sz w:val="22"/>
+                <w:sz w:val="19"/>
               </w:rPr>
-              <w:t>verification/2026-10-29/</w:t>
+              <w:t>verification/2026-10-30/</w:t>
+            </w:r>
+          </w:p>
+        </w:tc>
+      </w:tr>
+      <w:tr>
+        <w:trPr>
+          <w:cantSplit/>
+        </w:trPr>
+        <w:tc>
+          <w:tcPr>
+            <w:tcW w:type="dxa" w:w="1417"/>
+            <w:vAlign w:val="center"/>
+            <w:tcMar>
+              <w:top w:w="70" w:type="dxa"/>
+              <w:left w:w="70" w:type="dxa"/>
+              <w:bottom w:w="70" w:type="dxa"/>
+              <w:right w:w="70" w:type="dxa"/>
+            </w:tcMar>
+          </w:tcPr>
+          <w:p>
+            <w:pPr>
+              <w:keepNext w:val="0"/>
+              <w:spacing w:line="276" w:lineRule="auto" w:before="0" w:after="40"/>
+              <w:jc w:val="left"/>
+            </w:pPr>
+            <w:r>
+              <w:rPr>
+                <w:rFonts w:ascii="Times New Roman" w:hAnsi="Times New Roman" w:eastAsia="宋体"/>
+                <w:b w:val="0"/>
+                <w:color w:val="000000"/>
+                <w:sz w:val="19"/>
+              </w:rPr>
+              <w:t>鲁棒性与恢复</w:t>
+            </w:r>
+          </w:p>
+        </w:tc>
+        <w:tc>
+          <w:tcPr>
+            <w:tcW w:type="dxa" w:w="4989"/>
+            <w:vAlign w:val="center"/>
+            <w:tcMar>
+              <w:top w:w="70" w:type="dxa"/>
+              <w:left w:w="70" w:type="dxa"/>
+              <w:bottom w:w="70" w:type="dxa"/>
+              <w:right w:w="70" w:type="dxa"/>
+            </w:tcMar>
+          </w:tcPr>
+          <w:p>
+            <w:pPr>
+              <w:keepNext w:val="0"/>
+              <w:spacing w:line="276" w:lineRule="auto" w:before="0" w:after="40"/>
+              <w:jc w:val="left"/>
+            </w:pPr>
+            <w:r>
+              <w:rPr>
+                <w:rFonts w:ascii="Times New Roman" w:hAnsi="Times New Roman" w:eastAsia="宋体"/>
+                <w:b w:val="0"/>
+                <w:color w:val="000000"/>
+                <w:sz w:val="19"/>
+              </w:rPr>
+              <w:t>439题；改写/错拼显著下降；B0独立名称恢复后模板测试F1为100%，扰动无改善</w:t>
+            </w:r>
+          </w:p>
+        </w:tc>
+        <w:tc>
+          <w:tcPr>
+            <w:tcW w:type="dxa" w:w="3005"/>
+            <w:vAlign w:val="center"/>
+            <w:tcMar>
+              <w:top w:w="70" w:type="dxa"/>
+              <w:left w:w="70" w:type="dxa"/>
+              <w:bottom w:w="70" w:type="dxa"/>
+              <w:right w:w="70" w:type="dxa"/>
+            </w:tcMar>
+          </w:tcPr>
+          <w:p>
+            <w:pPr>
+              <w:keepNext w:val="0"/>
+              <w:spacing w:line="276" w:lineRule="auto" w:before="0" w:after="40"/>
+              <w:jc w:val="left"/>
+            </w:pPr>
+            <w:r>
+              <w:rPr>
+                <w:rFonts w:ascii="Times New Roman" w:hAnsi="Times New Roman" w:eastAsia="宋体"/>
+                <w:b w:val="0"/>
+                <w:color w:val="000000"/>
+                <w:sz w:val="19"/>
+              </w:rPr>
+              <w:t>decoder_revision_v2/；paired_robustness.json</w:t>
+            </w:r>
+          </w:p>
+        </w:tc>
+      </w:tr>
+      <w:tr>
+        <w:trPr>
+          <w:cantSplit/>
+        </w:trPr>
+        <w:tc>
+          <w:tcPr>
+            <w:tcW w:type="dxa" w:w="1417"/>
+            <w:vAlign w:val="center"/>
+            <w:tcMar>
+              <w:top w:w="70" w:type="dxa"/>
+              <w:left w:w="70" w:type="dxa"/>
+              <w:bottom w:w="70" w:type="dxa"/>
+              <w:right w:w="70" w:type="dxa"/>
+            </w:tcMar>
+          </w:tcPr>
+          <w:p>
+            <w:pPr>
+              <w:keepNext w:val="0"/>
+              <w:spacing w:line="276" w:lineRule="auto" w:before="0" w:after="40"/>
+              <w:jc w:val="left"/>
+            </w:pPr>
+            <w:r>
+              <w:rPr>
+                <w:rFonts w:ascii="Times New Roman" w:hAnsi="Times New Roman" w:eastAsia="宋体"/>
+                <w:b w:val="0"/>
+                <w:color w:val="000000"/>
+                <w:sz w:val="19"/>
+              </w:rPr>
+              <w:t>V2工具</w:t>
+            </w:r>
+          </w:p>
+        </w:tc>
+        <w:tc>
+          <w:tcPr>
+            <w:tcW w:type="dxa" w:w="4989"/>
+            <w:vAlign w:val="center"/>
+            <w:tcMar>
+              <w:top w:w="70" w:type="dxa"/>
+              <w:left w:w="70" w:type="dxa"/>
+              <w:bottom w:w="70" w:type="dxa"/>
+              <w:right w:w="70" w:type="dxa"/>
+            </w:tcMar>
+          </w:tcPr>
+          <w:p>
+            <w:pPr>
+              <w:keepNext w:val="0"/>
+              <w:spacing w:line="276" w:lineRule="auto" w:before="0" w:after="40"/>
+              <w:jc w:val="left"/>
+            </w:pPr>
+            <w:r>
+              <w:rPr>
+                <w:rFonts w:ascii="Times New Roman" w:hAnsi="Times New Roman" w:eastAsia="宋体"/>
+                <w:b w:val="0"/>
+                <w:color w:val="000000"/>
+                <w:sz w:val="19"/>
+              </w:rPr>
+              <w:t>5000电影170516条声明；12属性；类型、日期金额及证据；候选确认和支持范围限制</w:t>
+            </w:r>
+          </w:p>
+        </w:tc>
+        <w:tc>
+          <w:tcPr>
+            <w:tcW w:type="dxa" w:w="3005"/>
+            <w:vAlign w:val="center"/>
+            <w:tcMar>
+              <w:top w:w="70" w:type="dxa"/>
+              <w:left w:w="70" w:type="dxa"/>
+              <w:bottom w:w="70" w:type="dxa"/>
+              <w:right w:w="70" w:type="dxa"/>
+            </w:tcMar>
+          </w:tcPr>
+          <w:p>
+            <w:pPr>
+              <w:keepNext w:val="0"/>
+              <w:spacing w:line="276" w:lineRule="auto" w:before="0" w:after="40"/>
+              <w:jc w:val="left"/>
+            </w:pPr>
+            <w:r>
+              <w:rPr>
+                <w:rFonts w:ascii="Times New Roman" w:hAnsi="Times New Roman" w:eastAsia="宋体"/>
+                <w:b w:val="0"/>
+                <w:color w:val="000000"/>
+                <w:sz w:val="19"/>
+              </w:rPr>
+              <w:t>data/processed/movies_v2_20261030/manifest.json</w:t>
+            </w:r>
+          </w:p>
+        </w:tc>
+      </w:tr>
+      <w:tr>
+        <w:trPr>
+          <w:cantSplit/>
+        </w:trPr>
+        <w:tc>
+          <w:tcPr>
+            <w:tcW w:type="dxa" w:w="1417"/>
+            <w:vAlign w:val="center"/>
+            <w:tcMar>
+              <w:top w:w="70" w:type="dxa"/>
+              <w:left w:w="70" w:type="dxa"/>
+              <w:bottom w:w="70" w:type="dxa"/>
+              <w:right w:w="70" w:type="dxa"/>
+            </w:tcMar>
+          </w:tcPr>
+          <w:p>
+            <w:pPr>
+              <w:keepNext w:val="0"/>
+              <w:spacing w:line="276" w:lineRule="auto" w:before="0" w:after="40"/>
+              <w:jc w:val="left"/>
+            </w:pPr>
+            <w:r>
+              <w:rPr>
+                <w:rFonts w:ascii="Times New Roman" w:hAnsi="Times New Roman" w:eastAsia="宋体"/>
+                <w:b w:val="0"/>
+                <w:color w:val="000000"/>
+                <w:sz w:val="19"/>
+              </w:rPr>
+              <w:t>自由问法微调</w:t>
+            </w:r>
+          </w:p>
+        </w:tc>
+        <w:tc>
+          <w:tcPr>
+            <w:tcW w:type="dxa" w:w="4989"/>
+            <w:vAlign w:val="center"/>
+            <w:tcMar>
+              <w:top w:w="70" w:type="dxa"/>
+              <w:left w:w="70" w:type="dxa"/>
+              <w:bottom w:w="70" w:type="dxa"/>
+              <w:right w:w="70" w:type="dxa"/>
+            </w:tcMar>
+          </w:tcPr>
+          <w:p>
+            <w:pPr>
+              <w:keepNext w:val="0"/>
+              <w:spacing w:line="276" w:lineRule="auto" w:before="0" w:after="40"/>
+              <w:jc w:val="left"/>
+            </w:pPr>
+            <w:r>
+              <w:rPr>
+                <w:rFonts w:ascii="Times New Roman" w:hAnsi="Times New Roman" w:eastAsia="宋体"/>
+                <w:b w:val="0"/>
+                <w:color w:val="000000"/>
+                <w:sz w:val="19"/>
+              </w:rPr>
+              <w:t>3轮已完成；验证F1 93.20%，拒答下降；6904题测试F1 69.41%；未切换默认模型</w:t>
+            </w:r>
+          </w:p>
+        </w:tc>
+        <w:tc>
+          <w:tcPr>
+            <w:tcW w:type="dxa" w:w="3005"/>
+            <w:vAlign w:val="center"/>
+            <w:tcMar>
+              <w:top w:w="70" w:type="dxa"/>
+              <w:left w:w="70" w:type="dxa"/>
+              <w:bottom w:w="70" w:type="dxa"/>
+              <w:right w:w="70" w:type="dxa"/>
+            </w:tcMar>
+          </w:tcPr>
+          <w:p>
+            <w:pPr>
+              <w:keepNext w:val="0"/>
+              <w:spacing w:line="276" w:lineRule="auto" w:before="0" w:after="40"/>
+              <w:jc w:val="left"/>
+            </w:pPr>
+            <w:r>
+              <w:rPr>
+                <w:rFonts w:ascii="Times New Roman" w:hAnsi="Times New Roman" w:eastAsia="宋体"/>
+                <w:b w:val="0"/>
+                <w:color w:val="000000"/>
+                <w:sz w:val="19"/>
+              </w:rPr>
+              <w:t>verification/2026-10-31/freeform_v2/completed/</w:t>
+            </w:r>
+          </w:p>
+        </w:tc>
+      </w:tr>
+      <w:tr>
+        <w:trPr>
+          <w:cantSplit/>
+        </w:trPr>
+        <w:tc>
+          <w:tcPr>
+            <w:tcW w:type="dxa" w:w="1417"/>
+            <w:vAlign w:val="center"/>
+            <w:tcMar>
+              <w:top w:w="70" w:type="dxa"/>
+              <w:left w:w="70" w:type="dxa"/>
+              <w:bottom w:w="70" w:type="dxa"/>
+              <w:right w:w="70" w:type="dxa"/>
+            </w:tcMar>
+          </w:tcPr>
+          <w:p>
+            <w:pPr>
+              <w:keepNext w:val="0"/>
+              <w:spacing w:line="276" w:lineRule="auto" w:before="0" w:after="40"/>
+              <w:jc w:val="left"/>
+            </w:pPr>
+            <w:r>
+              <w:rPr>
+                <w:rFonts w:ascii="Times New Roman" w:hAnsi="Times New Roman" w:eastAsia="宋体"/>
+                <w:b w:val="0"/>
+                <w:color w:val="000000"/>
+                <w:sz w:val="19"/>
+              </w:rPr>
+              <w:t>免训练保护/回退</w:t>
+            </w:r>
+          </w:p>
+        </w:tc>
+        <w:tc>
+          <w:tcPr>
+            <w:tcW w:type="dxa" w:w="4989"/>
+            <w:vAlign w:val="center"/>
+            <w:tcMar>
+              <w:top w:w="70" w:type="dxa"/>
+              <w:left w:w="70" w:type="dxa"/>
+              <w:bottom w:w="70" w:type="dxa"/>
+              <w:right w:w="70" w:type="dxa"/>
+            </w:tcMar>
+          </w:tcPr>
+          <w:p>
+            <w:pPr>
+              <w:keepNext w:val="0"/>
+              <w:spacing w:line="276" w:lineRule="auto" w:before="0" w:after="40"/>
+              <w:jc w:val="left"/>
+            </w:pPr>
+            <w:r>
+              <w:rPr>
+                <w:rFonts w:ascii="Times New Roman" w:hAnsi="Times New Roman" w:eastAsia="宋体"/>
+                <w:b w:val="0"/>
+                <w:color w:val="000000"/>
+                <w:sz w:val="19"/>
+              </w:rPr>
+              <w:t>48题开发验收；保护后拒答100%、澄清83.33%；混合B0有2题工具回退，单列来源</w:t>
+            </w:r>
+          </w:p>
+        </w:tc>
+        <w:tc>
+          <w:tcPr>
+            <w:tcW w:type="dxa" w:w="3005"/>
+            <w:vAlign w:val="center"/>
+            <w:tcMar>
+              <w:top w:w="70" w:type="dxa"/>
+              <w:left w:w="70" w:type="dxa"/>
+              <w:bottom w:w="70" w:type="dxa"/>
+              <w:right w:w="70" w:type="dxa"/>
+            </w:tcMar>
+          </w:tcPr>
+          <w:p>
+            <w:pPr>
+              <w:keepNext w:val="0"/>
+              <w:spacing w:line="276" w:lineRule="auto" w:before="0" w:after="40"/>
+              <w:jc w:val="left"/>
+            </w:pPr>
+            <w:r>
+              <w:rPr>
+                <w:rFonts w:ascii="Times New Roman" w:hAnsi="Times New Roman" w:eastAsia="宋体"/>
+                <w:b w:val="0"/>
+                <w:color w:val="000000"/>
+                <w:sz w:val="19"/>
+              </w:rPr>
+              <w:t>verification/2026-10-31/trainfree/runtime_5000_final_v2/</w:t>
+            </w:r>
+          </w:p>
+        </w:tc>
+      </w:tr>
+      <w:tr>
+        <w:trPr>
+          <w:cantSplit/>
+        </w:trPr>
+        <w:tc>
+          <w:tcPr>
+            <w:tcW w:type="dxa" w:w="1417"/>
+            <w:vAlign w:val="center"/>
+            <w:tcMar>
+              <w:top w:w="70" w:type="dxa"/>
+              <w:left w:w="70" w:type="dxa"/>
+              <w:bottom w:w="70" w:type="dxa"/>
+              <w:right w:w="70" w:type="dxa"/>
+            </w:tcMar>
+          </w:tcPr>
+          <w:p>
+            <w:pPr>
+              <w:keepNext w:val="0"/>
+              <w:spacing w:line="276" w:lineRule="auto" w:before="0" w:after="40"/>
+              <w:jc w:val="left"/>
+            </w:pPr>
+            <w:r>
+              <w:rPr>
+                <w:rFonts w:ascii="Times New Roman" w:hAnsi="Times New Roman" w:eastAsia="宋体"/>
+                <w:b w:val="0"/>
+                <w:color w:val="000000"/>
+                <w:sz w:val="19"/>
+              </w:rPr>
+              <w:t>P0冻结规划</w:t>
+            </w:r>
+          </w:p>
+        </w:tc>
+        <w:tc>
+          <w:tcPr>
+            <w:tcW w:type="dxa" w:w="4989"/>
+            <w:vAlign w:val="center"/>
+            <w:tcMar>
+              <w:top w:w="70" w:type="dxa"/>
+              <w:left w:w="70" w:type="dxa"/>
+              <w:bottom w:w="70" w:type="dxa"/>
+              <w:right w:w="70" w:type="dxa"/>
+            </w:tcMar>
+          </w:tcPr>
+          <w:p>
+            <w:pPr>
+              <w:keepNext w:val="0"/>
+              <w:spacing w:line="276" w:lineRule="auto" w:before="0" w:after="40"/>
+              <w:jc w:val="left"/>
+            </w:pPr>
+            <w:r>
+              <w:rPr>
+                <w:rFonts w:ascii="Times New Roman" w:hAnsi="Times New Roman" w:eastAsia="宋体"/>
+                <w:b w:val="0"/>
+                <w:color w:val="000000"/>
+                <w:sz w:val="19"/>
+              </w:rPr>
+              <w:t>真实Qwen2.5-3B FP16服务；20题开发验收完成，权重未更新；计划匹配仍不足</w:t>
+            </w:r>
+          </w:p>
+        </w:tc>
+        <w:tc>
+          <w:tcPr>
+            <w:tcW w:type="dxa" w:w="3005"/>
+            <w:vAlign w:val="center"/>
+            <w:tcMar>
+              <w:top w:w="70" w:type="dxa"/>
+              <w:left w:w="70" w:type="dxa"/>
+              <w:bottom w:w="70" w:type="dxa"/>
+              <w:right w:w="70" w:type="dxa"/>
+            </w:tcMar>
+          </w:tcPr>
+          <w:p>
+            <w:pPr>
+              <w:keepNext w:val="0"/>
+              <w:spacing w:line="276" w:lineRule="auto" w:before="0" w:after="40"/>
+              <w:jc w:val="left"/>
+            </w:pPr>
+            <w:r>
+              <w:rPr>
+                <w:rFonts w:ascii="Times New Roman" w:hAnsi="Times New Roman" w:eastAsia="宋体"/>
+                <w:b w:val="0"/>
+                <w:color w:val="000000"/>
+                <w:sz w:val="19"/>
+              </w:rPr>
+              <w:t>verification/2026-10-31/semantic_p0/</w:t>
+            </w:r>
+          </w:p>
+        </w:tc>
+      </w:tr>
+      <w:tr>
+        <w:trPr>
+          <w:cantSplit/>
+        </w:trPr>
+        <w:tc>
+          <w:tcPr>
+            <w:tcW w:type="dxa" w:w="1417"/>
+            <w:vAlign w:val="center"/>
+            <w:tcMar>
+              <w:top w:w="70" w:type="dxa"/>
+              <w:left w:w="70" w:type="dxa"/>
+              <w:bottom w:w="70" w:type="dxa"/>
+              <w:right w:w="70" w:type="dxa"/>
+            </w:tcMar>
+          </w:tcPr>
+          <w:p>
+            <w:pPr>
+              <w:keepNext w:val="0"/>
+              <w:spacing w:line="276" w:lineRule="auto" w:before="0" w:after="40"/>
+              <w:jc w:val="left"/>
+            </w:pPr>
+            <w:r>
+              <w:rPr>
+                <w:rFonts w:ascii="Times New Roman" w:hAnsi="Times New Roman" w:eastAsia="宋体"/>
+                <w:b w:val="0"/>
+                <w:color w:val="000000"/>
+                <w:sz w:val="19"/>
+              </w:rPr>
+              <w:t>工程回归</w:t>
+            </w:r>
+          </w:p>
+        </w:tc>
+        <w:tc>
+          <w:tcPr>
+            <w:tcW w:type="dxa" w:w="4989"/>
+            <w:vAlign w:val="center"/>
+            <w:tcMar>
+              <w:top w:w="70" w:type="dxa"/>
+              <w:left w:w="70" w:type="dxa"/>
+              <w:bottom w:w="70" w:type="dxa"/>
+              <w:right w:w="70" w:type="dxa"/>
+            </w:tcMar>
+          </w:tcPr>
+          <w:p>
+            <w:pPr>
+              <w:keepNext w:val="0"/>
+              <w:spacing w:line="276" w:lineRule="auto" w:before="0" w:after="40"/>
+              <w:jc w:val="left"/>
+            </w:pPr>
+            <w:r>
+              <w:rPr>
+                <w:rFonts w:ascii="Times New Roman" w:hAnsi="Times New Roman" w:eastAsia="宋体"/>
+                <w:b w:val="0"/>
+                <w:color w:val="000000"/>
+                <w:sz w:val="19"/>
+              </w:rPr>
+              <w:t>本机716 passed，39.21秒；协议模拟、执行器、Web和回归分别验证</w:t>
+            </w:r>
+          </w:p>
+        </w:tc>
+        <w:tc>
+          <w:tcPr>
+            <w:tcW w:type="dxa" w:w="3005"/>
+            <w:vAlign w:val="center"/>
+            <w:tcMar>
+              <w:top w:w="70" w:type="dxa"/>
+              <w:left w:w="70" w:type="dxa"/>
+              <w:bottom w:w="70" w:type="dxa"/>
+              <w:right w:w="70" w:type="dxa"/>
+            </w:tcMar>
+          </w:tcPr>
+          <w:p>
+            <w:pPr>
+              <w:keepNext w:val="0"/>
+              <w:spacing w:line="276" w:lineRule="auto" w:before="0" w:after="40"/>
+              <w:jc w:val="left"/>
+            </w:pPr>
+            <w:r>
+              <w:rPr>
+                <w:rFonts w:ascii="Times New Roman" w:hAnsi="Times New Roman" w:eastAsia="宋体"/>
+                <w:b w:val="0"/>
+                <w:color w:val="000000"/>
+                <w:sz w:val="19"/>
+              </w:rPr>
+              <w:t>实际完整测试输出及tests/；不等于模型准确率</w:t>
             </w:r>
           </w:p>
         </w:tc>
@@ -1112,74 +1444,59 @@
     </w:tbl>
     <w:p>
       <w:pPr>
-        <w:spacing w:after="40" w:line="120" w:lineRule="auto"/>
-      </w:pPr>
-    </w:p>
-    <w:p>
-      <w:pPr>
+        <w:keepNext w:val="0"/>
+        <w:keepLines w:val="0"/>
+        <w:pageBreakBefore w:val="0"/>
         <w:widowControl/>
-        <w:spacing w:line="360" w:lineRule="auto" w:after="120"/>
-        <w:ind w:firstLine="482"/>
+        <w:spacing w:line="300" w:lineRule="auto" w:before="0" w:after="80"/>
+        <w:jc w:val="both"/>
       </w:pPr>
       <w:r>
         <w:rPr>
-          <w:rFonts w:ascii="Times New Roman" w:hAnsi="Times New Roman" w:cs="Times New Roman" w:eastAsia="宋体"/>
-          <w:b w:val="0"/>
+          <w:rFonts w:ascii="Times New Roman" w:hAnsi="Times New Roman" w:eastAsia="宋体"/>
           <w:color w:val="000000"/>
-          <w:sz w:val="24"/>
+          <w:sz w:val="21"/>
         </w:rPr>
-        <w:t>主神经系统在B0—B3中按验证实体F1选择B0（99.20%）；C0仅用于消融。10月24日的10部虚构电影夹具只用于验证程序流程，不计入Wikidata实验成绩。</w:t>
-      </w:r>
-    </w:p>
-    <w:p>
-      <w:bookmarkStart w:id="265" w:name="s2"/>
-      <w:pPr>
-        <w:pStyle w:val="Heading1"/>
-        <w:pageBreakBefore w:val="0"/>
-        <w:spacing w:line="312" w:lineRule="auto" w:before="320" w:after="160"/>
-      </w:pPr>
-      <w:r>
-        <w:rPr>
-          <w:rFonts w:ascii="Times New Roman" w:hAnsi="Times New Roman" w:cs="Times New Roman" w:eastAsia="黑体"/>
-          <w:b/>
-          <w:color w:val="000000"/>
-          <w:sz w:val="32"/>
-        </w:rPr>
-        <w:t>二 后续复现步骤与验收</w:t>
-      </w:r>
-      <w:bookmarkEnd w:id="265"/>
-    </w:p>
-    <w:p>
-      <w:pPr>
-        <w:widowControl/>
-        <w:spacing w:line="360" w:lineRule="auto" w:after="120"/>
-        <w:ind w:firstLine="482"/>
-      </w:pPr>
-      <w:r>
-        <w:rPr>
-          <w:rFonts w:ascii="Times New Roman" w:hAnsi="Times New Roman" w:cs="Times New Roman" w:eastAsia="宋体"/>
-          <w:b w:val="0"/>
-          <w:color w:val="000000"/>
-          <w:sz w:val="24"/>
-        </w:rPr>
-        <w:t>本轮数据、源码、环境和模型修订号均保留哈希或版本记录。下载的代码包省略完整数据、模型权重和缓存；程序验证可使用独立合成夹具，复核正式成绩则使用相应快照与本地模型。</w:t>
+        <w:t>数据版本分开：V1为四关系5000电影主实验，V2为12属性工具目录；V2声明不自动变为已训练能力。20题与48题均是程序编写开发验收，不能声称独立自然问答泛化已通过。</w:t>
       </w:r>
     </w:p>
     <w:p>
       <w:pPr>
+        <w:pStyle w:val="Heading1"/>
         <w:keepNext/>
+        <w:keepLines w:val="0"/>
+        <w:pageBreakBefore w:val="0"/>
         <w:widowControl/>
-        <w:spacing w:line="288" w:lineRule="auto" w:after="120"/>
-        <w:ind w:firstLine="0"/>
+        <w:spacing w:line="300" w:lineRule="auto" w:before="200" w:after="100"/>
+        <w:jc w:val="left"/>
       </w:pPr>
       <w:r>
         <w:rPr>
-          <w:rFonts w:ascii="Times New Roman" w:hAnsi="Times New Roman" w:cs="Times New Roman" w:eastAsia="宋体"/>
-          <w:b w:val="0"/>
+          <w:rFonts w:ascii="Times New Roman" w:hAnsi="Times New Roman" w:eastAsia="宋体"/>
+          <w:b/>
+          <w:i w:val="0"/>
+          <w:color w:val="000000"/>
+          <w:sz w:val="26"/>
+        </w:rPr>
+        <w:t>3 P0补充结果与结论</w:t>
+      </w:r>
+    </w:p>
+    <w:p>
+      <w:pPr>
+        <w:keepNext w:val="0"/>
+        <w:keepLines w:val="0"/>
+        <w:pageBreakBefore w:val="0"/>
+        <w:widowControl/>
+        <w:spacing w:line="300" w:lineRule="auto" w:before="0" w:after="80"/>
+        <w:jc w:val="both"/>
+      </w:pPr>
+      <w:r>
+        <w:rPr>
+          <w:rFonts w:ascii="Times New Roman" w:hAnsi="Times New Roman" w:eastAsia="宋体"/>
           <w:color w:val="000000"/>
           <w:sz w:val="21"/>
         </w:rPr>
-        <w:t>表 3  正式实验复核条件</w:t>
+        <w:t>20题为程序编写的开发验收，中英文各10题，仅涉及Inception和Interstellar两部电影；已用于开发诊断，不是独立泛化测试。结构化判分不代表生成句的事实正确性或流畅度，尚无人工文本评分。</w:t>
       </w:r>
     </w:p>
     <w:tbl>
@@ -1197,9 +1514,9 @@
         </w:tblBorders>
       </w:tblPr>
       <w:tblGrid>
-        <w:gridCol w:w="1814"/>
         <w:gridCol w:w="3288"/>
-        <w:gridCol w:w="4195"/>
+        <w:gridCol w:w="3061"/>
+        <w:gridCol w:w="3061"/>
       </w:tblGrid>
       <w:tr>
         <w:trPr>
@@ -1208,91 +1525,88 @@
         </w:trPr>
         <w:tc>
           <w:tcPr>
-            <w:tcW w:type="dxa" w:w="1814"/>
+            <w:tcW w:type="dxa" w:w="3288"/>
             <w:vAlign w:val="center"/>
             <w:tcMar>
-              <w:top w:w="85" w:type="dxa"/>
-              <w:left w:w="85" w:type="dxa"/>
-              <w:bottom w:w="85" w:type="dxa"/>
-              <w:right w:w="85" w:type="dxa"/>
+              <w:top w:w="70" w:type="dxa"/>
+              <w:left w:w="70" w:type="dxa"/>
+              <w:bottom w:w="70" w:type="dxa"/>
+              <w:right w:w="70" w:type="dxa"/>
             </w:tcMar>
-            <w:shd w:fill="E7E7E7"/>
+            <w:shd w:fill="E7E6E6"/>
           </w:tcPr>
           <w:p>
             <w:pPr>
               <w:keepNext/>
-              <w:spacing w:after="40" w:before="40" w:line="276" w:lineRule="auto"/>
-              <w:ind w:firstLine="0"/>
-              <w:jc w:val="center"/>
+              <w:spacing w:line="276" w:lineRule="auto" w:before="0" w:after="40"/>
+              <w:jc w:val="left"/>
             </w:pPr>
             <w:r>
               <w:rPr>
-                <w:rFonts w:ascii="Times New Roman" w:hAnsi="Times New Roman" w:cs="Times New Roman" w:eastAsia="黑体"/>
+                <w:rFonts w:ascii="Times New Roman" w:hAnsi="Times New Roman" w:eastAsia="宋体"/>
                 <w:b/>
                 <w:color w:val="000000"/>
-                <w:sz w:val="22"/>
+                <w:sz w:val="19"/>
               </w:rPr>
-              <w:t>复核内容</w:t>
+              <w:t>指标</w:t>
             </w:r>
           </w:p>
         </w:tc>
         <w:tc>
           <w:tcPr>
-            <w:tcW w:type="dxa" w:w="3288"/>
+            <w:tcW w:type="dxa" w:w="3061"/>
             <w:vAlign w:val="center"/>
             <w:tcMar>
-              <w:top w:w="85" w:type="dxa"/>
-              <w:left w:w="85" w:type="dxa"/>
-              <w:bottom w:w="85" w:type="dxa"/>
-              <w:right w:w="85" w:type="dxa"/>
+              <w:top w:w="70" w:type="dxa"/>
+              <w:left w:w="70" w:type="dxa"/>
+              <w:bottom w:w="70" w:type="dxa"/>
+              <w:right w:w="70" w:type="dxa"/>
             </w:tcMar>
-            <w:shd w:fill="E7E7E7"/>
+            <w:shd w:fill="E7E6E6"/>
           </w:tcPr>
           <w:p>
             <w:pPr>
               <w:keepNext/>
-              <w:spacing w:after="40" w:before="40" w:line="276" w:lineRule="auto"/>
-              <w:ind w:firstLine="0"/>
-              <w:jc w:val="center"/>
+              <w:spacing w:line="276" w:lineRule="auto" w:before="0" w:after="40"/>
+              <w:jc w:val="left"/>
             </w:pPr>
             <w:r>
               <w:rPr>
-                <w:rFonts w:ascii="Times New Roman" w:hAnsi="Times New Roman" w:cs="Times New Roman" w:eastAsia="黑体"/>
+                <w:rFonts w:ascii="Times New Roman" w:hAnsi="Times New Roman" w:eastAsia="宋体"/>
                 <w:b/>
                 <w:color w:val="000000"/>
-                <w:sz w:val="22"/>
+                <w:sz w:val="19"/>
               </w:rPr>
-              <w:t>核查位置</w:t>
+              <w:t>D0规则工具</w:t>
             </w:r>
           </w:p>
         </w:tc>
         <w:tc>
           <w:tcPr>
-            <w:tcW w:type="dxa" w:w="4195"/>
+            <w:tcW w:type="dxa" w:w="3061"/>
             <w:vAlign w:val="center"/>
             <w:tcMar>
-              <w:top w:w="85" w:type="dxa"/>
-              <w:left w:w="85" w:type="dxa"/>
-              <w:bottom w:w="85" w:type="dxa"/>
-              <w:right w:w="85" w:type="dxa"/>
+              <w:top w:w="70" w:type="dxa"/>
+              <w:left w:w="70" w:type="dxa"/>
+              <w:bottom w:w="70" w:type="dxa"/>
+              <w:right w:w="70" w:type="dxa"/>
             </w:tcMar>
-            <w:shd w:fill="E7E7E7"/>
+            <w:shd w:fill="E7E6E6"/>
           </w:tcPr>
           <w:p>
             <w:pPr>
               <w:keepNext/>
-              <w:spacing w:after="40" w:before="40" w:line="276" w:lineRule="auto"/>
-              <w:ind w:firstLine="0"/>
-              <w:jc w:val="center"/>
+              <w:spacing w:line="276" w:lineRule="auto" w:before="0" w:after="40"/>
+              <w:jc w:val="left"/>
             </w:pPr>
             <w:r>
               <w:rPr>
-                <w:rFonts w:ascii="Times New Roman" w:hAnsi="Times New Roman" w:cs="Times New Roman" w:eastAsia="黑体"/>
+                <w:rFonts w:ascii="Times New Roman" w:hAnsi="Times New Roman" w:eastAsia="宋体"/>
                 <w:b/>
                 <w:color w:val="000000"/>
-                <w:sz w:val="22"/>
+                <w:sz w:val="19"/>
               </w:rPr>
-              <w:t>通过条件</w:t>
+              <w:t>P0冻结模型</w:t>
             </w:r>
           </w:p>
         </w:tc>
@@ -1303,91 +1617,85 @@
         </w:trPr>
         <w:tc>
           <w:tcPr>
-            <w:tcW w:type="dxa" w:w="1814"/>
+            <w:tcW w:type="dxa" w:w="3288"/>
             <w:vAlign w:val="center"/>
             <w:tcMar>
-              <w:top w:w="85" w:type="dxa"/>
-              <w:left w:w="85" w:type="dxa"/>
-              <w:bottom w:w="85" w:type="dxa"/>
-              <w:right w:w="85" w:type="dxa"/>
+              <w:top w:w="70" w:type="dxa"/>
+              <w:left w:w="70" w:type="dxa"/>
+              <w:bottom w:w="70" w:type="dxa"/>
+              <w:right w:w="70" w:type="dxa"/>
             </w:tcMar>
-            <w:shd w:fill="FFFFFF"/>
           </w:tcPr>
           <w:p>
             <w:pPr>
-              <w:keepNext w:val="0"/>
-              <w:spacing w:after="40" w:before="40" w:line="276" w:lineRule="auto"/>
-              <w:ind w:firstLine="0"/>
-              <w:jc w:val="center"/>
+              <w:keepNext/>
+              <w:spacing w:line="276" w:lineRule="auto" w:before="0" w:after="40"/>
+              <w:jc w:val="left"/>
             </w:pPr>
             <w:r>
               <w:rPr>
-                <w:rFonts w:ascii="Times New Roman" w:hAnsi="Times New Roman" w:cs="Times New Roman" w:eastAsia="宋体"/>
+                <w:rFonts w:ascii="Times New Roman" w:hAnsi="Times New Roman" w:eastAsia="宋体"/>
                 <w:b w:val="0"/>
                 <w:color w:val="000000"/>
-                <w:sz w:val="22"/>
+                <w:sz w:val="19"/>
               </w:rPr>
-              <w:t>数据一致性</w:t>
+              <w:t>计划匹配</w:t>
             </w:r>
           </w:p>
         </w:tc>
         <w:tc>
           <w:tcPr>
-            <w:tcW w:type="dxa" w:w="3288"/>
+            <w:tcW w:type="dxa" w:w="3061"/>
             <w:vAlign w:val="center"/>
             <w:tcMar>
-              <w:top w:w="85" w:type="dxa"/>
-              <w:left w:w="85" w:type="dxa"/>
-              <w:bottom w:w="85" w:type="dxa"/>
-              <w:right w:w="85" w:type="dxa"/>
+              <w:top w:w="70" w:type="dxa"/>
+              <w:left w:w="70" w:type="dxa"/>
+              <w:bottom w:w="70" w:type="dxa"/>
+              <w:right w:w="70" w:type="dxa"/>
             </w:tcMar>
-            <w:shd w:fill="FFFFFF"/>
           </w:tcPr>
           <w:p>
             <w:pPr>
-              <w:keepNext w:val="0"/>
-              <w:spacing w:after="40" w:before="40" w:line="276" w:lineRule="auto"/>
-              <w:ind w:firstLine="0"/>
+              <w:keepNext/>
+              <w:spacing w:line="276" w:lineRule="auto" w:before="0" w:after="40"/>
               <w:jc w:val="left"/>
             </w:pPr>
             <w:r>
               <w:rPr>
-                <w:rFonts w:ascii="Times New Roman" w:hAnsi="Times New Roman" w:cs="Times New Roman" w:eastAsia="宋体"/>
+                <w:rFonts w:ascii="Times New Roman" w:hAnsi="Times New Roman" w:eastAsia="宋体"/>
                 <w:b w:val="0"/>
                 <w:color w:val="000000"/>
-                <w:sz w:val="22"/>
+                <w:sz w:val="19"/>
               </w:rPr>
-              <w:t>数据manifest、source_manifest与电影划分</w:t>
+              <w:t>12/16  75.00%</w:t>
             </w:r>
           </w:p>
         </w:tc>
         <w:tc>
           <w:tcPr>
-            <w:tcW w:type="dxa" w:w="4195"/>
+            <w:tcW w:type="dxa" w:w="3061"/>
             <w:vAlign w:val="center"/>
             <w:tcMar>
-              <w:top w:w="85" w:type="dxa"/>
-              <w:left w:w="85" w:type="dxa"/>
-              <w:bottom w:w="85" w:type="dxa"/>
-              <w:right w:w="85" w:type="dxa"/>
+              <w:top w:w="70" w:type="dxa"/>
+              <w:left w:w="70" w:type="dxa"/>
+              <w:bottom w:w="70" w:type="dxa"/>
+              <w:right w:w="70" w:type="dxa"/>
             </w:tcMar>
-            <w:shd w:fill="FFFFFF"/>
           </w:tcPr>
           <w:p>
             <w:pPr>
-              <w:keepNext w:val="0"/>
-              <w:spacing w:after="40" w:before="40" w:line="276" w:lineRule="auto"/>
-              <w:ind w:firstLine="0"/>
+              <w:keepNext/>
+              <w:spacing w:line="276" w:lineRule="auto" w:before="0" w:after="40"/>
               <w:jc w:val="left"/>
             </w:pPr>
             <w:r>
               <w:rPr>
-                <w:rFonts w:ascii="Times New Roman" w:hAnsi="Times New Roman" w:cs="Times New Roman" w:eastAsia="宋体"/>
+                <w:rFonts w:ascii="Times New Roman" w:hAnsi="Times New Roman" w:eastAsia="宋体"/>
                 <w:b w:val="0"/>
                 <w:color w:val="000000"/>
-                <w:sz w:val="22"/>
+                <w:sz w:val="19"/>
               </w:rPr>
-              <w:t>输入哈希一致，电影划分无交集</w:t>
+              <w:t>7/16  43.75%</w:t>
             </w:r>
           </w:p>
         </w:tc>
@@ -1398,91 +1706,85 @@
         </w:trPr>
         <w:tc>
           <w:tcPr>
-            <w:tcW w:type="dxa" w:w="1814"/>
+            <w:tcW w:type="dxa" w:w="3288"/>
             <w:vAlign w:val="center"/>
             <w:tcMar>
-              <w:top w:w="85" w:type="dxa"/>
-              <w:left w:w="85" w:type="dxa"/>
-              <w:bottom w:w="85" w:type="dxa"/>
-              <w:right w:w="85" w:type="dxa"/>
+              <w:top w:w="70" w:type="dxa"/>
+              <w:left w:w="70" w:type="dxa"/>
+              <w:bottom w:w="70" w:type="dxa"/>
+              <w:right w:w="70" w:type="dxa"/>
             </w:tcMar>
-            <w:shd w:fill="FFFFFF"/>
           </w:tcPr>
           <w:p>
             <w:pPr>
-              <w:keepNext w:val="0"/>
-              <w:spacing w:after="40" w:before="40" w:line="276" w:lineRule="auto"/>
-              <w:ind w:firstLine="0"/>
-              <w:jc w:val="center"/>
+              <w:keepNext/>
+              <w:spacing w:line="276" w:lineRule="auto" w:before="0" w:after="40"/>
+              <w:jc w:val="left"/>
             </w:pPr>
             <w:r>
               <w:rPr>
-                <w:rFonts w:ascii="Times New Roman" w:hAnsi="Times New Roman" w:cs="Times New Roman" w:eastAsia="宋体"/>
+                <w:rFonts w:ascii="Times New Roman" w:hAnsi="Times New Roman" w:eastAsia="宋体"/>
                 <w:b w:val="0"/>
                 <w:color w:val="000000"/>
-                <w:sz w:val="22"/>
+                <w:sz w:val="19"/>
               </w:rPr>
-              <w:t>模型与参数</w:t>
+              <w:t>工具结果匹配</w:t>
             </w:r>
           </w:p>
         </w:tc>
         <w:tc>
           <w:tcPr>
-            <w:tcW w:type="dxa" w:w="3288"/>
+            <w:tcW w:type="dxa" w:w="3061"/>
             <w:vAlign w:val="center"/>
             <w:tcMar>
-              <w:top w:w="85" w:type="dxa"/>
-              <w:left w:w="85" w:type="dxa"/>
-              <w:bottom w:w="85" w:type="dxa"/>
-              <w:right w:w="85" w:type="dxa"/>
+              <w:top w:w="70" w:type="dxa"/>
+              <w:left w:w="70" w:type="dxa"/>
+              <w:bottom w:w="70" w:type="dxa"/>
+              <w:right w:w="70" w:type="dxa"/>
             </w:tcMar>
-            <w:shd w:fill="FFFFFF"/>
           </w:tcPr>
           <w:p>
             <w:pPr>
-              <w:keepNext w:val="0"/>
-              <w:spacing w:after="40" w:before="40" w:line="276" w:lineRule="auto"/>
-              <w:ind w:firstLine="0"/>
+              <w:keepNext/>
+              <w:spacing w:line="276" w:lineRule="auto" w:before="0" w:after="40"/>
               <w:jc w:val="left"/>
             </w:pPr>
             <w:r>
               <w:rPr>
-                <w:rFonts w:ascii="Times New Roman" w:hAnsi="Times New Roman" w:cs="Times New Roman" w:eastAsia="宋体"/>
+                <w:rFonts w:ascii="Times New Roman" w:hAnsi="Times New Roman" w:eastAsia="宋体"/>
                 <w:b w:val="0"/>
                 <w:color w:val="000000"/>
-                <w:sz w:val="22"/>
+                <w:sz w:val="19"/>
               </w:rPr>
-              <w:t>config、history、selection和checkpoint</w:t>
+              <w:t>8/16  50.00%</w:t>
             </w:r>
           </w:p>
         </w:tc>
         <w:tc>
           <w:tcPr>
-            <w:tcW w:type="dxa" w:w="4195"/>
+            <w:tcW w:type="dxa" w:w="3061"/>
             <w:vAlign w:val="center"/>
             <w:tcMar>
-              <w:top w:w="85" w:type="dxa"/>
-              <w:left w:w="85" w:type="dxa"/>
-              <w:bottom w:w="85" w:type="dxa"/>
-              <w:right w:w="85" w:type="dxa"/>
+              <w:top w:w="70" w:type="dxa"/>
+              <w:left w:w="70" w:type="dxa"/>
+              <w:bottom w:w="70" w:type="dxa"/>
+              <w:right w:w="70" w:type="dxa"/>
             </w:tcMar>
-            <w:shd w:fill="FFFFFF"/>
           </w:tcPr>
           <w:p>
             <w:pPr>
-              <w:keepNext w:val="0"/>
-              <w:spacing w:after="40" w:before="40" w:line="276" w:lineRule="auto"/>
-              <w:ind w:firstLine="0"/>
+              <w:keepNext/>
+              <w:spacing w:line="276" w:lineRule="auto" w:before="0" w:after="40"/>
               <w:jc w:val="left"/>
             </w:pPr>
             <w:r>
               <w:rPr>
-                <w:rFonts w:ascii="Times New Roman" w:hAnsi="Times New Roman" w:cs="Times New Roman" w:eastAsia="宋体"/>
+                <w:rFonts w:ascii="Times New Roman" w:hAnsi="Times New Roman" w:eastAsia="宋体"/>
                 <w:b w:val="0"/>
                 <w:color w:val="000000"/>
-                <w:sz w:val="22"/>
+                <w:sz w:val="19"/>
               </w:rPr>
-              <w:t>各学习率从相同初始模型训练；实际batch、累积、精度可查</w:t>
+              <w:t>7/16  43.75%</w:t>
             </w:r>
           </w:p>
         </w:tc>
@@ -1493,91 +1795,85 @@
         </w:trPr>
         <w:tc>
           <w:tcPr>
-            <w:tcW w:type="dxa" w:w="1814"/>
+            <w:tcW w:type="dxa" w:w="3288"/>
             <w:vAlign w:val="center"/>
             <w:tcMar>
-              <w:top w:w="85" w:type="dxa"/>
-              <w:left w:w="85" w:type="dxa"/>
-              <w:bottom w:w="85" w:type="dxa"/>
-              <w:right w:w="85" w:type="dxa"/>
+              <w:top w:w="70" w:type="dxa"/>
+              <w:left w:w="70" w:type="dxa"/>
+              <w:bottom w:w="70" w:type="dxa"/>
+              <w:right w:w="70" w:type="dxa"/>
             </w:tcMar>
-            <w:shd w:fill="FFFFFF"/>
           </w:tcPr>
           <w:p>
             <w:pPr>
-              <w:keepNext w:val="0"/>
-              <w:spacing w:after="40" w:before="40" w:line="276" w:lineRule="auto"/>
-              <w:ind w:firstLine="0"/>
-              <w:jc w:val="center"/>
+              <w:keepNext/>
+              <w:spacing w:line="276" w:lineRule="auto" w:before="0" w:after="40"/>
+              <w:jc w:val="left"/>
             </w:pPr>
             <w:r>
               <w:rPr>
-                <w:rFonts w:ascii="Times New Roman" w:hAnsi="Times New Roman" w:cs="Times New Roman" w:eastAsia="宋体"/>
+                <w:rFonts w:ascii="Times New Roman" w:hAnsi="Times New Roman" w:eastAsia="宋体"/>
                 <w:b w:val="0"/>
                 <w:color w:val="000000"/>
-                <w:sz w:val="22"/>
+                <w:sz w:val="19"/>
               </w:rPr>
-              <w:t>预测与指标</w:t>
+              <w:t>状态匹配</w:t>
             </w:r>
           </w:p>
         </w:tc>
         <w:tc>
           <w:tcPr>
-            <w:tcW w:type="dxa" w:w="3288"/>
+            <w:tcW w:type="dxa" w:w="3061"/>
             <w:vAlign w:val="center"/>
             <w:tcMar>
-              <w:top w:w="85" w:type="dxa"/>
-              <w:left w:w="85" w:type="dxa"/>
-              <w:bottom w:w="85" w:type="dxa"/>
-              <w:right w:w="85" w:type="dxa"/>
+              <w:top w:w="70" w:type="dxa"/>
+              <w:left w:w="70" w:type="dxa"/>
+              <w:bottom w:w="70" w:type="dxa"/>
+              <w:right w:w="70" w:type="dxa"/>
             </w:tcMar>
-            <w:shd w:fill="FFFFFF"/>
           </w:tcPr>
           <w:p>
             <w:pPr>
-              <w:keepNext w:val="0"/>
-              <w:spacing w:after="40" w:before="40" w:line="276" w:lineRule="auto"/>
-              <w:ind w:firstLine="0"/>
+              <w:keepNext/>
+              <w:spacing w:line="276" w:lineRule="auto" w:before="0" w:after="40"/>
               <w:jc w:val="left"/>
             </w:pPr>
             <w:r>
               <w:rPr>
-                <w:rFonts w:ascii="Times New Roman" w:hAnsi="Times New Roman" w:cs="Times New Roman" w:eastAsia="宋体"/>
+                <w:rFonts w:ascii="Times New Roman" w:hAnsi="Times New Roman" w:eastAsia="宋体"/>
                 <w:b w:val="0"/>
                 <w:color w:val="000000"/>
-                <w:sz w:val="22"/>
+                <w:sz w:val="19"/>
               </w:rPr>
-              <w:t>predictions、metrics与配对清单</w:t>
+              <w:t>12/20  60.00%</w:t>
             </w:r>
           </w:p>
         </w:tc>
         <w:tc>
           <w:tcPr>
-            <w:tcW w:type="dxa" w:w="4195"/>
+            <w:tcW w:type="dxa" w:w="3061"/>
             <w:vAlign w:val="center"/>
             <w:tcMar>
-              <w:top w:w="85" w:type="dxa"/>
-              <w:left w:w="85" w:type="dxa"/>
-              <w:bottom w:w="85" w:type="dxa"/>
-              <w:right w:w="85" w:type="dxa"/>
+              <w:top w:w="70" w:type="dxa"/>
+              <w:left w:w="70" w:type="dxa"/>
+              <w:bottom w:w="70" w:type="dxa"/>
+              <w:right w:w="70" w:type="dxa"/>
             </w:tcMar>
-            <w:shd w:fill="FFFFFF"/>
           </w:tcPr>
           <w:p>
             <w:pPr>
-              <w:keepNext w:val="0"/>
-              <w:spacing w:after="40" w:before="40" w:line="276" w:lineRule="auto"/>
-              <w:ind w:firstLine="0"/>
+              <w:keepNext/>
+              <w:spacing w:line="276" w:lineRule="auto" w:before="0" w:after="40"/>
               <w:jc w:val="left"/>
             </w:pPr>
             <w:r>
               <w:rPr>
-                <w:rFonts w:ascii="Times New Roman" w:hAnsi="Times New Roman" w:cs="Times New Roman" w:eastAsia="宋体"/>
+                <w:rFonts w:ascii="Times New Roman" w:hAnsi="Times New Roman" w:eastAsia="宋体"/>
                 <w:b w:val="0"/>
                 <w:color w:val="000000"/>
-                <w:sz w:val="22"/>
+                <w:sz w:val="19"/>
               </w:rPr>
-              <w:t>ID唯一、完整覆盖；别名仅与同源47题比较</w:t>
+              <w:t>14/20  70.00%</w:t>
             </w:r>
           </w:p>
         </w:tc>
@@ -1588,91 +1884,263 @@
         </w:trPr>
         <w:tc>
           <w:tcPr>
-            <w:tcW w:type="dxa" w:w="1814"/>
+            <w:tcW w:type="dxa" w:w="3288"/>
             <w:vAlign w:val="center"/>
             <w:tcMar>
-              <w:top w:w="85" w:type="dxa"/>
-              <w:left w:w="85" w:type="dxa"/>
-              <w:bottom w:w="85" w:type="dxa"/>
-              <w:right w:w="85" w:type="dxa"/>
+              <w:top w:w="70" w:type="dxa"/>
+              <w:left w:w="70" w:type="dxa"/>
+              <w:bottom w:w="70" w:type="dxa"/>
+              <w:right w:w="70" w:type="dxa"/>
             </w:tcMar>
-            <w:shd w:fill="FFFFFF"/>
           </w:tcPr>
           <w:p>
             <w:pPr>
-              <w:keepNext w:val="0"/>
-              <w:spacing w:after="40" w:before="40" w:line="276" w:lineRule="auto"/>
-              <w:ind w:firstLine="0"/>
-              <w:jc w:val="center"/>
+              <w:keepNext/>
+              <w:spacing w:line="276" w:lineRule="auto" w:before="0" w:after="40"/>
+              <w:jc w:val="left"/>
             </w:pPr>
             <w:r>
               <w:rPr>
-                <w:rFonts w:ascii="Times New Roman" w:hAnsi="Times New Roman" w:cs="Times New Roman" w:eastAsia="宋体"/>
+                <w:rFonts w:ascii="Times New Roman" w:hAnsi="Times New Roman" w:eastAsia="宋体"/>
                 <w:b w:val="0"/>
                 <w:color w:val="000000"/>
-                <w:sz w:val="22"/>
+                <w:sz w:val="19"/>
               </w:rPr>
-              <w:t>结果解释</w:t>
+              <w:t>结构任务匹配</w:t>
             </w:r>
           </w:p>
         </w:tc>
         <w:tc>
           <w:tcPr>
-            <w:tcW w:type="dxa" w:w="3288"/>
+            <w:tcW w:type="dxa" w:w="3061"/>
             <w:vAlign w:val="center"/>
             <w:tcMar>
-              <w:top w:w="85" w:type="dxa"/>
-              <w:left w:w="85" w:type="dxa"/>
-              <w:bottom w:w="85" w:type="dxa"/>
-              <w:right w:w="85" w:type="dxa"/>
+              <w:top w:w="70" w:type="dxa"/>
+              <w:left w:w="70" w:type="dxa"/>
+              <w:bottom w:w="70" w:type="dxa"/>
+              <w:right w:w="70" w:type="dxa"/>
             </w:tcMar>
-            <w:shd w:fill="FFFFFF"/>
           </w:tcPr>
           <w:p>
             <w:pPr>
-              <w:keepNext w:val="0"/>
-              <w:spacing w:after="40" w:before="40" w:line="276" w:lineRule="auto"/>
-              <w:ind w:firstLine="0"/>
+              <w:keepNext/>
+              <w:spacing w:line="276" w:lineRule="auto" w:before="0" w:after="40"/>
               <w:jc w:val="left"/>
             </w:pPr>
             <w:r>
               <w:rPr>
-                <w:rFonts w:ascii="Times New Roman" w:hAnsi="Times New Roman" w:cs="Times New Roman" w:eastAsia="宋体"/>
+                <w:rFonts w:ascii="Times New Roman" w:hAnsi="Times New Roman" w:eastAsia="宋体"/>
                 <w:b w:val="0"/>
                 <w:color w:val="000000"/>
-                <w:sz w:val="22"/>
+                <w:sz w:val="19"/>
               </w:rPr>
-              <w:t>个人报告第5.1—5.5节</w:t>
+              <w:t>12/20  60.00%</w:t>
             </w:r>
           </w:p>
         </w:tc>
         <w:tc>
           <w:tcPr>
-            <w:tcW w:type="dxa" w:w="4195"/>
+            <w:tcW w:type="dxa" w:w="3061"/>
             <w:vAlign w:val="center"/>
             <w:tcMar>
-              <w:top w:w="85" w:type="dxa"/>
-              <w:left w:w="85" w:type="dxa"/>
-              <w:bottom w:w="85" w:type="dxa"/>
-              <w:right w:w="85" w:type="dxa"/>
+              <w:top w:w="70" w:type="dxa"/>
+              <w:left w:w="70" w:type="dxa"/>
+              <w:bottom w:w="70" w:type="dxa"/>
+              <w:right w:w="70" w:type="dxa"/>
             </w:tcMar>
-            <w:shd w:fill="FFFFFF"/>
+          </w:tcPr>
+          <w:p>
+            <w:pPr>
+              <w:keepNext/>
+              <w:spacing w:line="276" w:lineRule="auto" w:before="0" w:after="40"/>
+              <w:jc w:val="left"/>
+            </w:pPr>
+            <w:r>
+              <w:rPr>
+                <w:rFonts w:ascii="Times New Roman" w:hAnsi="Times New Roman" w:eastAsia="宋体"/>
+                <w:b w:val="0"/>
+                <w:color w:val="000000"/>
+                <w:sz w:val="19"/>
+              </w:rPr>
+              <w:t>10/20  50.00%</w:t>
+            </w:r>
+          </w:p>
+        </w:tc>
+      </w:tr>
+      <w:tr>
+        <w:trPr>
+          <w:cantSplit/>
+        </w:trPr>
+        <w:tc>
+          <w:tcPr>
+            <w:tcW w:type="dxa" w:w="3288"/>
+            <w:vAlign w:val="center"/>
+            <w:tcMar>
+              <w:top w:w="70" w:type="dxa"/>
+              <w:left w:w="70" w:type="dxa"/>
+              <w:bottom w:w="70" w:type="dxa"/>
+              <w:right w:w="70" w:type="dxa"/>
+            </w:tcMar>
+          </w:tcPr>
+          <w:p>
+            <w:pPr>
+              <w:keepNext/>
+              <w:spacing w:line="276" w:lineRule="auto" w:before="0" w:after="40"/>
+              <w:jc w:val="left"/>
+            </w:pPr>
+            <w:r>
+              <w:rPr>
+                <w:rFonts w:ascii="Times New Roman" w:hAnsi="Times New Roman" w:eastAsia="宋体"/>
+                <w:b w:val="0"/>
+                <w:color w:val="000000"/>
+                <w:sz w:val="19"/>
+              </w:rPr>
+              <w:t>平均/P95 ms</w:t>
+            </w:r>
+          </w:p>
+        </w:tc>
+        <w:tc>
+          <w:tcPr>
+            <w:tcW w:type="dxa" w:w="3061"/>
+            <w:vAlign w:val="center"/>
+            <w:tcMar>
+              <w:top w:w="70" w:type="dxa"/>
+              <w:left w:w="70" w:type="dxa"/>
+              <w:bottom w:w="70" w:type="dxa"/>
+              <w:right w:w="70" w:type="dxa"/>
+            </w:tcMar>
+          </w:tcPr>
+          <w:p>
+            <w:pPr>
+              <w:keepNext/>
+              <w:spacing w:line="276" w:lineRule="auto" w:before="0" w:after="40"/>
+              <w:jc w:val="left"/>
+            </w:pPr>
+            <w:r>
+              <w:rPr>
+                <w:rFonts w:ascii="Times New Roman" w:hAnsi="Times New Roman" w:eastAsia="宋体"/>
+                <w:b w:val="0"/>
+                <w:color w:val="000000"/>
+                <w:sz w:val="19"/>
+              </w:rPr>
+              <w:t>15.80 / 26.30</w:t>
+            </w:r>
+          </w:p>
+        </w:tc>
+        <w:tc>
+          <w:tcPr>
+            <w:tcW w:type="dxa" w:w="3061"/>
+            <w:vAlign w:val="center"/>
+            <w:tcMar>
+              <w:top w:w="70" w:type="dxa"/>
+              <w:left w:w="70" w:type="dxa"/>
+              <w:bottom w:w="70" w:type="dxa"/>
+              <w:right w:w="70" w:type="dxa"/>
+            </w:tcMar>
+          </w:tcPr>
+          <w:p>
+            <w:pPr>
+              <w:keepNext/>
+              <w:spacing w:line="276" w:lineRule="auto" w:before="0" w:after="40"/>
+              <w:jc w:val="left"/>
+            </w:pPr>
+            <w:r>
+              <w:rPr>
+                <w:rFonts w:ascii="Times New Roman" w:hAnsi="Times New Roman" w:eastAsia="宋体"/>
+                <w:b w:val="0"/>
+                <w:color w:val="000000"/>
+                <w:sz w:val="19"/>
+              </w:rPr>
+              <w:t>5954.60 / 16901.10</w:t>
+            </w:r>
+          </w:p>
+        </w:tc>
+      </w:tr>
+      <w:tr>
+        <w:trPr>
+          <w:cantSplit/>
+        </w:trPr>
+        <w:tc>
+          <w:tcPr>
+            <w:tcW w:type="dxa" w:w="3288"/>
+            <w:vAlign w:val="center"/>
+            <w:tcMar>
+              <w:top w:w="70" w:type="dxa"/>
+              <w:left w:w="70" w:type="dxa"/>
+              <w:bottom w:w="70" w:type="dxa"/>
+              <w:right w:w="70" w:type="dxa"/>
+            </w:tcMar>
           </w:tcPr>
           <w:p>
             <w:pPr>
               <w:keepNext w:val="0"/>
-              <w:spacing w:after="40" w:before="40" w:line="276" w:lineRule="auto"/>
-              <w:ind w:firstLine="0"/>
+              <w:spacing w:line="276" w:lineRule="auto" w:before="0" w:after="40"/>
               <w:jc w:val="left"/>
             </w:pPr>
             <w:r>
               <w:rPr>
-                <w:rFonts w:ascii="Times New Roman" w:hAnsi="Times New Roman" w:cs="Times New Roman" w:eastAsia="宋体"/>
+                <w:rFonts w:ascii="Times New Roman" w:hAnsi="Times New Roman" w:eastAsia="宋体"/>
                 <w:b w:val="0"/>
                 <w:color w:val="000000"/>
-                <w:sz w:val="22"/>
+                <w:sz w:val="19"/>
               </w:rPr>
-              <w:t>参数、过程、数值耗时、对比图和四问分析相互对应</w:t>
+              <w:t>模板回退</w:t>
+            </w:r>
+          </w:p>
+        </w:tc>
+        <w:tc>
+          <w:tcPr>
+            <w:tcW w:type="dxa" w:w="3061"/>
+            <w:vAlign w:val="center"/>
+            <w:tcMar>
+              <w:top w:w="70" w:type="dxa"/>
+              <w:left w:w="70" w:type="dxa"/>
+              <w:bottom w:w="70" w:type="dxa"/>
+              <w:right w:w="70" w:type="dxa"/>
+            </w:tcMar>
+          </w:tcPr>
+          <w:p>
+            <w:pPr>
+              <w:keepNext w:val="0"/>
+              <w:spacing w:line="276" w:lineRule="auto" w:before="0" w:after="40"/>
+              <w:jc w:val="left"/>
+            </w:pPr>
+            <w:r>
+              <w:rPr>
+                <w:rFonts w:ascii="Times New Roman" w:hAnsi="Times New Roman" w:eastAsia="宋体"/>
+                <w:b w:val="0"/>
+                <w:color w:val="000000"/>
+                <w:sz w:val="19"/>
+              </w:rPr>
+              <w:t>0/20</w:t>
+            </w:r>
+          </w:p>
+        </w:tc>
+        <w:tc>
+          <w:tcPr>
+            <w:tcW w:type="dxa" w:w="3061"/>
+            <w:vAlign w:val="center"/>
+            <w:tcMar>
+              <w:top w:w="70" w:type="dxa"/>
+              <w:left w:w="70" w:type="dxa"/>
+              <w:bottom w:w="70" w:type="dxa"/>
+              <w:right w:w="70" w:type="dxa"/>
+            </w:tcMar>
+          </w:tcPr>
+          <w:p>
+            <w:pPr>
+              <w:keepNext w:val="0"/>
+              <w:spacing w:line="276" w:lineRule="auto" w:before="0" w:after="40"/>
+              <w:jc w:val="left"/>
+            </w:pPr>
+            <w:r>
+              <w:rPr>
+                <w:rFonts w:ascii="Times New Roman" w:hAnsi="Times New Roman" w:eastAsia="宋体"/>
+                <w:b w:val="0"/>
+                <w:color w:val="000000"/>
+                <w:sz w:val="19"/>
+              </w:rPr>
+              <w:t>11/20</w:t>
             </w:r>
           </w:p>
         </w:tc>
@@ -1680,123 +2148,314 @@
     </w:tbl>
     <w:p>
       <w:pPr>
-        <w:spacing w:after="40" w:line="120" w:lineRule="auto"/>
+        <w:keepNext w:val="0"/>
+        <w:keepLines w:val="0"/>
+        <w:pageBreakBefore w:val="0"/>
+        <w:widowControl/>
+        <w:spacing w:line="300" w:lineRule="auto" w:before="0" w:after="80"/>
+        <w:jc w:val="both"/>
       </w:pPr>
+      <w:r>
+        <w:rPr>
+          <w:rFonts w:ascii="Times New Roman" w:hAnsi="Times New Roman" w:eastAsia="宋体"/>
+          <w:color w:val="000000"/>
+          <w:sz w:val="21"/>
+        </w:rPr>
+        <w:t>P0状态处理在这批开发题上较好，但计划与结构任务匹配低于D0，且交互延迟较大。不能写成已完整理解自然语言、替代B0或提升原主实验分数。后续先固定提示和校验，再收集独立新题；生成句事实与流畅度仍待人工复核。</w:t>
+      </w:r>
     </w:p>
     <w:p>
       <w:pPr>
-        <w:pStyle w:val="Heading2"/>
-        <w:spacing w:line="312" w:lineRule="auto" w:before="240" w:after="160"/>
+        <w:pStyle w:val="Heading1"/>
+        <w:keepNext/>
+        <w:keepLines w:val="0"/>
+        <w:pageBreakBefore w:val="0"/>
+        <w:widowControl/>
+        <w:spacing w:line="300" w:lineRule="auto" w:before="200" w:after="100"/>
+        <w:jc w:val="left"/>
       </w:pPr>
       <w:r>
         <w:rPr>
-          <w:rFonts w:ascii="Times New Roman" w:hAnsi="Times New Roman" w:cs="Times New Roman" w:eastAsia="黑体"/>
+          <w:rFonts w:ascii="Times New Roman" w:hAnsi="Times New Roman" w:eastAsia="宋体"/>
           <w:b/>
+          <w:i w:val="0"/>
           <w:color w:val="000000"/>
-          <w:sz w:val="28"/>
+          <w:sz w:val="26"/>
         </w:rPr>
-        <w:t>可运行的程序验证入口</w:t>
+        <w:t>4 复现顺序与验收</w:t>
       </w:r>
     </w:p>
     <w:p>
       <w:pPr>
         <w:keepNext w:val="0"/>
+        <w:keepLines w:val="0"/>
+        <w:pageBreakBefore w:val="0"/>
         <w:widowControl/>
-        <w:spacing w:line="276" w:lineRule="auto" w:after="120"/>
-        <w:ind w:firstLine="0"/>
+        <w:spacing w:line="300" w:lineRule="auto" w:before="0" w:after="80"/>
+        <w:jc w:val="both"/>
       </w:pPr>
       <w:r>
         <w:rPr>
-          <w:rFonts w:ascii="Times New Roman" w:hAnsi="Times New Roman" w:cs="Times New Roman" w:eastAsia="宋体"/>
-          <w:b w:val="0"/>
+          <w:rFonts w:ascii="Times New Roman" w:hAnsi="Times New Roman" w:eastAsia="宋体"/>
           <w:color w:val="000000"/>
           <w:sz w:val="21"/>
         </w:rPr>
-        <w:t>python -m pytest -q</w:t>
+        <w:t>第一步核对Git版本、数据manifest、SHA256SUMS、模型和嵌入映射。课程代码包不含完整数据、权重及缓存；完整5000资产按数据manifest和独立运行包取得。使用H盘项目内.venv，不覆盖冻结目录。A0/B0原始、名称恢复、保护/回退、D0和P0各保存独立预测和运行名。</w:t>
       </w:r>
     </w:p>
     <w:p>
       <w:pPr>
         <w:keepNext w:val="0"/>
+        <w:keepLines w:val="0"/>
+        <w:pageBreakBefore w:val="0"/>
         <w:widowControl/>
-        <w:spacing w:line="276" w:lineRule="auto" w:after="120"/>
-        <w:ind w:firstLine="0"/>
+        <w:spacing w:line="300" w:lineRule="auto" w:before="0" w:after="80"/>
+        <w:jc w:val="both"/>
       </w:pPr>
       <w:r>
         <w:rPr>
-          <w:rFonts w:ascii="Times New Roman" w:hAnsi="Times New Roman" w:cs="Times New Roman" w:eastAsia="宋体"/>
-          <w:b w:val="0"/>
+          <w:rFonts w:ascii="Times New Roman" w:hAnsi="Times New Roman" w:eastAsia="宋体"/>
           <w:color w:val="000000"/>
           <w:sz w:val="21"/>
         </w:rPr>
-        <w:t>python -m kgqa.acceptance --output-dir output/acceptance/review</w:t>
+        <w:t>第二步执行工程检查，由两人共同复核失败与跳过项。以下命令从H:\AI1experiment运行：</w:t>
       </w:r>
     </w:p>
     <w:p>
       <w:pPr>
+        <w:keepNext w:val="0"/>
+        <w:keepLines w:val="0"/>
+        <w:pageBreakBefore w:val="0"/>
         <w:widowControl/>
-        <w:spacing w:line="360" w:lineRule="auto" w:after="120"/>
-        <w:ind w:firstLine="482"/>
+        <w:spacing w:line="300" w:lineRule="auto" w:before="0" w:after="80"/>
+        <w:jc w:val="both"/>
       </w:pPr>
       <w:r>
         <w:rPr>
-          <w:rFonts w:ascii="Times New Roman" w:hAnsi="Times New Roman" w:cs="Times New Roman" w:eastAsia="宋体"/>
-          <w:b w:val="0"/>
+          <w:rFonts w:ascii="Times New Roman" w:hAnsi="Times New Roman" w:eastAsia="宋体"/>
           <w:color w:val="000000"/>
-          <w:sz w:val="24"/>
+          <w:sz w:val="21"/>
         </w:rPr>
-        <w:t>首次验收使用新输出目录，成功时显示PASS并保存summary和实际问答示例。复核时使用新的目录名，操作见 docs/提交验收说明.md。完整神经复现的参数见夏俊杰报告第5.1节。</w:t>
-      </w:r>
-    </w:p>
-    <w:p>
-      <w:bookmarkStart w:id="266" w:name="s3"/>
-      <w:pPr>
-        <w:pStyle w:val="Heading1"/>
-        <w:pageBreakBefore w:val="0"/>
-        <w:spacing w:line="312" w:lineRule="auto" w:before="320" w:after="160"/>
-      </w:pPr>
-      <w:r>
-        <w:rPr>
-          <w:rFonts w:ascii="Times New Roman" w:hAnsi="Times New Roman" w:cs="Times New Roman" w:eastAsia="黑体"/>
-          <w:b/>
-          <w:color w:val="000000"/>
-          <w:sz w:val="32"/>
-        </w:rPr>
-        <w:t>三 人工评价与提交安排</w:t>
-      </w:r>
-      <w:bookmarkEnd w:id="266"/>
-    </w:p>
-    <w:p>
-      <w:pPr>
-        <w:widowControl/>
-        <w:spacing w:line="360" w:lineRule="auto" w:after="120"/>
-        <w:ind w:firstLine="482"/>
-      </w:pPr>
-      <w:r>
-        <w:rPr>
-          <w:rFonts w:ascii="Times New Roman" w:hAnsi="Times New Roman" w:cs="Times New Roman" w:eastAsia="宋体"/>
-          <w:b w:val="0"/>
-          <w:color w:val="000000"/>
-          <w:sz w:val="24"/>
-        </w:rPr>
-        <w:t>当前已为两位评价者分别导出200条答案的评分表，四项评分尚为空。每人先填写自己的原始表，再讨论差异；对照密钥由组织者保管。</w:t>
+        <w:t>静态检查需ruff 0.12.12（见requirements-ci.txt）。本轮使用H盘既有CI环境运行；若主.venv未安装，先执行python -m pip install ruff==0.12.12再运行下列ruff命令，避免误将依赖缺失当成检查通过。</w:t>
       </w:r>
     </w:p>
     <w:p>
       <w:pPr>
-        <w:keepNext/>
+        <w:keepNext w:val="0"/>
+        <w:keepLines w:val="0"/>
+        <w:pageBreakBefore w:val="0"/>
         <w:widowControl/>
-        <w:spacing w:line="288" w:lineRule="auto" w:after="120"/>
-        <w:ind w:firstLine="0"/>
+        <w:spacing w:line="300" w:lineRule="auto" w:before="0" w:after="80"/>
+        <w:jc w:val="both"/>
       </w:pPr>
       <w:r>
         <w:rPr>
-          <w:rFonts w:ascii="Times New Roman" w:hAnsi="Times New Roman" w:cs="Times New Roman" w:eastAsia="宋体"/>
-          <w:b w:val="0"/>
+          <w:rFonts w:ascii="Times New Roman" w:hAnsi="Times New Roman" w:eastAsia="宋体"/>
           <w:color w:val="000000"/>
           <w:sz w:val="21"/>
         </w:rPr>
-        <w:t>表 4  人工评价口径</w:t>
+        <w:t>.\.venv\Scripts\python.exe -m pytest -q</w:t>
+      </w:r>
+    </w:p>
+    <w:p>
+      <w:pPr>
+        <w:keepNext w:val="0"/>
+        <w:keepLines w:val="0"/>
+        <w:pageBreakBefore w:val="0"/>
+        <w:widowControl/>
+        <w:spacing w:line="300" w:lineRule="auto" w:before="0" w:after="80"/>
+        <w:jc w:val="both"/>
+      </w:pPr>
+      <w:r>
+        <w:rPr>
+          <w:rFonts w:ascii="Times New Roman" w:hAnsi="Times New Roman" w:eastAsia="宋体"/>
+          <w:color w:val="000000"/>
+          <w:sz w:val="21"/>
+        </w:rPr>
+        <w:t>.\.venv\Scripts\python.exe -m ruff check --select E9,F63,F7,F82 kgqa tests</w:t>
+      </w:r>
+    </w:p>
+    <w:p>
+      <w:pPr>
+        <w:keepNext w:val="0"/>
+        <w:keepLines w:val="0"/>
+        <w:pageBreakBefore w:val="0"/>
+        <w:widowControl/>
+        <w:spacing w:line="300" w:lineRule="auto" w:before="0" w:after="80"/>
+        <w:jc w:val="both"/>
+      </w:pPr>
+      <w:r>
+        <w:rPr>
+          <w:rFonts w:ascii="Times New Roman" w:hAnsi="Times New Roman" w:eastAsia="宋体"/>
+          <w:color w:val="000000"/>
+          <w:sz w:val="21"/>
+        </w:rPr>
+        <w:t>.\.venv\Scripts\python.exe -m compileall -q kgqa tests</w:t>
+      </w:r>
+    </w:p>
+    <w:p>
+      <w:pPr>
+        <w:keepNext w:val="0"/>
+        <w:keepLines w:val="0"/>
+        <w:pageBreakBefore w:val="0"/>
+        <w:widowControl/>
+        <w:spacing w:line="300" w:lineRule="auto" w:before="0" w:after="80"/>
+        <w:jc w:val="both"/>
+      </w:pPr>
+      <w:r>
+        <w:rPr>
+          <w:rFonts w:ascii="Times New Roman" w:hAnsi="Times New Roman" w:eastAsia="宋体"/>
+          <w:color w:val="000000"/>
+          <w:sz w:val="21"/>
+        </w:rPr>
+        <w:t>git diff --check</w:t>
+      </w:r>
+    </w:p>
+    <w:p>
+      <w:pPr>
+        <w:keepNext w:val="0"/>
+        <w:keepLines w:val="0"/>
+        <w:pageBreakBefore w:val="0"/>
+        <w:widowControl/>
+        <w:spacing w:line="300" w:lineRule="auto" w:before="0" w:after="80"/>
+        <w:jc w:val="both"/>
+      </w:pPr>
+      <w:r>
+        <w:rPr>
+          <w:rFonts w:ascii="Times New Roman" w:hAnsi="Times New Roman" w:eastAsia="宋体"/>
+          <w:color w:val="000000"/>
+          <w:sz w:val="21"/>
+        </w:rPr>
+        <w:t>第三步由周新永复核A0阈值和严格评分，夏俊杰复核B/C配置、验证选模和数据模型配套，之后交叉核对逐题ID、分母、错误类型与计时范围。A0全流程单题延迟、神经batch生成摊销和P0串行HTTP墙时不能直接计算加速倍数。已查看测试分数后的高阈值诊断不作为独立寻优。</w:t>
+      </w:r>
+    </w:p>
+    <w:p>
+      <w:pPr>
+        <w:keepNext w:val="0"/>
+        <w:keepLines w:val="0"/>
+        <w:pageBreakBefore w:val="0"/>
+        <w:widowControl/>
+        <w:spacing w:line="300" w:lineRule="auto" w:before="0" w:after="80"/>
+        <w:jc w:val="both"/>
+      </w:pPr>
+      <w:r>
+        <w:rPr>
+          <w:rFonts w:ascii="Times New Roman" w:hAnsi="Times New Roman" w:eastAsia="宋体"/>
+          <w:color w:val="000000"/>
+          <w:sz w:val="21"/>
+        </w:rPr>
+        <w:t>第四步启动冻结模型服务并做P0开发复跑。Qwen修订号aa8e72537993ba99e69dfaafa59ed015b17504d1；远端只监听127.0.0.1，按docs/服务器与训练运行说明.md检查GPU并保持25%分配器限额、CPU线程2。现有服务和训练目录先检查，避免重复启动或覆盖。</w:t>
+      </w:r>
+    </w:p>
+    <w:p>
+      <w:pPr>
+        <w:keepNext w:val="0"/>
+        <w:keepLines w:val="0"/>
+        <w:pageBreakBefore w:val="0"/>
+        <w:widowControl/>
+        <w:spacing w:line="300" w:lineRule="auto" w:before="0" w:after="80"/>
+        <w:jc w:val="both"/>
+      </w:pPr>
+      <w:r>
+        <w:rPr>
+          <w:rFonts w:ascii="Times New Roman" w:hAnsi="Times New Roman" w:eastAsia="宋体"/>
+          <w:color w:val="000000"/>
+          <w:sz w:val="21"/>
+        </w:rPr>
+        <w:t>ssh -N -L 7870:127.0.0.1:7870 -p 50012 junjiex@222.20.94.68</w:t>
+      </w:r>
+    </w:p>
+    <w:p>
+      <w:pPr>
+        <w:keepNext w:val="0"/>
+        <w:keepLines w:val="0"/>
+        <w:pageBreakBefore w:val="0"/>
+        <w:widowControl/>
+        <w:spacing w:line="300" w:lineRule="auto" w:before="0" w:after="80"/>
+        <w:jc w:val="both"/>
+      </w:pPr>
+      <w:r>
+        <w:rPr>
+          <w:rFonts w:ascii="Times New Roman" w:hAnsi="Times New Roman" w:eastAsia="宋体"/>
+          <w:color w:val="000000"/>
+          <w:sz w:val="21"/>
+        </w:rPr>
+        <w:t>.\.venv\Scripts\python.exe -m kgqa.semantic_qa --help</w:t>
+      </w:r>
+    </w:p>
+    <w:p>
+      <w:pPr>
+        <w:keepNext w:val="0"/>
+        <w:keepLines w:val="0"/>
+        <w:pageBreakBefore w:val="0"/>
+        <w:widowControl/>
+        <w:spacing w:line="300" w:lineRule="auto" w:before="0" w:after="80"/>
+        <w:jc w:val="both"/>
+      </w:pPr>
+      <w:r>
+        <w:rPr>
+          <w:rFonts w:ascii="Times New Roman" w:hAnsi="Times New Roman" w:eastAsia="宋体"/>
+          <w:color w:val="000000"/>
+          <w:sz w:val="21"/>
+        </w:rPr>
+        <w:t>.\.venv\Scripts\python.exe scripts/evaluate_semantic_dev.py --help</w:t>
+      </w:r>
+    </w:p>
+    <w:p>
+      <w:pPr>
+        <w:keepNext w:val="0"/>
+        <w:keepLines w:val="0"/>
+        <w:pageBreakBefore w:val="0"/>
+        <w:widowControl/>
+        <w:spacing w:line="300" w:lineRule="auto" w:before="0" w:after="80"/>
+        <w:jc w:val="both"/>
+      </w:pPr>
+      <w:r>
+        <w:rPr>
+          <w:rFonts w:ascii="Times New Roman" w:hAnsi="Times New Roman" w:eastAsia="宋体"/>
+          <w:color w:val="000000"/>
+          <w:sz w:val="21"/>
+        </w:rPr>
+        <w:t>按--help指定V2目录、冻结题集与新的空输出目录复跑，原开发结果不覆盖。命令帮助只说明入口可用，不能记成模型推理成功。真实服务清单与20题预测已另存；重新测量时记录网络和共享GPU负载。</w:t>
+      </w:r>
+    </w:p>
+    <w:p>
+      <w:pPr>
+        <w:keepNext w:val="0"/>
+        <w:keepLines w:val="0"/>
+        <w:pageBreakBefore w:val="0"/>
+        <w:widowControl/>
+        <w:spacing w:line="300" w:lineRule="auto" w:before="0" w:after="80"/>
+        <w:jc w:val="both"/>
+      </w:pPr>
+      <w:r>
+        <w:rPr>
+          <w:rFonts w:ascii="Times New Roman" w:hAnsi="Times New Roman" w:eastAsia="宋体"/>
+          <w:color w:val="000000"/>
+          <w:sz w:val="21"/>
+        </w:rPr>
+        <w:t>第五步验收界面：分别检查A0/B0、V2工具、P0模式；查看电影候选确认、完整计划、原始模型输出、证据、拒答和fallback标识。模型不可用应显示服务错误，不能悄悄以规则答案冒充P0。</w:t>
+      </w:r>
+    </w:p>
+    <w:p>
+      <w:pPr>
+        <w:pStyle w:val="Heading1"/>
+        <w:keepNext/>
+        <w:keepLines w:val="0"/>
+        <w:pageBreakBefore w:val="0"/>
+        <w:widowControl/>
+        <w:spacing w:line="300" w:lineRule="auto" w:before="200" w:after="100"/>
+        <w:jc w:val="left"/>
+      </w:pPr>
+      <w:r>
+        <w:rPr>
+          <w:rFonts w:ascii="Times New Roman" w:hAnsi="Times New Roman" w:eastAsia="宋体"/>
+          <w:b/>
+          <w:i w:val="0"/>
+          <w:color w:val="000000"/>
+          <w:sz w:val="26"/>
+        </w:rPr>
+        <w:t>5 报告与课程要求对应</w:t>
       </w:r>
     </w:p>
     <w:tbl>
@@ -1814,8 +2473,9 @@
         </w:tblBorders>
       </w:tblPr>
       <w:tblGrid>
-        <w:gridCol w:w="2438"/>
-        <w:gridCol w:w="6860"/>
+        <w:gridCol w:w="2154"/>
+        <w:gridCol w:w="3628"/>
+        <w:gridCol w:w="3628"/>
       </w:tblGrid>
       <w:tr>
         <w:trPr>
@@ -1824,61 +2484,88 @@
         </w:trPr>
         <w:tc>
           <w:tcPr>
-            <w:tcW w:type="dxa" w:w="2438"/>
+            <w:tcW w:type="dxa" w:w="2154"/>
             <w:vAlign w:val="center"/>
             <w:tcMar>
-              <w:top w:w="85" w:type="dxa"/>
-              <w:left w:w="85" w:type="dxa"/>
-              <w:bottom w:w="85" w:type="dxa"/>
-              <w:right w:w="85" w:type="dxa"/>
+              <w:top w:w="70" w:type="dxa"/>
+              <w:left w:w="70" w:type="dxa"/>
+              <w:bottom w:w="70" w:type="dxa"/>
+              <w:right w:w="70" w:type="dxa"/>
             </w:tcMar>
-            <w:shd w:fill="E7E7E7"/>
+            <w:shd w:fill="E7E6E6"/>
           </w:tcPr>
           <w:p>
             <w:pPr>
               <w:keepNext/>
-              <w:spacing w:after="40" w:before="40" w:line="276" w:lineRule="auto"/>
-              <w:ind w:firstLine="0"/>
-              <w:jc w:val="center"/>
+              <w:spacing w:line="276" w:lineRule="auto" w:before="0" w:after="40"/>
+              <w:jc w:val="left"/>
             </w:pPr>
             <w:r>
               <w:rPr>
-                <w:rFonts w:ascii="Times New Roman" w:hAnsi="Times New Roman" w:cs="Times New Roman" w:eastAsia="黑体"/>
+                <w:rFonts w:ascii="Times New Roman" w:hAnsi="Times New Roman" w:eastAsia="宋体"/>
                 <w:b/>
                 <w:color w:val="000000"/>
-                <w:sz w:val="22"/>
+                <w:sz w:val="19"/>
               </w:rPr>
-              <w:t>评价项</w:t>
+              <w:t>课程要求</w:t>
             </w:r>
           </w:p>
         </w:tc>
         <w:tc>
           <w:tcPr>
-            <w:tcW w:type="dxa" w:w="6860"/>
+            <w:tcW w:type="dxa" w:w="3628"/>
             <w:vAlign w:val="center"/>
             <w:tcMar>
-              <w:top w:w="85" w:type="dxa"/>
-              <w:left w:w="85" w:type="dxa"/>
-              <w:bottom w:w="85" w:type="dxa"/>
-              <w:right w:w="85" w:type="dxa"/>
+              <w:top w:w="70" w:type="dxa"/>
+              <w:left w:w="70" w:type="dxa"/>
+              <w:bottom w:w="70" w:type="dxa"/>
+              <w:right w:w="70" w:type="dxa"/>
             </w:tcMar>
-            <w:shd w:fill="E7E7E7"/>
+            <w:shd w:fill="E7E6E6"/>
           </w:tcPr>
           <w:p>
             <w:pPr>
               <w:keepNext/>
-              <w:spacing w:after="40" w:before="40" w:line="276" w:lineRule="auto"/>
-              <w:ind w:firstLine="0"/>
-              <w:jc w:val="center"/>
+              <w:spacing w:line="276" w:lineRule="auto" w:before="0" w:after="40"/>
+              <w:jc w:val="left"/>
             </w:pPr>
             <w:r>
               <w:rPr>
-                <w:rFonts w:ascii="Times New Roman" w:hAnsi="Times New Roman" w:cs="Times New Roman" w:eastAsia="黑体"/>
+                <w:rFonts w:ascii="Times New Roman" w:hAnsi="Times New Roman" w:eastAsia="宋体"/>
                 <w:b/>
                 <w:color w:val="000000"/>
-                <w:sz w:val="22"/>
+                <w:sz w:val="19"/>
               </w:rPr>
-              <w:t>评分含义</w:t>
+              <w:t>周新永报告</w:t>
+            </w:r>
+          </w:p>
+        </w:tc>
+        <w:tc>
+          <w:tcPr>
+            <w:tcW w:type="dxa" w:w="3628"/>
+            <w:vAlign w:val="center"/>
+            <w:tcMar>
+              <w:top w:w="70" w:type="dxa"/>
+              <w:left w:w="70" w:type="dxa"/>
+              <w:bottom w:w="70" w:type="dxa"/>
+              <w:right w:w="70" w:type="dxa"/>
+            </w:tcMar>
+            <w:shd w:fill="E7E6E6"/>
+          </w:tcPr>
+          <w:p>
+            <w:pPr>
+              <w:keepNext/>
+              <w:spacing w:line="276" w:lineRule="auto" w:before="0" w:after="40"/>
+              <w:jc w:val="left"/>
+            </w:pPr>
+            <w:r>
+              <w:rPr>
+                <w:rFonts w:ascii="Times New Roman" w:hAnsi="Times New Roman" w:eastAsia="宋体"/>
+                <w:b/>
+                <w:color w:val="000000"/>
+                <w:sz w:val="19"/>
+              </w:rPr>
+              <w:t>夏俊杰报告</w:t>
             </w:r>
           </w:p>
         </w:tc>
@@ -1889,61 +2576,85 @@
         </w:trPr>
         <w:tc>
           <w:tcPr>
-            <w:tcW w:type="dxa" w:w="2438"/>
+            <w:tcW w:type="dxa" w:w="2154"/>
             <w:vAlign w:val="center"/>
             <w:tcMar>
-              <w:top w:w="85" w:type="dxa"/>
-              <w:left w:w="85" w:type="dxa"/>
-              <w:bottom w:w="85" w:type="dxa"/>
-              <w:right w:w="85" w:type="dxa"/>
+              <w:top w:w="70" w:type="dxa"/>
+              <w:left w:w="70" w:type="dxa"/>
+              <w:bottom w:w="70" w:type="dxa"/>
+              <w:right w:w="70" w:type="dxa"/>
             </w:tcMar>
-            <w:shd w:fill="FFFFFF"/>
           </w:tcPr>
           <w:p>
             <w:pPr>
-              <w:keepNext w:val="0"/>
-              <w:spacing w:after="40" w:before="40" w:line="276" w:lineRule="auto"/>
-              <w:ind w:firstLine="0"/>
-              <w:jc w:val="center"/>
+              <w:keepNext/>
+              <w:spacing w:line="276" w:lineRule="auto" w:before="0" w:after="40"/>
+              <w:jc w:val="left"/>
             </w:pPr>
             <w:r>
               <w:rPr>
-                <w:rFonts w:ascii="Times New Roman" w:hAnsi="Times New Roman" w:cs="Times New Roman" w:eastAsia="宋体"/>
+                <w:rFonts w:ascii="Times New Roman" w:hAnsi="Times New Roman" w:eastAsia="宋体"/>
                 <w:b w:val="0"/>
                 <w:color w:val="000000"/>
-                <w:sz w:val="22"/>
+                <w:sz w:val="19"/>
               </w:rPr>
-              <w:t>准确性 0—2</w:t>
+              <w:t>基础设置和结果</w:t>
             </w:r>
           </w:p>
         </w:tc>
         <w:tc>
           <w:tcPr>
-            <w:tcW w:type="dxa" w:w="6860"/>
+            <w:tcW w:type="dxa" w:w="3628"/>
             <w:vAlign w:val="center"/>
             <w:tcMar>
-              <w:top w:w="85" w:type="dxa"/>
-              <w:left w:w="85" w:type="dxa"/>
-              <w:bottom w:w="85" w:type="dxa"/>
-              <w:right w:w="85" w:type="dxa"/>
+              <w:top w:w="70" w:type="dxa"/>
+              <w:left w:w="70" w:type="dxa"/>
+              <w:bottom w:w="70" w:type="dxa"/>
+              <w:right w:w="70" w:type="dxa"/>
             </w:tcMar>
-            <w:shd w:fill="FFFFFF"/>
           </w:tcPr>
           <w:p>
             <w:pPr>
-              <w:keepNext w:val="0"/>
-              <w:spacing w:after="40" w:before="40" w:line="276" w:lineRule="auto"/>
-              <w:ind w:firstLine="0"/>
+              <w:keepNext/>
+              <w:spacing w:line="276" w:lineRule="auto" w:before="0" w:after="40"/>
               <w:jc w:val="left"/>
             </w:pPr>
             <w:r>
               <w:rPr>
-                <w:rFonts w:ascii="Times New Roman" w:hAnsi="Times New Roman" w:cs="Times New Roman" w:eastAsia="宋体"/>
+                <w:rFonts w:ascii="Times New Roman" w:hAnsi="Times New Roman" w:eastAsia="宋体"/>
                 <w:b w:val="0"/>
                 <w:color w:val="000000"/>
-                <w:sz w:val="22"/>
+                <w:sz w:val="19"/>
               </w:rPr>
-              <w:t>错误或无证据／部分正确／全部正确</w:t>
+              <w:t>冻结A0、8917题、实体/文本指标及管道耗时</w:t>
+            </w:r>
+          </w:p>
+        </w:tc>
+        <w:tc>
+          <w:tcPr>
+            <w:tcW w:type="dxa" w:w="3628"/>
+            <w:vAlign w:val="center"/>
+            <w:tcMar>
+              <w:top w:w="70" w:type="dxa"/>
+              <w:left w:w="70" w:type="dxa"/>
+              <w:bottom w:w="70" w:type="dxa"/>
+              <w:right w:w="70" w:type="dxa"/>
+            </w:tcMar>
+          </w:tcPr>
+          <w:p>
+            <w:pPr>
+              <w:keepNext/>
+              <w:spacing w:line="276" w:lineRule="auto" w:before="0" w:after="40"/>
+              <w:jc w:val="left"/>
+            </w:pPr>
+            <w:r>
+              <w:rPr>
+                <w:rFonts w:ascii="Times New Roman" w:hAnsi="Times New Roman" w:eastAsia="宋体"/>
+                <w:b w:val="0"/>
+                <w:color w:val="000000"/>
+                <w:sz w:val="19"/>
+              </w:rPr>
+              <w:t>TransE及B0，完整训练/验证/测试和生成指标</w:t>
             </w:r>
           </w:p>
         </w:tc>
@@ -1954,61 +2665,85 @@
         </w:trPr>
         <w:tc>
           <w:tcPr>
-            <w:tcW w:type="dxa" w:w="2438"/>
+            <w:tcW w:type="dxa" w:w="2154"/>
             <w:vAlign w:val="center"/>
             <w:tcMar>
-              <w:top w:w="85" w:type="dxa"/>
-              <w:left w:w="85" w:type="dxa"/>
-              <w:bottom w:w="85" w:type="dxa"/>
-              <w:right w:w="85" w:type="dxa"/>
+              <w:top w:w="70" w:type="dxa"/>
+              <w:left w:w="70" w:type="dxa"/>
+              <w:bottom w:w="70" w:type="dxa"/>
+              <w:right w:w="70" w:type="dxa"/>
             </w:tcMar>
-            <w:shd w:fill="FFFFFF"/>
           </w:tcPr>
           <w:p>
             <w:pPr>
-              <w:keepNext w:val="0"/>
-              <w:spacing w:after="40" w:before="40" w:line="276" w:lineRule="auto"/>
-              <w:ind w:firstLine="0"/>
-              <w:jc w:val="center"/>
+              <w:keepNext/>
+              <w:spacing w:line="276" w:lineRule="auto" w:before="0" w:after="40"/>
+              <w:jc w:val="left"/>
             </w:pPr>
             <w:r>
               <w:rPr>
-                <w:rFonts w:ascii="Times New Roman" w:hAnsi="Times New Roman" w:cs="Times New Roman" w:eastAsia="宋体"/>
+                <w:rFonts w:ascii="Times New Roman" w:hAnsi="Times New Roman" w:eastAsia="宋体"/>
                 <w:b w:val="0"/>
                 <w:color w:val="000000"/>
-                <w:sz w:val="22"/>
+                <w:sz w:val="19"/>
               </w:rPr>
-              <w:t>完整性 0—2</w:t>
+              <w:t>至少三次参数修改</w:t>
             </w:r>
           </w:p>
         </w:tc>
         <w:tc>
           <w:tcPr>
-            <w:tcW w:type="dxa" w:w="6860"/>
+            <w:tcW w:type="dxa" w:w="3628"/>
             <w:vAlign w:val="center"/>
             <w:tcMar>
-              <w:top w:w="85" w:type="dxa"/>
-              <w:left w:w="85" w:type="dxa"/>
-              <w:bottom w:w="85" w:type="dxa"/>
-              <w:right w:w="85" w:type="dxa"/>
+              <w:top w:w="70" w:type="dxa"/>
+              <w:left w:w="70" w:type="dxa"/>
+              <w:bottom w:w="70" w:type="dxa"/>
+              <w:right w:w="70" w:type="dxa"/>
             </w:tcMar>
-            <w:shd w:fill="FFFFFF"/>
           </w:tcPr>
           <w:p>
             <w:pPr>
-              <w:keepNext w:val="0"/>
-              <w:spacing w:after="40" w:before="40" w:line="276" w:lineRule="auto"/>
-              <w:ind w:firstLine="0"/>
+              <w:keepNext/>
+              <w:spacing w:line="276" w:lineRule="auto" w:before="0" w:after="40"/>
               <w:jc w:val="left"/>
             </w:pPr>
             <w:r>
               <w:rPr>
-                <w:rFonts w:ascii="Times New Roman" w:hAnsi="Times New Roman" w:cs="Times New Roman" w:eastAsia="宋体"/>
+                <w:rFonts w:ascii="Times New Roman" w:hAnsi="Times New Roman" w:eastAsia="宋体"/>
                 <w:b w:val="0"/>
                 <w:color w:val="000000"/>
-                <w:sz w:val="22"/>
+                <w:sz w:val="19"/>
               </w:rPr>
-              <w:t>未覆盖／部分覆盖／完整覆盖标准答案</w:t>
+              <w:t>0.70、0.90、0.99；另列诊断高阈值</w:t>
+            </w:r>
+          </w:p>
+        </w:tc>
+        <w:tc>
+          <w:tcPr>
+            <w:tcW w:type="dxa" w:w="3628"/>
+            <w:vAlign w:val="center"/>
+            <w:tcMar>
+              <w:top w:w="70" w:type="dxa"/>
+              <w:left w:w="70" w:type="dxa"/>
+              <w:bottom w:w="70" w:type="dxa"/>
+              <w:right w:w="70" w:type="dxa"/>
+            </w:tcMar>
+          </w:tcPr>
+          <w:p>
+            <w:pPr>
+              <w:keepNext/>
+              <w:spacing w:line="276" w:lineRule="auto" w:before="0" w:after="40"/>
+              <w:jc w:val="left"/>
+            </w:pPr>
+            <w:r>
+              <w:rPr>
+                <w:rFonts w:ascii="Times New Roman" w:hAnsi="Times New Roman" w:eastAsia="宋体"/>
+                <w:b w:val="0"/>
+                <w:color w:val="000000"/>
+                <w:sz w:val="19"/>
+              </w:rPr>
+              <w:t>B1 3e-5、B2 3e-4、B3 1e-3，相对B0 1e-4</w:t>
             </w:r>
           </w:p>
         </w:tc>
@@ -2019,61 +2754,85 @@
         </w:trPr>
         <w:tc>
           <w:tcPr>
-            <w:tcW w:type="dxa" w:w="2438"/>
+            <w:tcW w:type="dxa" w:w="2154"/>
             <w:vAlign w:val="center"/>
             <w:tcMar>
-              <w:top w:w="85" w:type="dxa"/>
-              <w:left w:w="85" w:type="dxa"/>
-              <w:bottom w:w="85" w:type="dxa"/>
-              <w:right w:w="85" w:type="dxa"/>
+              <w:top w:w="70" w:type="dxa"/>
+              <w:left w:w="70" w:type="dxa"/>
+              <w:bottom w:w="70" w:type="dxa"/>
+              <w:right w:w="70" w:type="dxa"/>
             </w:tcMar>
-            <w:shd w:fill="FFFFFF"/>
           </w:tcPr>
           <w:p>
             <w:pPr>
-              <w:keepNext w:val="0"/>
-              <w:spacing w:after="40" w:before="40" w:line="276" w:lineRule="auto"/>
-              <w:ind w:firstLine="0"/>
-              <w:jc w:val="center"/>
+              <w:keepNext/>
+              <w:spacing w:line="276" w:lineRule="auto" w:before="0" w:after="40"/>
+              <w:jc w:val="left"/>
             </w:pPr>
             <w:r>
               <w:rPr>
-                <w:rFonts w:ascii="Times New Roman" w:hAnsi="Times New Roman" w:cs="Times New Roman" w:eastAsia="宋体"/>
+                <w:rFonts w:ascii="Times New Roman" w:hAnsi="Times New Roman" w:eastAsia="宋体"/>
                 <w:b w:val="0"/>
                 <w:color w:val="000000"/>
-                <w:sz w:val="22"/>
+                <w:sz w:val="19"/>
               </w:rPr>
-              <w:t>流畅度 1—5</w:t>
+              <w:t>对比图与分析</w:t>
             </w:r>
           </w:p>
         </w:tc>
         <w:tc>
           <w:tcPr>
-            <w:tcW w:type="dxa" w:w="6860"/>
+            <w:tcW w:type="dxa" w:w="3628"/>
             <w:vAlign w:val="center"/>
             <w:tcMar>
-              <w:top w:w="85" w:type="dxa"/>
-              <w:left w:w="85" w:type="dxa"/>
-              <w:bottom w:w="85" w:type="dxa"/>
-              <w:right w:w="85" w:type="dxa"/>
+              <w:top w:w="70" w:type="dxa"/>
+              <w:left w:w="70" w:type="dxa"/>
+              <w:bottom w:w="70" w:type="dxa"/>
+              <w:right w:w="70" w:type="dxa"/>
             </w:tcMar>
-            <w:shd w:fill="FFFFFF"/>
           </w:tcPr>
           <w:p>
             <w:pPr>
-              <w:keepNext w:val="0"/>
-              <w:spacing w:after="40" w:before="40" w:line="276" w:lineRule="auto"/>
-              <w:ind w:firstLine="0"/>
-              <w:jc w:val="center"/>
+              <w:keepNext/>
+              <w:spacing w:line="276" w:lineRule="auto" w:before="0" w:after="40"/>
+              <w:jc w:val="left"/>
             </w:pPr>
             <w:r>
               <w:rPr>
-                <w:rFonts w:ascii="Times New Roman" w:hAnsi="Times New Roman" w:cs="Times New Roman" w:eastAsia="宋体"/>
+                <w:rFonts w:ascii="Times New Roman" w:hAnsi="Times New Roman" w:eastAsia="宋体"/>
                 <w:b w:val="0"/>
                 <w:color w:val="000000"/>
-                <w:sz w:val="22"/>
+                <w:sz w:val="19"/>
               </w:rPr>
-              <w:t>从难以理解到自然流畅</w:t>
+              <w:t>阈值图及神经对照；误拒答/链接/评测</w:t>
+            </w:r>
+          </w:p>
+        </w:tc>
+        <w:tc>
+          <w:tcPr>
+            <w:tcW w:type="dxa" w:w="3628"/>
+            <w:vAlign w:val="center"/>
+            <w:tcMar>
+              <w:top w:w="70" w:type="dxa"/>
+              <w:left w:w="70" w:type="dxa"/>
+              <w:bottom w:w="70" w:type="dxa"/>
+              <w:right w:w="70" w:type="dxa"/>
+            </w:tcMar>
+          </w:tcPr>
+          <w:p>
+            <w:pPr>
+              <w:keepNext/>
+              <w:spacing w:line="276" w:lineRule="auto" w:before="0" w:after="40"/>
+              <w:jc w:val="left"/>
+            </w:pPr>
+            <w:r>
+              <w:rPr>
+                <w:rFonts w:ascii="Times New Roman" w:hAnsi="Times New Roman" w:eastAsia="宋体"/>
+                <w:b w:val="0"/>
+                <w:color w:val="000000"/>
+                <w:sz w:val="19"/>
+              </w:rPr>
+              <w:t>学习率损失与指标、消融、鲁棒性和TransE曲线</w:t>
             </w:r>
           </w:p>
         </w:tc>
@@ -2084,215 +2843,85 @@
         </w:trPr>
         <w:tc>
           <w:tcPr>
-            <w:tcW w:type="dxa" w:w="2438"/>
+            <w:tcW w:type="dxa" w:w="2154"/>
             <w:vAlign w:val="center"/>
             <w:tcMar>
-              <w:top w:w="85" w:type="dxa"/>
-              <w:left w:w="85" w:type="dxa"/>
-              <w:bottom w:w="85" w:type="dxa"/>
-              <w:right w:w="85" w:type="dxa"/>
+              <w:top w:w="70" w:type="dxa"/>
+              <w:left w:w="70" w:type="dxa"/>
+              <w:bottom w:w="70" w:type="dxa"/>
+              <w:right w:w="70" w:type="dxa"/>
             </w:tcMar>
-            <w:shd w:fill="FFFFFF"/>
           </w:tcPr>
           <w:p>
             <w:pPr>
-              <w:keepNext w:val="0"/>
-              <w:spacing w:after="40" w:before="40" w:line="276" w:lineRule="auto"/>
-              <w:ind w:firstLine="0"/>
-              <w:jc w:val="center"/>
+              <w:keepNext/>
+              <w:spacing w:line="276" w:lineRule="auto" w:before="0" w:after="40"/>
+              <w:jc w:val="left"/>
             </w:pPr>
             <w:r>
               <w:rPr>
-                <w:rFonts w:ascii="Times New Roman" w:hAnsi="Times New Roman" w:cs="Times New Roman" w:eastAsia="宋体"/>
+                <w:rFonts w:ascii="Times New Roman" w:hAnsi="Times New Roman" w:eastAsia="宋体"/>
                 <w:b w:val="0"/>
                 <w:color w:val="000000"/>
-                <w:sz w:val="22"/>
+                <w:sz w:val="19"/>
               </w:rPr>
-              <w:t>无依据断言 0/1</w:t>
+              <w:t>至少两张运行图</w:t>
             </w:r>
           </w:p>
         </w:tc>
         <w:tc>
           <w:tcPr>
-            <w:tcW w:type="dxa" w:w="6860"/>
+            <w:tcW w:type="dxa" w:w="3628"/>
             <w:vAlign w:val="center"/>
             <w:tcMar>
-              <w:top w:w="85" w:type="dxa"/>
-              <w:left w:w="85" w:type="dxa"/>
-              <w:bottom w:w="85" w:type="dxa"/>
-              <w:right w:w="85" w:type="dxa"/>
+              <w:top w:w="70" w:type="dxa"/>
+              <w:left w:w="70" w:type="dxa"/>
+              <w:bottom w:w="70" w:type="dxa"/>
+              <w:right w:w="70" w:type="dxa"/>
             </w:tcMar>
-            <w:shd w:fill="FFFFFF"/>
           </w:tcPr>
           <w:p>
             <w:pPr>
-              <w:keepNext w:val="0"/>
-              <w:spacing w:after="40" w:before="40" w:line="276" w:lineRule="auto"/>
-              <w:ind w:firstLine="0"/>
+              <w:keepNext/>
+              <w:spacing w:line="276" w:lineRule="auto" w:before="0" w:after="40"/>
               <w:jc w:val="left"/>
             </w:pPr>
             <w:r>
               <w:rPr>
-                <w:rFonts w:ascii="Times New Roman" w:hAnsi="Times New Roman" w:cs="Times New Roman" w:eastAsia="宋体"/>
+                <w:rFonts w:ascii="Times New Roman" w:hAnsi="Times New Roman" w:eastAsia="宋体"/>
                 <w:b w:val="0"/>
                 <w:color w:val="000000"/>
-                <w:sz w:val="22"/>
+                <w:sz w:val="19"/>
               </w:rPr>
-              <w:t>未发现／发现；在备注中写明具体内容</w:t>
-            </w:r>
-          </w:p>
-        </w:tc>
-      </w:tr>
-    </w:tbl>
-    <w:p>
-      <w:pPr>
-        <w:spacing w:after="40" w:line="120" w:lineRule="auto"/>
-      </w:pPr>
-    </w:p>
-    <w:p>
-      <w:pPr>
-        <w:widowControl/>
-        <w:spacing w:line="360" w:lineRule="auto" w:after="120"/>
-        <w:ind w:firstLine="482"/>
-      </w:pPr>
-      <w:r>
-        <w:rPr>
-          <w:rFonts w:ascii="Times New Roman" w:hAnsi="Times New Roman" w:cs="Times New Roman" w:eastAsia="宋体"/>
-          <w:b w:val="0"/>
-          <w:color w:val="000000"/>
-          <w:sz w:val="24"/>
-        </w:rPr>
-        <w:t>未评分行保持空白。只有两份表全部答案行的四项评分完整且合法，公开统计入口才生成分系统汇总；评分分歧和讨论记录另存。自动BLEU、ROUGE和实体F1分别保留。</w:t>
-      </w:r>
-    </w:p>
-    <w:p>
-      <w:pPr>
-        <w:keepNext/>
-        <w:widowControl/>
-        <w:spacing w:line="288" w:lineRule="auto" w:after="120"/>
-        <w:ind w:firstLine="0"/>
-      </w:pPr>
-      <w:r>
-        <w:rPr>
-          <w:rFonts w:ascii="Times New Roman" w:hAnsi="Times New Roman" w:cs="Times New Roman" w:eastAsia="宋体"/>
-          <w:b w:val="0"/>
-          <w:color w:val="000000"/>
-          <w:sz w:val="21"/>
-        </w:rPr>
-        <w:t>表 5  提交材料核对</w:t>
-      </w:r>
-    </w:p>
-    <w:tbl>
-      <w:tblPr>
-        <w:tblW w:type="auto" w:w="0"/>
-        <w:tblLayout w:type="fixed"/>
-        <w:tblLook w:firstColumn="1" w:firstRow="1" w:lastColumn="0" w:lastRow="0" w:noHBand="0" w:noVBand="1" w:val="04A0"/>
-        <w:tblBorders>
-          <w:top w:val="single" w:sz="4" w:color="D9D9D9"/>
-          <w:left w:val="single" w:sz="4" w:color="D9D9D9"/>
-          <w:bottom w:val="single" w:sz="4" w:color="D9D9D9"/>
-          <w:right w:val="single" w:sz="4" w:color="D9D9D9"/>
-          <w:insideH w:val="single" w:sz="4" w:color="D9D9D9"/>
-          <w:insideV w:val="single" w:sz="4" w:color="D9D9D9"/>
-        </w:tblBorders>
-      </w:tblPr>
-      <w:tblGrid>
-        <w:gridCol w:w="1814"/>
-        <w:gridCol w:w="5102"/>
-        <w:gridCol w:w="2381"/>
-      </w:tblGrid>
-      <w:tr>
-        <w:trPr>
-          <w:tblHeader/>
-          <w:cantSplit/>
-        </w:trPr>
-        <w:tc>
-          <w:tcPr>
-            <w:tcW w:type="dxa" w:w="1814"/>
-            <w:vAlign w:val="center"/>
-            <w:tcMar>
-              <w:top w:w="85" w:type="dxa"/>
-              <w:left w:w="85" w:type="dxa"/>
-              <w:bottom w:w="85" w:type="dxa"/>
-              <w:right w:w="85" w:type="dxa"/>
-            </w:tcMar>
-            <w:shd w:fill="E7E7E7"/>
-          </w:tcPr>
-          <w:p>
-            <w:pPr>
-              <w:keepNext/>
-              <w:spacing w:after="40" w:before="40" w:line="276" w:lineRule="auto"/>
-              <w:ind w:firstLine="0"/>
-              <w:jc w:val="center"/>
-            </w:pPr>
-            <w:r>
-              <w:rPr>
-                <w:rFonts w:ascii="Times New Roman" w:hAnsi="Times New Roman" w:cs="Times New Roman" w:eastAsia="黑体"/>
-                <w:b/>
-                <w:color w:val="000000"/>
-                <w:sz w:val="22"/>
-              </w:rPr>
-              <w:t>提交材料</w:t>
+              <w:t>原有英/中文实际浏览器测试</w:t>
             </w:r>
           </w:p>
         </w:tc>
         <w:tc>
           <w:tcPr>
-            <w:tcW w:type="dxa" w:w="5102"/>
+            <w:tcW w:type="dxa" w:w="3628"/>
             <w:vAlign w:val="center"/>
             <w:tcMar>
-              <w:top w:w="85" w:type="dxa"/>
-              <w:left w:w="85" w:type="dxa"/>
-              <w:bottom w:w="85" w:type="dxa"/>
-              <w:right w:w="85" w:type="dxa"/>
+              <w:top w:w="70" w:type="dxa"/>
+              <w:left w:w="70" w:type="dxa"/>
+              <w:bottom w:w="70" w:type="dxa"/>
+              <w:right w:w="70" w:type="dxa"/>
             </w:tcMar>
-            <w:shd w:fill="E7E7E7"/>
           </w:tcPr>
           <w:p>
             <w:pPr>
               <w:keepNext/>
-              <w:spacing w:after="40" w:before="40" w:line="276" w:lineRule="auto"/>
-              <w:ind w:firstLine="0"/>
-              <w:jc w:val="center"/>
+              <w:spacing w:line="276" w:lineRule="auto" w:before="0" w:after="40"/>
+              <w:jc w:val="left"/>
             </w:pPr>
             <w:r>
               <w:rPr>
-                <w:rFonts w:ascii="Times New Roman" w:hAnsi="Times New Roman" w:cs="Times New Roman" w:eastAsia="黑体"/>
-                <w:b/>
+                <w:rFonts w:ascii="Times New Roman" w:hAnsi="Times New Roman" w:eastAsia="宋体"/>
+                <w:b w:val="0"/>
                 <w:color w:val="000000"/>
-                <w:sz w:val="22"/>
+                <w:sz w:val="19"/>
               </w:rPr>
-              <w:t>当前状态</w:t>
-            </w:r>
-          </w:p>
-        </w:tc>
-        <w:tc>
-          <w:tcPr>
-            <w:tcW w:type="dxa" w:w="2381"/>
-            <w:vAlign w:val="center"/>
-            <w:tcMar>
-              <w:top w:w="85" w:type="dxa"/>
-              <w:left w:w="85" w:type="dxa"/>
-              <w:bottom w:w="85" w:type="dxa"/>
-              <w:right w:w="85" w:type="dxa"/>
-            </w:tcMar>
-            <w:shd w:fill="E7E7E7"/>
-          </w:tcPr>
-          <w:p>
-            <w:pPr>
-              <w:keepNext/>
-              <w:spacing w:after="40" w:before="40" w:line="276" w:lineRule="auto"/>
-              <w:ind w:firstLine="0"/>
-              <w:jc w:val="center"/>
-            </w:pPr>
-            <w:r>
-              <w:rPr>
-                <w:rFonts w:ascii="Times New Roman" w:hAnsi="Times New Roman" w:cs="Times New Roman" w:eastAsia="黑体"/>
-                <w:b/>
-                <w:color w:val="000000"/>
-                <w:sz w:val="22"/>
-              </w:rPr>
-              <w:t>责任</w:t>
+              <w:t>原有双系统及名称恢复实际浏览器测试</w:t>
             </w:r>
           </w:p>
         </w:tc>
@@ -2303,91 +2932,85 @@
         </w:trPr>
         <w:tc>
           <w:tcPr>
-            <w:tcW w:type="dxa" w:w="1814"/>
+            <w:tcW w:type="dxa" w:w="2154"/>
             <w:vAlign w:val="center"/>
             <w:tcMar>
-              <w:top w:w="85" w:type="dxa"/>
-              <w:left w:w="85" w:type="dxa"/>
-              <w:bottom w:w="85" w:type="dxa"/>
-              <w:right w:w="85" w:type="dxa"/>
+              <w:top w:w="70" w:type="dxa"/>
+              <w:left w:w="70" w:type="dxa"/>
+              <w:bottom w:w="70" w:type="dxa"/>
+              <w:right w:w="70" w:type="dxa"/>
             </w:tcMar>
-            <w:shd w:fill="FFFFFF"/>
           </w:tcPr>
           <w:p>
             <w:pPr>
-              <w:keepNext w:val="0"/>
-              <w:spacing w:after="40" w:before="40" w:line="276" w:lineRule="auto"/>
-              <w:ind w:firstLine="0"/>
-              <w:jc w:val="center"/>
+              <w:keepNext/>
+              <w:spacing w:line="276" w:lineRule="auto" w:before="0" w:after="40"/>
+              <w:jc w:val="left"/>
             </w:pPr>
             <w:r>
               <w:rPr>
-                <w:rFonts w:ascii="Times New Roman" w:hAnsi="Times New Roman" w:cs="Times New Roman" w:eastAsia="宋体"/>
+                <w:rFonts w:ascii="Times New Roman" w:hAnsi="Times New Roman" w:eastAsia="宋体"/>
                 <w:b w:val="0"/>
                 <w:color w:val="000000"/>
-                <w:sz w:val="22"/>
+                <w:sz w:val="19"/>
               </w:rPr>
-              <w:t>个人信息</w:t>
+              <w:t>终端环境图</w:t>
             </w:r>
           </w:p>
         </w:tc>
         <w:tc>
           <w:tcPr>
-            <w:tcW w:type="dxa" w:w="5102"/>
+            <w:tcW w:type="dxa" w:w="3628"/>
             <w:vAlign w:val="center"/>
             <w:tcMar>
-              <w:top w:w="85" w:type="dxa"/>
-              <w:left w:w="85" w:type="dxa"/>
-              <w:bottom w:w="85" w:type="dxa"/>
-              <w:right w:w="85" w:type="dxa"/>
+              <w:top w:w="70" w:type="dxa"/>
+              <w:left w:w="70" w:type="dxa"/>
+              <w:bottom w:w="70" w:type="dxa"/>
+              <w:right w:w="70" w:type="dxa"/>
             </w:tcMar>
-            <w:shd w:fill="FFFFFF"/>
           </w:tcPr>
           <w:p>
             <w:pPr>
-              <w:keepNext w:val="0"/>
-              <w:spacing w:after="40" w:before="40" w:line="276" w:lineRule="auto"/>
-              <w:ind w:firstLine="0"/>
+              <w:keepNext/>
+              <w:spacing w:line="276" w:lineRule="auto" w:before="0" w:after="40"/>
               <w:jc w:val="left"/>
             </w:pPr>
             <w:r>
               <w:rPr>
-                <w:rFonts w:ascii="Times New Roman" w:hAnsi="Times New Roman" w:cs="Times New Roman" w:eastAsia="宋体"/>
+                <w:rFonts w:ascii="Times New Roman" w:hAnsi="Times New Roman" w:eastAsia="宋体"/>
                 <w:b w:val="0"/>
                 <w:color w:val="000000"/>
-                <w:sz w:val="22"/>
+                <w:sz w:val="19"/>
               </w:rPr>
-              <w:t>周新永姓名学号已填；夏俊杰学号、两人班级及课程完成日期留空</w:t>
+              <w:t>仍待补入真实终端图</w:t>
             </w:r>
           </w:p>
         </w:tc>
         <w:tc>
           <w:tcPr>
-            <w:tcW w:type="dxa" w:w="2381"/>
+            <w:tcW w:type="dxa" w:w="3628"/>
             <w:vAlign w:val="center"/>
             <w:tcMar>
-              <w:top w:w="85" w:type="dxa"/>
-              <w:left w:w="85" w:type="dxa"/>
-              <w:bottom w:w="85" w:type="dxa"/>
-              <w:right w:w="85" w:type="dxa"/>
+              <w:top w:w="70" w:type="dxa"/>
+              <w:left w:w="70" w:type="dxa"/>
+              <w:bottom w:w="70" w:type="dxa"/>
+              <w:right w:w="70" w:type="dxa"/>
             </w:tcMar>
-            <w:shd w:fill="FFFFFF"/>
           </w:tcPr>
           <w:p>
             <w:pPr>
-              <w:keepNext w:val="0"/>
-              <w:spacing w:after="40" w:before="40" w:line="276" w:lineRule="auto"/>
-              <w:ind w:firstLine="0"/>
-              <w:jc w:val="center"/>
+              <w:keepNext/>
+              <w:spacing w:line="276" w:lineRule="auto" w:before="0" w:after="40"/>
+              <w:jc w:val="left"/>
             </w:pPr>
             <w:r>
               <w:rPr>
-                <w:rFonts w:ascii="Times New Roman" w:hAnsi="Times New Roman" w:cs="Times New Roman" w:eastAsia="宋体"/>
+                <w:rFonts w:ascii="Times New Roman" w:hAnsi="Times New Roman" w:eastAsia="宋体"/>
                 <w:b w:val="0"/>
                 <w:color w:val="000000"/>
-                <w:sz w:val="22"/>
+                <w:sz w:val="19"/>
               </w:rPr>
-              <w:t>各人据实填写</w:t>
+              <w:t>仍待补入真实终端图</w:t>
             </w:r>
           </w:p>
         </w:tc>
@@ -2398,376 +3021,85 @@
         </w:trPr>
         <w:tc>
           <w:tcPr>
-            <w:tcW w:type="dxa" w:w="1814"/>
+            <w:tcW w:type="dxa" w:w="2154"/>
             <w:vAlign w:val="center"/>
             <w:tcMar>
-              <w:top w:w="85" w:type="dxa"/>
-              <w:left w:w="85" w:type="dxa"/>
-              <w:bottom w:w="85" w:type="dxa"/>
-              <w:right w:w="85" w:type="dxa"/>
+              <w:top w:w="70" w:type="dxa"/>
+              <w:left w:w="70" w:type="dxa"/>
+              <w:bottom w:w="70" w:type="dxa"/>
+              <w:right w:w="70" w:type="dxa"/>
             </w:tcMar>
-            <w:shd w:fill="FFFFFF"/>
           </w:tcPr>
           <w:p>
             <w:pPr>
               <w:keepNext w:val="0"/>
-              <w:spacing w:after="40" w:before="40" w:line="276" w:lineRule="auto"/>
-              <w:ind w:firstLine="0"/>
-              <w:jc w:val="center"/>
+              <w:spacing w:line="276" w:lineRule="auto" w:before="0" w:after="40"/>
+              <w:jc w:val="left"/>
             </w:pPr>
             <w:r>
               <w:rPr>
-                <w:rFonts w:ascii="Times New Roman" w:hAnsi="Times New Roman" w:cs="Times New Roman" w:eastAsia="宋体"/>
+                <w:rFonts w:ascii="Times New Roman" w:hAnsi="Times New Roman" w:eastAsia="宋体"/>
                 <w:b w:val="0"/>
                 <w:color w:val="000000"/>
-                <w:sz w:val="22"/>
+                <w:sz w:val="19"/>
               </w:rPr>
-              <w:t>真实终端环境截图</w:t>
+              <w:t>人工评价</w:t>
             </w:r>
           </w:p>
         </w:tc>
         <w:tc>
           <w:tcPr>
-            <w:tcW w:type="dxa" w:w="5102"/>
+            <w:tcW w:type="dxa" w:w="3628"/>
             <w:vAlign w:val="center"/>
             <w:tcMar>
-              <w:top w:w="85" w:type="dxa"/>
-              <w:left w:w="85" w:type="dxa"/>
-              <w:bottom w:w="85" w:type="dxa"/>
-              <w:right w:w="85" w:type="dxa"/>
+              <w:top w:w="70" w:type="dxa"/>
+              <w:left w:w="70" w:type="dxa"/>
+              <w:bottom w:w="70" w:type="dxa"/>
+              <w:right w:w="70" w:type="dxa"/>
             </w:tcMar>
-            <w:shd w:fill="FFFFFF"/>
           </w:tcPr>
           <w:p>
             <w:pPr>
               <w:keepNext w:val="0"/>
-              <w:spacing w:after="40" w:before="40" w:line="276" w:lineRule="auto"/>
-              <w:ind w:firstLine="0"/>
+              <w:spacing w:line="276" w:lineRule="auto" w:before="0" w:after="40"/>
               <w:jc w:val="left"/>
             </w:pPr>
             <w:r>
               <w:rPr>
-                <w:rFonts w:ascii="Times New Roman" w:hAnsi="Times New Roman" w:cs="Times New Roman" w:eastAsia="宋体"/>
+                <w:rFonts w:ascii="Times New Roman" w:hAnsi="Times New Roman" w:eastAsia="宋体"/>
                 <w:b w:val="0"/>
                 <w:color w:val="000000"/>
-                <w:sz w:val="22"/>
+                <w:sz w:val="19"/>
               </w:rPr>
-              <w:t>尚缺1张，含解释器、Python与依赖版本、项目目录、硬件</w:t>
+              <w:t>自设计划尚未评分，不虚构分数</w:t>
             </w:r>
           </w:p>
         </w:tc>
         <w:tc>
           <w:tcPr>
-            <w:tcW w:type="dxa" w:w="2381"/>
+            <w:tcW w:type="dxa" w:w="3628"/>
             <w:vAlign w:val="center"/>
             <w:tcMar>
-              <w:top w:w="85" w:type="dxa"/>
-              <w:left w:w="85" w:type="dxa"/>
-              <w:bottom w:w="85" w:type="dxa"/>
-              <w:right w:w="85" w:type="dxa"/>
+              <w:top w:w="70" w:type="dxa"/>
+              <w:left w:w="70" w:type="dxa"/>
+              <w:bottom w:w="70" w:type="dxa"/>
+              <w:right w:w="70" w:type="dxa"/>
             </w:tcMar>
-            <w:shd w:fill="FFFFFF"/>
           </w:tcPr>
           <w:p>
             <w:pPr>
               <w:keepNext w:val="0"/>
-              <w:spacing w:after="40" w:before="40" w:line="276" w:lineRule="auto"/>
-              <w:ind w:firstLine="0"/>
-              <w:jc w:val="center"/>
-            </w:pPr>
-            <w:r>
-              <w:rPr>
-                <w:rFonts w:ascii="Times New Roman" w:hAnsi="Times New Roman" w:cs="Times New Roman" w:eastAsia="宋体"/>
-                <w:b w:val="0"/>
-                <w:color w:val="000000"/>
-                <w:sz w:val="22"/>
-              </w:rPr>
-              <w:t>两人采集实际使用环境</w:t>
-            </w:r>
-          </w:p>
-        </w:tc>
-      </w:tr>
-      <w:tr>
-        <w:trPr>
-          <w:cantSplit/>
-        </w:trPr>
-        <w:tc>
-          <w:tcPr>
-            <w:tcW w:type="dxa" w:w="1814"/>
-            <w:vAlign w:val="center"/>
-            <w:tcMar>
-              <w:top w:w="85" w:type="dxa"/>
-              <w:left w:w="85" w:type="dxa"/>
-              <w:bottom w:w="85" w:type="dxa"/>
-              <w:right w:w="85" w:type="dxa"/>
-            </w:tcMar>
-            <w:shd w:fill="FFFFFF"/>
-          </w:tcPr>
-          <w:p>
-            <w:pPr>
-              <w:keepNext w:val="0"/>
-              <w:spacing w:after="40" w:before="40" w:line="276" w:lineRule="auto"/>
-              <w:ind w:firstLine="0"/>
-              <w:jc w:val="center"/>
-            </w:pPr>
-            <w:r>
-              <w:rPr>
-                <w:rFonts w:ascii="Times New Roman" w:hAnsi="Times New Roman" w:cs="Times New Roman" w:eastAsia="宋体"/>
-                <w:b w:val="0"/>
-                <w:color w:val="000000"/>
-                <w:sz w:val="22"/>
-              </w:rPr>
-              <w:t>真实运行截图</w:t>
-            </w:r>
-          </w:p>
-        </w:tc>
-        <w:tc>
-          <w:tcPr>
-            <w:tcW w:type="dxa" w:w="5102"/>
-            <w:vAlign w:val="center"/>
-            <w:tcMar>
-              <w:top w:w="85" w:type="dxa"/>
-              <w:left w:w="85" w:type="dxa"/>
-              <w:bottom w:w="85" w:type="dxa"/>
-              <w:right w:w="85" w:type="dxa"/>
-            </w:tcMar>
-            <w:shd w:fill="FFFFFF"/>
-          </w:tcPr>
-          <w:p>
-            <w:pPr>
-              <w:keepNext w:val="0"/>
-              <w:spacing w:after="40" w:before="40" w:line="276" w:lineRule="auto"/>
-              <w:ind w:firstLine="0"/>
+              <w:spacing w:line="276" w:lineRule="auto" w:before="0" w:after="40"/>
               <w:jc w:val="left"/>
             </w:pPr>
             <w:r>
               <w:rPr>
-                <w:rFonts w:ascii="Times New Roman" w:hAnsi="Times New Roman" w:cs="Times New Roman" w:eastAsia="宋体"/>
+                <w:rFonts w:ascii="Times New Roman" w:hAnsi="Times New Roman" w:eastAsia="宋体"/>
                 <w:b w:val="0"/>
                 <w:color w:val="000000"/>
-                <w:sz w:val="22"/>
+                <w:sz w:val="19"/>
               </w:rPr>
-              <w:t>尚缺至少2张，保留命令与过程上下文</w:t>
-            </w:r>
-          </w:p>
-        </w:tc>
-        <w:tc>
-          <w:tcPr>
-            <w:tcW w:type="dxa" w:w="2381"/>
-            <w:vAlign w:val="center"/>
-            <w:tcMar>
-              <w:top w:w="85" w:type="dxa"/>
-              <w:left w:w="85" w:type="dxa"/>
-              <w:bottom w:w="85" w:type="dxa"/>
-              <w:right w:w="85" w:type="dxa"/>
-            </w:tcMar>
-            <w:shd w:fill="FFFFFF"/>
-          </w:tcPr>
-          <w:p>
-            <w:pPr>
-              <w:keepNext w:val="0"/>
-              <w:spacing w:after="40" w:before="40" w:line="276" w:lineRule="auto"/>
-              <w:ind w:firstLine="0"/>
-              <w:jc w:val="center"/>
-            </w:pPr>
-            <w:r>
-              <w:rPr>
-                <w:rFonts w:ascii="Times New Roman" w:hAnsi="Times New Roman" w:cs="Times New Roman" w:eastAsia="宋体"/>
-                <w:b w:val="0"/>
-                <w:color w:val="000000"/>
-                <w:sz w:val="22"/>
-              </w:rPr>
-              <w:t>按各自正式实验补入</w:t>
-            </w:r>
-          </w:p>
-        </w:tc>
-      </w:tr>
-      <w:tr>
-        <w:trPr>
-          <w:cantSplit/>
-        </w:trPr>
-        <w:tc>
-          <w:tcPr>
-            <w:tcW w:type="dxa" w:w="1814"/>
-            <w:vAlign w:val="center"/>
-            <w:tcMar>
-              <w:top w:w="85" w:type="dxa"/>
-              <w:left w:w="85" w:type="dxa"/>
-              <w:bottom w:w="85" w:type="dxa"/>
-              <w:right w:w="85" w:type="dxa"/>
-            </w:tcMar>
-            <w:shd w:fill="FFFFFF"/>
-          </w:tcPr>
-          <w:p>
-            <w:pPr>
-              <w:keepNext w:val="0"/>
-              <w:spacing w:after="40" w:before="40" w:line="276" w:lineRule="auto"/>
-              <w:ind w:firstLine="0"/>
-              <w:jc w:val="center"/>
-            </w:pPr>
-            <w:r>
-              <w:rPr>
-                <w:rFonts w:ascii="Times New Roman" w:hAnsi="Times New Roman" w:cs="Times New Roman" w:eastAsia="宋体"/>
-                <w:b w:val="0"/>
-                <w:color w:val="000000"/>
-                <w:sz w:val="22"/>
-              </w:rPr>
-              <w:t>人工评分</w:t>
-            </w:r>
-          </w:p>
-        </w:tc>
-        <w:tc>
-          <w:tcPr>
-            <w:tcW w:type="dxa" w:w="5102"/>
-            <w:vAlign w:val="center"/>
-            <w:tcMar>
-              <w:top w:w="85" w:type="dxa"/>
-              <w:left w:w="85" w:type="dxa"/>
-              <w:bottom w:w="85" w:type="dxa"/>
-              <w:right w:w="85" w:type="dxa"/>
-            </w:tcMar>
-            <w:shd w:fill="FFFFFF"/>
-          </w:tcPr>
-          <w:p>
-            <w:pPr>
-              <w:keepNext w:val="0"/>
-              <w:spacing w:after="40" w:before="40" w:line="276" w:lineRule="auto"/>
-              <w:ind w:firstLine="0"/>
-              <w:jc w:val="center"/>
-            </w:pPr>
-            <w:r>
-              <w:rPr>
-                <w:rFonts w:ascii="Times New Roman" w:hAnsi="Times New Roman" w:cs="Times New Roman" w:eastAsia="宋体"/>
-                <w:b w:val="0"/>
-                <w:color w:val="000000"/>
-                <w:sz w:val="22"/>
-              </w:rPr>
-              <w:t>两人原始表均待填写</w:t>
-            </w:r>
-          </w:p>
-        </w:tc>
-        <w:tc>
-          <w:tcPr>
-            <w:tcW w:type="dxa" w:w="2381"/>
-            <w:vAlign w:val="center"/>
-            <w:tcMar>
-              <w:top w:w="85" w:type="dxa"/>
-              <w:left w:w="85" w:type="dxa"/>
-              <w:bottom w:w="85" w:type="dxa"/>
-              <w:right w:w="85" w:type="dxa"/>
-            </w:tcMar>
-            <w:shd w:fill="FFFFFF"/>
-          </w:tcPr>
-          <w:p>
-            <w:pPr>
-              <w:keepNext w:val="0"/>
-              <w:spacing w:after="40" w:before="40" w:line="276" w:lineRule="auto"/>
-              <w:ind w:firstLine="0"/>
-              <w:jc w:val="center"/>
-            </w:pPr>
-            <w:r>
-              <w:rPr>
-                <w:rFonts w:ascii="Times New Roman" w:hAnsi="Times New Roman" w:cs="Times New Roman" w:eastAsia="宋体"/>
-                <w:b w:val="0"/>
-                <w:color w:val="000000"/>
-                <w:sz w:val="22"/>
-              </w:rPr>
-              <w:t>各自独立完成，之后讨论</w:t>
-            </w:r>
-          </w:p>
-        </w:tc>
-      </w:tr>
-      <w:tr>
-        <w:trPr>
-          <w:cantSplit/>
-        </w:trPr>
-        <w:tc>
-          <w:tcPr>
-            <w:tcW w:type="dxa" w:w="1814"/>
-            <w:vAlign w:val="center"/>
-            <w:tcMar>
-              <w:top w:w="85" w:type="dxa"/>
-              <w:left w:w="85" w:type="dxa"/>
-              <w:bottom w:w="85" w:type="dxa"/>
-              <w:right w:w="85" w:type="dxa"/>
-            </w:tcMar>
-            <w:shd w:fill="FFFFFF"/>
-          </w:tcPr>
-          <w:p>
-            <w:pPr>
-              <w:keepNext w:val="0"/>
-              <w:spacing w:after="40" w:before="40" w:line="276" w:lineRule="auto"/>
-              <w:ind w:firstLine="0"/>
-              <w:jc w:val="center"/>
-            </w:pPr>
-            <w:r>
-              <w:rPr>
-                <w:rFonts w:ascii="Times New Roman" w:hAnsi="Times New Roman" w:cs="Times New Roman" w:eastAsia="宋体"/>
-                <w:b w:val="0"/>
-                <w:color w:val="000000"/>
-                <w:sz w:val="22"/>
-              </w:rPr>
-              <w:t>代码与报告</w:t>
-            </w:r>
-          </w:p>
-        </w:tc>
-        <w:tc>
-          <w:tcPr>
-            <w:tcW w:type="dxa" w:w="5102"/>
-            <w:vAlign w:val="center"/>
-            <w:tcMar>
-              <w:top w:w="85" w:type="dxa"/>
-              <w:left w:w="85" w:type="dxa"/>
-              <w:bottom w:w="85" w:type="dxa"/>
-              <w:right w:w="85" w:type="dxa"/>
-            </w:tcMar>
-            <w:shd w:fill="FFFFFF"/>
-          </w:tcPr>
-          <w:p>
-            <w:pPr>
-              <w:keepNext w:val="0"/>
-              <w:spacing w:after="40" w:before="40" w:line="276" w:lineRule="auto"/>
-              <w:ind w:firstLine="0"/>
-              <w:jc w:val="left"/>
-            </w:pPr>
-            <w:r>
-              <w:rPr>
-                <w:rFonts w:ascii="Times New Roman" w:hAnsi="Times New Roman" w:cs="Times New Roman" w:eastAsia="宋体"/>
-                <w:b w:val="0"/>
-                <w:color w:val="000000"/>
-                <w:sz w:val="22"/>
-              </w:rPr>
-              <w:t>三份统一格式Word及可运行代码，数值指向运行证据</w:t>
-            </w:r>
-          </w:p>
-        </w:tc>
-        <w:tc>
-          <w:tcPr>
-            <w:tcW w:type="dxa" w:w="2381"/>
-            <w:vAlign w:val="center"/>
-            <w:tcMar>
-              <w:top w:w="85" w:type="dxa"/>
-              <w:left w:w="85" w:type="dxa"/>
-              <w:bottom w:w="85" w:type="dxa"/>
-              <w:right w:w="85" w:type="dxa"/>
-            </w:tcMar>
-            <w:shd w:fill="FFFFFF"/>
-          </w:tcPr>
-          <w:p>
-            <w:pPr>
-              <w:keepNext w:val="0"/>
-              <w:spacing w:after="40" w:before="40" w:line="276" w:lineRule="auto"/>
-              <w:ind w:firstLine="0"/>
-              <w:jc w:val="center"/>
-            </w:pPr>
-            <w:r>
-              <w:rPr>
-                <w:rFonts w:ascii="Times New Roman" w:hAnsi="Times New Roman" w:cs="Times New Roman" w:eastAsia="宋体"/>
-                <w:b w:val="0"/>
-                <w:color w:val="000000"/>
-                <w:sz w:val="22"/>
-              </w:rPr>
-              <w:t>共同核对后提交</w:t>
+              <w:t>自设计划尚未评分，不虚构分数</w:t>
             </w:r>
           </w:p>
         </w:tc>
@@ -2775,31 +3107,84 @@
     </w:tbl>
     <w:p>
       <w:pPr>
-        <w:spacing w:after="40" w:line="120" w:lineRule="auto"/>
+        <w:keepNext w:val="0"/>
+        <w:keepLines w:val="0"/>
+        <w:pageBreakBefore w:val="0"/>
+        <w:widowControl/>
+        <w:spacing w:line="300" w:lineRule="auto" w:before="0" w:after="80"/>
+        <w:jc w:val="both"/>
       </w:pPr>
+      <w:r>
+        <w:rPr>
+          <w:rFonts w:ascii="Times New Roman" w:hAnsi="Times New Roman" w:eastAsia="宋体"/>
+          <w:color w:val="000000"/>
+          <w:sz w:val="21"/>
+        </w:rPr>
+        <w:t>两份个人报告均按1基本信息、2环境、3数据、4实现、5.1—5.5结果与分析、6总结、7参考资料组织，正文与图表格式统一，原有真实图像和公式保留。不同人的核心参数实验和讨论重点保持区别。</w:t>
+      </w:r>
     </w:p>
     <w:p>
       <w:pPr>
+        <w:pStyle w:val="Heading1"/>
+        <w:keepNext/>
+        <w:keepLines w:val="0"/>
+        <w:pageBreakBefore w:val="0"/>
         <w:widowControl/>
-        <w:spacing w:line="360" w:lineRule="auto" w:after="120"/>
-        <w:ind w:firstLine="482"/>
+        <w:spacing w:line="300" w:lineRule="auto" w:before="200" w:after="100"/>
+        <w:jc w:val="left"/>
       </w:pPr>
       <w:r>
         <w:rPr>
-          <w:rFonts w:ascii="Times New Roman" w:hAnsi="Times New Roman" w:cs="Times New Roman" w:eastAsia="宋体"/>
-          <w:b w:val="0"/>
+          <w:rFonts w:ascii="Times New Roman" w:hAnsi="Times New Roman" w:eastAsia="宋体"/>
+          <w:b/>
+          <w:i w:val="0"/>
           <w:color w:val="000000"/>
-          <w:sz w:val="24"/>
+          <w:sz w:val="26"/>
         </w:rPr>
-        <w:t>正式实验截图应对应200电影运行；合成夹具截图只能说明程序验证。上述人工材料齐备后，两份个人报告填写真实课程完成日期，并将原始评分与讨论记录一同归档。</w:t>
+        <w:t>6 待完成事项与改进顺序</w:t>
+      </w:r>
+    </w:p>
+    <w:p>
+      <w:pPr>
+        <w:keepNext w:val="0"/>
+        <w:keepLines w:val="0"/>
+        <w:pageBreakBefore w:val="0"/>
+        <w:widowControl/>
+        <w:spacing w:line="300" w:lineRule="auto" w:before="0" w:after="80"/>
+        <w:jc w:val="both"/>
+      </w:pPr>
+      <w:r>
+        <w:rPr>
+          <w:rFonts w:ascii="Times New Roman" w:hAnsi="Times New Roman" w:eastAsia="宋体"/>
+          <w:color w:val="000000"/>
+          <w:sz w:val="21"/>
+        </w:rPr>
+        <w:t>提交前仍需补入真实终端环境截图；两份已有实际浏览器测试图保留上下文并放入运行记录。人工评分是本项目原定评价计划，尚未执行；教师所列BLEU、ROUGE及人工评估为示例，不虚构评分。</w:t>
+      </w:r>
+    </w:p>
+    <w:p>
+      <w:pPr>
+        <w:keepNext w:val="0"/>
+        <w:keepLines w:val="0"/>
+        <w:pageBreakBefore w:val="0"/>
+        <w:widowControl/>
+        <w:spacing w:line="300" w:lineRule="auto" w:before="0" w:after="80"/>
+        <w:jc w:val="both"/>
+      </w:pPr>
+      <w:r>
+        <w:rPr>
+          <w:rFonts w:ascii="Times New Roman" w:hAnsi="Times New Roman" w:eastAsia="宋体"/>
+          <w:color w:val="000000"/>
+          <w:sz w:val="21"/>
+        </w:rPr>
+        <w:t>人工计划采用相同100题、A0与验证选定B系统各一份答案，两名评价者独立填写准确性0—2、完整性0—2、流畅度1—5和无依据断言0/1，原始表每人200条。评分空白继续表示未评，原始分歧与讨论另存，不用自动重叠指标或LLM评分代填。</w:t>
       </w:r>
     </w:p>
     <w:sectPr>
       <w:footerReference w:type="default" r:id="rId9"/>
       <w:pgSz w:w="11906" w:h="16838"/>
-      <w:pgMar w:top="1304" w:right="1247" w:bottom="1247" w:left="1361" w:header="397" w:footer="454" w:gutter="0"/>
+      <w:pgMar w:top="1191" w:right="1247" w:bottom="1134" w:left="1247" w:header="397" w:footer="454" w:gutter="0"/>
       <w:cols w:space="720"/>
-      <w:titlePg/>
       <w:docGrid w:linePitch="360"/>
     </w:sectPr>
   </w:body>
@@ -3190,13 +3575,13 @@
     <w:qFormat/>
     <w:rsid w:val="00FC693F"/>
     <w:pPr>
-      <w:spacing w:line="360" w:lineRule="auto" w:after="120"/>
+      <w:spacing w:line="300" w:lineRule="auto" w:after="120"/>
       <w:ind w:firstLine="369"/>
     </w:pPr>
     <w:rPr>
       <w:rFonts w:ascii="Times New Roman" w:hAnsi="Times New Roman" w:eastAsia="宋体" w:cs="Times New Roman"/>
       <w:color w:val="000000"/>
-      <w:sz w:val="24"/>
+      <w:sz w:val="21"/>
     </w:rPr>
   </w:style>
   <w:style w:type="paragraph" w:styleId="Header">
@@ -3258,11 +3643,11 @@
       <w:outlineLvl w:val="0"/>
     </w:pPr>
     <w:rPr>
-      <w:rFonts w:asciiTheme="majorHAnsi" w:eastAsiaTheme="majorEastAsia" w:hAnsiTheme="majorHAnsi" w:cstheme="majorBidi" w:ascii="Times New Roman" w:hAnsi="Times New Roman" w:eastAsia="黑体" w:cs="Times New Roman"/>
+      <w:rFonts w:asciiTheme="majorHAnsi" w:eastAsiaTheme="majorEastAsia" w:hAnsiTheme="majorHAnsi" w:cstheme="majorBidi" w:ascii="Times New Roman" w:hAnsi="Times New Roman" w:eastAsia="宋体" w:cs="Times New Roman"/>
       <w:b/>
       <w:bCs/>
       <w:color w:val="000000"/>
-      <w:sz w:val="24"/>
+      <w:sz w:val="26"/>
       <w:szCs w:val="28"/>
     </w:rPr>
   </w:style>
@@ -3282,7 +3667,7 @@
       <w:outlineLvl w:val="1"/>
     </w:pPr>
     <w:rPr>
-      <w:rFonts w:asciiTheme="majorHAnsi" w:eastAsiaTheme="majorEastAsia" w:hAnsiTheme="majorHAnsi" w:cstheme="majorBidi" w:ascii="Times New Roman" w:hAnsi="Times New Roman" w:eastAsia="黑体" w:cs="Times New Roman"/>
+      <w:rFonts w:asciiTheme="majorHAnsi" w:eastAsiaTheme="majorEastAsia" w:hAnsiTheme="majorHAnsi" w:cstheme="majorBidi" w:ascii="Times New Roman" w:hAnsi="Times New Roman" w:eastAsia="宋体" w:cs="Times New Roman"/>
       <w:b/>
       <w:bCs/>
       <w:color w:val="000000"/>
@@ -3306,11 +3691,11 @@
       <w:outlineLvl w:val="2"/>
     </w:pPr>
     <w:rPr>
-      <w:rFonts w:asciiTheme="majorHAnsi" w:eastAsiaTheme="majorEastAsia" w:hAnsiTheme="majorHAnsi" w:cstheme="majorBidi" w:ascii="Times New Roman" w:hAnsi="Times New Roman" w:eastAsia="黑体" w:cs="Times New Roman"/>
+      <w:rFonts w:asciiTheme="majorHAnsi" w:eastAsiaTheme="majorEastAsia" w:hAnsiTheme="majorHAnsi" w:cstheme="majorBidi" w:ascii="Times New Roman" w:hAnsi="Times New Roman" w:eastAsia="宋体" w:cs="Times New Roman"/>
       <w:b/>
       <w:bCs/>
       <w:color w:val="000000"/>
-      <w:sz w:val="24"/>
+      <w:sz w:val="22"/>
     </w:rPr>
   </w:style>
   <w:style w:type="paragraph" w:styleId="Heading4">
@@ -3545,11 +3930,11 @@
       <w:contextualSpacing/>
     </w:pPr>
     <w:rPr>
-      <w:rFonts w:asciiTheme="majorHAnsi" w:eastAsiaTheme="majorEastAsia" w:hAnsiTheme="majorHAnsi" w:cstheme="majorBidi" w:ascii="Times New Roman" w:hAnsi="Times New Roman" w:eastAsia="黑体" w:cs="Times New Roman"/>
+      <w:rFonts w:asciiTheme="majorHAnsi" w:eastAsiaTheme="majorEastAsia" w:hAnsiTheme="majorHAnsi" w:cstheme="majorBidi" w:ascii="Times New Roman" w:hAnsi="Times New Roman" w:eastAsia="宋体" w:cs="Times New Roman"/>
       <w:color w:val="000000"/>
       <w:spacing w:val="5"/>
       <w:kern w:val="28"/>
-      <w:sz w:val="24"/>
+      <w:sz w:val="36"/>
       <w:szCs w:val="52"/>
     </w:rPr>
   </w:style>
@@ -3588,7 +3973,7 @@
       <w:iCs/>
       <w:color w:val="000000"/>
       <w:spacing w:val="15"/>
-      <w:sz w:val="24"/>
+      <w:sz w:val="21"/>
       <w:szCs w:val="24"/>
     </w:rPr>
   </w:style>

--- a/reports/双人分工与复现实验计划.docx
+++ b/reports/双人分工与复现实验计划.docx
@@ -95,6 +95,24 @@
           <w:right w:val="single" w:sz="4" w:color="D9D9D9"/>
           <w:insideH w:val="single" w:sz="4" w:color="D9D9D9"/>
           <w:insideV w:val="single" w:sz="4" w:color="D9D9D9"/>
+          <w:top w:val="single" w:sz="4" w:color="D9D9D9"/>
+          <w:left w:val="single" w:sz="4" w:color="D9D9D9"/>
+          <w:bottom w:val="single" w:sz="4" w:color="D9D9D9"/>
+          <w:right w:val="single" w:sz="4" w:color="D9D9D9"/>
+          <w:insideH w:val="single" w:sz="4" w:color="D9D9D9"/>
+          <w:insideV w:val="single" w:sz="4" w:color="D9D9D9"/>
+          <w:top w:val="single" w:sz="4" w:color="D9D9D9"/>
+          <w:left w:val="single" w:sz="4" w:color="D9D9D9"/>
+          <w:bottom w:val="single" w:sz="4" w:color="D9D9D9"/>
+          <w:right w:val="single" w:sz="4" w:color="D9D9D9"/>
+          <w:insideH w:val="single" w:sz="4" w:color="D9D9D9"/>
+          <w:insideV w:val="single" w:sz="4" w:color="D9D9D9"/>
+          <w:top w:val="single" w:sz="4" w:color="D9D9D9"/>
+          <w:left w:val="single" w:sz="4" w:color="D9D9D9"/>
+          <w:bottom w:val="single" w:sz="4" w:color="D9D9D9"/>
+          <w:right w:val="single" w:sz="4" w:color="D9D9D9"/>
+          <w:insideH w:val="single" w:sz="4" w:color="D9D9D9"/>
+          <w:insideV w:val="single" w:sz="4" w:color="D9D9D9"/>
         </w:tblBorders>
       </w:tblPr>
       <w:tblGrid>
@@ -106,11 +124,35 @@
         <w:trPr>
           <w:tblHeader/>
           <w:cantSplit/>
+          <w:tblHeader/>
+          <w:tblHeader/>
+          <w:tblHeader/>
         </w:trPr>
         <w:tc>
           <w:tcPr>
             <w:tcW w:type="dxa" w:w="1587"/>
             <w:vAlign w:val="center"/>
+            <w:tcMar>
+              <w:top w:w="70" w:type="dxa"/>
+              <w:left w:w="70" w:type="dxa"/>
+              <w:bottom w:w="70" w:type="dxa"/>
+              <w:right w:w="70" w:type="dxa"/>
+            </w:tcMar>
+            <w:shd w:fill="E7E6E6"/>
+            <w:tcMar>
+              <w:top w:w="70" w:type="dxa"/>
+              <w:left w:w="70" w:type="dxa"/>
+              <w:bottom w:w="70" w:type="dxa"/>
+              <w:right w:w="70" w:type="dxa"/>
+            </w:tcMar>
+            <w:shd w:fill="E7E6E6"/>
+            <w:tcMar>
+              <w:top w:w="70" w:type="dxa"/>
+              <w:left w:w="70" w:type="dxa"/>
+              <w:bottom w:w="70" w:type="dxa"/>
+              <w:right w:w="70" w:type="dxa"/>
+            </w:tcMar>
+            <w:shd w:fill="E7E6E6"/>
             <w:tcMar>
               <w:top w:w="70" w:type="dxa"/>
               <w:left w:w="70" w:type="dxa"/>
@@ -147,6 +189,27 @@
               <w:right w:w="70" w:type="dxa"/>
             </w:tcMar>
             <w:shd w:fill="E7E6E6"/>
+            <w:tcMar>
+              <w:top w:w="70" w:type="dxa"/>
+              <w:left w:w="70" w:type="dxa"/>
+              <w:bottom w:w="70" w:type="dxa"/>
+              <w:right w:w="70" w:type="dxa"/>
+            </w:tcMar>
+            <w:shd w:fill="E7E6E6"/>
+            <w:tcMar>
+              <w:top w:w="70" w:type="dxa"/>
+              <w:left w:w="70" w:type="dxa"/>
+              <w:bottom w:w="70" w:type="dxa"/>
+              <w:right w:w="70" w:type="dxa"/>
+            </w:tcMar>
+            <w:shd w:fill="E7E6E6"/>
+            <w:tcMar>
+              <w:top w:w="70" w:type="dxa"/>
+              <w:left w:w="70" w:type="dxa"/>
+              <w:bottom w:w="70" w:type="dxa"/>
+              <w:right w:w="70" w:type="dxa"/>
+            </w:tcMar>
+            <w:shd w:fill="E7E6E6"/>
           </w:tcPr>
           <w:p>
             <w:pPr>
@@ -169,6 +232,27 @@
           <w:tcPr>
             <w:tcW w:type="dxa" w:w="3912"/>
             <w:vAlign w:val="center"/>
+            <w:tcMar>
+              <w:top w:w="70" w:type="dxa"/>
+              <w:left w:w="70" w:type="dxa"/>
+              <w:bottom w:w="70" w:type="dxa"/>
+              <w:right w:w="70" w:type="dxa"/>
+            </w:tcMar>
+            <w:shd w:fill="E7E6E6"/>
+            <w:tcMar>
+              <w:top w:w="70" w:type="dxa"/>
+              <w:left w:w="70" w:type="dxa"/>
+              <w:bottom w:w="70" w:type="dxa"/>
+              <w:right w:w="70" w:type="dxa"/>
+            </w:tcMar>
+            <w:shd w:fill="E7E6E6"/>
+            <w:tcMar>
+              <w:top w:w="70" w:type="dxa"/>
+              <w:left w:w="70" w:type="dxa"/>
+              <w:bottom w:w="70" w:type="dxa"/>
+              <w:right w:w="70" w:type="dxa"/>
+            </w:tcMar>
+            <w:shd w:fill="E7E6E6"/>
             <w:tcMar>
               <w:top w:w="70" w:type="dxa"/>
               <w:left w:w="70" w:type="dxa"/>
@@ -209,6 +293,24 @@
               <w:bottom w:w="70" w:type="dxa"/>
               <w:right w:w="70" w:type="dxa"/>
             </w:tcMar>
+            <w:tcMar>
+              <w:top w:w="70" w:type="dxa"/>
+              <w:left w:w="70" w:type="dxa"/>
+              <w:bottom w:w="70" w:type="dxa"/>
+              <w:right w:w="70" w:type="dxa"/>
+            </w:tcMar>
+            <w:tcMar>
+              <w:top w:w="70" w:type="dxa"/>
+              <w:left w:w="70" w:type="dxa"/>
+              <w:bottom w:w="70" w:type="dxa"/>
+              <w:right w:w="70" w:type="dxa"/>
+            </w:tcMar>
+            <w:tcMar>
+              <w:top w:w="70" w:type="dxa"/>
+              <w:left w:w="70" w:type="dxa"/>
+              <w:bottom w:w="70" w:type="dxa"/>
+              <w:right w:w="70" w:type="dxa"/>
+            </w:tcMar>
           </w:tcPr>
           <w:p>
             <w:pPr>
@@ -241,6 +343,24 @@
               <w:bottom w:w="70" w:type="dxa"/>
               <w:right w:w="70" w:type="dxa"/>
             </w:tcMar>
+            <w:tcMar>
+              <w:top w:w="70" w:type="dxa"/>
+              <w:left w:w="70" w:type="dxa"/>
+              <w:bottom w:w="70" w:type="dxa"/>
+              <w:right w:w="70" w:type="dxa"/>
+            </w:tcMar>
+            <w:tcMar>
+              <w:top w:w="70" w:type="dxa"/>
+              <w:left w:w="70" w:type="dxa"/>
+              <w:bottom w:w="70" w:type="dxa"/>
+              <w:right w:w="70" w:type="dxa"/>
+            </w:tcMar>
+            <w:tcMar>
+              <w:top w:w="70" w:type="dxa"/>
+              <w:left w:w="70" w:type="dxa"/>
+              <w:bottom w:w="70" w:type="dxa"/>
+              <w:right w:w="70" w:type="dxa"/>
+            </w:tcMar>
           </w:tcPr>
           <w:p>
             <w:pPr>
@@ -263,6 +383,24 @@
           <w:tcPr>
             <w:tcW w:type="dxa" w:w="3912"/>
             <w:vAlign w:val="center"/>
+            <w:tcMar>
+              <w:top w:w="70" w:type="dxa"/>
+              <w:left w:w="70" w:type="dxa"/>
+              <w:bottom w:w="70" w:type="dxa"/>
+              <w:right w:w="70" w:type="dxa"/>
+            </w:tcMar>
+            <w:tcMar>
+              <w:top w:w="70" w:type="dxa"/>
+              <w:left w:w="70" w:type="dxa"/>
+              <w:bottom w:w="70" w:type="dxa"/>
+              <w:right w:w="70" w:type="dxa"/>
+            </w:tcMar>
+            <w:tcMar>
+              <w:top w:w="70" w:type="dxa"/>
+              <w:left w:w="70" w:type="dxa"/>
+              <w:bottom w:w="70" w:type="dxa"/>
+              <w:right w:w="70" w:type="dxa"/>
+            </w:tcMar>
             <w:tcMar>
               <w:top w:w="70" w:type="dxa"/>
               <w:left w:w="70" w:type="dxa"/>
@@ -302,6 +440,24 @@
               <w:bottom w:w="70" w:type="dxa"/>
               <w:right w:w="70" w:type="dxa"/>
             </w:tcMar>
+            <w:tcMar>
+              <w:top w:w="70" w:type="dxa"/>
+              <w:left w:w="70" w:type="dxa"/>
+              <w:bottom w:w="70" w:type="dxa"/>
+              <w:right w:w="70" w:type="dxa"/>
+            </w:tcMar>
+            <w:tcMar>
+              <w:top w:w="70" w:type="dxa"/>
+              <w:left w:w="70" w:type="dxa"/>
+              <w:bottom w:w="70" w:type="dxa"/>
+              <w:right w:w="70" w:type="dxa"/>
+            </w:tcMar>
+            <w:tcMar>
+              <w:top w:w="70" w:type="dxa"/>
+              <w:left w:w="70" w:type="dxa"/>
+              <w:bottom w:w="70" w:type="dxa"/>
+              <w:right w:w="70" w:type="dxa"/>
+            </w:tcMar>
           </w:tcPr>
           <w:p>
             <w:pPr>
@@ -334,6 +490,24 @@
               <w:bottom w:w="70" w:type="dxa"/>
               <w:right w:w="70" w:type="dxa"/>
             </w:tcMar>
+            <w:tcMar>
+              <w:top w:w="70" w:type="dxa"/>
+              <w:left w:w="70" w:type="dxa"/>
+              <w:bottom w:w="70" w:type="dxa"/>
+              <w:right w:w="70" w:type="dxa"/>
+            </w:tcMar>
+            <w:tcMar>
+              <w:top w:w="70" w:type="dxa"/>
+              <w:left w:w="70" w:type="dxa"/>
+              <w:bottom w:w="70" w:type="dxa"/>
+              <w:right w:w="70" w:type="dxa"/>
+            </w:tcMar>
+            <w:tcMar>
+              <w:top w:w="70" w:type="dxa"/>
+              <w:left w:w="70" w:type="dxa"/>
+              <w:bottom w:w="70" w:type="dxa"/>
+              <w:right w:w="70" w:type="dxa"/>
+            </w:tcMar>
           </w:tcPr>
           <w:p>
             <w:pPr>
@@ -356,6 +530,24 @@
           <w:tcPr>
             <w:tcW w:type="dxa" w:w="3912"/>
             <w:vAlign w:val="center"/>
+            <w:tcMar>
+              <w:top w:w="70" w:type="dxa"/>
+              <w:left w:w="70" w:type="dxa"/>
+              <w:bottom w:w="70" w:type="dxa"/>
+              <w:right w:w="70" w:type="dxa"/>
+            </w:tcMar>
+            <w:tcMar>
+              <w:top w:w="70" w:type="dxa"/>
+              <w:left w:w="70" w:type="dxa"/>
+              <w:bottom w:w="70" w:type="dxa"/>
+              <w:right w:w="70" w:type="dxa"/>
+            </w:tcMar>
+            <w:tcMar>
+              <w:top w:w="70" w:type="dxa"/>
+              <w:left w:w="70" w:type="dxa"/>
+              <w:bottom w:w="70" w:type="dxa"/>
+              <w:right w:w="70" w:type="dxa"/>
+            </w:tcMar>
             <w:tcMar>
               <w:top w:w="70" w:type="dxa"/>
               <w:left w:w="70" w:type="dxa"/>
@@ -395,6 +587,24 @@
               <w:bottom w:w="70" w:type="dxa"/>
               <w:right w:w="70" w:type="dxa"/>
             </w:tcMar>
+            <w:tcMar>
+              <w:top w:w="70" w:type="dxa"/>
+              <w:left w:w="70" w:type="dxa"/>
+              <w:bottom w:w="70" w:type="dxa"/>
+              <w:right w:w="70" w:type="dxa"/>
+            </w:tcMar>
+            <w:tcMar>
+              <w:top w:w="70" w:type="dxa"/>
+              <w:left w:w="70" w:type="dxa"/>
+              <w:bottom w:w="70" w:type="dxa"/>
+              <w:right w:w="70" w:type="dxa"/>
+            </w:tcMar>
+            <w:tcMar>
+              <w:top w:w="70" w:type="dxa"/>
+              <w:left w:w="70" w:type="dxa"/>
+              <w:bottom w:w="70" w:type="dxa"/>
+              <w:right w:w="70" w:type="dxa"/>
+            </w:tcMar>
           </w:tcPr>
           <w:p>
             <w:pPr>
@@ -423,6 +633,24 @@
               <w:bottom w:w="70" w:type="dxa"/>
               <w:right w:w="70" w:type="dxa"/>
             </w:tcMar>
+            <w:tcMar>
+              <w:top w:w="70" w:type="dxa"/>
+              <w:left w:w="70" w:type="dxa"/>
+              <w:bottom w:w="70" w:type="dxa"/>
+              <w:right w:w="70" w:type="dxa"/>
+            </w:tcMar>
+            <w:tcMar>
+              <w:top w:w="70" w:type="dxa"/>
+              <w:left w:w="70" w:type="dxa"/>
+              <w:bottom w:w="70" w:type="dxa"/>
+              <w:right w:w="70" w:type="dxa"/>
+            </w:tcMar>
+            <w:tcMar>
+              <w:top w:w="70" w:type="dxa"/>
+              <w:left w:w="70" w:type="dxa"/>
+              <w:bottom w:w="70" w:type="dxa"/>
+              <w:right w:w="70" w:type="dxa"/>
+            </w:tcMar>
           </w:tcPr>
           <w:p>
             <w:pPr>
@@ -445,6 +673,24 @@
           <w:tcPr>
             <w:tcW w:type="dxa" w:w="3912"/>
             <w:vAlign w:val="center"/>
+            <w:tcMar>
+              <w:top w:w="70" w:type="dxa"/>
+              <w:left w:w="70" w:type="dxa"/>
+              <w:bottom w:w="70" w:type="dxa"/>
+              <w:right w:w="70" w:type="dxa"/>
+            </w:tcMar>
+            <w:tcMar>
+              <w:top w:w="70" w:type="dxa"/>
+              <w:left w:w="70" w:type="dxa"/>
+              <w:bottom w:w="70" w:type="dxa"/>
+              <w:right w:w="70" w:type="dxa"/>
+            </w:tcMar>
+            <w:tcMar>
+              <w:top w:w="70" w:type="dxa"/>
+              <w:left w:w="70" w:type="dxa"/>
+              <w:bottom w:w="70" w:type="dxa"/>
+              <w:right w:w="70" w:type="dxa"/>
+            </w:tcMar>
             <w:tcMar>
               <w:top w:w="70" w:type="dxa"/>
               <w:left w:w="70" w:type="dxa"/>
@@ -540,6 +786,24 @@
           <w:right w:val="single" w:sz="4" w:color="D9D9D9"/>
           <w:insideH w:val="single" w:sz="4" w:color="D9D9D9"/>
           <w:insideV w:val="single" w:sz="4" w:color="D9D9D9"/>
+          <w:top w:val="single" w:sz="4" w:color="D9D9D9"/>
+          <w:left w:val="single" w:sz="4" w:color="D9D9D9"/>
+          <w:bottom w:val="single" w:sz="4" w:color="D9D9D9"/>
+          <w:right w:val="single" w:sz="4" w:color="D9D9D9"/>
+          <w:insideH w:val="single" w:sz="4" w:color="D9D9D9"/>
+          <w:insideV w:val="single" w:sz="4" w:color="D9D9D9"/>
+          <w:top w:val="single" w:sz="4" w:color="D9D9D9"/>
+          <w:left w:val="single" w:sz="4" w:color="D9D9D9"/>
+          <w:bottom w:val="single" w:sz="4" w:color="D9D9D9"/>
+          <w:right w:val="single" w:sz="4" w:color="D9D9D9"/>
+          <w:insideH w:val="single" w:sz="4" w:color="D9D9D9"/>
+          <w:insideV w:val="single" w:sz="4" w:color="D9D9D9"/>
+          <w:top w:val="single" w:sz="4" w:color="D9D9D9"/>
+          <w:left w:val="single" w:sz="4" w:color="D9D9D9"/>
+          <w:bottom w:val="single" w:sz="4" w:color="D9D9D9"/>
+          <w:right w:val="single" w:sz="4" w:color="D9D9D9"/>
+          <w:insideH w:val="single" w:sz="4" w:color="D9D9D9"/>
+          <w:insideV w:val="single" w:sz="4" w:color="D9D9D9"/>
         </w:tblBorders>
       </w:tblPr>
       <w:tblGrid>
@@ -551,11 +815,35 @@
         <w:trPr>
           <w:tblHeader/>
           <w:cantSplit/>
+          <w:tblHeader/>
+          <w:tblHeader/>
+          <w:tblHeader/>
         </w:trPr>
         <w:tc>
           <w:tcPr>
             <w:tcW w:type="dxa" w:w="1417"/>
             <w:vAlign w:val="center"/>
+            <w:tcMar>
+              <w:top w:w="70" w:type="dxa"/>
+              <w:left w:w="70" w:type="dxa"/>
+              <w:bottom w:w="70" w:type="dxa"/>
+              <w:right w:w="70" w:type="dxa"/>
+            </w:tcMar>
+            <w:shd w:fill="E7E6E6"/>
+            <w:tcMar>
+              <w:top w:w="70" w:type="dxa"/>
+              <w:left w:w="70" w:type="dxa"/>
+              <w:bottom w:w="70" w:type="dxa"/>
+              <w:right w:w="70" w:type="dxa"/>
+            </w:tcMar>
+            <w:shd w:fill="E7E6E6"/>
+            <w:tcMar>
+              <w:top w:w="70" w:type="dxa"/>
+              <w:left w:w="70" w:type="dxa"/>
+              <w:bottom w:w="70" w:type="dxa"/>
+              <w:right w:w="70" w:type="dxa"/>
+            </w:tcMar>
+            <w:shd w:fill="E7E6E6"/>
             <w:tcMar>
               <w:top w:w="70" w:type="dxa"/>
               <w:left w:w="70" w:type="dxa"/>
@@ -592,6 +880,27 @@
               <w:right w:w="70" w:type="dxa"/>
             </w:tcMar>
             <w:shd w:fill="E7E6E6"/>
+            <w:tcMar>
+              <w:top w:w="70" w:type="dxa"/>
+              <w:left w:w="70" w:type="dxa"/>
+              <w:bottom w:w="70" w:type="dxa"/>
+              <w:right w:w="70" w:type="dxa"/>
+            </w:tcMar>
+            <w:shd w:fill="E7E6E6"/>
+            <w:tcMar>
+              <w:top w:w="70" w:type="dxa"/>
+              <w:left w:w="70" w:type="dxa"/>
+              <w:bottom w:w="70" w:type="dxa"/>
+              <w:right w:w="70" w:type="dxa"/>
+            </w:tcMar>
+            <w:shd w:fill="E7E6E6"/>
+            <w:tcMar>
+              <w:top w:w="70" w:type="dxa"/>
+              <w:left w:w="70" w:type="dxa"/>
+              <w:bottom w:w="70" w:type="dxa"/>
+              <w:right w:w="70" w:type="dxa"/>
+            </w:tcMar>
+            <w:shd w:fill="E7E6E6"/>
           </w:tcPr>
           <w:p>
             <w:pPr>
@@ -614,6 +923,27 @@
           <w:tcPr>
             <w:tcW w:type="dxa" w:w="3005"/>
             <w:vAlign w:val="center"/>
+            <w:tcMar>
+              <w:top w:w="70" w:type="dxa"/>
+              <w:left w:w="70" w:type="dxa"/>
+              <w:bottom w:w="70" w:type="dxa"/>
+              <w:right w:w="70" w:type="dxa"/>
+            </w:tcMar>
+            <w:shd w:fill="E7E6E6"/>
+            <w:tcMar>
+              <w:top w:w="70" w:type="dxa"/>
+              <w:left w:w="70" w:type="dxa"/>
+              <w:bottom w:w="70" w:type="dxa"/>
+              <w:right w:w="70" w:type="dxa"/>
+            </w:tcMar>
+            <w:shd w:fill="E7E6E6"/>
+            <w:tcMar>
+              <w:top w:w="70" w:type="dxa"/>
+              <w:left w:w="70" w:type="dxa"/>
+              <w:bottom w:w="70" w:type="dxa"/>
+              <w:right w:w="70" w:type="dxa"/>
+            </w:tcMar>
+            <w:shd w:fill="E7E6E6"/>
             <w:tcMar>
               <w:top w:w="70" w:type="dxa"/>
               <w:left w:w="70" w:type="dxa"/>
@@ -654,6 +984,24 @@
               <w:bottom w:w="70" w:type="dxa"/>
               <w:right w:w="70" w:type="dxa"/>
             </w:tcMar>
+            <w:tcMar>
+              <w:top w:w="70" w:type="dxa"/>
+              <w:left w:w="70" w:type="dxa"/>
+              <w:bottom w:w="70" w:type="dxa"/>
+              <w:right w:w="70" w:type="dxa"/>
+            </w:tcMar>
+            <w:tcMar>
+              <w:top w:w="70" w:type="dxa"/>
+              <w:left w:w="70" w:type="dxa"/>
+              <w:bottom w:w="70" w:type="dxa"/>
+              <w:right w:w="70" w:type="dxa"/>
+            </w:tcMar>
+            <w:tcMar>
+              <w:top w:w="70" w:type="dxa"/>
+              <w:left w:w="70" w:type="dxa"/>
+              <w:bottom w:w="70" w:type="dxa"/>
+              <w:right w:w="70" w:type="dxa"/>
+            </w:tcMar>
           </w:tcPr>
           <w:p>
             <w:pPr>
@@ -682,6 +1030,24 @@
               <w:bottom w:w="70" w:type="dxa"/>
               <w:right w:w="70" w:type="dxa"/>
             </w:tcMar>
+            <w:tcMar>
+              <w:top w:w="70" w:type="dxa"/>
+              <w:left w:w="70" w:type="dxa"/>
+              <w:bottom w:w="70" w:type="dxa"/>
+              <w:right w:w="70" w:type="dxa"/>
+            </w:tcMar>
+            <w:tcMar>
+              <w:top w:w="70" w:type="dxa"/>
+              <w:left w:w="70" w:type="dxa"/>
+              <w:bottom w:w="70" w:type="dxa"/>
+              <w:right w:w="70" w:type="dxa"/>
+            </w:tcMar>
+            <w:tcMar>
+              <w:top w:w="70" w:type="dxa"/>
+              <w:left w:w="70" w:type="dxa"/>
+              <w:bottom w:w="70" w:type="dxa"/>
+              <w:right w:w="70" w:type="dxa"/>
+            </w:tcMar>
           </w:tcPr>
           <w:p>
             <w:pPr>
@@ -704,6 +1070,24 @@
           <w:tcPr>
             <w:tcW w:type="dxa" w:w="3005"/>
             <w:vAlign w:val="center"/>
+            <w:tcMar>
+              <w:top w:w="70" w:type="dxa"/>
+              <w:left w:w="70" w:type="dxa"/>
+              <w:bottom w:w="70" w:type="dxa"/>
+              <w:right w:w="70" w:type="dxa"/>
+            </w:tcMar>
+            <w:tcMar>
+              <w:top w:w="70" w:type="dxa"/>
+              <w:left w:w="70" w:type="dxa"/>
+              <w:bottom w:w="70" w:type="dxa"/>
+              <w:right w:w="70" w:type="dxa"/>
+            </w:tcMar>
+            <w:tcMar>
+              <w:top w:w="70" w:type="dxa"/>
+              <w:left w:w="70" w:type="dxa"/>
+              <w:bottom w:w="70" w:type="dxa"/>
+              <w:right w:w="70" w:type="dxa"/>
+            </w:tcMar>
             <w:tcMar>
               <w:top w:w="70" w:type="dxa"/>
               <w:left w:w="70" w:type="dxa"/>
@@ -743,6 +1127,24 @@
               <w:bottom w:w="70" w:type="dxa"/>
               <w:right w:w="70" w:type="dxa"/>
             </w:tcMar>
+            <w:tcMar>
+              <w:top w:w="70" w:type="dxa"/>
+              <w:left w:w="70" w:type="dxa"/>
+              <w:bottom w:w="70" w:type="dxa"/>
+              <w:right w:w="70" w:type="dxa"/>
+            </w:tcMar>
+            <w:tcMar>
+              <w:top w:w="70" w:type="dxa"/>
+              <w:left w:w="70" w:type="dxa"/>
+              <w:bottom w:w="70" w:type="dxa"/>
+              <w:right w:w="70" w:type="dxa"/>
+            </w:tcMar>
+            <w:tcMar>
+              <w:top w:w="70" w:type="dxa"/>
+              <w:left w:w="70" w:type="dxa"/>
+              <w:bottom w:w="70" w:type="dxa"/>
+              <w:right w:w="70" w:type="dxa"/>
+            </w:tcMar>
           </w:tcPr>
           <w:p>
             <w:pPr>
@@ -771,6 +1173,24 @@
               <w:bottom w:w="70" w:type="dxa"/>
               <w:right w:w="70" w:type="dxa"/>
             </w:tcMar>
+            <w:tcMar>
+              <w:top w:w="70" w:type="dxa"/>
+              <w:left w:w="70" w:type="dxa"/>
+              <w:bottom w:w="70" w:type="dxa"/>
+              <w:right w:w="70" w:type="dxa"/>
+            </w:tcMar>
+            <w:tcMar>
+              <w:top w:w="70" w:type="dxa"/>
+              <w:left w:w="70" w:type="dxa"/>
+              <w:bottom w:w="70" w:type="dxa"/>
+              <w:right w:w="70" w:type="dxa"/>
+            </w:tcMar>
+            <w:tcMar>
+              <w:top w:w="70" w:type="dxa"/>
+              <w:left w:w="70" w:type="dxa"/>
+              <w:bottom w:w="70" w:type="dxa"/>
+              <w:right w:w="70" w:type="dxa"/>
+            </w:tcMar>
           </w:tcPr>
           <w:p>
             <w:pPr>
@@ -793,6 +1213,24 @@
           <w:tcPr>
             <w:tcW w:type="dxa" w:w="3005"/>
             <w:vAlign w:val="center"/>
+            <w:tcMar>
+              <w:top w:w="70" w:type="dxa"/>
+              <w:left w:w="70" w:type="dxa"/>
+              <w:bottom w:w="70" w:type="dxa"/>
+              <w:right w:w="70" w:type="dxa"/>
+            </w:tcMar>
+            <w:tcMar>
+              <w:top w:w="70" w:type="dxa"/>
+              <w:left w:w="70" w:type="dxa"/>
+              <w:bottom w:w="70" w:type="dxa"/>
+              <w:right w:w="70" w:type="dxa"/>
+            </w:tcMar>
+            <w:tcMar>
+              <w:top w:w="70" w:type="dxa"/>
+              <w:left w:w="70" w:type="dxa"/>
+              <w:bottom w:w="70" w:type="dxa"/>
+              <w:right w:w="70" w:type="dxa"/>
+            </w:tcMar>
             <w:tcMar>
               <w:top w:w="70" w:type="dxa"/>
               <w:left w:w="70" w:type="dxa"/>
@@ -832,6 +1270,24 @@
               <w:bottom w:w="70" w:type="dxa"/>
               <w:right w:w="70" w:type="dxa"/>
             </w:tcMar>
+            <w:tcMar>
+              <w:top w:w="70" w:type="dxa"/>
+              <w:left w:w="70" w:type="dxa"/>
+              <w:bottom w:w="70" w:type="dxa"/>
+              <w:right w:w="70" w:type="dxa"/>
+            </w:tcMar>
+            <w:tcMar>
+              <w:top w:w="70" w:type="dxa"/>
+              <w:left w:w="70" w:type="dxa"/>
+              <w:bottom w:w="70" w:type="dxa"/>
+              <w:right w:w="70" w:type="dxa"/>
+            </w:tcMar>
+            <w:tcMar>
+              <w:top w:w="70" w:type="dxa"/>
+              <w:left w:w="70" w:type="dxa"/>
+              <w:bottom w:w="70" w:type="dxa"/>
+              <w:right w:w="70" w:type="dxa"/>
+            </w:tcMar>
           </w:tcPr>
           <w:p>
             <w:pPr>
@@ -860,6 +1316,24 @@
               <w:bottom w:w="70" w:type="dxa"/>
               <w:right w:w="70" w:type="dxa"/>
             </w:tcMar>
+            <w:tcMar>
+              <w:top w:w="70" w:type="dxa"/>
+              <w:left w:w="70" w:type="dxa"/>
+              <w:bottom w:w="70" w:type="dxa"/>
+              <w:right w:w="70" w:type="dxa"/>
+            </w:tcMar>
+            <w:tcMar>
+              <w:top w:w="70" w:type="dxa"/>
+              <w:left w:w="70" w:type="dxa"/>
+              <w:bottom w:w="70" w:type="dxa"/>
+              <w:right w:w="70" w:type="dxa"/>
+            </w:tcMar>
+            <w:tcMar>
+              <w:top w:w="70" w:type="dxa"/>
+              <w:left w:w="70" w:type="dxa"/>
+              <w:bottom w:w="70" w:type="dxa"/>
+              <w:right w:w="70" w:type="dxa"/>
+            </w:tcMar>
           </w:tcPr>
           <w:p>
             <w:pPr>
@@ -882,6 +1356,24 @@
           <w:tcPr>
             <w:tcW w:type="dxa" w:w="3005"/>
             <w:vAlign w:val="center"/>
+            <w:tcMar>
+              <w:top w:w="70" w:type="dxa"/>
+              <w:left w:w="70" w:type="dxa"/>
+              <w:bottom w:w="70" w:type="dxa"/>
+              <w:right w:w="70" w:type="dxa"/>
+            </w:tcMar>
+            <w:tcMar>
+              <w:top w:w="70" w:type="dxa"/>
+              <w:left w:w="70" w:type="dxa"/>
+              <w:bottom w:w="70" w:type="dxa"/>
+              <w:right w:w="70" w:type="dxa"/>
+            </w:tcMar>
+            <w:tcMar>
+              <w:top w:w="70" w:type="dxa"/>
+              <w:left w:w="70" w:type="dxa"/>
+              <w:bottom w:w="70" w:type="dxa"/>
+              <w:right w:w="70" w:type="dxa"/>
+            </w:tcMar>
             <w:tcMar>
               <w:top w:w="70" w:type="dxa"/>
               <w:left w:w="70" w:type="dxa"/>
@@ -921,6 +1413,24 @@
               <w:bottom w:w="70" w:type="dxa"/>
               <w:right w:w="70" w:type="dxa"/>
             </w:tcMar>
+            <w:tcMar>
+              <w:top w:w="70" w:type="dxa"/>
+              <w:left w:w="70" w:type="dxa"/>
+              <w:bottom w:w="70" w:type="dxa"/>
+              <w:right w:w="70" w:type="dxa"/>
+            </w:tcMar>
+            <w:tcMar>
+              <w:top w:w="70" w:type="dxa"/>
+              <w:left w:w="70" w:type="dxa"/>
+              <w:bottom w:w="70" w:type="dxa"/>
+              <w:right w:w="70" w:type="dxa"/>
+            </w:tcMar>
+            <w:tcMar>
+              <w:top w:w="70" w:type="dxa"/>
+              <w:left w:w="70" w:type="dxa"/>
+              <w:bottom w:w="70" w:type="dxa"/>
+              <w:right w:w="70" w:type="dxa"/>
+            </w:tcMar>
           </w:tcPr>
           <w:p>
             <w:pPr>
@@ -949,6 +1459,24 @@
               <w:bottom w:w="70" w:type="dxa"/>
               <w:right w:w="70" w:type="dxa"/>
             </w:tcMar>
+            <w:tcMar>
+              <w:top w:w="70" w:type="dxa"/>
+              <w:left w:w="70" w:type="dxa"/>
+              <w:bottom w:w="70" w:type="dxa"/>
+              <w:right w:w="70" w:type="dxa"/>
+            </w:tcMar>
+            <w:tcMar>
+              <w:top w:w="70" w:type="dxa"/>
+              <w:left w:w="70" w:type="dxa"/>
+              <w:bottom w:w="70" w:type="dxa"/>
+              <w:right w:w="70" w:type="dxa"/>
+            </w:tcMar>
+            <w:tcMar>
+              <w:top w:w="70" w:type="dxa"/>
+              <w:left w:w="70" w:type="dxa"/>
+              <w:bottom w:w="70" w:type="dxa"/>
+              <w:right w:w="70" w:type="dxa"/>
+            </w:tcMar>
           </w:tcPr>
           <w:p>
             <w:pPr>
@@ -971,6 +1499,24 @@
           <w:tcPr>
             <w:tcW w:type="dxa" w:w="3005"/>
             <w:vAlign w:val="center"/>
+            <w:tcMar>
+              <w:top w:w="70" w:type="dxa"/>
+              <w:left w:w="70" w:type="dxa"/>
+              <w:bottom w:w="70" w:type="dxa"/>
+              <w:right w:w="70" w:type="dxa"/>
+            </w:tcMar>
+            <w:tcMar>
+              <w:top w:w="70" w:type="dxa"/>
+              <w:left w:w="70" w:type="dxa"/>
+              <w:bottom w:w="70" w:type="dxa"/>
+              <w:right w:w="70" w:type="dxa"/>
+            </w:tcMar>
+            <w:tcMar>
+              <w:top w:w="70" w:type="dxa"/>
+              <w:left w:w="70" w:type="dxa"/>
+              <w:bottom w:w="70" w:type="dxa"/>
+              <w:right w:w="70" w:type="dxa"/>
+            </w:tcMar>
             <w:tcMar>
               <w:top w:w="70" w:type="dxa"/>
               <w:left w:w="70" w:type="dxa"/>
@@ -1010,6 +1556,24 @@
               <w:bottom w:w="70" w:type="dxa"/>
               <w:right w:w="70" w:type="dxa"/>
             </w:tcMar>
+            <w:tcMar>
+              <w:top w:w="70" w:type="dxa"/>
+              <w:left w:w="70" w:type="dxa"/>
+              <w:bottom w:w="70" w:type="dxa"/>
+              <w:right w:w="70" w:type="dxa"/>
+            </w:tcMar>
+            <w:tcMar>
+              <w:top w:w="70" w:type="dxa"/>
+              <w:left w:w="70" w:type="dxa"/>
+              <w:bottom w:w="70" w:type="dxa"/>
+              <w:right w:w="70" w:type="dxa"/>
+            </w:tcMar>
+            <w:tcMar>
+              <w:top w:w="70" w:type="dxa"/>
+              <w:left w:w="70" w:type="dxa"/>
+              <w:bottom w:w="70" w:type="dxa"/>
+              <w:right w:w="70" w:type="dxa"/>
+            </w:tcMar>
           </w:tcPr>
           <w:p>
             <w:pPr>
@@ -1038,6 +1602,24 @@
               <w:bottom w:w="70" w:type="dxa"/>
               <w:right w:w="70" w:type="dxa"/>
             </w:tcMar>
+            <w:tcMar>
+              <w:top w:w="70" w:type="dxa"/>
+              <w:left w:w="70" w:type="dxa"/>
+              <w:bottom w:w="70" w:type="dxa"/>
+              <w:right w:w="70" w:type="dxa"/>
+            </w:tcMar>
+            <w:tcMar>
+              <w:top w:w="70" w:type="dxa"/>
+              <w:left w:w="70" w:type="dxa"/>
+              <w:bottom w:w="70" w:type="dxa"/>
+              <w:right w:w="70" w:type="dxa"/>
+            </w:tcMar>
+            <w:tcMar>
+              <w:top w:w="70" w:type="dxa"/>
+              <w:left w:w="70" w:type="dxa"/>
+              <w:bottom w:w="70" w:type="dxa"/>
+              <w:right w:w="70" w:type="dxa"/>
+            </w:tcMar>
           </w:tcPr>
           <w:p>
             <w:pPr>
@@ -1060,6 +1642,24 @@
           <w:tcPr>
             <w:tcW w:type="dxa" w:w="3005"/>
             <w:vAlign w:val="center"/>
+            <w:tcMar>
+              <w:top w:w="70" w:type="dxa"/>
+              <w:left w:w="70" w:type="dxa"/>
+              <w:bottom w:w="70" w:type="dxa"/>
+              <w:right w:w="70" w:type="dxa"/>
+            </w:tcMar>
+            <w:tcMar>
+              <w:top w:w="70" w:type="dxa"/>
+              <w:left w:w="70" w:type="dxa"/>
+              <w:bottom w:w="70" w:type="dxa"/>
+              <w:right w:w="70" w:type="dxa"/>
+            </w:tcMar>
+            <w:tcMar>
+              <w:top w:w="70" w:type="dxa"/>
+              <w:left w:w="70" w:type="dxa"/>
+              <w:bottom w:w="70" w:type="dxa"/>
+              <w:right w:w="70" w:type="dxa"/>
+            </w:tcMar>
             <w:tcMar>
               <w:top w:w="70" w:type="dxa"/>
               <w:left w:w="70" w:type="dxa"/>
@@ -1099,6 +1699,24 @@
               <w:bottom w:w="70" w:type="dxa"/>
               <w:right w:w="70" w:type="dxa"/>
             </w:tcMar>
+            <w:tcMar>
+              <w:top w:w="70" w:type="dxa"/>
+              <w:left w:w="70" w:type="dxa"/>
+              <w:bottom w:w="70" w:type="dxa"/>
+              <w:right w:w="70" w:type="dxa"/>
+            </w:tcMar>
+            <w:tcMar>
+              <w:top w:w="70" w:type="dxa"/>
+              <w:left w:w="70" w:type="dxa"/>
+              <w:bottom w:w="70" w:type="dxa"/>
+              <w:right w:w="70" w:type="dxa"/>
+            </w:tcMar>
+            <w:tcMar>
+              <w:top w:w="70" w:type="dxa"/>
+              <w:left w:w="70" w:type="dxa"/>
+              <w:bottom w:w="70" w:type="dxa"/>
+              <w:right w:w="70" w:type="dxa"/>
+            </w:tcMar>
           </w:tcPr>
           <w:p>
             <w:pPr>
@@ -1127,6 +1745,24 @@
               <w:bottom w:w="70" w:type="dxa"/>
               <w:right w:w="70" w:type="dxa"/>
             </w:tcMar>
+            <w:tcMar>
+              <w:top w:w="70" w:type="dxa"/>
+              <w:left w:w="70" w:type="dxa"/>
+              <w:bottom w:w="70" w:type="dxa"/>
+              <w:right w:w="70" w:type="dxa"/>
+            </w:tcMar>
+            <w:tcMar>
+              <w:top w:w="70" w:type="dxa"/>
+              <w:left w:w="70" w:type="dxa"/>
+              <w:bottom w:w="70" w:type="dxa"/>
+              <w:right w:w="70" w:type="dxa"/>
+            </w:tcMar>
+            <w:tcMar>
+              <w:top w:w="70" w:type="dxa"/>
+              <w:left w:w="70" w:type="dxa"/>
+              <w:bottom w:w="70" w:type="dxa"/>
+              <w:right w:w="70" w:type="dxa"/>
+            </w:tcMar>
           </w:tcPr>
           <w:p>
             <w:pPr>
@@ -1141,7 +1777,7 @@
                 <w:color w:val="000000"/>
                 <w:sz w:val="19"/>
               </w:rPr>
-              <w:t>3轮已完成；验证F1 93.20%，拒答下降；6904题测试F1 69.41%；未切换默认模型</w:t>
+              <w:t>3轮完成；混合6904题F1 69.4081%；738题已见模板100%，其余6166题65.7466%</w:t>
             </w:r>
           </w:p>
         </w:tc>
@@ -1149,6 +1785,24 @@
           <w:tcPr>
             <w:tcW w:type="dxa" w:w="3005"/>
             <w:vAlign w:val="center"/>
+            <w:tcMar>
+              <w:top w:w="70" w:type="dxa"/>
+              <w:left w:w="70" w:type="dxa"/>
+              <w:bottom w:w="70" w:type="dxa"/>
+              <w:right w:w="70" w:type="dxa"/>
+            </w:tcMar>
+            <w:tcMar>
+              <w:top w:w="70" w:type="dxa"/>
+              <w:left w:w="70" w:type="dxa"/>
+              <w:bottom w:w="70" w:type="dxa"/>
+              <w:right w:w="70" w:type="dxa"/>
+            </w:tcMar>
+            <w:tcMar>
+              <w:top w:w="70" w:type="dxa"/>
+              <w:left w:w="70" w:type="dxa"/>
+              <w:bottom w:w="70" w:type="dxa"/>
+              <w:right w:w="70" w:type="dxa"/>
+            </w:tcMar>
             <w:tcMar>
               <w:top w:w="70" w:type="dxa"/>
               <w:left w:w="70" w:type="dxa"/>
@@ -1188,6 +1842,24 @@
               <w:bottom w:w="70" w:type="dxa"/>
               <w:right w:w="70" w:type="dxa"/>
             </w:tcMar>
+            <w:tcMar>
+              <w:top w:w="70" w:type="dxa"/>
+              <w:left w:w="70" w:type="dxa"/>
+              <w:bottom w:w="70" w:type="dxa"/>
+              <w:right w:w="70" w:type="dxa"/>
+            </w:tcMar>
+            <w:tcMar>
+              <w:top w:w="70" w:type="dxa"/>
+              <w:left w:w="70" w:type="dxa"/>
+              <w:bottom w:w="70" w:type="dxa"/>
+              <w:right w:w="70" w:type="dxa"/>
+            </w:tcMar>
+            <w:tcMar>
+              <w:top w:w="70" w:type="dxa"/>
+              <w:left w:w="70" w:type="dxa"/>
+              <w:bottom w:w="70" w:type="dxa"/>
+              <w:right w:w="70" w:type="dxa"/>
+            </w:tcMar>
           </w:tcPr>
           <w:p>
             <w:pPr>
@@ -1216,6 +1888,24 @@
               <w:bottom w:w="70" w:type="dxa"/>
               <w:right w:w="70" w:type="dxa"/>
             </w:tcMar>
+            <w:tcMar>
+              <w:top w:w="70" w:type="dxa"/>
+              <w:left w:w="70" w:type="dxa"/>
+              <w:bottom w:w="70" w:type="dxa"/>
+              <w:right w:w="70" w:type="dxa"/>
+            </w:tcMar>
+            <w:tcMar>
+              <w:top w:w="70" w:type="dxa"/>
+              <w:left w:w="70" w:type="dxa"/>
+              <w:bottom w:w="70" w:type="dxa"/>
+              <w:right w:w="70" w:type="dxa"/>
+            </w:tcMar>
+            <w:tcMar>
+              <w:top w:w="70" w:type="dxa"/>
+              <w:left w:w="70" w:type="dxa"/>
+              <w:bottom w:w="70" w:type="dxa"/>
+              <w:right w:w="70" w:type="dxa"/>
+            </w:tcMar>
           </w:tcPr>
           <w:p>
             <w:pPr>
@@ -1238,6 +1928,24 @@
           <w:tcPr>
             <w:tcW w:type="dxa" w:w="3005"/>
             <w:vAlign w:val="center"/>
+            <w:tcMar>
+              <w:top w:w="70" w:type="dxa"/>
+              <w:left w:w="70" w:type="dxa"/>
+              <w:bottom w:w="70" w:type="dxa"/>
+              <w:right w:w="70" w:type="dxa"/>
+            </w:tcMar>
+            <w:tcMar>
+              <w:top w:w="70" w:type="dxa"/>
+              <w:left w:w="70" w:type="dxa"/>
+              <w:bottom w:w="70" w:type="dxa"/>
+              <w:right w:w="70" w:type="dxa"/>
+            </w:tcMar>
+            <w:tcMar>
+              <w:top w:w="70" w:type="dxa"/>
+              <w:left w:w="70" w:type="dxa"/>
+              <w:bottom w:w="70" w:type="dxa"/>
+              <w:right w:w="70" w:type="dxa"/>
+            </w:tcMar>
             <w:tcMar>
               <w:top w:w="70" w:type="dxa"/>
               <w:left w:w="70" w:type="dxa"/>
@@ -1277,6 +1985,24 @@
               <w:bottom w:w="70" w:type="dxa"/>
               <w:right w:w="70" w:type="dxa"/>
             </w:tcMar>
+            <w:tcMar>
+              <w:top w:w="70" w:type="dxa"/>
+              <w:left w:w="70" w:type="dxa"/>
+              <w:bottom w:w="70" w:type="dxa"/>
+              <w:right w:w="70" w:type="dxa"/>
+            </w:tcMar>
+            <w:tcMar>
+              <w:top w:w="70" w:type="dxa"/>
+              <w:left w:w="70" w:type="dxa"/>
+              <w:bottom w:w="70" w:type="dxa"/>
+              <w:right w:w="70" w:type="dxa"/>
+            </w:tcMar>
+            <w:tcMar>
+              <w:top w:w="70" w:type="dxa"/>
+              <w:left w:w="70" w:type="dxa"/>
+              <w:bottom w:w="70" w:type="dxa"/>
+              <w:right w:w="70" w:type="dxa"/>
+            </w:tcMar>
           </w:tcPr>
           <w:p>
             <w:pPr>
@@ -1305,6 +2031,24 @@
               <w:bottom w:w="70" w:type="dxa"/>
               <w:right w:w="70" w:type="dxa"/>
             </w:tcMar>
+            <w:tcMar>
+              <w:top w:w="70" w:type="dxa"/>
+              <w:left w:w="70" w:type="dxa"/>
+              <w:bottom w:w="70" w:type="dxa"/>
+              <w:right w:w="70" w:type="dxa"/>
+            </w:tcMar>
+            <w:tcMar>
+              <w:top w:w="70" w:type="dxa"/>
+              <w:left w:w="70" w:type="dxa"/>
+              <w:bottom w:w="70" w:type="dxa"/>
+              <w:right w:w="70" w:type="dxa"/>
+            </w:tcMar>
+            <w:tcMar>
+              <w:top w:w="70" w:type="dxa"/>
+              <w:left w:w="70" w:type="dxa"/>
+              <w:bottom w:w="70" w:type="dxa"/>
+              <w:right w:w="70" w:type="dxa"/>
+            </w:tcMar>
           </w:tcPr>
           <w:p>
             <w:pPr>
@@ -1327,6 +2071,24 @@
           <w:tcPr>
             <w:tcW w:type="dxa" w:w="3005"/>
             <w:vAlign w:val="center"/>
+            <w:tcMar>
+              <w:top w:w="70" w:type="dxa"/>
+              <w:left w:w="70" w:type="dxa"/>
+              <w:bottom w:w="70" w:type="dxa"/>
+              <w:right w:w="70" w:type="dxa"/>
+            </w:tcMar>
+            <w:tcMar>
+              <w:top w:w="70" w:type="dxa"/>
+              <w:left w:w="70" w:type="dxa"/>
+              <w:bottom w:w="70" w:type="dxa"/>
+              <w:right w:w="70" w:type="dxa"/>
+            </w:tcMar>
+            <w:tcMar>
+              <w:top w:w="70" w:type="dxa"/>
+              <w:left w:w="70" w:type="dxa"/>
+              <w:bottom w:w="70" w:type="dxa"/>
+              <w:right w:w="70" w:type="dxa"/>
+            </w:tcMar>
             <w:tcMar>
               <w:top w:w="70" w:type="dxa"/>
               <w:left w:w="70" w:type="dxa"/>
@@ -1366,6 +2128,24 @@
               <w:bottom w:w="70" w:type="dxa"/>
               <w:right w:w="70" w:type="dxa"/>
             </w:tcMar>
+            <w:tcMar>
+              <w:top w:w="70" w:type="dxa"/>
+              <w:left w:w="70" w:type="dxa"/>
+              <w:bottom w:w="70" w:type="dxa"/>
+              <w:right w:w="70" w:type="dxa"/>
+            </w:tcMar>
+            <w:tcMar>
+              <w:top w:w="70" w:type="dxa"/>
+              <w:left w:w="70" w:type="dxa"/>
+              <w:bottom w:w="70" w:type="dxa"/>
+              <w:right w:w="70" w:type="dxa"/>
+            </w:tcMar>
+            <w:tcMar>
+              <w:top w:w="70" w:type="dxa"/>
+              <w:left w:w="70" w:type="dxa"/>
+              <w:bottom w:w="70" w:type="dxa"/>
+              <w:right w:w="70" w:type="dxa"/>
+            </w:tcMar>
           </w:tcPr>
           <w:p>
             <w:pPr>
@@ -1394,6 +2174,24 @@
               <w:bottom w:w="70" w:type="dxa"/>
               <w:right w:w="70" w:type="dxa"/>
             </w:tcMar>
+            <w:tcMar>
+              <w:top w:w="70" w:type="dxa"/>
+              <w:left w:w="70" w:type="dxa"/>
+              <w:bottom w:w="70" w:type="dxa"/>
+              <w:right w:w="70" w:type="dxa"/>
+            </w:tcMar>
+            <w:tcMar>
+              <w:top w:w="70" w:type="dxa"/>
+              <w:left w:w="70" w:type="dxa"/>
+              <w:bottom w:w="70" w:type="dxa"/>
+              <w:right w:w="70" w:type="dxa"/>
+            </w:tcMar>
+            <w:tcMar>
+              <w:top w:w="70" w:type="dxa"/>
+              <w:left w:w="70" w:type="dxa"/>
+              <w:bottom w:w="70" w:type="dxa"/>
+              <w:right w:w="70" w:type="dxa"/>
+            </w:tcMar>
           </w:tcPr>
           <w:p>
             <w:pPr>
@@ -1408,7 +2206,7 @@
                 <w:color w:val="000000"/>
                 <w:sz w:val="19"/>
               </w:rPr>
-              <w:t>本机716 passed，39.21秒；协议模拟、执行器、Web和回归分别验证</w:t>
+              <w:t>审计修订740 passed，37.94秒；工程测试不等于模型成绩</w:t>
             </w:r>
           </w:p>
         </w:tc>
@@ -1416,6 +2214,24 @@
           <w:tcPr>
             <w:tcW w:type="dxa" w:w="3005"/>
             <w:vAlign w:val="center"/>
+            <w:tcMar>
+              <w:top w:w="70" w:type="dxa"/>
+              <w:left w:w="70" w:type="dxa"/>
+              <w:bottom w:w="70" w:type="dxa"/>
+              <w:right w:w="70" w:type="dxa"/>
+            </w:tcMar>
+            <w:tcMar>
+              <w:top w:w="70" w:type="dxa"/>
+              <w:left w:w="70" w:type="dxa"/>
+              <w:bottom w:w="70" w:type="dxa"/>
+              <w:right w:w="70" w:type="dxa"/>
+            </w:tcMar>
+            <w:tcMar>
+              <w:top w:w="70" w:type="dxa"/>
+              <w:left w:w="70" w:type="dxa"/>
+              <w:bottom w:w="70" w:type="dxa"/>
+              <w:right w:w="70" w:type="dxa"/>
+            </w:tcMar>
             <w:tcMar>
               <w:top w:w="70" w:type="dxa"/>
               <w:left w:w="70" w:type="dxa"/>
@@ -1511,6 +2327,24 @@
           <w:right w:val="single" w:sz="4" w:color="D9D9D9"/>
           <w:insideH w:val="single" w:sz="4" w:color="D9D9D9"/>
           <w:insideV w:val="single" w:sz="4" w:color="D9D9D9"/>
+          <w:top w:val="single" w:sz="4" w:color="D9D9D9"/>
+          <w:left w:val="single" w:sz="4" w:color="D9D9D9"/>
+          <w:bottom w:val="single" w:sz="4" w:color="D9D9D9"/>
+          <w:right w:val="single" w:sz="4" w:color="D9D9D9"/>
+          <w:insideH w:val="single" w:sz="4" w:color="D9D9D9"/>
+          <w:insideV w:val="single" w:sz="4" w:color="D9D9D9"/>
+          <w:top w:val="single" w:sz="4" w:color="D9D9D9"/>
+          <w:left w:val="single" w:sz="4" w:color="D9D9D9"/>
+          <w:bottom w:val="single" w:sz="4" w:color="D9D9D9"/>
+          <w:right w:val="single" w:sz="4" w:color="D9D9D9"/>
+          <w:insideH w:val="single" w:sz="4" w:color="D9D9D9"/>
+          <w:insideV w:val="single" w:sz="4" w:color="D9D9D9"/>
+          <w:top w:val="single" w:sz="4" w:color="D9D9D9"/>
+          <w:left w:val="single" w:sz="4" w:color="D9D9D9"/>
+          <w:bottom w:val="single" w:sz="4" w:color="D9D9D9"/>
+          <w:right w:val="single" w:sz="4" w:color="D9D9D9"/>
+          <w:insideH w:val="single" w:sz="4" w:color="D9D9D9"/>
+          <w:insideV w:val="single" w:sz="4" w:color="D9D9D9"/>
         </w:tblBorders>
       </w:tblPr>
       <w:tblGrid>
@@ -1522,11 +2356,35 @@
         <w:trPr>
           <w:tblHeader/>
           <w:cantSplit/>
+          <w:tblHeader/>
+          <w:tblHeader/>
+          <w:tblHeader/>
         </w:trPr>
         <w:tc>
           <w:tcPr>
             <w:tcW w:type="dxa" w:w="3288"/>
             <w:vAlign w:val="center"/>
+            <w:tcMar>
+              <w:top w:w="70" w:type="dxa"/>
+              <w:left w:w="70" w:type="dxa"/>
+              <w:bottom w:w="70" w:type="dxa"/>
+              <w:right w:w="70" w:type="dxa"/>
+            </w:tcMar>
+            <w:shd w:fill="E7E6E6"/>
+            <w:tcMar>
+              <w:top w:w="70" w:type="dxa"/>
+              <w:left w:w="70" w:type="dxa"/>
+              <w:bottom w:w="70" w:type="dxa"/>
+              <w:right w:w="70" w:type="dxa"/>
+            </w:tcMar>
+            <w:shd w:fill="E7E6E6"/>
+            <w:tcMar>
+              <w:top w:w="70" w:type="dxa"/>
+              <w:left w:w="70" w:type="dxa"/>
+              <w:bottom w:w="70" w:type="dxa"/>
+              <w:right w:w="70" w:type="dxa"/>
+            </w:tcMar>
+            <w:shd w:fill="E7E6E6"/>
             <w:tcMar>
               <w:top w:w="70" w:type="dxa"/>
               <w:left w:w="70" w:type="dxa"/>
@@ -1563,6 +2421,27 @@
               <w:right w:w="70" w:type="dxa"/>
             </w:tcMar>
             <w:shd w:fill="E7E6E6"/>
+            <w:tcMar>
+              <w:top w:w="70" w:type="dxa"/>
+              <w:left w:w="70" w:type="dxa"/>
+              <w:bottom w:w="70" w:type="dxa"/>
+              <w:right w:w="70" w:type="dxa"/>
+            </w:tcMar>
+            <w:shd w:fill="E7E6E6"/>
+            <w:tcMar>
+              <w:top w:w="70" w:type="dxa"/>
+              <w:left w:w="70" w:type="dxa"/>
+              <w:bottom w:w="70" w:type="dxa"/>
+              <w:right w:w="70" w:type="dxa"/>
+            </w:tcMar>
+            <w:shd w:fill="E7E6E6"/>
+            <w:tcMar>
+              <w:top w:w="70" w:type="dxa"/>
+              <w:left w:w="70" w:type="dxa"/>
+              <w:bottom w:w="70" w:type="dxa"/>
+              <w:right w:w="70" w:type="dxa"/>
+            </w:tcMar>
+            <w:shd w:fill="E7E6E6"/>
           </w:tcPr>
           <w:p>
             <w:pPr>
@@ -1585,6 +2464,27 @@
           <w:tcPr>
             <w:tcW w:type="dxa" w:w="3061"/>
             <w:vAlign w:val="center"/>
+            <w:tcMar>
+              <w:top w:w="70" w:type="dxa"/>
+              <w:left w:w="70" w:type="dxa"/>
+              <w:bottom w:w="70" w:type="dxa"/>
+              <w:right w:w="70" w:type="dxa"/>
+            </w:tcMar>
+            <w:shd w:fill="E7E6E6"/>
+            <w:tcMar>
+              <w:top w:w="70" w:type="dxa"/>
+              <w:left w:w="70" w:type="dxa"/>
+              <w:bottom w:w="70" w:type="dxa"/>
+              <w:right w:w="70" w:type="dxa"/>
+            </w:tcMar>
+            <w:shd w:fill="E7E6E6"/>
+            <w:tcMar>
+              <w:top w:w="70" w:type="dxa"/>
+              <w:left w:w="70" w:type="dxa"/>
+              <w:bottom w:w="70" w:type="dxa"/>
+              <w:right w:w="70" w:type="dxa"/>
+            </w:tcMar>
+            <w:shd w:fill="E7E6E6"/>
             <w:tcMar>
               <w:top w:w="70" w:type="dxa"/>
               <w:left w:w="70" w:type="dxa"/>
@@ -1625,6 +2525,24 @@
               <w:bottom w:w="70" w:type="dxa"/>
               <w:right w:w="70" w:type="dxa"/>
             </w:tcMar>
+            <w:tcMar>
+              <w:top w:w="70" w:type="dxa"/>
+              <w:left w:w="70" w:type="dxa"/>
+              <w:bottom w:w="70" w:type="dxa"/>
+              <w:right w:w="70" w:type="dxa"/>
+            </w:tcMar>
+            <w:tcMar>
+              <w:top w:w="70" w:type="dxa"/>
+              <w:left w:w="70" w:type="dxa"/>
+              <w:bottom w:w="70" w:type="dxa"/>
+              <w:right w:w="70" w:type="dxa"/>
+            </w:tcMar>
+            <w:tcMar>
+              <w:top w:w="70" w:type="dxa"/>
+              <w:left w:w="70" w:type="dxa"/>
+              <w:bottom w:w="70" w:type="dxa"/>
+              <w:right w:w="70" w:type="dxa"/>
+            </w:tcMar>
           </w:tcPr>
           <w:p>
             <w:pPr>
@@ -1653,6 +2571,24 @@
               <w:bottom w:w="70" w:type="dxa"/>
               <w:right w:w="70" w:type="dxa"/>
             </w:tcMar>
+            <w:tcMar>
+              <w:top w:w="70" w:type="dxa"/>
+              <w:left w:w="70" w:type="dxa"/>
+              <w:bottom w:w="70" w:type="dxa"/>
+              <w:right w:w="70" w:type="dxa"/>
+            </w:tcMar>
+            <w:tcMar>
+              <w:top w:w="70" w:type="dxa"/>
+              <w:left w:w="70" w:type="dxa"/>
+              <w:bottom w:w="70" w:type="dxa"/>
+              <w:right w:w="70" w:type="dxa"/>
+            </w:tcMar>
+            <w:tcMar>
+              <w:top w:w="70" w:type="dxa"/>
+              <w:left w:w="70" w:type="dxa"/>
+              <w:bottom w:w="70" w:type="dxa"/>
+              <w:right w:w="70" w:type="dxa"/>
+            </w:tcMar>
           </w:tcPr>
           <w:p>
             <w:pPr>
@@ -1675,6 +2611,24 @@
           <w:tcPr>
             <w:tcW w:type="dxa" w:w="3061"/>
             <w:vAlign w:val="center"/>
+            <w:tcMar>
+              <w:top w:w="70" w:type="dxa"/>
+              <w:left w:w="70" w:type="dxa"/>
+              <w:bottom w:w="70" w:type="dxa"/>
+              <w:right w:w="70" w:type="dxa"/>
+            </w:tcMar>
+            <w:tcMar>
+              <w:top w:w="70" w:type="dxa"/>
+              <w:left w:w="70" w:type="dxa"/>
+              <w:bottom w:w="70" w:type="dxa"/>
+              <w:right w:w="70" w:type="dxa"/>
+            </w:tcMar>
+            <w:tcMar>
+              <w:top w:w="70" w:type="dxa"/>
+              <w:left w:w="70" w:type="dxa"/>
+              <w:bottom w:w="70" w:type="dxa"/>
+              <w:right w:w="70" w:type="dxa"/>
+            </w:tcMar>
             <w:tcMar>
               <w:top w:w="70" w:type="dxa"/>
               <w:left w:w="70" w:type="dxa"/>
@@ -1714,6 +2668,24 @@
               <w:bottom w:w="70" w:type="dxa"/>
               <w:right w:w="70" w:type="dxa"/>
             </w:tcMar>
+            <w:tcMar>
+              <w:top w:w="70" w:type="dxa"/>
+              <w:left w:w="70" w:type="dxa"/>
+              <w:bottom w:w="70" w:type="dxa"/>
+              <w:right w:w="70" w:type="dxa"/>
+            </w:tcMar>
+            <w:tcMar>
+              <w:top w:w="70" w:type="dxa"/>
+              <w:left w:w="70" w:type="dxa"/>
+              <w:bottom w:w="70" w:type="dxa"/>
+              <w:right w:w="70" w:type="dxa"/>
+            </w:tcMar>
+            <w:tcMar>
+              <w:top w:w="70" w:type="dxa"/>
+              <w:left w:w="70" w:type="dxa"/>
+              <w:bottom w:w="70" w:type="dxa"/>
+              <w:right w:w="70" w:type="dxa"/>
+            </w:tcMar>
           </w:tcPr>
           <w:p>
             <w:pPr>
@@ -1742,6 +2714,24 @@
               <w:bottom w:w="70" w:type="dxa"/>
               <w:right w:w="70" w:type="dxa"/>
             </w:tcMar>
+            <w:tcMar>
+              <w:top w:w="70" w:type="dxa"/>
+              <w:left w:w="70" w:type="dxa"/>
+              <w:bottom w:w="70" w:type="dxa"/>
+              <w:right w:w="70" w:type="dxa"/>
+            </w:tcMar>
+            <w:tcMar>
+              <w:top w:w="70" w:type="dxa"/>
+              <w:left w:w="70" w:type="dxa"/>
+              <w:bottom w:w="70" w:type="dxa"/>
+              <w:right w:w="70" w:type="dxa"/>
+            </w:tcMar>
+            <w:tcMar>
+              <w:top w:w="70" w:type="dxa"/>
+              <w:left w:w="70" w:type="dxa"/>
+              <w:bottom w:w="70" w:type="dxa"/>
+              <w:right w:w="70" w:type="dxa"/>
+            </w:tcMar>
           </w:tcPr>
           <w:p>
             <w:pPr>
@@ -1764,6 +2754,24 @@
           <w:tcPr>
             <w:tcW w:type="dxa" w:w="3061"/>
             <w:vAlign w:val="center"/>
+            <w:tcMar>
+              <w:top w:w="70" w:type="dxa"/>
+              <w:left w:w="70" w:type="dxa"/>
+              <w:bottom w:w="70" w:type="dxa"/>
+              <w:right w:w="70" w:type="dxa"/>
+            </w:tcMar>
+            <w:tcMar>
+              <w:top w:w="70" w:type="dxa"/>
+              <w:left w:w="70" w:type="dxa"/>
+              <w:bottom w:w="70" w:type="dxa"/>
+              <w:right w:w="70" w:type="dxa"/>
+            </w:tcMar>
+            <w:tcMar>
+              <w:top w:w="70" w:type="dxa"/>
+              <w:left w:w="70" w:type="dxa"/>
+              <w:bottom w:w="70" w:type="dxa"/>
+              <w:right w:w="70" w:type="dxa"/>
+            </w:tcMar>
             <w:tcMar>
               <w:top w:w="70" w:type="dxa"/>
               <w:left w:w="70" w:type="dxa"/>
@@ -1803,6 +2811,24 @@
               <w:bottom w:w="70" w:type="dxa"/>
               <w:right w:w="70" w:type="dxa"/>
             </w:tcMar>
+            <w:tcMar>
+              <w:top w:w="70" w:type="dxa"/>
+              <w:left w:w="70" w:type="dxa"/>
+              <w:bottom w:w="70" w:type="dxa"/>
+              <w:right w:w="70" w:type="dxa"/>
+            </w:tcMar>
+            <w:tcMar>
+              <w:top w:w="70" w:type="dxa"/>
+              <w:left w:w="70" w:type="dxa"/>
+              <w:bottom w:w="70" w:type="dxa"/>
+              <w:right w:w="70" w:type="dxa"/>
+            </w:tcMar>
+            <w:tcMar>
+              <w:top w:w="70" w:type="dxa"/>
+              <w:left w:w="70" w:type="dxa"/>
+              <w:bottom w:w="70" w:type="dxa"/>
+              <w:right w:w="70" w:type="dxa"/>
+            </w:tcMar>
           </w:tcPr>
           <w:p>
             <w:pPr>
@@ -1831,6 +2857,24 @@
               <w:bottom w:w="70" w:type="dxa"/>
               <w:right w:w="70" w:type="dxa"/>
             </w:tcMar>
+            <w:tcMar>
+              <w:top w:w="70" w:type="dxa"/>
+              <w:left w:w="70" w:type="dxa"/>
+              <w:bottom w:w="70" w:type="dxa"/>
+              <w:right w:w="70" w:type="dxa"/>
+            </w:tcMar>
+            <w:tcMar>
+              <w:top w:w="70" w:type="dxa"/>
+              <w:left w:w="70" w:type="dxa"/>
+              <w:bottom w:w="70" w:type="dxa"/>
+              <w:right w:w="70" w:type="dxa"/>
+            </w:tcMar>
+            <w:tcMar>
+              <w:top w:w="70" w:type="dxa"/>
+              <w:left w:w="70" w:type="dxa"/>
+              <w:bottom w:w="70" w:type="dxa"/>
+              <w:right w:w="70" w:type="dxa"/>
+            </w:tcMar>
           </w:tcPr>
           <w:p>
             <w:pPr>
@@ -1853,6 +2897,24 @@
           <w:tcPr>
             <w:tcW w:type="dxa" w:w="3061"/>
             <w:vAlign w:val="center"/>
+            <w:tcMar>
+              <w:top w:w="70" w:type="dxa"/>
+              <w:left w:w="70" w:type="dxa"/>
+              <w:bottom w:w="70" w:type="dxa"/>
+              <w:right w:w="70" w:type="dxa"/>
+            </w:tcMar>
+            <w:tcMar>
+              <w:top w:w="70" w:type="dxa"/>
+              <w:left w:w="70" w:type="dxa"/>
+              <w:bottom w:w="70" w:type="dxa"/>
+              <w:right w:w="70" w:type="dxa"/>
+            </w:tcMar>
+            <w:tcMar>
+              <w:top w:w="70" w:type="dxa"/>
+              <w:left w:w="70" w:type="dxa"/>
+              <w:bottom w:w="70" w:type="dxa"/>
+              <w:right w:w="70" w:type="dxa"/>
+            </w:tcMar>
             <w:tcMar>
               <w:top w:w="70" w:type="dxa"/>
               <w:left w:w="70" w:type="dxa"/>
@@ -1892,6 +2954,24 @@
               <w:bottom w:w="70" w:type="dxa"/>
               <w:right w:w="70" w:type="dxa"/>
             </w:tcMar>
+            <w:tcMar>
+              <w:top w:w="70" w:type="dxa"/>
+              <w:left w:w="70" w:type="dxa"/>
+              <w:bottom w:w="70" w:type="dxa"/>
+              <w:right w:w="70" w:type="dxa"/>
+            </w:tcMar>
+            <w:tcMar>
+              <w:top w:w="70" w:type="dxa"/>
+              <w:left w:w="70" w:type="dxa"/>
+              <w:bottom w:w="70" w:type="dxa"/>
+              <w:right w:w="70" w:type="dxa"/>
+            </w:tcMar>
+            <w:tcMar>
+              <w:top w:w="70" w:type="dxa"/>
+              <w:left w:w="70" w:type="dxa"/>
+              <w:bottom w:w="70" w:type="dxa"/>
+              <w:right w:w="70" w:type="dxa"/>
+            </w:tcMar>
           </w:tcPr>
           <w:p>
             <w:pPr>
@@ -1920,6 +3000,24 @@
               <w:bottom w:w="70" w:type="dxa"/>
               <w:right w:w="70" w:type="dxa"/>
             </w:tcMar>
+            <w:tcMar>
+              <w:top w:w="70" w:type="dxa"/>
+              <w:left w:w="70" w:type="dxa"/>
+              <w:bottom w:w="70" w:type="dxa"/>
+              <w:right w:w="70" w:type="dxa"/>
+            </w:tcMar>
+            <w:tcMar>
+              <w:top w:w="70" w:type="dxa"/>
+              <w:left w:w="70" w:type="dxa"/>
+              <w:bottom w:w="70" w:type="dxa"/>
+              <w:right w:w="70" w:type="dxa"/>
+            </w:tcMar>
+            <w:tcMar>
+              <w:top w:w="70" w:type="dxa"/>
+              <w:left w:w="70" w:type="dxa"/>
+              <w:bottom w:w="70" w:type="dxa"/>
+              <w:right w:w="70" w:type="dxa"/>
+            </w:tcMar>
           </w:tcPr>
           <w:p>
             <w:pPr>
@@ -1942,6 +3040,24 @@
           <w:tcPr>
             <w:tcW w:type="dxa" w:w="3061"/>
             <w:vAlign w:val="center"/>
+            <w:tcMar>
+              <w:top w:w="70" w:type="dxa"/>
+              <w:left w:w="70" w:type="dxa"/>
+              <w:bottom w:w="70" w:type="dxa"/>
+              <w:right w:w="70" w:type="dxa"/>
+            </w:tcMar>
+            <w:tcMar>
+              <w:top w:w="70" w:type="dxa"/>
+              <w:left w:w="70" w:type="dxa"/>
+              <w:bottom w:w="70" w:type="dxa"/>
+              <w:right w:w="70" w:type="dxa"/>
+            </w:tcMar>
+            <w:tcMar>
+              <w:top w:w="70" w:type="dxa"/>
+              <w:left w:w="70" w:type="dxa"/>
+              <w:bottom w:w="70" w:type="dxa"/>
+              <w:right w:w="70" w:type="dxa"/>
+            </w:tcMar>
             <w:tcMar>
               <w:top w:w="70" w:type="dxa"/>
               <w:left w:w="70" w:type="dxa"/>
@@ -1981,6 +3097,24 @@
               <w:bottom w:w="70" w:type="dxa"/>
               <w:right w:w="70" w:type="dxa"/>
             </w:tcMar>
+            <w:tcMar>
+              <w:top w:w="70" w:type="dxa"/>
+              <w:left w:w="70" w:type="dxa"/>
+              <w:bottom w:w="70" w:type="dxa"/>
+              <w:right w:w="70" w:type="dxa"/>
+            </w:tcMar>
+            <w:tcMar>
+              <w:top w:w="70" w:type="dxa"/>
+              <w:left w:w="70" w:type="dxa"/>
+              <w:bottom w:w="70" w:type="dxa"/>
+              <w:right w:w="70" w:type="dxa"/>
+            </w:tcMar>
+            <w:tcMar>
+              <w:top w:w="70" w:type="dxa"/>
+              <w:left w:w="70" w:type="dxa"/>
+              <w:bottom w:w="70" w:type="dxa"/>
+              <w:right w:w="70" w:type="dxa"/>
+            </w:tcMar>
           </w:tcPr>
           <w:p>
             <w:pPr>
@@ -2009,6 +3143,24 @@
               <w:bottom w:w="70" w:type="dxa"/>
               <w:right w:w="70" w:type="dxa"/>
             </w:tcMar>
+            <w:tcMar>
+              <w:top w:w="70" w:type="dxa"/>
+              <w:left w:w="70" w:type="dxa"/>
+              <w:bottom w:w="70" w:type="dxa"/>
+              <w:right w:w="70" w:type="dxa"/>
+            </w:tcMar>
+            <w:tcMar>
+              <w:top w:w="70" w:type="dxa"/>
+              <w:left w:w="70" w:type="dxa"/>
+              <w:bottom w:w="70" w:type="dxa"/>
+              <w:right w:w="70" w:type="dxa"/>
+            </w:tcMar>
+            <w:tcMar>
+              <w:top w:w="70" w:type="dxa"/>
+              <w:left w:w="70" w:type="dxa"/>
+              <w:bottom w:w="70" w:type="dxa"/>
+              <w:right w:w="70" w:type="dxa"/>
+            </w:tcMar>
           </w:tcPr>
           <w:p>
             <w:pPr>
@@ -2031,6 +3183,24 @@
           <w:tcPr>
             <w:tcW w:type="dxa" w:w="3061"/>
             <w:vAlign w:val="center"/>
+            <w:tcMar>
+              <w:top w:w="70" w:type="dxa"/>
+              <w:left w:w="70" w:type="dxa"/>
+              <w:bottom w:w="70" w:type="dxa"/>
+              <w:right w:w="70" w:type="dxa"/>
+            </w:tcMar>
+            <w:tcMar>
+              <w:top w:w="70" w:type="dxa"/>
+              <w:left w:w="70" w:type="dxa"/>
+              <w:bottom w:w="70" w:type="dxa"/>
+              <w:right w:w="70" w:type="dxa"/>
+            </w:tcMar>
+            <w:tcMar>
+              <w:top w:w="70" w:type="dxa"/>
+              <w:left w:w="70" w:type="dxa"/>
+              <w:bottom w:w="70" w:type="dxa"/>
+              <w:right w:w="70" w:type="dxa"/>
+            </w:tcMar>
             <w:tcMar>
               <w:top w:w="70" w:type="dxa"/>
               <w:left w:w="70" w:type="dxa"/>
@@ -2070,6 +3240,24 @@
               <w:bottom w:w="70" w:type="dxa"/>
               <w:right w:w="70" w:type="dxa"/>
             </w:tcMar>
+            <w:tcMar>
+              <w:top w:w="70" w:type="dxa"/>
+              <w:left w:w="70" w:type="dxa"/>
+              <w:bottom w:w="70" w:type="dxa"/>
+              <w:right w:w="70" w:type="dxa"/>
+            </w:tcMar>
+            <w:tcMar>
+              <w:top w:w="70" w:type="dxa"/>
+              <w:left w:w="70" w:type="dxa"/>
+              <w:bottom w:w="70" w:type="dxa"/>
+              <w:right w:w="70" w:type="dxa"/>
+            </w:tcMar>
+            <w:tcMar>
+              <w:top w:w="70" w:type="dxa"/>
+              <w:left w:w="70" w:type="dxa"/>
+              <w:bottom w:w="70" w:type="dxa"/>
+              <w:right w:w="70" w:type="dxa"/>
+            </w:tcMar>
           </w:tcPr>
           <w:p>
             <w:pPr>
@@ -2098,6 +3286,24 @@
               <w:bottom w:w="70" w:type="dxa"/>
               <w:right w:w="70" w:type="dxa"/>
             </w:tcMar>
+            <w:tcMar>
+              <w:top w:w="70" w:type="dxa"/>
+              <w:left w:w="70" w:type="dxa"/>
+              <w:bottom w:w="70" w:type="dxa"/>
+              <w:right w:w="70" w:type="dxa"/>
+            </w:tcMar>
+            <w:tcMar>
+              <w:top w:w="70" w:type="dxa"/>
+              <w:left w:w="70" w:type="dxa"/>
+              <w:bottom w:w="70" w:type="dxa"/>
+              <w:right w:w="70" w:type="dxa"/>
+            </w:tcMar>
+            <w:tcMar>
+              <w:top w:w="70" w:type="dxa"/>
+              <w:left w:w="70" w:type="dxa"/>
+              <w:bottom w:w="70" w:type="dxa"/>
+              <w:right w:w="70" w:type="dxa"/>
+            </w:tcMar>
           </w:tcPr>
           <w:p>
             <w:pPr>
@@ -2120,6 +3326,24 @@
           <w:tcPr>
             <w:tcW w:type="dxa" w:w="3061"/>
             <w:vAlign w:val="center"/>
+            <w:tcMar>
+              <w:top w:w="70" w:type="dxa"/>
+              <w:left w:w="70" w:type="dxa"/>
+              <w:bottom w:w="70" w:type="dxa"/>
+              <w:right w:w="70" w:type="dxa"/>
+            </w:tcMar>
+            <w:tcMar>
+              <w:top w:w="70" w:type="dxa"/>
+              <w:left w:w="70" w:type="dxa"/>
+              <w:bottom w:w="70" w:type="dxa"/>
+              <w:right w:w="70" w:type="dxa"/>
+            </w:tcMar>
+            <w:tcMar>
+              <w:top w:w="70" w:type="dxa"/>
+              <w:left w:w="70" w:type="dxa"/>
+              <w:bottom w:w="70" w:type="dxa"/>
+              <w:right w:w="70" w:type="dxa"/>
+            </w:tcMar>
             <w:tcMar>
               <w:top w:w="70" w:type="dxa"/>
               <w:left w:w="70" w:type="dxa"/>
@@ -2162,6 +3386,664 @@
           <w:sz w:val="21"/>
         </w:rPr>
         <w:t>P0状态处理在这批开发题上较好，但计划与结构任务匹配低于D0，且交互延迟较大。不能写成已完整理解自然语言、替代B0或提升原主实验分数。后续先固定提示和校验，再收集独立新题；生成句事实与流畅度仍待人工复核。</w:t>
+      </w:r>
+    </w:p>
+    <w:p>
+      <w:pPr>
+        <w:pStyle w:val="Heading3"/>
+        <w:keepNext/>
+        <w:keepLines w:val="0"/>
+        <w:pageBreakBefore w:val="0"/>
+        <w:widowControl/>
+        <w:spacing w:line="300" w:lineRule="auto" w:before="200" w:after="100"/>
+        <w:jc w:val="left"/>
+      </w:pPr>
+      <w:r>
+        <w:rPr>
+          <w:rFonts w:ascii="Times New Roman" w:hAnsi="Times New Roman" w:eastAsia="宋体"/>
+          <w:b/>
+          <w:i w:val="0"/>
+          <w:color w:val="000000"/>
+          <w:sz w:val="22"/>
+        </w:rPr>
+        <w:t>自由问法模板审计勘误</w:t>
+      </w:r>
+    </w:p>
+    <w:p>
+      <w:pPr>
+        <w:keepNext w:val="0"/>
+        <w:keepLines w:val="0"/>
+        <w:pageBreakBefore w:val="0"/>
+        <w:widowControl/>
+        <w:spacing w:line="300" w:lineRule="auto" w:before="0" w:after="80"/>
+        <w:jc w:val="both"/>
+      </w:pPr>
+      <w:r>
+        <w:rPr>
+          <w:rFonts w:ascii="Times New Roman" w:hAnsi="Times New Roman" w:eastAsia="宋体"/>
+          <w:color w:val="000000"/>
+          <w:sz w:val="21"/>
+        </w:rPr>
+        <w:t>审计比较实际原训练题与新增训练题的合并集合，以片名占位、NFKC、大小写及标点归一后的精确模板匹配分组。电影划分未发现交叉；family名不同并不保证句式未见。以下由原保存预测真实重计分，无重新训练、生成或选模。</w:t>
+      </w:r>
+    </w:p>
+    <w:tbl>
+      <w:tblPr>
+        <w:tblW w:type="auto" w:w="0"/>
+        <w:tblLayout w:type="fixed"/>
+        <w:tblLook w:firstColumn="1" w:firstRow="1" w:lastColumn="0" w:lastRow="0" w:noHBand="0" w:noVBand="1" w:val="04A0"/>
+        <w:tblBorders>
+          <w:top w:val="single" w:sz="4" w:color="D9D9D9"/>
+          <w:left w:val="single" w:sz="4" w:color="D9D9D9"/>
+          <w:bottom w:val="single" w:sz="4" w:color="D9D9D9"/>
+          <w:right w:val="single" w:sz="4" w:color="D9D9D9"/>
+          <w:insideH w:val="single" w:sz="4" w:color="D9D9D9"/>
+          <w:insideV w:val="single" w:sz="4" w:color="D9D9D9"/>
+          <w:top w:val="single" w:sz="4" w:color="D9D9D9"/>
+          <w:left w:val="single" w:sz="4" w:color="D9D9D9"/>
+          <w:bottom w:val="single" w:sz="4" w:color="D9D9D9"/>
+          <w:right w:val="single" w:sz="4" w:color="D9D9D9"/>
+          <w:insideH w:val="single" w:sz="4" w:color="D9D9D9"/>
+          <w:insideV w:val="single" w:sz="4" w:color="D9D9D9"/>
+          <w:top w:val="single" w:sz="4" w:color="D9D9D9"/>
+          <w:left w:val="single" w:sz="4" w:color="D9D9D9"/>
+          <w:bottom w:val="single" w:sz="4" w:color="D9D9D9"/>
+          <w:right w:val="single" w:sz="4" w:color="D9D9D9"/>
+          <w:insideH w:val="single" w:sz="4" w:color="D9D9D9"/>
+          <w:insideV w:val="single" w:sz="4" w:color="D9D9D9"/>
+        </w:tblBorders>
+      </w:tblPr>
+      <w:tblGrid>
+        <w:gridCol w:w="4649"/>
+        <w:gridCol w:w="1814"/>
+        <w:gridCol w:w="2948"/>
+      </w:tblGrid>
+      <w:tr>
+        <w:trPr>
+          <w:tblHeader/>
+          <w:cantSplit/>
+          <w:tblHeader/>
+          <w:tblHeader/>
+        </w:trPr>
+        <w:tc>
+          <w:tcPr>
+            <w:tcW w:type="dxa" w:w="4649"/>
+            <w:vAlign w:val="center"/>
+            <w:tcMar>
+              <w:top w:w="70" w:type="dxa"/>
+              <w:left w:w="70" w:type="dxa"/>
+              <w:bottom w:w="70" w:type="dxa"/>
+              <w:right w:w="70" w:type="dxa"/>
+            </w:tcMar>
+            <w:shd w:fill="E7E6E6"/>
+            <w:tcMar>
+              <w:top w:w="70" w:type="dxa"/>
+              <w:left w:w="70" w:type="dxa"/>
+              <w:bottom w:w="70" w:type="dxa"/>
+              <w:right w:w="70" w:type="dxa"/>
+            </w:tcMar>
+            <w:shd w:fill="E7E6E6"/>
+            <w:tcMar>
+              <w:top w:w="70" w:type="dxa"/>
+              <w:left w:w="70" w:type="dxa"/>
+              <w:bottom w:w="70" w:type="dxa"/>
+              <w:right w:w="70" w:type="dxa"/>
+            </w:tcMar>
+            <w:shd w:fill="E7E6E6"/>
+          </w:tcPr>
+          <w:p>
+            <w:pPr>
+              <w:keepNext/>
+              <w:spacing w:line="276" w:lineRule="auto" w:before="0" w:after="40"/>
+              <w:jc w:val="left"/>
+            </w:pPr>
+            <w:r>
+              <w:rPr>
+                <w:rFonts w:ascii="Times New Roman" w:hAnsi="Times New Roman" w:eastAsia="宋体"/>
+                <w:b/>
+                <w:color w:val="000000"/>
+                <w:sz w:val="19"/>
+              </w:rPr>
+              <w:t>测试分组</w:t>
+            </w:r>
+          </w:p>
+        </w:tc>
+        <w:tc>
+          <w:tcPr>
+            <w:tcW w:type="dxa" w:w="1814"/>
+            <w:vAlign w:val="center"/>
+            <w:tcMar>
+              <w:top w:w="70" w:type="dxa"/>
+              <w:left w:w="70" w:type="dxa"/>
+              <w:bottom w:w="70" w:type="dxa"/>
+              <w:right w:w="70" w:type="dxa"/>
+            </w:tcMar>
+            <w:shd w:fill="E7E6E6"/>
+            <w:tcMar>
+              <w:top w:w="70" w:type="dxa"/>
+              <w:left w:w="70" w:type="dxa"/>
+              <w:bottom w:w="70" w:type="dxa"/>
+              <w:right w:w="70" w:type="dxa"/>
+            </w:tcMar>
+            <w:shd w:fill="E7E6E6"/>
+            <w:tcMar>
+              <w:top w:w="70" w:type="dxa"/>
+              <w:left w:w="70" w:type="dxa"/>
+              <w:bottom w:w="70" w:type="dxa"/>
+              <w:right w:w="70" w:type="dxa"/>
+            </w:tcMar>
+            <w:shd w:fill="E7E6E6"/>
+          </w:tcPr>
+          <w:p>
+            <w:pPr>
+              <w:keepNext/>
+              <w:spacing w:line="276" w:lineRule="auto" w:before="0" w:after="40"/>
+              <w:jc w:val="left"/>
+            </w:pPr>
+            <w:r>
+              <w:rPr>
+                <w:rFonts w:ascii="Times New Roman" w:hAnsi="Times New Roman" w:eastAsia="宋体"/>
+                <w:b/>
+                <w:color w:val="000000"/>
+                <w:sz w:val="19"/>
+              </w:rPr>
+              <w:t>题数</w:t>
+            </w:r>
+          </w:p>
+        </w:tc>
+        <w:tc>
+          <w:tcPr>
+            <w:tcW w:type="dxa" w:w="2948"/>
+            <w:vAlign w:val="center"/>
+            <w:tcMar>
+              <w:top w:w="70" w:type="dxa"/>
+              <w:left w:w="70" w:type="dxa"/>
+              <w:bottom w:w="70" w:type="dxa"/>
+              <w:right w:w="70" w:type="dxa"/>
+            </w:tcMar>
+            <w:shd w:fill="E7E6E6"/>
+            <w:tcMar>
+              <w:top w:w="70" w:type="dxa"/>
+              <w:left w:w="70" w:type="dxa"/>
+              <w:bottom w:w="70" w:type="dxa"/>
+              <w:right w:w="70" w:type="dxa"/>
+            </w:tcMar>
+            <w:shd w:fill="E7E6E6"/>
+            <w:tcMar>
+              <w:top w:w="70" w:type="dxa"/>
+              <w:left w:w="70" w:type="dxa"/>
+              <w:bottom w:w="70" w:type="dxa"/>
+              <w:right w:w="70" w:type="dxa"/>
+            </w:tcMar>
+            <w:shd w:fill="E7E6E6"/>
+          </w:tcPr>
+          <w:p>
+            <w:pPr>
+              <w:keepNext/>
+              <w:spacing w:line="276" w:lineRule="auto" w:before="0" w:after="40"/>
+              <w:jc w:val="left"/>
+            </w:pPr>
+            <w:r>
+              <w:rPr>
+                <w:rFonts w:ascii="Times New Roman" w:hAnsi="Times New Roman" w:eastAsia="宋体"/>
+                <w:b/>
+                <w:color w:val="000000"/>
+                <w:sz w:val="19"/>
+              </w:rPr>
+              <w:t>实体Macro F1</w:t>
+            </w:r>
+          </w:p>
+        </w:tc>
+      </w:tr>
+      <w:tr>
+        <w:trPr>
+          <w:cantSplit/>
+        </w:trPr>
+        <w:tc>
+          <w:tcPr>
+            <w:tcW w:type="dxa" w:w="4649"/>
+            <w:vAlign w:val="center"/>
+            <w:tcMar>
+              <w:top w:w="70" w:type="dxa"/>
+              <w:left w:w="70" w:type="dxa"/>
+              <w:bottom w:w="70" w:type="dxa"/>
+              <w:right w:w="70" w:type="dxa"/>
+            </w:tcMar>
+            <w:tcMar>
+              <w:top w:w="70" w:type="dxa"/>
+              <w:left w:w="70" w:type="dxa"/>
+              <w:bottom w:w="70" w:type="dxa"/>
+              <w:right w:w="70" w:type="dxa"/>
+            </w:tcMar>
+            <w:tcMar>
+              <w:top w:w="70" w:type="dxa"/>
+              <w:left w:w="70" w:type="dxa"/>
+              <w:bottom w:w="70" w:type="dxa"/>
+              <w:right w:w="70" w:type="dxa"/>
+            </w:tcMar>
+          </w:tcPr>
+          <w:p>
+            <w:pPr>
+              <w:keepNext/>
+              <w:spacing w:line="276" w:lineRule="auto" w:before="0" w:after="40"/>
+              <w:jc w:val="left"/>
+            </w:pPr>
+            <w:r>
+              <w:rPr>
+                <w:rFonts w:ascii="Times New Roman" w:hAnsi="Times New Roman" w:eastAsia="宋体"/>
+                <w:b w:val="0"/>
+                <w:color w:val="000000"/>
+                <w:sz w:val="19"/>
+              </w:rPr>
+              <w:t>已见规范化模板</w:t>
+            </w:r>
+          </w:p>
+        </w:tc>
+        <w:tc>
+          <w:tcPr>
+            <w:tcW w:type="dxa" w:w="1814"/>
+            <w:vAlign w:val="center"/>
+            <w:tcMar>
+              <w:top w:w="70" w:type="dxa"/>
+              <w:left w:w="70" w:type="dxa"/>
+              <w:bottom w:w="70" w:type="dxa"/>
+              <w:right w:w="70" w:type="dxa"/>
+            </w:tcMar>
+            <w:tcMar>
+              <w:top w:w="70" w:type="dxa"/>
+              <w:left w:w="70" w:type="dxa"/>
+              <w:bottom w:w="70" w:type="dxa"/>
+              <w:right w:w="70" w:type="dxa"/>
+            </w:tcMar>
+            <w:tcMar>
+              <w:top w:w="70" w:type="dxa"/>
+              <w:left w:w="70" w:type="dxa"/>
+              <w:bottom w:w="70" w:type="dxa"/>
+              <w:right w:w="70" w:type="dxa"/>
+            </w:tcMar>
+          </w:tcPr>
+          <w:p>
+            <w:pPr>
+              <w:keepNext/>
+              <w:spacing w:line="276" w:lineRule="auto" w:before="0" w:after="40"/>
+              <w:jc w:val="left"/>
+            </w:pPr>
+            <w:r>
+              <w:rPr>
+                <w:rFonts w:ascii="Times New Roman" w:hAnsi="Times New Roman" w:eastAsia="宋体"/>
+                <w:b w:val="0"/>
+                <w:color w:val="000000"/>
+                <w:sz w:val="19"/>
+              </w:rPr>
+              <w:t>738</w:t>
+            </w:r>
+          </w:p>
+        </w:tc>
+        <w:tc>
+          <w:tcPr>
+            <w:tcW w:type="dxa" w:w="2948"/>
+            <w:vAlign w:val="center"/>
+            <w:tcMar>
+              <w:top w:w="70" w:type="dxa"/>
+              <w:left w:w="70" w:type="dxa"/>
+              <w:bottom w:w="70" w:type="dxa"/>
+              <w:right w:w="70" w:type="dxa"/>
+            </w:tcMar>
+            <w:tcMar>
+              <w:top w:w="70" w:type="dxa"/>
+              <w:left w:w="70" w:type="dxa"/>
+              <w:bottom w:w="70" w:type="dxa"/>
+              <w:right w:w="70" w:type="dxa"/>
+            </w:tcMar>
+            <w:tcMar>
+              <w:top w:w="70" w:type="dxa"/>
+              <w:left w:w="70" w:type="dxa"/>
+              <w:bottom w:w="70" w:type="dxa"/>
+              <w:right w:w="70" w:type="dxa"/>
+            </w:tcMar>
+          </w:tcPr>
+          <w:p>
+            <w:pPr>
+              <w:keepNext/>
+              <w:spacing w:line="276" w:lineRule="auto" w:before="0" w:after="40"/>
+              <w:jc w:val="left"/>
+            </w:pPr>
+            <w:r>
+              <w:rPr>
+                <w:rFonts w:ascii="Times New Roman" w:hAnsi="Times New Roman" w:eastAsia="宋体"/>
+                <w:b w:val="0"/>
+                <w:color w:val="000000"/>
+                <w:sz w:val="19"/>
+              </w:rPr>
+              <w:t>100.0000%</w:t>
+            </w:r>
+          </w:p>
+        </w:tc>
+      </w:tr>
+      <w:tr>
+        <w:trPr>
+          <w:cantSplit/>
+        </w:trPr>
+        <w:tc>
+          <w:tcPr>
+            <w:tcW w:type="dxa" w:w="4649"/>
+            <w:vAlign w:val="center"/>
+            <w:tcMar>
+              <w:top w:w="70" w:type="dxa"/>
+              <w:left w:w="70" w:type="dxa"/>
+              <w:bottom w:w="70" w:type="dxa"/>
+              <w:right w:w="70" w:type="dxa"/>
+            </w:tcMar>
+            <w:tcMar>
+              <w:top w:w="70" w:type="dxa"/>
+              <w:left w:w="70" w:type="dxa"/>
+              <w:bottom w:w="70" w:type="dxa"/>
+              <w:right w:w="70" w:type="dxa"/>
+            </w:tcMar>
+            <w:tcMar>
+              <w:top w:w="70" w:type="dxa"/>
+              <w:left w:w="70" w:type="dxa"/>
+              <w:bottom w:w="70" w:type="dxa"/>
+              <w:right w:w="70" w:type="dxa"/>
+            </w:tcMar>
+          </w:tcPr>
+          <w:p>
+            <w:pPr>
+              <w:keepNext/>
+              <w:spacing w:line="276" w:lineRule="auto" w:before="0" w:after="40"/>
+              <w:jc w:val="left"/>
+            </w:pPr>
+            <w:r>
+              <w:rPr>
+                <w:rFonts w:ascii="Times New Roman" w:hAnsi="Times New Roman" w:eastAsia="宋体"/>
+                <w:b w:val="0"/>
+                <w:color w:val="000000"/>
+                <w:sz w:val="19"/>
+              </w:rPr>
+              <w:t>其余模板</w:t>
+            </w:r>
+          </w:p>
+        </w:tc>
+        <w:tc>
+          <w:tcPr>
+            <w:tcW w:type="dxa" w:w="1814"/>
+            <w:vAlign w:val="center"/>
+            <w:tcMar>
+              <w:top w:w="70" w:type="dxa"/>
+              <w:left w:w="70" w:type="dxa"/>
+              <w:bottom w:w="70" w:type="dxa"/>
+              <w:right w:w="70" w:type="dxa"/>
+            </w:tcMar>
+            <w:tcMar>
+              <w:top w:w="70" w:type="dxa"/>
+              <w:left w:w="70" w:type="dxa"/>
+              <w:bottom w:w="70" w:type="dxa"/>
+              <w:right w:w="70" w:type="dxa"/>
+            </w:tcMar>
+            <w:tcMar>
+              <w:top w:w="70" w:type="dxa"/>
+              <w:left w:w="70" w:type="dxa"/>
+              <w:bottom w:w="70" w:type="dxa"/>
+              <w:right w:w="70" w:type="dxa"/>
+            </w:tcMar>
+          </w:tcPr>
+          <w:p>
+            <w:pPr>
+              <w:keepNext/>
+              <w:spacing w:line="276" w:lineRule="auto" w:before="0" w:after="40"/>
+              <w:jc w:val="left"/>
+            </w:pPr>
+            <w:r>
+              <w:rPr>
+                <w:rFonts w:ascii="Times New Roman" w:hAnsi="Times New Roman" w:eastAsia="宋体"/>
+                <w:b w:val="0"/>
+                <w:color w:val="000000"/>
+                <w:sz w:val="19"/>
+              </w:rPr>
+              <w:t>6166</w:t>
+            </w:r>
+          </w:p>
+        </w:tc>
+        <w:tc>
+          <w:tcPr>
+            <w:tcW w:type="dxa" w:w="2948"/>
+            <w:vAlign w:val="center"/>
+            <w:tcMar>
+              <w:top w:w="70" w:type="dxa"/>
+              <w:left w:w="70" w:type="dxa"/>
+              <w:bottom w:w="70" w:type="dxa"/>
+              <w:right w:w="70" w:type="dxa"/>
+            </w:tcMar>
+            <w:tcMar>
+              <w:top w:w="70" w:type="dxa"/>
+              <w:left w:w="70" w:type="dxa"/>
+              <w:bottom w:w="70" w:type="dxa"/>
+              <w:right w:w="70" w:type="dxa"/>
+            </w:tcMar>
+            <w:tcMar>
+              <w:top w:w="70" w:type="dxa"/>
+              <w:left w:w="70" w:type="dxa"/>
+              <w:bottom w:w="70" w:type="dxa"/>
+              <w:right w:w="70" w:type="dxa"/>
+            </w:tcMar>
+          </w:tcPr>
+          <w:p>
+            <w:pPr>
+              <w:keepNext/>
+              <w:spacing w:line="276" w:lineRule="auto" w:before="0" w:after="40"/>
+              <w:jc w:val="left"/>
+            </w:pPr>
+            <w:r>
+              <w:rPr>
+                <w:rFonts w:ascii="Times New Roman" w:hAnsi="Times New Roman" w:eastAsia="宋体"/>
+                <w:b w:val="0"/>
+                <w:color w:val="000000"/>
+                <w:sz w:val="19"/>
+              </w:rPr>
+              <w:t>65.7466%</w:t>
+            </w:r>
+          </w:p>
+        </w:tc>
+      </w:tr>
+      <w:tr>
+        <w:trPr>
+          <w:cantSplit/>
+        </w:trPr>
+        <w:tc>
+          <w:tcPr>
+            <w:tcW w:type="dxa" w:w="4649"/>
+            <w:vAlign w:val="center"/>
+            <w:tcMar>
+              <w:top w:w="70" w:type="dxa"/>
+              <w:left w:w="70" w:type="dxa"/>
+              <w:bottom w:w="70" w:type="dxa"/>
+              <w:right w:w="70" w:type="dxa"/>
+            </w:tcMar>
+            <w:tcMar>
+              <w:top w:w="70" w:type="dxa"/>
+              <w:left w:w="70" w:type="dxa"/>
+              <w:bottom w:w="70" w:type="dxa"/>
+              <w:right w:w="70" w:type="dxa"/>
+            </w:tcMar>
+            <w:tcMar>
+              <w:top w:w="70" w:type="dxa"/>
+              <w:left w:w="70" w:type="dxa"/>
+              <w:bottom w:w="70" w:type="dxa"/>
+              <w:right w:w="70" w:type="dxa"/>
+            </w:tcMar>
+          </w:tcPr>
+          <w:p>
+            <w:pPr>
+              <w:keepNext w:val="0"/>
+              <w:spacing w:line="276" w:lineRule="auto" w:before="0" w:after="40"/>
+              <w:jc w:val="left"/>
+            </w:pPr>
+            <w:r>
+              <w:rPr>
+                <w:rFonts w:ascii="Times New Roman" w:hAnsi="Times New Roman" w:eastAsia="宋体"/>
+                <w:b w:val="0"/>
+                <w:color w:val="000000"/>
+                <w:sz w:val="19"/>
+              </w:rPr>
+              <w:t>混合全体</w:t>
+            </w:r>
+          </w:p>
+        </w:tc>
+        <w:tc>
+          <w:tcPr>
+            <w:tcW w:type="dxa" w:w="1814"/>
+            <w:vAlign w:val="center"/>
+            <w:tcMar>
+              <w:top w:w="70" w:type="dxa"/>
+              <w:left w:w="70" w:type="dxa"/>
+              <w:bottom w:w="70" w:type="dxa"/>
+              <w:right w:w="70" w:type="dxa"/>
+            </w:tcMar>
+            <w:tcMar>
+              <w:top w:w="70" w:type="dxa"/>
+              <w:left w:w="70" w:type="dxa"/>
+              <w:bottom w:w="70" w:type="dxa"/>
+              <w:right w:w="70" w:type="dxa"/>
+            </w:tcMar>
+            <w:tcMar>
+              <w:top w:w="70" w:type="dxa"/>
+              <w:left w:w="70" w:type="dxa"/>
+              <w:bottom w:w="70" w:type="dxa"/>
+              <w:right w:w="70" w:type="dxa"/>
+            </w:tcMar>
+          </w:tcPr>
+          <w:p>
+            <w:pPr>
+              <w:keepNext w:val="0"/>
+              <w:spacing w:line="276" w:lineRule="auto" w:before="0" w:after="40"/>
+              <w:jc w:val="left"/>
+            </w:pPr>
+            <w:r>
+              <w:rPr>
+                <w:rFonts w:ascii="Times New Roman" w:hAnsi="Times New Roman" w:eastAsia="宋体"/>
+                <w:b w:val="0"/>
+                <w:color w:val="000000"/>
+                <w:sz w:val="19"/>
+              </w:rPr>
+              <w:t>6904</w:t>
+            </w:r>
+          </w:p>
+        </w:tc>
+        <w:tc>
+          <w:tcPr>
+            <w:tcW w:type="dxa" w:w="2948"/>
+            <w:vAlign w:val="center"/>
+            <w:tcMar>
+              <w:top w:w="70" w:type="dxa"/>
+              <w:left w:w="70" w:type="dxa"/>
+              <w:bottom w:w="70" w:type="dxa"/>
+              <w:right w:w="70" w:type="dxa"/>
+            </w:tcMar>
+            <w:tcMar>
+              <w:top w:w="70" w:type="dxa"/>
+              <w:left w:w="70" w:type="dxa"/>
+              <w:bottom w:w="70" w:type="dxa"/>
+              <w:right w:w="70" w:type="dxa"/>
+            </w:tcMar>
+            <w:tcMar>
+              <w:top w:w="70" w:type="dxa"/>
+              <w:left w:w="70" w:type="dxa"/>
+              <w:bottom w:w="70" w:type="dxa"/>
+              <w:right w:w="70" w:type="dxa"/>
+            </w:tcMar>
+          </w:tcPr>
+          <w:p>
+            <w:pPr>
+              <w:keepNext w:val="0"/>
+              <w:spacing w:line="276" w:lineRule="auto" w:before="0" w:after="40"/>
+              <w:jc w:val="left"/>
+            </w:pPr>
+            <w:r>
+              <w:rPr>
+                <w:rFonts w:ascii="Times New Roman" w:hAnsi="Times New Roman" w:eastAsia="宋体"/>
+                <w:b w:val="0"/>
+                <w:color w:val="000000"/>
+                <w:sz w:val="19"/>
+              </w:rPr>
+              <w:t>69.4081%</w:t>
+            </w:r>
+          </w:p>
+        </w:tc>
+      </w:tr>
+    </w:tbl>
+    <w:p>
+      <w:pPr>
+        <w:keepNext w:val="0"/>
+        <w:keepLines w:val="0"/>
+        <w:pageBreakBefore w:val="0"/>
+        <w:widowControl/>
+        <w:spacing w:line="300" w:lineRule="auto" w:before="0" w:after="80"/>
+        <w:jc w:val="both"/>
+      </w:pPr>
+      <w:r>
+        <w:rPr>
+          <w:rFonts w:ascii="Times New Roman" w:hAnsi="Times New Roman" w:eastAsia="宋体"/>
+          <w:color w:val="000000"/>
+          <w:sz w:val="21"/>
+        </w:rPr>
+        <w:t>738+6166=6904。其余模板仅表示未找到上述规范化精确匹配，不等于独立真人自然问答；6868道验证题的该类重叠为0。原v1/v2冻结数据和原分数保留，v3新增合并训练模板防重叠校验，未据此重新训练。原预测、分组题号和复算脚本见verification/2026-10-31/pr12_audit_fixes/freeform/及scripts/audit_freeform_overlap.py。</w:t>
+      </w:r>
+    </w:p>
+    <w:p>
+      <w:pPr>
+        <w:pStyle w:val="Heading3"/>
+        <w:keepNext/>
+        <w:keepLines w:val="0"/>
+        <w:pageBreakBefore w:val="0"/>
+        <w:widowControl/>
+        <w:spacing w:line="300" w:lineRule="auto" w:before="200" w:after="100"/>
+        <w:jc w:val="left"/>
+      </w:pPr>
+      <w:r>
+        <w:rPr>
+          <w:rFonts w:ascii="Times New Roman" w:hAnsi="Times New Roman" w:eastAsia="宋体"/>
+          <w:b/>
+          <w:i w:val="0"/>
+          <w:color w:val="000000"/>
+          <w:sz w:val="22"/>
+        </w:rPr>
+        <w:t>P0证据回答修订</w:t>
+      </w:r>
+    </w:p>
+    <w:p>
+      <w:pPr>
+        <w:keepNext w:val="0"/>
+        <w:keepLines w:val="0"/>
+        <w:pageBreakBefore w:val="0"/>
+        <w:widowControl/>
+        <w:spacing w:line="300" w:lineRule="auto" w:before="0" w:after="80"/>
+        <w:jc w:val="both"/>
+      </w:pPr>
+      <w:r>
+        <w:rPr>
+          <w:rFonts w:ascii="Times New Roman" w:hAnsi="Times New Roman" w:eastAsia="宋体"/>
+          <w:color w:val="000000"/>
+          <w:sz w:val="21"/>
+        </w:rPr>
+        <w:t>2026年10月31日审计修订后，P0最终展示始终由render_tool按执行结果生成完整受控证据句，模型原文仅存于raw_answer。只有与受控句仅空白不同且引用完全匹配的文本可标为accepted；正确引用不能证明任意附加断言成立。中英文合成控制器测试覆盖导演误写为演员、主客体颠倒及追加无证据获奖信息，均不得进入最终答案。这属于控制器测试，不是声称真实Qwen生成了这些错误。错误计划及图谱缺失仍需分别检查。</w:t>
+      </w:r>
+    </w:p>
+    <w:p>
+      <w:pPr>
+        <w:keepNext w:val="0"/>
+        <w:keepLines w:val="0"/>
+        <w:pageBreakBefore w:val="0"/>
+        <w:widowControl/>
+        <w:spacing w:line="300" w:lineRule="auto" w:before="0" w:after="80"/>
+        <w:jc w:val="both"/>
+      </w:pPr>
+      <w:r>
+        <w:rPr>
+          <w:rFonts w:ascii="Times New Roman" w:hAnsi="Times New Roman" w:eastAsia="宋体"/>
+          <w:color w:val="000000"/>
+          <w:sz w:val="21"/>
+        </w:rPr>
+        <w:t>对原20题保存输出的离线控制器重放使模板回退从11/20变为13/20，原accepted中的2条文本被拦下；没有调用模型、重新执行计划或重新测量延迟。上表11/20及延迟保留原开发运行口径，新重放另存pr12_audit_fixes/p0_guard_replay/，不能解释为模型能力提升。</w:t>
       </w:r>
     </w:p>
     <w:p>
@@ -2470,6 +4352,24 @@
           <w:right w:val="single" w:sz="4" w:color="D9D9D9"/>
           <w:insideH w:val="single" w:sz="4" w:color="D9D9D9"/>
           <w:insideV w:val="single" w:sz="4" w:color="D9D9D9"/>
+          <w:top w:val="single" w:sz="4" w:color="D9D9D9"/>
+          <w:left w:val="single" w:sz="4" w:color="D9D9D9"/>
+          <w:bottom w:val="single" w:sz="4" w:color="D9D9D9"/>
+          <w:right w:val="single" w:sz="4" w:color="D9D9D9"/>
+          <w:insideH w:val="single" w:sz="4" w:color="D9D9D9"/>
+          <w:insideV w:val="single" w:sz="4" w:color="D9D9D9"/>
+          <w:top w:val="single" w:sz="4" w:color="D9D9D9"/>
+          <w:left w:val="single" w:sz="4" w:color="D9D9D9"/>
+          <w:bottom w:val="single" w:sz="4" w:color="D9D9D9"/>
+          <w:right w:val="single" w:sz="4" w:color="D9D9D9"/>
+          <w:insideH w:val="single" w:sz="4" w:color="D9D9D9"/>
+          <w:insideV w:val="single" w:sz="4" w:color="D9D9D9"/>
+          <w:top w:val="single" w:sz="4" w:color="D9D9D9"/>
+          <w:left w:val="single" w:sz="4" w:color="D9D9D9"/>
+          <w:bottom w:val="single" w:sz="4" w:color="D9D9D9"/>
+          <w:right w:val="single" w:sz="4" w:color="D9D9D9"/>
+          <w:insideH w:val="single" w:sz="4" w:color="D9D9D9"/>
+          <w:insideV w:val="single" w:sz="4" w:color="D9D9D9"/>
         </w:tblBorders>
       </w:tblPr>
       <w:tblGrid>
@@ -2481,11 +4381,35 @@
         <w:trPr>
           <w:tblHeader/>
           <w:cantSplit/>
+          <w:tblHeader/>
+          <w:tblHeader/>
+          <w:tblHeader/>
         </w:trPr>
         <w:tc>
           <w:tcPr>
             <w:tcW w:type="dxa" w:w="2154"/>
             <w:vAlign w:val="center"/>
+            <w:tcMar>
+              <w:top w:w="70" w:type="dxa"/>
+              <w:left w:w="70" w:type="dxa"/>
+              <w:bottom w:w="70" w:type="dxa"/>
+              <w:right w:w="70" w:type="dxa"/>
+            </w:tcMar>
+            <w:shd w:fill="E7E6E6"/>
+            <w:tcMar>
+              <w:top w:w="70" w:type="dxa"/>
+              <w:left w:w="70" w:type="dxa"/>
+              <w:bottom w:w="70" w:type="dxa"/>
+              <w:right w:w="70" w:type="dxa"/>
+            </w:tcMar>
+            <w:shd w:fill="E7E6E6"/>
+            <w:tcMar>
+              <w:top w:w="70" w:type="dxa"/>
+              <w:left w:w="70" w:type="dxa"/>
+              <w:bottom w:w="70" w:type="dxa"/>
+              <w:right w:w="70" w:type="dxa"/>
+            </w:tcMar>
+            <w:shd w:fill="E7E6E6"/>
             <w:tcMar>
               <w:top w:w="70" w:type="dxa"/>
               <w:left w:w="70" w:type="dxa"/>
@@ -2522,6 +4446,27 @@
               <w:right w:w="70" w:type="dxa"/>
             </w:tcMar>
             <w:shd w:fill="E7E6E6"/>
+            <w:tcMar>
+              <w:top w:w="70" w:type="dxa"/>
+              <w:left w:w="70" w:type="dxa"/>
+              <w:bottom w:w="70" w:type="dxa"/>
+              <w:right w:w="70" w:type="dxa"/>
+            </w:tcMar>
+            <w:shd w:fill="E7E6E6"/>
+            <w:tcMar>
+              <w:top w:w="70" w:type="dxa"/>
+              <w:left w:w="70" w:type="dxa"/>
+              <w:bottom w:w="70" w:type="dxa"/>
+              <w:right w:w="70" w:type="dxa"/>
+            </w:tcMar>
+            <w:shd w:fill="E7E6E6"/>
+            <w:tcMar>
+              <w:top w:w="70" w:type="dxa"/>
+              <w:left w:w="70" w:type="dxa"/>
+              <w:bottom w:w="70" w:type="dxa"/>
+              <w:right w:w="70" w:type="dxa"/>
+            </w:tcMar>
+            <w:shd w:fill="E7E6E6"/>
           </w:tcPr>
           <w:p>
             <w:pPr>
@@ -2544,6 +4489,27 @@
           <w:tcPr>
             <w:tcW w:type="dxa" w:w="3628"/>
             <w:vAlign w:val="center"/>
+            <w:tcMar>
+              <w:top w:w="70" w:type="dxa"/>
+              <w:left w:w="70" w:type="dxa"/>
+              <w:bottom w:w="70" w:type="dxa"/>
+              <w:right w:w="70" w:type="dxa"/>
+            </w:tcMar>
+            <w:shd w:fill="E7E6E6"/>
+            <w:tcMar>
+              <w:top w:w="70" w:type="dxa"/>
+              <w:left w:w="70" w:type="dxa"/>
+              <w:bottom w:w="70" w:type="dxa"/>
+              <w:right w:w="70" w:type="dxa"/>
+            </w:tcMar>
+            <w:shd w:fill="E7E6E6"/>
+            <w:tcMar>
+              <w:top w:w="70" w:type="dxa"/>
+              <w:left w:w="70" w:type="dxa"/>
+              <w:bottom w:w="70" w:type="dxa"/>
+              <w:right w:w="70" w:type="dxa"/>
+            </w:tcMar>
+            <w:shd w:fill="E7E6E6"/>
             <w:tcMar>
               <w:top w:w="70" w:type="dxa"/>
               <w:left w:w="70" w:type="dxa"/>
@@ -2584,6 +4550,24 @@
               <w:bottom w:w="70" w:type="dxa"/>
               <w:right w:w="70" w:type="dxa"/>
             </w:tcMar>
+            <w:tcMar>
+              <w:top w:w="70" w:type="dxa"/>
+              <w:left w:w="70" w:type="dxa"/>
+              <w:bottom w:w="70" w:type="dxa"/>
+              <w:right w:w="70" w:type="dxa"/>
+            </w:tcMar>
+            <w:tcMar>
+              <w:top w:w="70" w:type="dxa"/>
+              <w:left w:w="70" w:type="dxa"/>
+              <w:bottom w:w="70" w:type="dxa"/>
+              <w:right w:w="70" w:type="dxa"/>
+            </w:tcMar>
+            <w:tcMar>
+              <w:top w:w="70" w:type="dxa"/>
+              <w:left w:w="70" w:type="dxa"/>
+              <w:bottom w:w="70" w:type="dxa"/>
+              <w:right w:w="70" w:type="dxa"/>
+            </w:tcMar>
           </w:tcPr>
           <w:p>
             <w:pPr>
@@ -2612,6 +4596,24 @@
               <w:bottom w:w="70" w:type="dxa"/>
               <w:right w:w="70" w:type="dxa"/>
             </w:tcMar>
+            <w:tcMar>
+              <w:top w:w="70" w:type="dxa"/>
+              <w:left w:w="70" w:type="dxa"/>
+              <w:bottom w:w="70" w:type="dxa"/>
+              <w:right w:w="70" w:type="dxa"/>
+            </w:tcMar>
+            <w:tcMar>
+              <w:top w:w="70" w:type="dxa"/>
+              <w:left w:w="70" w:type="dxa"/>
+              <w:bottom w:w="70" w:type="dxa"/>
+              <w:right w:w="70" w:type="dxa"/>
+            </w:tcMar>
+            <w:tcMar>
+              <w:top w:w="70" w:type="dxa"/>
+              <w:left w:w="70" w:type="dxa"/>
+              <w:bottom w:w="70" w:type="dxa"/>
+              <w:right w:w="70" w:type="dxa"/>
+            </w:tcMar>
           </w:tcPr>
           <w:p>
             <w:pPr>
@@ -2634,6 +4636,24 @@
           <w:tcPr>
             <w:tcW w:type="dxa" w:w="3628"/>
             <w:vAlign w:val="center"/>
+            <w:tcMar>
+              <w:top w:w="70" w:type="dxa"/>
+              <w:left w:w="70" w:type="dxa"/>
+              <w:bottom w:w="70" w:type="dxa"/>
+              <w:right w:w="70" w:type="dxa"/>
+            </w:tcMar>
+            <w:tcMar>
+              <w:top w:w="70" w:type="dxa"/>
+              <w:left w:w="70" w:type="dxa"/>
+              <w:bottom w:w="70" w:type="dxa"/>
+              <w:right w:w="70" w:type="dxa"/>
+            </w:tcMar>
+            <w:tcMar>
+              <w:top w:w="70" w:type="dxa"/>
+              <w:left w:w="70" w:type="dxa"/>
+              <w:bottom w:w="70" w:type="dxa"/>
+              <w:right w:w="70" w:type="dxa"/>
+            </w:tcMar>
             <w:tcMar>
               <w:top w:w="70" w:type="dxa"/>
               <w:left w:w="70" w:type="dxa"/>
@@ -2673,6 +4693,24 @@
               <w:bottom w:w="70" w:type="dxa"/>
               <w:right w:w="70" w:type="dxa"/>
             </w:tcMar>
+            <w:tcMar>
+              <w:top w:w="70" w:type="dxa"/>
+              <w:left w:w="70" w:type="dxa"/>
+              <w:bottom w:w="70" w:type="dxa"/>
+              <w:right w:w="70" w:type="dxa"/>
+            </w:tcMar>
+            <w:tcMar>
+              <w:top w:w="70" w:type="dxa"/>
+              <w:left w:w="70" w:type="dxa"/>
+              <w:bottom w:w="70" w:type="dxa"/>
+              <w:right w:w="70" w:type="dxa"/>
+            </w:tcMar>
+            <w:tcMar>
+              <w:top w:w="70" w:type="dxa"/>
+              <w:left w:w="70" w:type="dxa"/>
+              <w:bottom w:w="70" w:type="dxa"/>
+              <w:right w:w="70" w:type="dxa"/>
+            </w:tcMar>
           </w:tcPr>
           <w:p>
             <w:pPr>
@@ -2701,6 +4739,24 @@
               <w:bottom w:w="70" w:type="dxa"/>
               <w:right w:w="70" w:type="dxa"/>
             </w:tcMar>
+            <w:tcMar>
+              <w:top w:w="70" w:type="dxa"/>
+              <w:left w:w="70" w:type="dxa"/>
+              <w:bottom w:w="70" w:type="dxa"/>
+              <w:right w:w="70" w:type="dxa"/>
+            </w:tcMar>
+            <w:tcMar>
+              <w:top w:w="70" w:type="dxa"/>
+              <w:left w:w="70" w:type="dxa"/>
+              <w:bottom w:w="70" w:type="dxa"/>
+              <w:right w:w="70" w:type="dxa"/>
+            </w:tcMar>
+            <w:tcMar>
+              <w:top w:w="70" w:type="dxa"/>
+              <w:left w:w="70" w:type="dxa"/>
+              <w:bottom w:w="70" w:type="dxa"/>
+              <w:right w:w="70" w:type="dxa"/>
+            </w:tcMar>
           </w:tcPr>
           <w:p>
             <w:pPr>
@@ -2723,6 +4779,24 @@
           <w:tcPr>
             <w:tcW w:type="dxa" w:w="3628"/>
             <w:vAlign w:val="center"/>
+            <w:tcMar>
+              <w:top w:w="70" w:type="dxa"/>
+              <w:left w:w="70" w:type="dxa"/>
+              <w:bottom w:w="70" w:type="dxa"/>
+              <w:right w:w="70" w:type="dxa"/>
+            </w:tcMar>
+            <w:tcMar>
+              <w:top w:w="70" w:type="dxa"/>
+              <w:left w:w="70" w:type="dxa"/>
+              <w:bottom w:w="70" w:type="dxa"/>
+              <w:right w:w="70" w:type="dxa"/>
+            </w:tcMar>
+            <w:tcMar>
+              <w:top w:w="70" w:type="dxa"/>
+              <w:left w:w="70" w:type="dxa"/>
+              <w:bottom w:w="70" w:type="dxa"/>
+              <w:right w:w="70" w:type="dxa"/>
+            </w:tcMar>
             <w:tcMar>
               <w:top w:w="70" w:type="dxa"/>
               <w:left w:w="70" w:type="dxa"/>
@@ -2762,6 +4836,24 @@
               <w:bottom w:w="70" w:type="dxa"/>
               <w:right w:w="70" w:type="dxa"/>
             </w:tcMar>
+            <w:tcMar>
+              <w:top w:w="70" w:type="dxa"/>
+              <w:left w:w="70" w:type="dxa"/>
+              <w:bottom w:w="70" w:type="dxa"/>
+              <w:right w:w="70" w:type="dxa"/>
+            </w:tcMar>
+            <w:tcMar>
+              <w:top w:w="70" w:type="dxa"/>
+              <w:left w:w="70" w:type="dxa"/>
+              <w:bottom w:w="70" w:type="dxa"/>
+              <w:right w:w="70" w:type="dxa"/>
+            </w:tcMar>
+            <w:tcMar>
+              <w:top w:w="70" w:type="dxa"/>
+              <w:left w:w="70" w:type="dxa"/>
+              <w:bottom w:w="70" w:type="dxa"/>
+              <w:right w:w="70" w:type="dxa"/>
+            </w:tcMar>
           </w:tcPr>
           <w:p>
             <w:pPr>
@@ -2790,6 +4882,24 @@
               <w:bottom w:w="70" w:type="dxa"/>
               <w:right w:w="70" w:type="dxa"/>
             </w:tcMar>
+            <w:tcMar>
+              <w:top w:w="70" w:type="dxa"/>
+              <w:left w:w="70" w:type="dxa"/>
+              <w:bottom w:w="70" w:type="dxa"/>
+              <w:right w:w="70" w:type="dxa"/>
+            </w:tcMar>
+            <w:tcMar>
+              <w:top w:w="70" w:type="dxa"/>
+              <w:left w:w="70" w:type="dxa"/>
+              <w:bottom w:w="70" w:type="dxa"/>
+              <w:right w:w="70" w:type="dxa"/>
+            </w:tcMar>
+            <w:tcMar>
+              <w:top w:w="70" w:type="dxa"/>
+              <w:left w:w="70" w:type="dxa"/>
+              <w:bottom w:w="70" w:type="dxa"/>
+              <w:right w:w="70" w:type="dxa"/>
+            </w:tcMar>
           </w:tcPr>
           <w:p>
             <w:pPr>
@@ -2812,6 +4922,24 @@
           <w:tcPr>
             <w:tcW w:type="dxa" w:w="3628"/>
             <w:vAlign w:val="center"/>
+            <w:tcMar>
+              <w:top w:w="70" w:type="dxa"/>
+              <w:left w:w="70" w:type="dxa"/>
+              <w:bottom w:w="70" w:type="dxa"/>
+              <w:right w:w="70" w:type="dxa"/>
+            </w:tcMar>
+            <w:tcMar>
+              <w:top w:w="70" w:type="dxa"/>
+              <w:left w:w="70" w:type="dxa"/>
+              <w:bottom w:w="70" w:type="dxa"/>
+              <w:right w:w="70" w:type="dxa"/>
+            </w:tcMar>
+            <w:tcMar>
+              <w:top w:w="70" w:type="dxa"/>
+              <w:left w:w="70" w:type="dxa"/>
+              <w:bottom w:w="70" w:type="dxa"/>
+              <w:right w:w="70" w:type="dxa"/>
+            </w:tcMar>
             <w:tcMar>
               <w:top w:w="70" w:type="dxa"/>
               <w:left w:w="70" w:type="dxa"/>
@@ -2851,6 +4979,24 @@
               <w:bottom w:w="70" w:type="dxa"/>
               <w:right w:w="70" w:type="dxa"/>
             </w:tcMar>
+            <w:tcMar>
+              <w:top w:w="70" w:type="dxa"/>
+              <w:left w:w="70" w:type="dxa"/>
+              <w:bottom w:w="70" w:type="dxa"/>
+              <w:right w:w="70" w:type="dxa"/>
+            </w:tcMar>
+            <w:tcMar>
+              <w:top w:w="70" w:type="dxa"/>
+              <w:left w:w="70" w:type="dxa"/>
+              <w:bottom w:w="70" w:type="dxa"/>
+              <w:right w:w="70" w:type="dxa"/>
+            </w:tcMar>
+            <w:tcMar>
+              <w:top w:w="70" w:type="dxa"/>
+              <w:left w:w="70" w:type="dxa"/>
+              <w:bottom w:w="70" w:type="dxa"/>
+              <w:right w:w="70" w:type="dxa"/>
+            </w:tcMar>
           </w:tcPr>
           <w:p>
             <w:pPr>
@@ -2879,6 +5025,24 @@
               <w:bottom w:w="70" w:type="dxa"/>
               <w:right w:w="70" w:type="dxa"/>
             </w:tcMar>
+            <w:tcMar>
+              <w:top w:w="70" w:type="dxa"/>
+              <w:left w:w="70" w:type="dxa"/>
+              <w:bottom w:w="70" w:type="dxa"/>
+              <w:right w:w="70" w:type="dxa"/>
+            </w:tcMar>
+            <w:tcMar>
+              <w:top w:w="70" w:type="dxa"/>
+              <w:left w:w="70" w:type="dxa"/>
+              <w:bottom w:w="70" w:type="dxa"/>
+              <w:right w:w="70" w:type="dxa"/>
+            </w:tcMar>
+            <w:tcMar>
+              <w:top w:w="70" w:type="dxa"/>
+              <w:left w:w="70" w:type="dxa"/>
+              <w:bottom w:w="70" w:type="dxa"/>
+              <w:right w:w="70" w:type="dxa"/>
+            </w:tcMar>
           </w:tcPr>
           <w:p>
             <w:pPr>
@@ -2901,6 +5065,24 @@
           <w:tcPr>
             <w:tcW w:type="dxa" w:w="3628"/>
             <w:vAlign w:val="center"/>
+            <w:tcMar>
+              <w:top w:w="70" w:type="dxa"/>
+              <w:left w:w="70" w:type="dxa"/>
+              <w:bottom w:w="70" w:type="dxa"/>
+              <w:right w:w="70" w:type="dxa"/>
+            </w:tcMar>
+            <w:tcMar>
+              <w:top w:w="70" w:type="dxa"/>
+              <w:left w:w="70" w:type="dxa"/>
+              <w:bottom w:w="70" w:type="dxa"/>
+              <w:right w:w="70" w:type="dxa"/>
+            </w:tcMar>
+            <w:tcMar>
+              <w:top w:w="70" w:type="dxa"/>
+              <w:left w:w="70" w:type="dxa"/>
+              <w:bottom w:w="70" w:type="dxa"/>
+              <w:right w:w="70" w:type="dxa"/>
+            </w:tcMar>
             <w:tcMar>
               <w:top w:w="70" w:type="dxa"/>
               <w:left w:w="70" w:type="dxa"/>
@@ -2940,6 +5122,24 @@
               <w:bottom w:w="70" w:type="dxa"/>
               <w:right w:w="70" w:type="dxa"/>
             </w:tcMar>
+            <w:tcMar>
+              <w:top w:w="70" w:type="dxa"/>
+              <w:left w:w="70" w:type="dxa"/>
+              <w:bottom w:w="70" w:type="dxa"/>
+              <w:right w:w="70" w:type="dxa"/>
+            </w:tcMar>
+            <w:tcMar>
+              <w:top w:w="70" w:type="dxa"/>
+              <w:left w:w="70" w:type="dxa"/>
+              <w:bottom w:w="70" w:type="dxa"/>
+              <w:right w:w="70" w:type="dxa"/>
+            </w:tcMar>
+            <w:tcMar>
+              <w:top w:w="70" w:type="dxa"/>
+              <w:left w:w="70" w:type="dxa"/>
+              <w:bottom w:w="70" w:type="dxa"/>
+              <w:right w:w="70" w:type="dxa"/>
+            </w:tcMar>
           </w:tcPr>
           <w:p>
             <w:pPr>
@@ -2968,6 +5168,24 @@
               <w:bottom w:w="70" w:type="dxa"/>
               <w:right w:w="70" w:type="dxa"/>
             </w:tcMar>
+            <w:tcMar>
+              <w:top w:w="70" w:type="dxa"/>
+              <w:left w:w="70" w:type="dxa"/>
+              <w:bottom w:w="70" w:type="dxa"/>
+              <w:right w:w="70" w:type="dxa"/>
+            </w:tcMar>
+            <w:tcMar>
+              <w:top w:w="70" w:type="dxa"/>
+              <w:left w:w="70" w:type="dxa"/>
+              <w:bottom w:w="70" w:type="dxa"/>
+              <w:right w:w="70" w:type="dxa"/>
+            </w:tcMar>
+            <w:tcMar>
+              <w:top w:w="70" w:type="dxa"/>
+              <w:left w:w="70" w:type="dxa"/>
+              <w:bottom w:w="70" w:type="dxa"/>
+              <w:right w:w="70" w:type="dxa"/>
+            </w:tcMar>
           </w:tcPr>
           <w:p>
             <w:pPr>
@@ -2990,6 +5208,24 @@
           <w:tcPr>
             <w:tcW w:type="dxa" w:w="3628"/>
             <w:vAlign w:val="center"/>
+            <w:tcMar>
+              <w:top w:w="70" w:type="dxa"/>
+              <w:left w:w="70" w:type="dxa"/>
+              <w:bottom w:w="70" w:type="dxa"/>
+              <w:right w:w="70" w:type="dxa"/>
+            </w:tcMar>
+            <w:tcMar>
+              <w:top w:w="70" w:type="dxa"/>
+              <w:left w:w="70" w:type="dxa"/>
+              <w:bottom w:w="70" w:type="dxa"/>
+              <w:right w:w="70" w:type="dxa"/>
+            </w:tcMar>
+            <w:tcMar>
+              <w:top w:w="70" w:type="dxa"/>
+              <w:left w:w="70" w:type="dxa"/>
+              <w:bottom w:w="70" w:type="dxa"/>
+              <w:right w:w="70" w:type="dxa"/>
+            </w:tcMar>
             <w:tcMar>
               <w:top w:w="70" w:type="dxa"/>
               <w:left w:w="70" w:type="dxa"/>
@@ -3029,6 +5265,24 @@
               <w:bottom w:w="70" w:type="dxa"/>
               <w:right w:w="70" w:type="dxa"/>
             </w:tcMar>
+            <w:tcMar>
+              <w:top w:w="70" w:type="dxa"/>
+              <w:left w:w="70" w:type="dxa"/>
+              <w:bottom w:w="70" w:type="dxa"/>
+              <w:right w:w="70" w:type="dxa"/>
+            </w:tcMar>
+            <w:tcMar>
+              <w:top w:w="70" w:type="dxa"/>
+              <w:left w:w="70" w:type="dxa"/>
+              <w:bottom w:w="70" w:type="dxa"/>
+              <w:right w:w="70" w:type="dxa"/>
+            </w:tcMar>
+            <w:tcMar>
+              <w:top w:w="70" w:type="dxa"/>
+              <w:left w:w="70" w:type="dxa"/>
+              <w:bottom w:w="70" w:type="dxa"/>
+              <w:right w:w="70" w:type="dxa"/>
+            </w:tcMar>
           </w:tcPr>
           <w:p>
             <w:pPr>
@@ -3057,6 +5311,24 @@
               <w:bottom w:w="70" w:type="dxa"/>
               <w:right w:w="70" w:type="dxa"/>
             </w:tcMar>
+            <w:tcMar>
+              <w:top w:w="70" w:type="dxa"/>
+              <w:left w:w="70" w:type="dxa"/>
+              <w:bottom w:w="70" w:type="dxa"/>
+              <w:right w:w="70" w:type="dxa"/>
+            </w:tcMar>
+            <w:tcMar>
+              <w:top w:w="70" w:type="dxa"/>
+              <w:left w:w="70" w:type="dxa"/>
+              <w:bottom w:w="70" w:type="dxa"/>
+              <w:right w:w="70" w:type="dxa"/>
+            </w:tcMar>
+            <w:tcMar>
+              <w:top w:w="70" w:type="dxa"/>
+              <w:left w:w="70" w:type="dxa"/>
+              <w:bottom w:w="70" w:type="dxa"/>
+              <w:right w:w="70" w:type="dxa"/>
+            </w:tcMar>
           </w:tcPr>
           <w:p>
             <w:pPr>
@@ -3071,7 +5343,7 @@
                 <w:color w:val="000000"/>
                 <w:sz w:val="19"/>
               </w:rPr>
-              <w:t>自设计划尚未评分，不虚构分数</w:t>
+              <w:t>任务书必需项；评分入口已准备，尚无完整真人评分</w:t>
             </w:r>
           </w:p>
         </w:tc>
@@ -3079,6 +5351,24 @@
           <w:tcPr>
             <w:tcW w:type="dxa" w:w="3628"/>
             <w:vAlign w:val="center"/>
+            <w:tcMar>
+              <w:top w:w="70" w:type="dxa"/>
+              <w:left w:w="70" w:type="dxa"/>
+              <w:bottom w:w="70" w:type="dxa"/>
+              <w:right w:w="70" w:type="dxa"/>
+            </w:tcMar>
+            <w:tcMar>
+              <w:top w:w="70" w:type="dxa"/>
+              <w:left w:w="70" w:type="dxa"/>
+              <w:bottom w:w="70" w:type="dxa"/>
+              <w:right w:w="70" w:type="dxa"/>
+            </w:tcMar>
+            <w:tcMar>
+              <w:top w:w="70" w:type="dxa"/>
+              <w:left w:w="70" w:type="dxa"/>
+              <w:bottom w:w="70" w:type="dxa"/>
+              <w:right w:w="70" w:type="dxa"/>
+            </w:tcMar>
             <w:tcMar>
               <w:top w:w="70" w:type="dxa"/>
               <w:left w:w="70" w:type="dxa"/>
@@ -3099,7 +5389,7 @@
                 <w:color w:val="000000"/>
                 <w:sz w:val="19"/>
               </w:rPr>
-              <w:t>自设计划尚未评分，不虚构分数</w:t>
+              <w:t>任务书必需项；评分入口已准备，尚无完整真人评分</w:t>
             </w:r>
           </w:p>
         </w:tc>
@@ -3125,7 +5415,7 @@
     </w:p>
     <w:p>
       <w:pPr>
-        <w:pStyle w:val="Heading1"/>
+        <w:pStyle w:val="Heading3"/>
         <w:keepNext/>
         <w:keepLines w:val="0"/>
         <w:pageBreakBefore w:val="0"/>
@@ -3139,9 +5429,9 @@
           <w:b/>
           <w:i w:val="0"/>
           <w:color w:val="000000"/>
-          <w:sz w:val="26"/>
+          <w:sz w:val="22"/>
         </w:rPr>
-        <w:t>6 待完成事项与改进顺序</w:t>
+        <w:t>开发复杂度与部署成本比较</w:t>
       </w:r>
     </w:p>
     <w:p>
@@ -3159,7 +5449,7 @@
           <w:color w:val="000000"/>
           <w:sz w:val="21"/>
         </w:rPr>
-        <w:t>提交前仍需补入真实终端环境截图；两份已有实际浏览器测试图保留上下文并放入运行记录。人工评分是本项目原定评价计划，尚未执行；教师所列BLEU、ROUGE及人工评估为示例，不虚构评分。</w:t>
+        <w:t>A0由名称词典、TF-IDF关系分类器、事实查询及答案模板组成，依赖与部署较轻；增加属性和新问法时需要维护分类标签、别名及模板。B0除数据清洗外，还需要TransE映射、预训练权重、结构投影、训练与验证选模、解码和检查点管理，显存、依赖兼容与复现环节更多。本轮B0/C0同分说明额外结构模块并不保证收益，需结合实际结果决定维护价值。</w:t>
       </w:r>
     </w:p>
     <w:p>
@@ -3177,7 +5467,139 @@
           <w:color w:val="000000"/>
           <w:sz w:val="21"/>
         </w:rPr>
-        <w:t>人工计划采用相同100题、A0与验证选定B系统各一份答案，两名评价者独立填写准确性0—2、完整性0—2、流畅度1—5和无依据断言0/1，原始表每人200条。评分空白继续表示未评，原始分歧与讨论另存，不用自动重叠指标或LLM评分代填。</w:t>
+        <w:t>P0不做梯度训练，但增加模型服务、候选绑定、计划Schema、确定性执行、超时处理和证据审计；免训练减少训练环节，仍有较多开发与部署工作，原20题平均约5.95秒也增加交互成本。比较依据为实际kgqa/pipeline.py、neural.py、semantic_qa.py等模块及运行记录，未编造个人工时或按代码行数估算开发时间。</w:t>
+      </w:r>
+    </w:p>
+    <w:p>
+      <w:pPr>
+        <w:pStyle w:val="Heading3"/>
+        <w:keepNext/>
+        <w:keepLines w:val="0"/>
+        <w:pageBreakBefore w:val="0"/>
+        <w:widowControl/>
+        <w:spacing w:line="300" w:lineRule="auto" w:before="200" w:after="100"/>
+        <w:jc w:val="left"/>
+      </w:pPr>
+      <w:r>
+        <w:rPr>
+          <w:rFonts w:ascii="Times New Roman" w:hAnsi="Times New Roman" w:eastAsia="宋体"/>
+          <w:b/>
+          <w:i w:val="0"/>
+          <w:color w:val="000000"/>
+          <w:sz w:val="22"/>
+        </w:rPr>
+        <w:t>人工评价与复现材料状态</w:t>
+      </w:r>
+    </w:p>
+    <w:p>
+      <w:pPr>
+        <w:keepNext w:val="0"/>
+        <w:keepLines w:val="0"/>
+        <w:pageBreakBefore w:val="0"/>
+        <w:widowControl/>
+        <w:spacing w:line="300" w:lineRule="auto" w:before="0" w:after="80"/>
+        <w:jc w:val="both"/>
+      </w:pPr>
+      <w:r>
+        <w:rPr>
+          <w:rFonts w:ascii="Times New Roman" w:hAnsi="Times New Roman" w:eastAsia="宋体"/>
+          <w:color w:val="000000"/>
+          <w:sz w:val="21"/>
+        </w:rPr>
+        <w:t>课程任务书第4项明确要求人工评价准确性、完整性和流畅度。当前匿名样本已准备，尚无完整真人评分结果，因此本报告不声称该项要求已完成。至少一名真实评价者对相同100题的A0/B0共200份答案评分；准确性与完整性各0—2、流畅度1—5、无依据断言0/1。记录实际人数；多人独立评分时另报一致性，单人不计算一致性。空白不当零分，不用自动指标或LLM代填。</w:t>
+      </w:r>
+    </w:p>
+    <w:p>
+      <w:pPr>
+        <w:keepNext w:val="0"/>
+        <w:keepLines w:val="0"/>
+        <w:pageBreakBefore w:val="0"/>
+        <w:widowControl/>
+        <w:spacing w:line="300" w:lineRule="auto" w:before="0" w:after="80"/>
+        <w:jc w:val="both"/>
+      </w:pPr>
+      <w:r>
+        <w:rPr>
+          <w:rFonts w:ascii="Times New Roman" w:hAnsi="Times New Roman" w:eastAsia="宋体"/>
+          <w:color w:val="000000"/>
+          <w:sz w:val="21"/>
+        </w:rPr>
+        <w:t>冻结V2图谱及自由问法v2数据、逐题预测、验证选中检查点和配套TransE已另行发布，清单为configs/submission-assets-20261031.json，下载页为GitHub Release submission-assets-20261031。按清单恢复并逐文件校验；重采Wikidata属于新版本。检查点支持推理，不含优化器状态，不能声称可精确续训。课程代码包继续排除完整数据、大型权重与缓存。</w:t>
+      </w:r>
+    </w:p>
+    <w:p>
+      <w:pPr>
+        <w:keepNext w:val="0"/>
+        <w:keepLines w:val="0"/>
+        <w:pageBreakBefore w:val="0"/>
+        <w:widowControl/>
+        <w:spacing w:line="300" w:lineRule="auto" w:before="0" w:after="80"/>
+        <w:jc w:val="both"/>
+      </w:pPr>
+      <w:r>
+        <w:rPr>
+          <w:rFonts w:ascii="Times New Roman" w:hAnsi="Times New Roman" w:eastAsia="宋体"/>
+          <w:color w:val="000000"/>
+          <w:sz w:val="21"/>
+        </w:rPr>
+        <w:t>GPU1上本账户P0服务PID的三次nvidia-smi采样均为7542 MiB（约7.37 GiB）；这是2026年10月31日的稳定进程采样，不是全生命周期峰值。原2.1—2.5 GiB说法撤回；25%仅为PyTorch分配器上限，不含全部CUDA开销，也不代表整卡独占。</w:t>
+      </w:r>
+    </w:p>
+    <w:p>
+      <w:pPr>
+        <w:pStyle w:val="Heading1"/>
+        <w:keepNext/>
+        <w:keepLines w:val="0"/>
+        <w:pageBreakBefore w:val="0"/>
+        <w:widowControl/>
+        <w:spacing w:line="300" w:lineRule="auto" w:before="200" w:after="100"/>
+        <w:jc w:val="left"/>
+      </w:pPr>
+      <w:r>
+        <w:rPr>
+          <w:rFonts w:ascii="Times New Roman" w:hAnsi="Times New Roman" w:eastAsia="宋体"/>
+          <w:b/>
+          <w:i w:val="0"/>
+          <w:color w:val="000000"/>
+          <w:sz w:val="26"/>
+        </w:rPr>
+        <w:t>6 课程材料状态与改进顺序</w:t>
+      </w:r>
+    </w:p>
+    <w:p>
+      <w:pPr>
+        <w:keepNext w:val="0"/>
+        <w:keepLines w:val="0"/>
+        <w:pageBreakBefore w:val="0"/>
+        <w:widowControl/>
+        <w:spacing w:line="300" w:lineRule="auto" w:before="0" w:after="80"/>
+        <w:jc w:val="both"/>
+      </w:pPr>
+      <w:r>
+        <w:rPr>
+          <w:rFonts w:ascii="Times New Roman" w:hAnsi="Times New Roman" w:eastAsia="宋体"/>
+          <w:color w:val="000000"/>
+          <w:sz w:val="21"/>
+        </w:rPr>
+        <w:t>人工评分与终端环境截图仍是未完成的课程材料。两人核对原始记录后更新报告，不把评分入口或终端文本记作评分结果或截图。</w:t>
+      </w:r>
+    </w:p>
+    <w:p>
+      <w:pPr>
+        <w:keepNext w:val="0"/>
+        <w:keepLines w:val="0"/>
+        <w:pageBreakBefore w:val="0"/>
+        <w:widowControl/>
+        <w:spacing w:line="300" w:lineRule="auto" w:before="0" w:after="80"/>
+        <w:jc w:val="both"/>
+      </w:pPr>
+      <w:r>
+        <w:rPr>
+          <w:rFonts w:ascii="Times New Roman" w:hAnsi="Times New Roman" w:eastAsia="宋体"/>
+          <w:color w:val="000000"/>
+          <w:sz w:val="21"/>
+        </w:rPr>
+        <w:t>评分入口为python -m kgqa.human_review_web --port 7865，浏览器访问http://127.0.0.1:7865/。填写评价者代号后可续填、保存及导出；原始记录保存在output/human_review/。完成后使用kgqa.human_eval汇总，保留原始评分和评价者人数，不把空白表当已完成的人工实验。</w:t>
       </w:r>
     </w:p>
     <w:sectPr>
